--- a/IBM_Horizon_AI_Transformation_Proposal_Apr2026.docx
+++ b/IBM_Horizon_AI_Transformation_Proposal_Apr2026.docx
@@ -28,10 +28,10 @@
       <w:tblPr>
         <w:tblW w:type="dxa" w:w="9072"/>
         <w:tblBorders>
-          <w:top w:val="none"/>
-          <w:left w:val="none"/>
-          <w:bottom w:val="none"/>
-          <w:right w:val="none"/>
+          <w:top w:val="single" w:color="FFFFFF" w:sz="0"/>
+          <w:left w:val="single" w:color="FFFFFF" w:sz="0"/>
+          <w:bottom w:val="single" w:color="FFFFFF" w:sz="0"/>
+          <w:right w:val="single" w:color="FFFFFF" w:sz="0"/>
           <w:insideH w:val="single" w:color="auto" w:sz="4"/>
           <w:insideV w:val="single" w:color="auto" w:sz="4"/>
         </w:tblBorders>
@@ -45,16 +45,16 @@
           <w:tcPr>
             <w:tcW w:type="dxa" w:w="9072"/>
             <w:tcBorders>
-              <w:top w:val="none"/>
-              <w:left w:val="none"/>
-              <w:bottom w:val="none"/>
-              <w:right w:val="none"/>
+              <w:top w:val="single" w:color="FFFFFF" w:sz="0"/>
+              <w:left w:val="single" w:color="FFFFFF" w:sz="0"/>
+              <w:bottom w:val="single" w:color="FFFFFF" w:sz="0"/>
+              <w:right w:val="single" w:color="FFFFFF" w:sz="0"/>
             </w:tcBorders>
             <w:shd w:fill="0F62FE" w:val="clear"/>
           </w:tcPr>
           <w:p>
             <w:pPr>
-              <w:spacing w:after="40"/>
+              <w:spacing w:after="0"/>
             </w:pPr>
             <w:r>
               <w:rPr>
@@ -114,15 +114,15 @@
     </w:p>
     <w:p>
       <w:pPr>
-        <w:spacing w:after="400"/>
+        <w:spacing w:after="360"/>
         <w:jc w:val="left"/>
       </w:pPr>
       <w:r>
         <w:rPr>
           <w:rFonts w:ascii="Calibri" w:cs="Calibri" w:eastAsia="Calibri" w:hAnsi="Calibri"/>
           <w:color w:val="6F6F6F"/>
-          <w:sz w:val="40"/>
-          <w:szCs w:val="40"/>
+          <w:sz w:val="38"/>
+          <w:szCs w:val="38"/>
         </w:rPr>
         <w:t xml:space="preserve">Into a Predictive, Self-Healing, AI-Driven Enterprise</w:t>
       </w:r>
@@ -130,19 +130,30 @@
     <w:p>
       <w:pPr>
         <w:pBdr>
-          <w:bottom w:val="single" w:color="0F62FE" w:sz="12" w:space="4"/>
+          <w:bottom w:val="single" w:color="0F62FE" w:sz="6" w:space="4"/>
         </w:pBdr>
-        <w:spacing w:after="320"/>
+        <w:spacing w:after="100" w:before="100"/>
       </w:pPr>
+    </w:p>
+    <w:p>
+      <w:pPr>
+        <w:spacing w:after="40"/>
+      </w:pPr>
+      <w:r>
+        <w:rPr>
+          <w:rFonts w:ascii="Calibri" w:cs="Calibri" w:eastAsia="Calibri" w:hAnsi="Calibri"/>
+        </w:rPr>
+        <w:t xml:space="preserve"/>
+      </w:r>
     </w:p>
     <w:tbl>
       <w:tblPr>
         <w:tblW w:type="dxa" w:w="9072"/>
         <w:tblBorders>
-          <w:top w:val="none"/>
-          <w:left w:val="none"/>
-          <w:bottom w:val="none"/>
-          <w:right w:val="none"/>
+          <w:top w:val="single" w:color="FFFFFF" w:sz="0"/>
+          <w:left w:val="single" w:color="FFFFFF" w:sz="0"/>
+          <w:bottom w:val="single" w:color="FFFFFF" w:sz="0"/>
+          <w:right w:val="single" w:color="FFFFFF" w:sz="0"/>
           <w:insideH w:val="single" w:color="auto" w:sz="4"/>
           <w:insideV w:val="single" w:color="auto" w:sz="4"/>
         </w:tblBorders>
@@ -157,13 +168,13 @@
           <w:tcPr>
             <w:tcW w:type="dxa" w:w="4320"/>
             <w:tcBorders>
-              <w:top w:val="none"/>
-              <w:left w:val="none"/>
-              <w:bottom w:val="none"/>
-              <w:right w:val="none"/>
+              <w:top w:val="single" w:color="FFFFFF" w:sz="0"/>
+              <w:left w:val="single" w:color="FFFFFF" w:sz="0"/>
+              <w:bottom w:val="single" w:color="FFFFFF" w:sz="0"/>
+              <w:right w:val="single" w:color="FFFFFF" w:sz="0"/>
             </w:tcBorders>
             <w:tcMar>
-              <w:right w:type="dxa" w:w="200"/>
+              <w:right w:type="dxa" w:w="220"/>
             </w:tcMar>
           </w:tcPr>
           <w:p>
@@ -200,7 +211,7 @@
           </w:p>
           <w:p>
             <w:pPr>
-              <w:spacing w:after="160"/>
+              <w:spacing w:after="200"/>
             </w:pPr>
             <w:r>
               <w:rPr>
@@ -238,8 +249,8 @@
                 <w:b/>
                 <w:bCs/>
                 <w:color w:val="001141"/>
-                <w:sz w:val="26"/>
-                <w:szCs w:val="26"/>
+                <w:sz w:val="24"/>
+                <w:szCs w:val="24"/>
               </w:rPr>
               <w:t xml:space="preserve">Horizon Blue Cross Blue Shield of New Jersey</w:t>
             </w:r>
@@ -263,13 +274,13 @@
           <w:tcPr>
             <w:tcW w:type="dxa" w:w="4320"/>
             <w:tcBorders>
-              <w:top w:val="none"/>
-              <w:left w:val="none"/>
-              <w:bottom w:val="none"/>
-              <w:right w:val="none"/>
+              <w:top w:val="single" w:color="FFFFFF" w:sz="0"/>
+              <w:left w:val="single" w:color="FFFFFF" w:sz="0"/>
+              <w:bottom w:val="single" w:color="FFFFFF" w:sz="0"/>
+              <w:right w:val="single" w:color="FFFFFF" w:sz="0"/>
             </w:tcBorders>
             <w:tcMar>
-              <w:left w:type="dxa" w:w="200"/>
+              <w:left w:type="dxa" w:w="220"/>
             </w:tcMar>
           </w:tcPr>
           <w:p>
@@ -297,9 +308,9 @@
                 <w:rFonts w:ascii="Calibri" w:cs="Calibri" w:eastAsia="Calibri" w:hAnsi="Calibri"/>
                 <w:b/>
                 <w:bCs/>
-                <w:color w:val="da1e28"/>
-                <w:sz w:val="24"/>
-                <w:szCs w:val="24"/>
+                <w:color w:val="DA1E28"/>
+                <w:sz w:val="26"/>
+                <w:szCs w:val="26"/>
               </w:rPr>
               <w:t xml:space="preserve">CONFIDENTIAL</w:t>
             </w:r>
@@ -367,6 +378,17 @@
         </w:tc>
       </w:tr>
     </w:tbl>
+    <w:p>
+      <w:pPr>
+        <w:spacing w:after="40"/>
+      </w:pPr>
+      <w:r>
+        <w:rPr>
+          <w:rFonts w:ascii="Calibri" w:cs="Calibri" w:eastAsia="Calibri" w:hAnsi="Calibri"/>
+        </w:rPr>
+        <w:t xml:space="preserve"/>
+      </w:r>
+    </w:p>
     <w:p>
       <w:pPr>
         <w:spacing w:after="40"/>
@@ -424,9 +446,9 @@
     <w:p>
       <w:pPr>
         <w:pBdr>
-          <w:bottom w:val="single" w:color="0F62FE" w:sz="8" w:space="6"/>
+          <w:bottom w:val="single" w:color="0F62FE" w:sz="4" w:space="4"/>
         </w:pBdr>
-        <w:spacing w:after="80" w:before="300"/>
+        <w:spacing w:after="80" w:before="240"/>
       </w:pPr>
       <w:r>
         <w:rPr>
@@ -460,10 +482,10 @@
       <w:tblPr>
         <w:tblW w:type="dxa" w:w="9072"/>
         <w:tblBorders>
-          <w:top w:val="none"/>
-          <w:left w:val="none"/>
-          <w:bottom w:val="none"/>
-          <w:right w:val="none"/>
+          <w:top w:val="single" w:color="FFFFFF" w:sz="0"/>
+          <w:left w:val="single" w:color="FFFFFF" w:sz="0"/>
+          <w:bottom w:val="single" w:color="FFFFFF" w:sz="0"/>
+          <w:right w:val="single" w:color="FFFFFF" w:sz="0"/>
           <w:insideH w:val="single" w:color="auto" w:sz="4"/>
           <w:insideV w:val="single" w:color="auto" w:sz="4"/>
         </w:tblBorders>
@@ -476,10 +498,10 @@
         <w:tc>
           <w:tcPr>
             <w:tcBorders>
-              <w:top w:val="none"/>
-              <w:left w:val="single" w:color="0F62FE" w:sz="24" w:space="4"/>
-              <w:bottom w:val="none"/>
-              <w:right w:val="none"/>
+              <w:top w:val="single" w:color="FFFFFF" w:sz="0"/>
+              <w:left w:val="single" w:color="0F62FE" w:sz="28"/>
+              <w:bottom w:val="single" w:color="FFFFFF" w:sz="0"/>
+              <w:right w:val="single" w:color="FFFFFF" w:sz="0"/>
             </w:tcBorders>
             <w:shd w:fill="D0E2FF" w:val="clear"/>
             <w:tcMar>
@@ -562,10 +584,10 @@
       <w:tblPr>
         <w:tblW w:type="dxa" w:w="9072"/>
         <w:tblBorders>
-          <w:top w:val="none"/>
-          <w:left w:val="none"/>
-          <w:bottom w:val="none"/>
-          <w:right w:val="none"/>
+          <w:top w:val="single" w:color="FFFFFF" w:sz="0"/>
+          <w:left w:val="single" w:color="FFFFFF" w:sz="0"/>
+          <w:bottom w:val="single" w:color="FFFFFF" w:sz="0"/>
+          <w:right w:val="single" w:color="FFFFFF" w:sz="0"/>
           <w:insideH w:val="single" w:color="auto" w:sz="4"/>
           <w:insideV w:val="single" w:color="auto" w:sz="4"/>
         </w:tblBorders>
@@ -580,18 +602,18 @@
           <w:tcPr>
             <w:tcW w:type="dxa" w:w="4320"/>
             <w:tcBorders>
-              <w:top w:val="none"/>
-              <w:left w:val="none"/>
-              <w:bottom w:val="none"/>
-              <w:right w:val="none"/>
+              <w:top w:val="single" w:color="FFFFFF" w:sz="0"/>
+              <w:left w:val="single" w:color="FFFFFF" w:sz="0"/>
+              <w:bottom w:val="single" w:color="FFFFFF" w:sz="0"/>
+              <w:right w:val="single" w:color="FFFFFF" w:sz="0"/>
             </w:tcBorders>
             <w:tcMar>
-              <w:right w:type="dxa" w:w="200"/>
+              <w:right w:type="dxa" w:w="220"/>
             </w:tcMar>
           </w:tcPr>
           <w:p>
             <w:pPr>
-              <w:spacing w:after="100" w:before="120"/>
+              <w:spacing w:after="100" w:before="80"/>
             </w:pPr>
             <w:r>
               <w:rPr>
@@ -599,8 +621,8 @@
                 <w:b/>
                 <w:bCs/>
                 <w:color w:val="001141"/>
-                <w:sz w:val="24"/>
-                <w:szCs w:val="24"/>
+                <w:sz w:val="26"/>
+                <w:szCs w:val="26"/>
               </w:rPr>
               <w:t xml:space="preserve">The Moment</w:t>
             </w:r>
@@ -675,18 +697,18 @@
           <w:tcPr>
             <w:tcW w:type="dxa" w:w="4320"/>
             <w:tcBorders>
-              <w:top w:val="none"/>
-              <w:left w:val="none"/>
-              <w:bottom w:val="none"/>
-              <w:right w:val="none"/>
+              <w:top w:val="single" w:color="FFFFFF" w:sz="0"/>
+              <w:left w:val="single" w:color="FFFFFF" w:sz="0"/>
+              <w:bottom w:val="single" w:color="FFFFFF" w:sz="0"/>
+              <w:right w:val="single" w:color="FFFFFF" w:sz="0"/>
             </w:tcBorders>
             <w:tcMar>
-              <w:left w:type="dxa" w:w="200"/>
+              <w:left w:type="dxa" w:w="220"/>
             </w:tcMar>
           </w:tcPr>
           <w:p>
             <w:pPr>
-              <w:spacing w:after="100" w:before="120"/>
+              <w:spacing w:after="100" w:before="80"/>
             </w:pPr>
             <w:r>
               <w:rPr>
@@ -694,8 +716,8 @@
                 <w:b/>
                 <w:bCs/>
                 <w:color w:val="001141"/>
-                <w:sz w:val="24"/>
-                <w:szCs w:val="24"/>
+                <w:sz w:val="26"/>
+                <w:szCs w:val="26"/>
               </w:rPr>
               <w:t xml:space="preserve">Five Strategic Commitments</w:t>
             </w:r>
@@ -815,10 +837,10 @@
             <w:tblPr>
               <w:tblW w:type="dxa" w:w="9072"/>
               <w:tblBorders>
-                <w:top w:val="none"/>
-                <w:left w:val="none"/>
-                <w:bottom w:val="none"/>
-                <w:right w:val="none"/>
+                <w:top w:val="single" w:color="FFFFFF" w:sz="0"/>
+                <w:left w:val="single" w:color="FFFFFF" w:sz="0"/>
+                <w:bottom w:val="single" w:color="FFFFFF" w:sz="0"/>
+                <w:right w:val="single" w:color="FFFFFF" w:sz="0"/>
                 <w:insideH w:val="single" w:color="auto" w:sz="4"/>
                 <w:insideV w:val="single" w:color="auto" w:sz="4"/>
               </w:tblBorders>
@@ -831,10 +853,10 @@
               <w:tc>
                 <w:tcPr>
                   <w:tcBorders>
-                    <w:top w:val="single" w:color="0F62FE" w:sz="4" w:space="0"/>
-                    <w:left w:val="single" w:color="0F62FE" w:sz="24" w:space="4"/>
-                    <w:bottom w:val="single" w:color="0F62FE" w:sz="4" w:space="0"/>
-                    <w:right w:val="single" w:color="0F62FE" w:sz="4" w:space="0"/>
+                    <w:top w:val="single" w:color="0F62FE" w:sz="4"/>
+                    <w:left w:val="single" w:color="0F62FE" w:sz="28"/>
+                    <w:bottom w:val="single" w:color="0F62FE" w:sz="4"/>
+                    <w:right w:val="single" w:color="0F62FE" w:sz="4"/>
                   </w:tcBorders>
                   <w:shd w:fill="D0E2FF" w:val="clear"/>
                   <w:tcMar>
@@ -952,10 +974,10 @@
       <w:tblPr>
         <w:tblW w:type="dxa" w:w="9072"/>
         <w:tblBorders>
-          <w:top w:val="none"/>
-          <w:left w:val="none"/>
-          <w:bottom w:val="none"/>
-          <w:right w:val="none"/>
+          <w:top w:val="single" w:color="FFFFFF" w:sz="0"/>
+          <w:left w:val="single" w:color="FFFFFF" w:sz="0"/>
+          <w:bottom w:val="single" w:color="FFFFFF" w:sz="0"/>
+          <w:right w:val="single" w:color="FFFFFF" w:sz="0"/>
           <w:insideH w:val="single" w:color="auto" w:sz="4"/>
           <w:insideV w:val="single" w:color="auto" w:sz="4"/>
         </w:tblBorders>
@@ -972,10 +994,10 @@
           <w:tcPr>
             <w:tcW w:type="dxa" w:w="2268"/>
             <w:tcBorders>
-              <w:top w:val="none"/>
-              <w:left w:val="none"/>
-              <w:bottom w:val="none"/>
-              <w:right w:val="single" w:color="C6C6C6" w:sz="6" w:space="0"/>
+              <w:top w:val="single" w:color="FFFFFF" w:sz="0"/>
+              <w:left w:val="single" w:color="FFFFFF" w:sz="0"/>
+              <w:bottom w:val="single" w:color="FFFFFF" w:sz="0"/>
+              <w:right w:val="single" w:color="C6C6C6" w:sz="6"/>
             </w:tcBorders>
             <w:shd w:fill="F4F4F4" w:val="clear"/>
             <w:tcMar>
@@ -1021,10 +1043,10 @@
           <w:tcPr>
             <w:tcW w:type="dxa" w:w="2268"/>
             <w:tcBorders>
-              <w:top w:val="none"/>
-              <w:left w:val="none"/>
-              <w:bottom w:val="none"/>
-              <w:right w:val="single" w:color="C6C6C6" w:sz="6" w:space="0"/>
+              <w:top w:val="single" w:color="FFFFFF" w:sz="0"/>
+              <w:left w:val="single" w:color="FFFFFF" w:sz="0"/>
+              <w:bottom w:val="single" w:color="FFFFFF" w:sz="0"/>
+              <w:right w:val="single" w:color="C6C6C6" w:sz="6"/>
             </w:tcBorders>
             <w:shd w:fill="F4F4F4" w:val="clear"/>
             <w:tcMar>
@@ -1070,10 +1092,10 @@
           <w:tcPr>
             <w:tcW w:type="dxa" w:w="2268"/>
             <w:tcBorders>
-              <w:top w:val="none"/>
-              <w:left w:val="none"/>
-              <w:bottom w:val="none"/>
-              <w:right w:val="single" w:color="C6C6C6" w:sz="6" w:space="0"/>
+              <w:top w:val="single" w:color="FFFFFF" w:sz="0"/>
+              <w:left w:val="single" w:color="FFFFFF" w:sz="0"/>
+              <w:bottom w:val="single" w:color="FFFFFF" w:sz="0"/>
+              <w:right w:val="single" w:color="C6C6C6" w:sz="6"/>
             </w:tcBorders>
             <w:shd w:fill="F4F4F4" w:val="clear"/>
             <w:tcMar>
@@ -1119,10 +1141,10 @@
           <w:tcPr>
             <w:tcW w:type="dxa" w:w="2268"/>
             <w:tcBorders>
-              <w:top w:val="none"/>
-              <w:left w:val="none"/>
-              <w:bottom w:val="none"/>
-              <w:right w:val="single" w:color="C6C6C6" w:sz="6" w:space="0"/>
+              <w:top w:val="single" w:color="FFFFFF" w:sz="0"/>
+              <w:left w:val="single" w:color="FFFFFF" w:sz="0"/>
+              <w:bottom w:val="single" w:color="FFFFFF" w:sz="0"/>
+              <w:right w:val="single" w:color="C6C6C6" w:sz="6"/>
             </w:tcBorders>
             <w:shd w:fill="F4F4F4" w:val="clear"/>
             <w:tcMar>
@@ -1174,9 +1196,9 @@
     <w:p>
       <w:pPr>
         <w:pBdr>
-          <w:bottom w:val="single" w:color="0F62FE" w:sz="8" w:space="6"/>
+          <w:bottom w:val="single" w:color="0F62FE" w:sz="4" w:space="4"/>
         </w:pBdr>
-        <w:spacing w:after="80" w:before="300"/>
+        <w:spacing w:after="80" w:before="240"/>
       </w:pPr>
       <w:r>
         <w:rPr>
@@ -1210,10 +1232,10 @@
       <w:tblPr>
         <w:tblW w:type="dxa" w:w="9072"/>
         <w:tblBorders>
-          <w:top w:val="none"/>
-          <w:left w:val="none"/>
-          <w:bottom w:val="none"/>
-          <w:right w:val="none"/>
+          <w:top w:val="single" w:color="FFFFFF" w:sz="0"/>
+          <w:left w:val="single" w:color="FFFFFF" w:sz="0"/>
+          <w:bottom w:val="single" w:color="FFFFFF" w:sz="0"/>
+          <w:right w:val="single" w:color="FFFFFF" w:sz="0"/>
           <w:insideH w:val="single" w:color="auto" w:sz="4"/>
           <w:insideV w:val="single" w:color="auto" w:sz="4"/>
         </w:tblBorders>
@@ -1228,18 +1250,18 @@
           <w:tcPr>
             <w:tcW w:type="dxa" w:w="4320"/>
             <w:tcBorders>
-              <w:top w:val="none"/>
-              <w:left w:val="none"/>
-              <w:bottom w:val="none"/>
-              <w:right w:val="none"/>
+              <w:top w:val="single" w:color="FFFFFF" w:sz="0"/>
+              <w:left w:val="single" w:color="FFFFFF" w:sz="0"/>
+              <w:bottom w:val="single" w:color="FFFFFF" w:sz="0"/>
+              <w:right w:val="single" w:color="FFFFFF" w:sz="0"/>
             </w:tcBorders>
             <w:tcMar>
-              <w:right w:type="dxa" w:w="200"/>
+              <w:right w:type="dxa" w:w="220"/>
             </w:tcMar>
           </w:tcPr>
           <w:p>
             <w:pPr>
-              <w:spacing w:after="100" w:before="120"/>
+              <w:spacing w:after="100" w:before="80"/>
             </w:pPr>
             <w:r>
               <w:rPr>
@@ -1247,8 +1269,8 @@
                 <w:b/>
                 <w:bCs/>
                 <w:color w:val="001141"/>
-                <w:sz w:val="24"/>
-                <w:szCs w:val="24"/>
+                <w:sz w:val="26"/>
+                <w:szCs w:val="26"/>
               </w:rPr>
               <w:t xml:space="preserve">What Horizon Needs</w:t>
             </w:r>
@@ -1325,7 +1347,7 @@
                 <w:sz w:val="20"/>
                 <w:szCs w:val="20"/>
               </w:rPr>
-              <w:t xml:space="preserve">Realisation of a product-oriented operating model.</w:t>
+              <w:t xml:space="preserve">Realization of a product-oriented operating model.</w:t>
             </w:r>
           </w:p>
           <w:p>
@@ -1439,18 +1461,18 @@
           <w:tcPr>
             <w:tcW w:type="dxa" w:w="4320"/>
             <w:tcBorders>
-              <w:top w:val="none"/>
-              <w:left w:val="none"/>
-              <w:bottom w:val="none"/>
-              <w:right w:val="none"/>
+              <w:top w:val="single" w:color="FFFFFF" w:sz="0"/>
+              <w:left w:val="single" w:color="FFFFFF" w:sz="0"/>
+              <w:bottom w:val="single" w:color="FFFFFF" w:sz="0"/>
+              <w:right w:val="single" w:color="FFFFFF" w:sz="0"/>
             </w:tcBorders>
             <w:tcMar>
-              <w:left w:type="dxa" w:w="200"/>
+              <w:left w:type="dxa" w:w="220"/>
             </w:tcMar>
           </w:tcPr>
           <w:p>
             <w:pPr>
-              <w:spacing w:after="100" w:before="120"/>
+              <w:spacing w:after="100" w:before="80"/>
             </w:pPr>
             <w:r>
               <w:rPr>
@@ -1458,8 +1480,8 @@
                 <w:b/>
                 <w:bCs/>
                 <w:color w:val="001141"/>
-                <w:sz w:val="24"/>
-                <w:szCs w:val="24"/>
+                <w:sz w:val="26"/>
+                <w:szCs w:val="26"/>
               </w:rPr>
               <w:t xml:space="preserve">Factors That Shaped IBM's Solution</w:t>
             </w:r>
@@ -1479,7 +1501,7 @@
                 <w:rFonts w:ascii="Calibri" w:cs="Calibri" w:eastAsia="Calibri" w:hAnsi="Calibri"/>
                 <w:b/>
                 <w:bCs/>
-                <w:color w:val="21272A"/>
+                <w:color w:val="0F62FE"/>
                 <w:sz w:val="20"/>
                 <w:szCs w:val="20"/>
               </w:rPr>
@@ -1510,7 +1532,7 @@
                 <w:rFonts w:ascii="Calibri" w:cs="Calibri" w:eastAsia="Calibri" w:hAnsi="Calibri"/>
                 <w:b/>
                 <w:bCs/>
-                <w:color w:val="21272A"/>
+                <w:color w:val="0F62FE"/>
                 <w:sz w:val="20"/>
                 <w:szCs w:val="20"/>
               </w:rPr>
@@ -1541,7 +1563,7 @@
                 <w:rFonts w:ascii="Calibri" w:cs="Calibri" w:eastAsia="Calibri" w:hAnsi="Calibri"/>
                 <w:b/>
                 <w:bCs/>
-                <w:color w:val="21272A"/>
+                <w:color w:val="0F62FE"/>
                 <w:sz w:val="20"/>
                 <w:szCs w:val="20"/>
               </w:rPr>
@@ -1572,7 +1594,7 @@
                 <w:rFonts w:ascii="Calibri" w:cs="Calibri" w:eastAsia="Calibri" w:hAnsi="Calibri"/>
                 <w:b/>
                 <w:bCs/>
-                <w:color w:val="21272A"/>
+                <w:color w:val="0F62FE"/>
                 <w:sz w:val="20"/>
                 <w:szCs w:val="20"/>
               </w:rPr>
@@ -1603,10 +1625,10 @@
             <w:tblPr>
               <w:tblW w:type="dxa" w:w="9072"/>
               <w:tblBorders>
-                <w:top w:val="none"/>
-                <w:left w:val="none"/>
-                <w:bottom w:val="none"/>
-                <w:right w:val="none"/>
+                <w:top w:val="single" w:color="FFFFFF" w:sz="0"/>
+                <w:left w:val="single" w:color="FFFFFF" w:sz="0"/>
+                <w:bottom w:val="single" w:color="FFFFFF" w:sz="0"/>
+                <w:right w:val="single" w:color="FFFFFF" w:sz="0"/>
                 <w:insideH w:val="single" w:color="auto" w:sz="4"/>
                 <w:insideV w:val="single" w:color="auto" w:sz="4"/>
               </w:tblBorders>
@@ -1619,10 +1641,10 @@
               <w:tc>
                 <w:tcPr>
                   <w:tcBorders>
-                    <w:top w:val="none"/>
-                    <w:left w:val="single" w:color="009D9A" w:sz="24" w:space="4"/>
-                    <w:bottom w:val="none"/>
-                    <w:right w:val="none"/>
+                    <w:top w:val="single" w:color="FFFFFF" w:sz="0"/>
+                    <w:left w:val="single" w:color="009D9A" w:sz="28"/>
+                    <w:bottom w:val="single" w:color="FFFFFF" w:sz="0"/>
+                    <w:right w:val="single" w:color="FFFFFF" w:sz="0"/>
                   </w:tcBorders>
                   <w:shd w:fill="D9FBFB" w:val="clear"/>
                   <w:tcMar>
@@ -1635,7 +1657,7 @@
                 <w:p>
                   <w:pPr>
                     <w:spacing w:after="80" w:before="80"/>
-                    <w:jc w:val="center"/>
+                    <w:jc w:val="both"/>
                   </w:pPr>
                   <w:r>
                     <w:rPr>
@@ -1709,17 +1731,17 @@
           <w:sz w:val="21"/>
           <w:szCs w:val="21"/>
         </w:rPr>
-        <w:t xml:space="preserve">Current vs. Target: Automation Coverage by Domain</w:t>
+        <w:t xml:space="preserve">Figure 1: Current vs. Target — Automation Coverage by Domain</w:t>
       </w:r>
     </w:p>
     <w:tbl>
       <w:tblPr>
         <w:tblW w:type="dxa" w:w="9072"/>
         <w:tblBorders>
-          <w:top w:val="none"/>
-          <w:left w:val="none"/>
-          <w:bottom w:val="none"/>
-          <w:right w:val="none"/>
+          <w:top w:val="single" w:color="FFFFFF" w:sz="0"/>
+          <w:left w:val="single" w:color="FFFFFF" w:sz="0"/>
+          <w:bottom w:val="single" w:color="FFFFFF" w:sz="0"/>
+          <w:right w:val="single" w:color="FFFFFF" w:sz="0"/>
           <w:insideH w:val="single" w:color="auto" w:sz="4"/>
           <w:insideV w:val="single" w:color="auto" w:sz="4"/>
         </w:tblBorders>
@@ -1734,12 +1756,12 @@
       <w:tr>
         <w:tc>
           <w:tcPr>
-            <w:tcW w:type="dxa" w:w="2400"/>
-            <w:tcBorders>
-              <w:top w:val="none"/>
-              <w:left w:val="none"/>
-              <w:bottom w:val="none"/>
-              <w:right w:val="none"/>
+            <w:tcW w:type="dxa" w:w="2600"/>
+            <w:tcBorders>
+              <w:top w:val="single" w:color="FFFFFF" w:sz="0"/>
+              <w:left w:val="single" w:color="FFFFFF" w:sz="0"/>
+              <w:bottom w:val="single" w:color="FFFFFF" w:sz="0"/>
+              <w:right w:val="single" w:color="FFFFFF" w:sz="0"/>
             </w:tcBorders>
             <w:tcMar>
               <w:right w:type="dxa" w:w="80"/>
@@ -1763,12 +1785,12 @@
         </w:tc>
         <w:tc>
           <w:tcPr>
-            <w:tcW w:type="dxa" w:w="5400"/>
-            <w:tcBorders>
-              <w:top w:val="none"/>
-              <w:left w:val="none"/>
-              <w:bottom w:val="none"/>
-              <w:right w:val="none"/>
+            <w:tcW w:type="dxa" w:w="5200"/>
+            <w:tcBorders>
+              <w:top w:val="single" w:color="FFFFFF" w:sz="0"/>
+              <w:left w:val="single" w:color="FFFFFF" w:sz="0"/>
+              <w:bottom w:val="single" w:color="FFFFFF" w:sz="0"/>
+              <w:right w:val="single" w:color="FFFFFF" w:sz="0"/>
             </w:tcBorders>
             <w:shd w:fill="6F6F6F" w:val="clear"/>
           </w:tcPr>
@@ -1782,10 +1804,10 @@
           <w:tcPr>
             <w:tcW w:type="dxa" w:w="1200"/>
             <w:tcBorders>
-              <w:top w:val="none"/>
-              <w:left w:val="none"/>
-              <w:bottom w:val="none"/>
-              <w:right w:val="none"/>
+              <w:top w:val="single" w:color="FFFFFF" w:sz="0"/>
+              <w:left w:val="single" w:color="FFFFFF" w:sz="0"/>
+              <w:bottom w:val="single" w:color="FFFFFF" w:sz="0"/>
+              <w:right w:val="single" w:color="FFFFFF" w:sz="0"/>
             </w:tcBorders>
             <w:tcMar>
               <w:left w:type="dxa" w:w="80"/>
@@ -1814,12 +1836,12 @@
       <w:tr>
         <w:tc>
           <w:tcPr>
-            <w:tcW w:type="dxa" w:w="2400"/>
-            <w:tcBorders>
-              <w:top w:val="none"/>
-              <w:left w:val="none"/>
-              <w:bottom w:val="none"/>
-              <w:right w:val="none"/>
+            <w:tcW w:type="dxa" w:w="2600"/>
+            <w:tcBorders>
+              <w:top w:val="single" w:color="FFFFFF" w:sz="0"/>
+              <w:left w:val="single" w:color="FFFFFF" w:sz="0"/>
+              <w:bottom w:val="single" w:color="FFFFFF" w:sz="0"/>
+              <w:right w:val="single" w:color="FFFFFF" w:sz="0"/>
             </w:tcBorders>
             <w:tcMar>
               <w:right w:type="dxa" w:w="80"/>
@@ -1843,12 +1865,12 @@
         </w:tc>
         <w:tc>
           <w:tcPr>
-            <w:tcW w:type="dxa" w:w="4560"/>
-            <w:tcBorders>
-              <w:top w:val="none"/>
-              <w:left w:val="none"/>
-              <w:bottom w:val="none"/>
-              <w:right w:val="none"/>
+            <w:tcW w:type="dxa" w:w="4391"/>
+            <w:tcBorders>
+              <w:top w:val="single" w:color="FFFFFF" w:sz="0"/>
+              <w:left w:val="single" w:color="FFFFFF" w:sz="0"/>
+              <w:bottom w:val="single" w:color="FFFFFF" w:sz="0"/>
+              <w:right w:val="single" w:color="FFFFFF" w:sz="0"/>
             </w:tcBorders>
             <w:shd w:fill="6F6F6F" w:val="clear"/>
           </w:tcPr>
@@ -1860,12 +1882,12 @@
         </w:tc>
         <w:tc>
           <w:tcPr>
-            <w:tcW w:type="dxa" w:w="840"/>
-            <w:tcBorders>
-              <w:top w:val="none"/>
-              <w:left w:val="none"/>
-              <w:bottom w:val="none"/>
-              <w:right w:val="none"/>
+            <w:tcW w:type="dxa" w:w="809"/>
+            <w:tcBorders>
+              <w:top w:val="single" w:color="FFFFFF" w:sz="0"/>
+              <w:left w:val="single" w:color="FFFFFF" w:sz="0"/>
+              <w:bottom w:val="single" w:color="FFFFFF" w:sz="0"/>
+              <w:right w:val="single" w:color="FFFFFF" w:sz="0"/>
             </w:tcBorders>
             <w:shd w:fill="E8E8E8" w:val="clear"/>
           </w:tcPr>
@@ -1879,10 +1901,10 @@
           <w:tcPr>
             <w:tcW w:type="dxa" w:w="1200"/>
             <w:tcBorders>
-              <w:top w:val="none"/>
-              <w:left w:val="none"/>
-              <w:bottom w:val="none"/>
-              <w:right w:val="none"/>
+              <w:top w:val="single" w:color="FFFFFF" w:sz="0"/>
+              <w:left w:val="single" w:color="FFFFFF" w:sz="0"/>
+              <w:bottom w:val="single" w:color="FFFFFF" w:sz="0"/>
+              <w:right w:val="single" w:color="FFFFFF" w:sz="0"/>
             </w:tcBorders>
             <w:tcMar>
               <w:left w:type="dxa" w:w="80"/>
@@ -1911,12 +1933,12 @@
       <w:tr>
         <w:tc>
           <w:tcPr>
-            <w:tcW w:type="dxa" w:w="2400"/>
-            <w:tcBorders>
-              <w:top w:val="none"/>
-              <w:left w:val="none"/>
-              <w:bottom w:val="none"/>
-              <w:right w:val="none"/>
+            <w:tcW w:type="dxa" w:w="2600"/>
+            <w:tcBorders>
+              <w:top w:val="single" w:color="FFFFFF" w:sz="0"/>
+              <w:left w:val="single" w:color="FFFFFF" w:sz="0"/>
+              <w:bottom w:val="single" w:color="FFFFFF" w:sz="0"/>
+              <w:right w:val="single" w:color="FFFFFF" w:sz="0"/>
             </w:tcBorders>
             <w:tcMar>
               <w:right w:type="dxa" w:w="80"/>
@@ -1940,12 +1962,12 @@
         </w:tc>
         <w:tc>
           <w:tcPr>
-            <w:tcW w:type="dxa" w:w="2640"/>
-            <w:tcBorders>
-              <w:top w:val="none"/>
-              <w:left w:val="none"/>
-              <w:bottom w:val="none"/>
-              <w:right w:val="none"/>
+            <w:tcW w:type="dxa" w:w="2542"/>
+            <w:tcBorders>
+              <w:top w:val="single" w:color="FFFFFF" w:sz="0"/>
+              <w:left w:val="single" w:color="FFFFFF" w:sz="0"/>
+              <w:bottom w:val="single" w:color="FFFFFF" w:sz="0"/>
+              <w:right w:val="single" w:color="FFFFFF" w:sz="0"/>
             </w:tcBorders>
             <w:shd w:fill="6F6F6F" w:val="clear"/>
           </w:tcPr>
@@ -1957,12 +1979,12 @@
         </w:tc>
         <w:tc>
           <w:tcPr>
-            <w:tcW w:type="dxa" w:w="2760"/>
-            <w:tcBorders>
-              <w:top w:val="none"/>
-              <w:left w:val="none"/>
-              <w:bottom w:val="none"/>
-              <w:right w:val="none"/>
+            <w:tcW w:type="dxa" w:w="2658"/>
+            <w:tcBorders>
+              <w:top w:val="single" w:color="FFFFFF" w:sz="0"/>
+              <w:left w:val="single" w:color="FFFFFF" w:sz="0"/>
+              <w:bottom w:val="single" w:color="FFFFFF" w:sz="0"/>
+              <w:right w:val="single" w:color="FFFFFF" w:sz="0"/>
             </w:tcBorders>
             <w:shd w:fill="E8E8E8" w:val="clear"/>
           </w:tcPr>
@@ -1976,10 +1998,10 @@
           <w:tcPr>
             <w:tcW w:type="dxa" w:w="1200"/>
             <w:tcBorders>
-              <w:top w:val="none"/>
-              <w:left w:val="none"/>
-              <w:bottom w:val="none"/>
-              <w:right w:val="none"/>
+              <w:top w:val="single" w:color="FFFFFF" w:sz="0"/>
+              <w:left w:val="single" w:color="FFFFFF" w:sz="0"/>
+              <w:bottom w:val="single" w:color="FFFFFF" w:sz="0"/>
+              <w:right w:val="single" w:color="FFFFFF" w:sz="0"/>
             </w:tcBorders>
             <w:tcMar>
               <w:left w:type="dxa" w:w="80"/>
@@ -2008,12 +2030,12 @@
       <w:tr>
         <w:tc>
           <w:tcPr>
-            <w:tcW w:type="dxa" w:w="2400"/>
-            <w:tcBorders>
-              <w:top w:val="none"/>
-              <w:left w:val="none"/>
-              <w:bottom w:val="none"/>
-              <w:right w:val="none"/>
+            <w:tcW w:type="dxa" w:w="2600"/>
+            <w:tcBorders>
+              <w:top w:val="single" w:color="FFFFFF" w:sz="0"/>
+              <w:left w:val="single" w:color="FFFFFF" w:sz="0"/>
+              <w:bottom w:val="single" w:color="FFFFFF" w:sz="0"/>
+              <w:right w:val="single" w:color="FFFFFF" w:sz="0"/>
             </w:tcBorders>
             <w:tcMar>
               <w:right w:type="dxa" w:w="80"/>
@@ -2037,12 +2059,12 @@
         </w:tc>
         <w:tc>
           <w:tcPr>
-            <w:tcW w:type="dxa" w:w="2160"/>
-            <w:tcBorders>
-              <w:top w:val="none"/>
-              <w:left w:val="none"/>
-              <w:bottom w:val="none"/>
-              <w:right w:val="none"/>
+            <w:tcW w:type="dxa" w:w="2080"/>
+            <w:tcBorders>
+              <w:top w:val="single" w:color="FFFFFF" w:sz="0"/>
+              <w:left w:val="single" w:color="FFFFFF" w:sz="0"/>
+              <w:bottom w:val="single" w:color="FFFFFF" w:sz="0"/>
+              <w:right w:val="single" w:color="FFFFFF" w:sz="0"/>
             </w:tcBorders>
             <w:shd w:fill="6F6F6F" w:val="clear"/>
           </w:tcPr>
@@ -2054,12 +2076,12 @@
         </w:tc>
         <w:tc>
           <w:tcPr>
-            <w:tcW w:type="dxa" w:w="3240"/>
-            <w:tcBorders>
-              <w:top w:val="none"/>
-              <w:left w:val="none"/>
-              <w:bottom w:val="none"/>
-              <w:right w:val="none"/>
+            <w:tcW w:type="dxa" w:w="3120"/>
+            <w:tcBorders>
+              <w:top w:val="single" w:color="FFFFFF" w:sz="0"/>
+              <w:left w:val="single" w:color="FFFFFF" w:sz="0"/>
+              <w:bottom w:val="single" w:color="FFFFFF" w:sz="0"/>
+              <w:right w:val="single" w:color="FFFFFF" w:sz="0"/>
             </w:tcBorders>
             <w:shd w:fill="E8E8E8" w:val="clear"/>
           </w:tcPr>
@@ -2073,10 +2095,10 @@
           <w:tcPr>
             <w:tcW w:type="dxa" w:w="1200"/>
             <w:tcBorders>
-              <w:top w:val="none"/>
-              <w:left w:val="none"/>
-              <w:bottom w:val="none"/>
-              <w:right w:val="none"/>
+              <w:top w:val="single" w:color="FFFFFF" w:sz="0"/>
+              <w:left w:val="single" w:color="FFFFFF" w:sz="0"/>
+              <w:bottom w:val="single" w:color="FFFFFF" w:sz="0"/>
+              <w:right w:val="single" w:color="FFFFFF" w:sz="0"/>
             </w:tcBorders>
             <w:tcMar>
               <w:left w:type="dxa" w:w="80"/>
@@ -2105,12 +2127,12 @@
       <w:tr>
         <w:tc>
           <w:tcPr>
-            <w:tcW w:type="dxa" w:w="2400"/>
-            <w:tcBorders>
-              <w:top w:val="none"/>
-              <w:left w:val="none"/>
-              <w:bottom w:val="none"/>
-              <w:right w:val="none"/>
+            <w:tcW w:type="dxa" w:w="2600"/>
+            <w:tcBorders>
+              <w:top w:val="single" w:color="FFFFFF" w:sz="0"/>
+              <w:left w:val="single" w:color="FFFFFF" w:sz="0"/>
+              <w:bottom w:val="single" w:color="FFFFFF" w:sz="0"/>
+              <w:right w:val="single" w:color="FFFFFF" w:sz="0"/>
             </w:tcBorders>
             <w:tcMar>
               <w:right w:type="dxa" w:w="80"/>
@@ -2134,12 +2156,12 @@
         </w:tc>
         <w:tc>
           <w:tcPr>
-            <w:tcW w:type="dxa" w:w="1800"/>
-            <w:tcBorders>
-              <w:top w:val="none"/>
-              <w:left w:val="none"/>
-              <w:bottom w:val="none"/>
-              <w:right w:val="none"/>
+            <w:tcW w:type="dxa" w:w="1733"/>
+            <w:tcBorders>
+              <w:top w:val="single" w:color="FFFFFF" w:sz="0"/>
+              <w:left w:val="single" w:color="FFFFFF" w:sz="0"/>
+              <w:bottom w:val="single" w:color="FFFFFF" w:sz="0"/>
+              <w:right w:val="single" w:color="FFFFFF" w:sz="0"/>
             </w:tcBorders>
             <w:shd w:fill="6F6F6F" w:val="clear"/>
           </w:tcPr>
@@ -2151,12 +2173,12 @@
         </w:tc>
         <w:tc>
           <w:tcPr>
-            <w:tcW w:type="dxa" w:w="3600"/>
-            <w:tcBorders>
-              <w:top w:val="none"/>
-              <w:left w:val="none"/>
-              <w:bottom w:val="none"/>
-              <w:right w:val="none"/>
+            <w:tcW w:type="dxa" w:w="3467"/>
+            <w:tcBorders>
+              <w:top w:val="single" w:color="FFFFFF" w:sz="0"/>
+              <w:left w:val="single" w:color="FFFFFF" w:sz="0"/>
+              <w:bottom w:val="single" w:color="FFFFFF" w:sz="0"/>
+              <w:right w:val="single" w:color="FFFFFF" w:sz="0"/>
             </w:tcBorders>
             <w:shd w:fill="E8E8E8" w:val="clear"/>
           </w:tcPr>
@@ -2170,10 +2192,10 @@
           <w:tcPr>
             <w:tcW w:type="dxa" w:w="1200"/>
             <w:tcBorders>
-              <w:top w:val="none"/>
-              <w:left w:val="none"/>
-              <w:bottom w:val="none"/>
-              <w:right w:val="none"/>
+              <w:top w:val="single" w:color="FFFFFF" w:sz="0"/>
+              <w:left w:val="single" w:color="FFFFFF" w:sz="0"/>
+              <w:bottom w:val="single" w:color="FFFFFF" w:sz="0"/>
+              <w:right w:val="single" w:color="FFFFFF" w:sz="0"/>
             </w:tcBorders>
             <w:tcMar>
               <w:left w:type="dxa" w:w="80"/>
@@ -2202,18 +2224,7 @@
     </w:tbl>
     <w:p>
       <w:pPr>
-        <w:spacing w:after="40"/>
-      </w:pPr>
-      <w:r>
-        <w:rPr>
-          <w:rFonts w:ascii="Calibri" w:cs="Calibri" w:eastAsia="Calibri" w:hAnsi="Calibri"/>
-        </w:rPr>
-        <w:t xml:space="preserve"/>
-      </w:r>
-    </w:p>
-    <w:p>
-      <w:pPr>
-        <w:spacing w:after="200"/>
+        <w:spacing w:after="160" w:before="80"/>
         <w:jc w:val="center"/>
       </w:pPr>
       <w:r>
@@ -2225,7 +2236,7 @@
           <w:sz w:val="16"/>
           <w:szCs w:val="16"/>
         </w:rPr>
-        <w:t xml:space="preserve">Figure 1: Estimated baseline automation coverage across AMS domains (current state). IBM's proposal targets 80%+ automation across all domains within 12 months.</w:t>
+        <w:t xml:space="preserve">Estimated baseline automation coverage across AMS domains (current state). IBM's proposal targets 80%+ automation across all domains within 12 months.</w:t>
       </w:r>
     </w:p>
     <w:p>
@@ -2236,9 +2247,9 @@
     <w:p>
       <w:pPr>
         <w:pBdr>
-          <w:bottom w:val="single" w:color="0F62FE" w:sz="8" w:space="6"/>
+          <w:bottom w:val="single" w:color="0F62FE" w:sz="4" w:space="4"/>
         </w:pBdr>
-        <w:spacing w:after="80" w:before="300"/>
+        <w:spacing w:after="80" w:before="240"/>
       </w:pPr>
       <w:r>
         <w:rPr>
@@ -2272,10 +2283,10 @@
       <w:tblPr>
         <w:tblW w:type="dxa" w:w="9072"/>
         <w:tblBorders>
-          <w:top w:val="none"/>
-          <w:left w:val="none"/>
-          <w:bottom w:val="none"/>
-          <w:right w:val="none"/>
+          <w:top w:val="single" w:color="FFFFFF" w:sz="0"/>
+          <w:left w:val="single" w:color="FFFFFF" w:sz="0"/>
+          <w:bottom w:val="single" w:color="FFFFFF" w:sz="0"/>
+          <w:right w:val="single" w:color="FFFFFF" w:sz="0"/>
           <w:insideH w:val="single" w:color="auto" w:sz="4"/>
           <w:insideV w:val="single" w:color="auto" w:sz="4"/>
         </w:tblBorders>
@@ -2290,18 +2301,18 @@
           <w:tcPr>
             <w:tcW w:type="dxa" w:w="4320"/>
             <w:tcBorders>
-              <w:top w:val="none"/>
-              <w:left w:val="none"/>
-              <w:bottom w:val="none"/>
-              <w:right w:val="none"/>
+              <w:top w:val="single" w:color="FFFFFF" w:sz="0"/>
+              <w:left w:val="single" w:color="FFFFFF" w:sz="0"/>
+              <w:bottom w:val="single" w:color="FFFFFF" w:sz="0"/>
+              <w:right w:val="single" w:color="FFFFFF" w:sz="0"/>
             </w:tcBorders>
             <w:tcMar>
-              <w:right w:type="dxa" w:w="200"/>
+              <w:right w:type="dxa" w:w="220"/>
             </w:tcMar>
           </w:tcPr>
           <w:p>
             <w:pPr>
-              <w:spacing w:after="100" w:before="120"/>
+              <w:spacing w:after="100" w:before="80"/>
             </w:pPr>
             <w:r>
               <w:rPr>
@@ -2309,8 +2320,8 @@
                 <w:b/>
                 <w:bCs/>
                 <w:color w:val="001141"/>
-                <w:sz w:val="24"/>
-                <w:szCs w:val="24"/>
+                <w:sz w:val="26"/>
+                <w:szCs w:val="26"/>
               </w:rPr>
               <w:t xml:space="preserve">What Is CareOps360?</w:t>
             </w:r>
@@ -2490,18 +2501,18 @@
           <w:tcPr>
             <w:tcW w:type="dxa" w:w="4320"/>
             <w:tcBorders>
-              <w:top w:val="none"/>
-              <w:left w:val="none"/>
-              <w:bottom w:val="none"/>
-              <w:right w:val="none"/>
+              <w:top w:val="single" w:color="FFFFFF" w:sz="0"/>
+              <w:left w:val="single" w:color="FFFFFF" w:sz="0"/>
+              <w:bottom w:val="single" w:color="FFFFFF" w:sz="0"/>
+              <w:right w:val="single" w:color="FFFFFF" w:sz="0"/>
             </w:tcBorders>
             <w:tcMar>
-              <w:left w:type="dxa" w:w="200"/>
+              <w:left w:type="dxa" w:w="220"/>
             </w:tcMar>
           </w:tcPr>
           <w:p>
             <w:pPr>
-              <w:spacing w:after="100" w:before="120"/>
+              <w:spacing w:after="100" w:before="80"/>
             </w:pPr>
             <w:r>
               <w:rPr>
@@ -2509,8 +2520,8 @@
                 <w:b/>
                 <w:bCs/>
                 <w:color w:val="001141"/>
-                <w:sz w:val="24"/>
-                <w:szCs w:val="24"/>
+                <w:sz w:val="26"/>
+                <w:szCs w:val="26"/>
               </w:rPr>
               <w:t xml:space="preserve">Platform Architecture</w:t>
             </w:r>
@@ -2625,10 +2636,10 @@
             <w:tblPr>
               <w:tblW w:type="dxa" w:w="9072"/>
               <w:tblBorders>
-                <w:top w:val="none"/>
-                <w:left w:val="none"/>
-                <w:bottom w:val="none"/>
-                <w:right w:val="none"/>
+                <w:top w:val="single" w:color="FFFFFF" w:sz="0"/>
+                <w:left w:val="single" w:color="FFFFFF" w:sz="0"/>
+                <w:bottom w:val="single" w:color="FFFFFF" w:sz="0"/>
+                <w:right w:val="single" w:color="FFFFFF" w:sz="0"/>
                 <w:insideH w:val="single" w:color="auto" w:sz="4"/>
                 <w:insideV w:val="single" w:color="auto" w:sz="4"/>
               </w:tblBorders>
@@ -2641,10 +2652,10 @@
               <w:tc>
                 <w:tcPr>
                   <w:tcBorders>
-                    <w:top w:val="single" w:color="001141" w:sz="4" w:space="0"/>
-                    <w:left w:val="single" w:color="001141" w:sz="24" w:space="4"/>
-                    <w:bottom w:val="single" w:color="001141" w:sz="4" w:space="0"/>
-                    <w:right w:val="single" w:color="001141" w:sz="4" w:space="0"/>
+                    <w:top w:val="single" w:color="001141" w:sz="4"/>
+                    <w:left w:val="single" w:color="001141" w:sz="28"/>
+                    <w:bottom w:val="single" w:color="001141" w:sz="4"/>
+                    <w:right w:val="single" w:color="001141" w:sz="4"/>
                   </w:tcBorders>
                   <w:shd w:fill="F4F4F4" w:val="clear"/>
                   <w:tcMar>
@@ -2752,7 +2763,7 @@
       <w:r>
         <w:drawing>
           <wp:inline distT="0" distB="0" distL="0" distR="0">
-            <wp:extent cx="819150" cy="514350"/>
+            <wp:extent cx="6477000" cy="3762375"/>
             <wp:effectExtent t="0" r="0" b="0" l="0"/>
             <wp:docPr id="1" name="" descr="" title=""/>
             <wp:cNvGraphicFramePr>
@@ -2777,7 +2788,7 @@
                   <pic:spPr bwMode="auto">
                     <a:xfrm>
                       <a:off x="0" y="0"/>
-                      <a:ext cx="819150" cy="514350"/>
+                      <a:ext cx="6477000" cy="3762375"/>
                     </a:xfrm>
                     <a:prstGeom prst="rect">
                       <a:avLst/>
@@ -2815,9 +2826,9 @@
     <w:p>
       <w:pPr>
         <w:pBdr>
-          <w:bottom w:val="single" w:color="0F62FE" w:sz="8" w:space="6"/>
+          <w:bottom w:val="single" w:color="0F62FE" w:sz="4" w:space="4"/>
         </w:pBdr>
-        <w:spacing w:after="80" w:before="300"/>
+        <w:spacing w:after="80" w:before="240"/>
       </w:pPr>
       <w:r>
         <w:rPr>
@@ -2828,7 +2839,7 @@
           <w:sz w:val="44"/>
           <w:szCs w:val="44"/>
         </w:rPr>
-        <w:t xml:space="preserve">Digital Front Door &amp; Quote to Cart</w:t>
+        <w:t xml:space="preserve">Digital Front Door &amp; Quote to Cart Initiatives</w:t>
       </w:r>
     </w:p>
     <w:p>
@@ -2851,10 +2862,10 @@
       <w:tblPr>
         <w:tblW w:type="dxa" w:w="9072"/>
         <w:tblBorders>
-          <w:top w:val="none"/>
-          <w:left w:val="none"/>
-          <w:bottom w:val="none"/>
-          <w:right w:val="none"/>
+          <w:top w:val="single" w:color="FFFFFF" w:sz="0"/>
+          <w:left w:val="single" w:color="FFFFFF" w:sz="0"/>
+          <w:bottom w:val="single" w:color="FFFFFF" w:sz="0"/>
+          <w:right w:val="single" w:color="FFFFFF" w:sz="0"/>
           <w:insideH w:val="single" w:color="auto" w:sz="4"/>
           <w:insideV w:val="single" w:color="auto" w:sz="4"/>
         </w:tblBorders>
@@ -2869,18 +2880,18 @@
           <w:tcPr>
             <w:tcW w:type="dxa" w:w="4320"/>
             <w:tcBorders>
-              <w:top w:val="none"/>
-              <w:left w:val="none"/>
-              <w:bottom w:val="none"/>
-              <w:right w:val="none"/>
+              <w:top w:val="single" w:color="FFFFFF" w:sz="0"/>
+              <w:left w:val="single" w:color="FFFFFF" w:sz="0"/>
+              <w:bottom w:val="single" w:color="FFFFFF" w:sz="0"/>
+              <w:right w:val="single" w:color="FFFFFF" w:sz="0"/>
             </w:tcBorders>
             <w:tcMar>
-              <w:right w:type="dxa" w:w="200"/>
+              <w:right w:type="dxa" w:w="220"/>
             </w:tcMar>
           </w:tcPr>
           <w:p>
             <w:pPr>
-              <w:spacing w:after="100" w:before="120"/>
+              <w:spacing w:after="100" w:before="80"/>
             </w:pPr>
             <w:r>
               <w:rPr>
@@ -2888,8 +2899,8 @@
                 <w:b/>
                 <w:bCs/>
                 <w:color w:val="001141"/>
-                <w:sz w:val="24"/>
-                <w:szCs w:val="24"/>
+                <w:sz w:val="26"/>
+                <w:szCs w:val="26"/>
               </w:rPr>
               <w:t xml:space="preserve">The Digital Front Door Vision</w:t>
             </w:r>
@@ -2906,7 +2917,7 @@
                 <w:sz w:val="20"/>
                 <w:szCs w:val="20"/>
               </w:rPr>
-              <w:t xml:space="preserve">The Digital Front Door (DFD) programme is the centrepiece of Horizon's member experience transformation. IBM's role is to design, build, and operate a unified digital engagement layer that replaces fragmented channel experiences with a seamless, AI-enhanced member journey — from plan discovery through to claims and care navigation.</w:t>
+              <w:t xml:space="preserve">The Digital Front Door (DFD) program is the centrepiece of Horizon's member experience transformation. IBM's role is to design, build, and operate a unified digital engagement layer that replaces fragmented channel experiences with a seamless, AI-enhanced member journey — from plan discovery through to claims and care navigation.</w:t>
             </w:r>
           </w:p>
           <w:p>
@@ -2964,18 +2975,18 @@
           <w:tcPr>
             <w:tcW w:type="dxa" w:w="4320"/>
             <w:tcBorders>
-              <w:top w:val="none"/>
-              <w:left w:val="none"/>
-              <w:bottom w:val="none"/>
-              <w:right w:val="none"/>
+              <w:top w:val="single" w:color="FFFFFF" w:sz="0"/>
+              <w:left w:val="single" w:color="FFFFFF" w:sz="0"/>
+              <w:bottom w:val="single" w:color="FFFFFF" w:sz="0"/>
+              <w:right w:val="single" w:color="FFFFFF" w:sz="0"/>
             </w:tcBorders>
             <w:tcMar>
-              <w:left w:type="dxa" w:w="200"/>
+              <w:left w:type="dxa" w:w="220"/>
             </w:tcMar>
           </w:tcPr>
           <w:p>
             <w:pPr>
-              <w:spacing w:after="100" w:before="120"/>
+              <w:spacing w:after="100" w:before="80"/>
             </w:pPr>
             <w:r>
               <w:rPr>
@@ -2983,8 +2994,8 @@
                 <w:b/>
                 <w:bCs/>
                 <w:color w:val="001141"/>
-                <w:sz w:val="24"/>
-                <w:szCs w:val="24"/>
+                <w:sz w:val="26"/>
+                <w:szCs w:val="26"/>
               </w:rPr>
               <w:t xml:space="preserve">DFD Programme Roadmap</w:t>
             </w:r>
@@ -3042,7 +3053,7 @@
               </w:tc>
               <w:tc>
                 <w:tcPr>
-                  <w:tcW w:type="dxa" w:w="3200"/>
+                  <w:tcW w:type="dxa" w:w="3500"/>
                   <w:shd w:fill="001141" w:val="clear"/>
                   <w:tcMar>
                     <w:top w:type="dxa" w:w="60"/>
@@ -3065,7 +3076,7 @@
                       <w:sz w:val="19"/>
                       <w:szCs w:val="19"/>
                     </w:rPr>
-                    <w:t xml:space="preserve">Focus</w:t>
+                    <w:t xml:space="preserve">Focus Area</w:t>
                   </w:r>
                 </w:p>
               </w:tc>
@@ -3131,7 +3142,7 @@
               </w:tc>
               <w:tc>
                 <w:tcPr>
-                  <w:tcW w:type="dxa" w:w="3200"/>
+                  <w:tcW w:type="dxa" w:w="3500"/>
                   <w:shd w:fill="FFFFFF" w:val="clear"/>
                   <w:tcMar>
                     <w:top w:type="dxa" w:w="50"/>
@@ -3179,7 +3190,7 @@
                       <w:sz w:val="19"/>
                       <w:szCs w:val="19"/>
                     </w:rPr>
-                    <w:t xml:space="preserve">✓ Complete</w:t>
+                    <w:t xml:space="preserve">Complete</w:t>
                   </w:r>
                 </w:p>
               </w:tc>
@@ -3188,7 +3199,7 @@
               <w:tc>
                 <w:tcPr>
                   <w:tcW w:type="dxa" w:w="1200"/>
-                  <w:shd w:fill="F0F4FF" w:val="clear"/>
+                  <w:shd w:fill="EEF4FF" w:val="clear"/>
                   <w:tcMar>
                     <w:top w:type="dxa" w:w="50"/>
                     <w:left w:type="dxa" w:w="80"/>
@@ -3216,8 +3227,8 @@
               </w:tc>
               <w:tc>
                 <w:tcPr>
-                  <w:tcW w:type="dxa" w:w="3200"/>
-                  <w:shd w:fill="F0F4FF" w:val="clear"/>
+                  <w:tcW w:type="dxa" w:w="3500"/>
+                  <w:shd w:fill="EEF4FF" w:val="clear"/>
                   <w:tcMar>
                     <w:top w:type="dxa" w:w="50"/>
                     <w:left w:type="dxa" w:w="80"/>
@@ -3244,7 +3255,7 @@
               <w:tc>
                 <w:tcPr>
                   <w:tcW w:type="dxa" w:w="1800"/>
-                  <w:shd w:fill="F0F4FF" w:val="clear"/>
+                  <w:shd w:fill="EEF4FF" w:val="clear"/>
                   <w:tcMar>
                     <w:top w:type="dxa" w:w="50"/>
                     <w:left w:type="dxa" w:w="80"/>
@@ -3301,7 +3312,7 @@
               </w:tc>
               <w:tc>
                 <w:tcPr>
-                  <w:tcW w:type="dxa" w:w="3200"/>
+                  <w:tcW w:type="dxa" w:w="3500"/>
                   <w:shd w:fill="FFFFFF" w:val="clear"/>
                   <w:tcMar>
                     <w:top w:type="dxa" w:w="50"/>
@@ -3322,7 +3333,7 @@
                       <w:sz w:val="19"/>
                       <w:szCs w:val="19"/>
                     </w:rPr>
-                    <w:t xml:space="preserve">Quote to Cart &amp; Payments</w:t>
+                    <w:t xml:space="preserve">Quote to Cart &amp; Payment Rails</w:t>
                   </w:r>
                 </w:p>
               </w:tc>
@@ -3358,7 +3369,7 @@
               <w:tc>
                 <w:tcPr>
                   <w:tcW w:type="dxa" w:w="1200"/>
-                  <w:shd w:fill="F0F4FF" w:val="clear"/>
+                  <w:shd w:fill="EEF4FF" w:val="clear"/>
                   <w:tcMar>
                     <w:top w:type="dxa" w:w="50"/>
                     <w:left w:type="dxa" w:w="80"/>
@@ -3386,8 +3397,8 @@
               </w:tc>
               <w:tc>
                 <w:tcPr>
-                  <w:tcW w:type="dxa" w:w="3200"/>
-                  <w:shd w:fill="F0F4FF" w:val="clear"/>
+                  <w:tcW w:type="dxa" w:w="3500"/>
+                  <w:shd w:fill="EEF4FF" w:val="clear"/>
                   <w:tcMar>
                     <w:top w:type="dxa" w:w="50"/>
                     <w:left w:type="dxa" w:w="80"/>
@@ -3414,7 +3425,7 @@
               <w:tc>
                 <w:tcPr>
                   <w:tcW w:type="dxa" w:w="1800"/>
-                  <w:shd w:fill="F0F4FF" w:val="clear"/>
+                  <w:shd w:fill="EEF4FF" w:val="clear"/>
                   <w:tcMar>
                     <w:top w:type="dxa" w:w="50"/>
                     <w:left w:type="dxa" w:w="80"/>
@@ -3471,7 +3482,7 @@
               </w:tc>
               <w:tc>
                 <w:tcPr>
-                  <w:tcW w:type="dxa" w:w="3200"/>
+                  <w:tcW w:type="dxa" w:w="3500"/>
                   <w:shd w:fill="FFFFFF" w:val="clear"/>
                   <w:tcMar>
                     <w:top w:type="dxa" w:w="50"/>
@@ -3540,10 +3551,10 @@
             <w:tblPr>
               <w:tblW w:type="dxa" w:w="9072"/>
               <w:tblBorders>
-                <w:top w:val="none"/>
-                <w:left w:val="none"/>
-                <w:bottom w:val="none"/>
-                <w:right w:val="none"/>
+                <w:top w:val="single" w:color="FFFFFF" w:sz="0"/>
+                <w:left w:val="single" w:color="FFFFFF" w:sz="0"/>
+                <w:bottom w:val="single" w:color="FFFFFF" w:sz="0"/>
+                <w:right w:val="single" w:color="FFFFFF" w:sz="0"/>
                 <w:insideH w:val="single" w:color="auto" w:sz="4"/>
                 <w:insideV w:val="single" w:color="auto" w:sz="4"/>
               </w:tblBorders>
@@ -3556,10 +3567,10 @@
               <w:tc>
                 <w:tcPr>
                   <w:tcBorders>
-                    <w:top w:val="none"/>
-                    <w:left w:val="single" w:color="198038" w:sz="24" w:space="4"/>
-                    <w:bottom w:val="none"/>
-                    <w:right w:val="none"/>
+                    <w:top w:val="single" w:color="FFFFFF" w:sz="0"/>
+                    <w:left w:val="single" w:color="198038" w:sz="28"/>
+                    <w:bottom w:val="single" w:color="FFFFFF" w:sz="0"/>
+                    <w:right w:val="single" w:color="FFFFFF" w:sz="0"/>
                   </w:tcBorders>
                   <w:shd w:fill="DEFBE6" w:val="clear"/>
                   <w:tcMar>
@@ -3572,7 +3583,7 @@
                 <w:p>
                   <w:pPr>
                     <w:spacing w:after="80" w:before="80"/>
-                    <w:jc w:val="center"/>
+                    <w:jc w:val="both"/>
                   </w:pPr>
                   <w:r>
                     <w:rPr>
@@ -3592,7 +3603,7 @@
                       <w:sz w:val="21"/>
                       <w:szCs w:val="21"/>
                     </w:rPr>
-                    <w:t xml:space="preserve"> reduces the plan purchase cycle from </w:t>
+                    <w:t xml:space="preserve"> compresses the plan purchase cycle from </w:t>
                   </w:r>
                   <w:r>
                     <w:rPr>
@@ -3646,17 +3657,17 @@
           <w:sz w:val="21"/>
           <w:szCs w:val="21"/>
         </w:rPr>
-        <w:t xml:space="preserve">Digital Channel Shift — Target State (% of Member Transactions)</w:t>
+        <w:t xml:space="preserve">Figure 3: Target Digital Self-Service Adoption Rates by Member Transaction Type</w:t>
       </w:r>
     </w:p>
     <w:tbl>
       <w:tblPr>
         <w:tblW w:type="dxa" w:w="9072"/>
         <w:tblBorders>
-          <w:top w:val="none"/>
-          <w:left w:val="none"/>
-          <w:bottom w:val="none"/>
-          <w:right w:val="none"/>
+          <w:top w:val="single" w:color="FFFFFF" w:sz="0"/>
+          <w:left w:val="single" w:color="FFFFFF" w:sz="0"/>
+          <w:bottom w:val="single" w:color="FFFFFF" w:sz="0"/>
+          <w:right w:val="single" w:color="FFFFFF" w:sz="0"/>
           <w:insideH w:val="single" w:color="auto" w:sz="4"/>
           <w:insideV w:val="single" w:color="auto" w:sz="4"/>
         </w:tblBorders>
@@ -3671,12 +3682,12 @@
       <w:tr>
         <w:tc>
           <w:tcPr>
-            <w:tcW w:type="dxa" w:w="2400"/>
-            <w:tcBorders>
-              <w:top w:val="none"/>
-              <w:left w:val="none"/>
-              <w:bottom w:val="none"/>
-              <w:right w:val="none"/>
+            <w:tcW w:type="dxa" w:w="2600"/>
+            <w:tcBorders>
+              <w:top w:val="single" w:color="FFFFFF" w:sz="0"/>
+              <w:left w:val="single" w:color="FFFFFF" w:sz="0"/>
+              <w:bottom w:val="single" w:color="FFFFFF" w:sz="0"/>
+              <w:right w:val="single" w:color="FFFFFF" w:sz="0"/>
             </w:tcBorders>
             <w:tcMar>
               <w:right w:type="dxa" w:w="80"/>
@@ -3700,12 +3711,12 @@
         </w:tc>
         <w:tc>
           <w:tcPr>
-            <w:tcW w:type="dxa" w:w="4832"/>
-            <w:tcBorders>
-              <w:top w:val="none"/>
-              <w:left w:val="none"/>
-              <w:bottom w:val="none"/>
-              <w:right w:val="none"/>
+            <w:tcW w:type="dxa" w:w="4653"/>
+            <w:tcBorders>
+              <w:top w:val="single" w:color="FFFFFF" w:sz="0"/>
+              <w:left w:val="single" w:color="FFFFFF" w:sz="0"/>
+              <w:bottom w:val="single" w:color="FFFFFF" w:sz="0"/>
+              <w:right w:val="single" w:color="FFFFFF" w:sz="0"/>
             </w:tcBorders>
             <w:shd w:fill="0F62FE" w:val="clear"/>
           </w:tcPr>
@@ -3717,12 +3728,12 @@
         </w:tc>
         <w:tc>
           <w:tcPr>
-            <w:tcW w:type="dxa" w:w="568"/>
-            <w:tcBorders>
-              <w:top w:val="none"/>
-              <w:left w:val="none"/>
-              <w:bottom w:val="none"/>
-              <w:right w:val="none"/>
+            <w:tcW w:type="dxa" w:w="547"/>
+            <w:tcBorders>
+              <w:top w:val="single" w:color="FFFFFF" w:sz="0"/>
+              <w:left w:val="single" w:color="FFFFFF" w:sz="0"/>
+              <w:bottom w:val="single" w:color="FFFFFF" w:sz="0"/>
+              <w:right w:val="single" w:color="FFFFFF" w:sz="0"/>
             </w:tcBorders>
             <w:shd w:fill="E8E8E8" w:val="clear"/>
           </w:tcPr>
@@ -3736,10 +3747,10 @@
           <w:tcPr>
             <w:tcW w:type="dxa" w:w="1200"/>
             <w:tcBorders>
-              <w:top w:val="none"/>
-              <w:left w:val="none"/>
-              <w:bottom w:val="none"/>
-              <w:right w:val="none"/>
+              <w:top w:val="single" w:color="FFFFFF" w:sz="0"/>
+              <w:left w:val="single" w:color="FFFFFF" w:sz="0"/>
+              <w:bottom w:val="single" w:color="FFFFFF" w:sz="0"/>
+              <w:right w:val="single" w:color="FFFFFF" w:sz="0"/>
             </w:tcBorders>
             <w:tcMar>
               <w:left w:type="dxa" w:w="80"/>
@@ -3768,12 +3779,12 @@
       <w:tr>
         <w:tc>
           <w:tcPr>
-            <w:tcW w:type="dxa" w:w="2400"/>
-            <w:tcBorders>
-              <w:top w:val="none"/>
-              <w:left w:val="none"/>
-              <w:bottom w:val="none"/>
-              <w:right w:val="none"/>
+            <w:tcW w:type="dxa" w:w="2600"/>
+            <w:tcBorders>
+              <w:top w:val="single" w:color="FFFFFF" w:sz="0"/>
+              <w:left w:val="single" w:color="FFFFFF" w:sz="0"/>
+              <w:bottom w:val="single" w:color="FFFFFF" w:sz="0"/>
+              <w:right w:val="single" w:color="FFFFFF" w:sz="0"/>
             </w:tcBorders>
             <w:tcMar>
               <w:right w:type="dxa" w:w="80"/>
@@ -3797,12 +3808,12 @@
         </w:tc>
         <w:tc>
           <w:tcPr>
-            <w:tcW w:type="dxa" w:w="4434"/>
-            <w:tcBorders>
-              <w:top w:val="none"/>
-              <w:left w:val="none"/>
-              <w:bottom w:val="none"/>
-              <w:right w:val="none"/>
+            <w:tcW w:type="dxa" w:w="4269"/>
+            <w:tcBorders>
+              <w:top w:val="single" w:color="FFFFFF" w:sz="0"/>
+              <w:left w:val="single" w:color="FFFFFF" w:sz="0"/>
+              <w:bottom w:val="single" w:color="FFFFFF" w:sz="0"/>
+              <w:right w:val="single" w:color="FFFFFF" w:sz="0"/>
             </w:tcBorders>
             <w:shd w:fill="009D9A" w:val="clear"/>
           </w:tcPr>
@@ -3814,12 +3825,12 @@
         </w:tc>
         <w:tc>
           <w:tcPr>
-            <w:tcW w:type="dxa" w:w="966"/>
-            <w:tcBorders>
-              <w:top w:val="none"/>
-              <w:left w:val="none"/>
-              <w:bottom w:val="none"/>
-              <w:right w:val="none"/>
+            <w:tcW w:type="dxa" w:w="931"/>
+            <w:tcBorders>
+              <w:top w:val="single" w:color="FFFFFF" w:sz="0"/>
+              <w:left w:val="single" w:color="FFFFFF" w:sz="0"/>
+              <w:bottom w:val="single" w:color="FFFFFF" w:sz="0"/>
+              <w:right w:val="single" w:color="FFFFFF" w:sz="0"/>
             </w:tcBorders>
             <w:shd w:fill="E8E8E8" w:val="clear"/>
           </w:tcPr>
@@ -3833,10 +3844,10 @@
           <w:tcPr>
             <w:tcW w:type="dxa" w:w="1200"/>
             <w:tcBorders>
-              <w:top w:val="none"/>
-              <w:left w:val="none"/>
-              <w:bottom w:val="none"/>
-              <w:right w:val="none"/>
+              <w:top w:val="single" w:color="FFFFFF" w:sz="0"/>
+              <w:left w:val="single" w:color="FFFFFF" w:sz="0"/>
+              <w:bottom w:val="single" w:color="FFFFFF" w:sz="0"/>
+              <w:right w:val="single" w:color="FFFFFF" w:sz="0"/>
             </w:tcBorders>
             <w:tcMar>
               <w:left w:type="dxa" w:w="80"/>
@@ -3865,12 +3876,12 @@
       <w:tr>
         <w:tc>
           <w:tcPr>
-            <w:tcW w:type="dxa" w:w="2400"/>
-            <w:tcBorders>
-              <w:top w:val="none"/>
-              <w:left w:val="none"/>
-              <w:bottom w:val="none"/>
-              <w:right w:val="none"/>
+            <w:tcW w:type="dxa" w:w="2600"/>
+            <w:tcBorders>
+              <w:top w:val="single" w:color="FFFFFF" w:sz="0"/>
+              <w:left w:val="single" w:color="FFFFFF" w:sz="0"/>
+              <w:bottom w:val="single" w:color="FFFFFF" w:sz="0"/>
+              <w:right w:val="single" w:color="FFFFFF" w:sz="0"/>
             </w:tcBorders>
             <w:tcMar>
               <w:right w:type="dxa" w:w="80"/>
@@ -3894,12 +3905,12 @@
         </w:tc>
         <w:tc>
           <w:tcPr>
-            <w:tcW w:type="dxa" w:w="5400"/>
-            <w:tcBorders>
-              <w:top w:val="none"/>
-              <w:left w:val="none"/>
-              <w:bottom w:val="none"/>
-              <w:right w:val="none"/>
+            <w:tcW w:type="dxa" w:w="5200"/>
+            <w:tcBorders>
+              <w:top w:val="single" w:color="FFFFFF" w:sz="0"/>
+              <w:left w:val="single" w:color="FFFFFF" w:sz="0"/>
+              <w:bottom w:val="single" w:color="FFFFFF" w:sz="0"/>
+              <w:right w:val="single" w:color="FFFFFF" w:sz="0"/>
             </w:tcBorders>
             <w:shd w:fill="198038" w:val="clear"/>
           </w:tcPr>
@@ -3913,10 +3924,10 @@
           <w:tcPr>
             <w:tcW w:type="dxa" w:w="1200"/>
             <w:tcBorders>
-              <w:top w:val="none"/>
-              <w:left w:val="none"/>
-              <w:bottom w:val="none"/>
-              <w:right w:val="none"/>
+              <w:top w:val="single" w:color="FFFFFF" w:sz="0"/>
+              <w:left w:val="single" w:color="FFFFFF" w:sz="0"/>
+              <w:bottom w:val="single" w:color="FFFFFF" w:sz="0"/>
+              <w:right w:val="single" w:color="FFFFFF" w:sz="0"/>
             </w:tcBorders>
             <w:tcMar>
               <w:left w:type="dxa" w:w="80"/>
@@ -3945,12 +3956,12 @@
       <w:tr>
         <w:tc>
           <w:tcPr>
-            <w:tcW w:type="dxa" w:w="2400"/>
-            <w:tcBorders>
-              <w:top w:val="none"/>
-              <w:left w:val="none"/>
-              <w:bottom w:val="none"/>
-              <w:right w:val="none"/>
+            <w:tcW w:type="dxa" w:w="2600"/>
+            <w:tcBorders>
+              <w:top w:val="single" w:color="FFFFFF" w:sz="0"/>
+              <w:left w:val="single" w:color="FFFFFF" w:sz="0"/>
+              <w:bottom w:val="single" w:color="FFFFFF" w:sz="0"/>
+              <w:right w:val="single" w:color="FFFFFF" w:sz="0"/>
             </w:tcBorders>
             <w:tcMar>
               <w:right w:type="dxa" w:w="80"/>
@@ -3974,12 +3985,12 @@
         </w:tc>
         <w:tc>
           <w:tcPr>
-            <w:tcW w:type="dxa" w:w="5116"/>
-            <w:tcBorders>
-              <w:top w:val="none"/>
-              <w:left w:val="none"/>
-              <w:bottom w:val="none"/>
-              <w:right w:val="none"/>
+            <w:tcW w:type="dxa" w:w="4926"/>
+            <w:tcBorders>
+              <w:top w:val="single" w:color="FFFFFF" w:sz="0"/>
+              <w:left w:val="single" w:color="FFFFFF" w:sz="0"/>
+              <w:bottom w:val="single" w:color="FFFFFF" w:sz="0"/>
+              <w:right w:val="single" w:color="FFFFFF" w:sz="0"/>
             </w:tcBorders>
             <w:shd w:fill="0F62FE" w:val="clear"/>
           </w:tcPr>
@@ -3991,12 +4002,12 @@
         </w:tc>
         <w:tc>
           <w:tcPr>
-            <w:tcW w:type="dxa" w:w="284"/>
-            <w:tcBorders>
-              <w:top w:val="none"/>
-              <w:left w:val="none"/>
-              <w:bottom w:val="none"/>
-              <w:right w:val="none"/>
+            <w:tcW w:type="dxa" w:w="274"/>
+            <w:tcBorders>
+              <w:top w:val="single" w:color="FFFFFF" w:sz="0"/>
+              <w:left w:val="single" w:color="FFFFFF" w:sz="0"/>
+              <w:bottom w:val="single" w:color="FFFFFF" w:sz="0"/>
+              <w:right w:val="single" w:color="FFFFFF" w:sz="0"/>
             </w:tcBorders>
             <w:shd w:fill="E8E8E8" w:val="clear"/>
           </w:tcPr>
@@ -4010,10 +4021,10 @@
           <w:tcPr>
             <w:tcW w:type="dxa" w:w="1200"/>
             <w:tcBorders>
-              <w:top w:val="none"/>
-              <w:left w:val="none"/>
-              <w:bottom w:val="none"/>
-              <w:right w:val="none"/>
+              <w:top w:val="single" w:color="FFFFFF" w:sz="0"/>
+              <w:left w:val="single" w:color="FFFFFF" w:sz="0"/>
+              <w:bottom w:val="single" w:color="FFFFFF" w:sz="0"/>
+              <w:right w:val="single" w:color="FFFFFF" w:sz="0"/>
             </w:tcBorders>
             <w:tcMar>
               <w:left w:type="dxa" w:w="80"/>
@@ -4042,12 +4053,12 @@
       <w:tr>
         <w:tc>
           <w:tcPr>
-            <w:tcW w:type="dxa" w:w="2400"/>
-            <w:tcBorders>
-              <w:top w:val="none"/>
-              <w:left w:val="none"/>
-              <w:bottom w:val="none"/>
-              <w:right w:val="none"/>
+            <w:tcW w:type="dxa" w:w="2600"/>
+            <w:tcBorders>
+              <w:top w:val="single" w:color="FFFFFF" w:sz="0"/>
+              <w:left w:val="single" w:color="FFFFFF" w:sz="0"/>
+              <w:bottom w:val="single" w:color="FFFFFF" w:sz="0"/>
+              <w:right w:val="single" w:color="FFFFFF" w:sz="0"/>
             </w:tcBorders>
             <w:tcMar>
               <w:right w:type="dxa" w:w="80"/>
@@ -4071,12 +4082,12 @@
         </w:tc>
         <w:tc>
           <w:tcPr>
-            <w:tcW w:type="dxa" w:w="4661"/>
-            <w:tcBorders>
-              <w:top w:val="none"/>
-              <w:left w:val="none"/>
-              <w:bottom w:val="none"/>
-              <w:right w:val="none"/>
+            <w:tcW w:type="dxa" w:w="4488"/>
+            <w:tcBorders>
+              <w:top w:val="single" w:color="FFFFFF" w:sz="0"/>
+              <w:left w:val="single" w:color="FFFFFF" w:sz="0"/>
+              <w:bottom w:val="single" w:color="FFFFFF" w:sz="0"/>
+              <w:right w:val="single" w:color="FFFFFF" w:sz="0"/>
             </w:tcBorders>
             <w:shd w:fill="009D9A" w:val="clear"/>
           </w:tcPr>
@@ -4088,12 +4099,12 @@
         </w:tc>
         <w:tc>
           <w:tcPr>
-            <w:tcW w:type="dxa" w:w="739"/>
-            <w:tcBorders>
-              <w:top w:val="none"/>
-              <w:left w:val="none"/>
-              <w:bottom w:val="none"/>
-              <w:right w:val="none"/>
+            <w:tcW w:type="dxa" w:w="712"/>
+            <w:tcBorders>
+              <w:top w:val="single" w:color="FFFFFF" w:sz="0"/>
+              <w:left w:val="single" w:color="FFFFFF" w:sz="0"/>
+              <w:bottom w:val="single" w:color="FFFFFF" w:sz="0"/>
+              <w:right w:val="single" w:color="FFFFFF" w:sz="0"/>
             </w:tcBorders>
             <w:shd w:fill="E8E8E8" w:val="clear"/>
           </w:tcPr>
@@ -4107,10 +4118,10 @@
           <w:tcPr>
             <w:tcW w:type="dxa" w:w="1200"/>
             <w:tcBorders>
-              <w:top w:val="none"/>
-              <w:left w:val="none"/>
-              <w:bottom w:val="none"/>
-              <w:right w:val="none"/>
+              <w:top w:val="single" w:color="FFFFFF" w:sz="0"/>
+              <w:left w:val="single" w:color="FFFFFF" w:sz="0"/>
+              <w:bottom w:val="single" w:color="FFFFFF" w:sz="0"/>
+              <w:right w:val="single" w:color="FFFFFF" w:sz="0"/>
             </w:tcBorders>
             <w:tcMar>
               <w:left w:type="dxa" w:w="80"/>
@@ -4139,12 +4150,12 @@
       <w:tr>
         <w:tc>
           <w:tcPr>
-            <w:tcW w:type="dxa" w:w="2400"/>
-            <w:tcBorders>
-              <w:top w:val="none"/>
-              <w:left w:val="none"/>
-              <w:bottom w:val="none"/>
-              <w:right w:val="none"/>
+            <w:tcW w:type="dxa" w:w="2600"/>
+            <w:tcBorders>
+              <w:top w:val="single" w:color="FFFFFF" w:sz="0"/>
+              <w:left w:val="single" w:color="FFFFFF" w:sz="0"/>
+              <w:bottom w:val="single" w:color="FFFFFF" w:sz="0"/>
+              <w:right w:val="single" w:color="FFFFFF" w:sz="0"/>
             </w:tcBorders>
             <w:tcMar>
               <w:right w:type="dxa" w:w="80"/>
@@ -4168,12 +4179,12 @@
         </w:tc>
         <w:tc>
           <w:tcPr>
-            <w:tcW w:type="dxa" w:w="4263"/>
-            <w:tcBorders>
-              <w:top w:val="none"/>
-              <w:left w:val="none"/>
-              <w:bottom w:val="none"/>
-              <w:right w:val="none"/>
+            <w:tcW w:type="dxa" w:w="4105"/>
+            <w:tcBorders>
+              <w:top w:val="single" w:color="FFFFFF" w:sz="0"/>
+              <w:left w:val="single" w:color="FFFFFF" w:sz="0"/>
+              <w:bottom w:val="single" w:color="FFFFFF" w:sz="0"/>
+              <w:right w:val="single" w:color="FFFFFF" w:sz="0"/>
             </w:tcBorders>
             <w:shd w:fill="001141" w:val="clear"/>
           </w:tcPr>
@@ -4185,12 +4196,12 @@
         </w:tc>
         <w:tc>
           <w:tcPr>
-            <w:tcW w:type="dxa" w:w="1137"/>
-            <w:tcBorders>
-              <w:top w:val="none"/>
-              <w:left w:val="none"/>
-              <w:bottom w:val="none"/>
-              <w:right w:val="none"/>
+            <w:tcW w:type="dxa" w:w="1095"/>
+            <w:tcBorders>
+              <w:top w:val="single" w:color="FFFFFF" w:sz="0"/>
+              <w:left w:val="single" w:color="FFFFFF" w:sz="0"/>
+              <w:bottom w:val="single" w:color="FFFFFF" w:sz="0"/>
+              <w:right w:val="single" w:color="FFFFFF" w:sz="0"/>
             </w:tcBorders>
             <w:shd w:fill="E8E8E8" w:val="clear"/>
           </w:tcPr>
@@ -4204,10 +4215,10 @@
           <w:tcPr>
             <w:tcW w:type="dxa" w:w="1200"/>
             <w:tcBorders>
-              <w:top w:val="none"/>
-              <w:left w:val="none"/>
-              <w:bottom w:val="none"/>
-              <w:right w:val="none"/>
+              <w:top w:val="single" w:color="FFFFFF" w:sz="0"/>
+              <w:left w:val="single" w:color="FFFFFF" w:sz="0"/>
+              <w:bottom w:val="single" w:color="FFFFFF" w:sz="0"/>
+              <w:right w:val="single" w:color="FFFFFF" w:sz="0"/>
             </w:tcBorders>
             <w:tcMar>
               <w:left w:type="dxa" w:w="80"/>
@@ -4236,18 +4247,7 @@
     </w:tbl>
     <w:p>
       <w:pPr>
-        <w:spacing w:after="40"/>
-      </w:pPr>
-      <w:r>
-        <w:rPr>
-          <w:rFonts w:ascii="Calibri" w:cs="Calibri" w:eastAsia="Calibri" w:hAnsi="Calibri"/>
-        </w:rPr>
-        <w:t xml:space="preserve"/>
-      </w:r>
-    </w:p>
-    <w:p>
-      <w:pPr>
-        <w:spacing w:after="200"/>
+        <w:spacing w:after="160" w:before="80"/>
         <w:jc w:val="center"/>
       </w:pPr>
       <w:r>
@@ -4259,7 +4259,7 @@
           <w:sz w:val="16"/>
           <w:szCs w:val="16"/>
         </w:rPr>
-        <w:t xml:space="preserve">Figure 3: Target digital self-service adoption rates across key member transaction types following DFD programme completion.</w:t>
+        <w:t xml:space="preserve">Target digital self-service adoption rates across key member transaction types following DFD programme completion.</w:t>
       </w:r>
     </w:p>
     <w:p>
@@ -4270,9 +4270,9 @@
     <w:p>
       <w:pPr>
         <w:pBdr>
-          <w:bottom w:val="single" w:color="0F62FE" w:sz="8" w:space="6"/>
+          <w:bottom w:val="single" w:color="0F62FE" w:sz="4" w:space="4"/>
         </w:pBdr>
-        <w:spacing w:after="80" w:before="300"/>
+        <w:spacing w:after="80" w:before="240"/>
       </w:pPr>
       <w:r>
         <w:rPr>
@@ -4306,10 +4306,10 @@
       <w:tblPr>
         <w:tblW w:type="dxa" w:w="9072"/>
         <w:tblBorders>
-          <w:top w:val="none"/>
-          <w:left w:val="none"/>
-          <w:bottom w:val="none"/>
-          <w:right w:val="none"/>
+          <w:top w:val="single" w:color="FFFFFF" w:sz="0"/>
+          <w:left w:val="single" w:color="FFFFFF" w:sz="0"/>
+          <w:bottom w:val="single" w:color="FFFFFF" w:sz="0"/>
+          <w:right w:val="single" w:color="FFFFFF" w:sz="0"/>
           <w:insideH w:val="single" w:color="auto" w:sz="4"/>
           <w:insideV w:val="single" w:color="auto" w:sz="4"/>
         </w:tblBorders>
@@ -4322,10 +4322,10 @@
         <w:tc>
           <w:tcPr>
             <w:tcBorders>
-              <w:top w:val="none"/>
-              <w:left w:val="single" w:color="0F62FE" w:sz="24" w:space="4"/>
-              <w:bottom w:val="none"/>
-              <w:right w:val="none"/>
+              <w:top w:val="single" w:color="FFFFFF" w:sz="0"/>
+              <w:left w:val="single" w:color="0F62FE" w:sz="28"/>
+              <w:bottom w:val="single" w:color="FFFFFF" w:sz="0"/>
+              <w:right w:val="single" w:color="FFFFFF" w:sz="0"/>
             </w:tcBorders>
             <w:shd w:fill="D0E2FF" w:val="clear"/>
             <w:tcMar>
@@ -4338,7 +4338,7 @@
           <w:p>
             <w:pPr>
               <w:spacing w:after="80" w:before="80"/>
-              <w:jc w:val="center"/>
+              <w:jc w:val="both"/>
             </w:pPr>
             <w:r>
               <w:rPr>
@@ -4399,10 +4399,10 @@
       <w:tblPr>
         <w:tblW w:type="dxa" w:w="9072"/>
         <w:tblBorders>
-          <w:top w:val="none"/>
-          <w:left w:val="none"/>
-          <w:bottom w:val="none"/>
-          <w:right w:val="none"/>
+          <w:top w:val="single" w:color="FFFFFF" w:sz="0"/>
+          <w:left w:val="single" w:color="FFFFFF" w:sz="0"/>
+          <w:bottom w:val="single" w:color="FFFFFF" w:sz="0"/>
+          <w:right w:val="single" w:color="FFFFFF" w:sz="0"/>
           <w:insideH w:val="single" w:color="auto" w:sz="4"/>
           <w:insideV w:val="single" w:color="auto" w:sz="4"/>
         </w:tblBorders>
@@ -4417,18 +4417,18 @@
           <w:tcPr>
             <w:tcW w:type="dxa" w:w="4320"/>
             <w:tcBorders>
-              <w:top w:val="none"/>
-              <w:left w:val="none"/>
-              <w:bottom w:val="none"/>
-              <w:right w:val="none"/>
+              <w:top w:val="single" w:color="FFFFFF" w:sz="0"/>
+              <w:left w:val="single" w:color="FFFFFF" w:sz="0"/>
+              <w:bottom w:val="single" w:color="FFFFFF" w:sz="0"/>
+              <w:right w:val="single" w:color="FFFFFF" w:sz="0"/>
             </w:tcBorders>
             <w:tcMar>
-              <w:right w:type="dxa" w:w="200"/>
+              <w:right w:type="dxa" w:w="220"/>
             </w:tcMar>
           </w:tcPr>
           <w:p>
             <w:pPr>
-              <w:spacing w:after="100" w:before="120"/>
+              <w:spacing w:after="100" w:before="80"/>
             </w:pPr>
             <w:r>
               <w:rPr>
@@ -4436,8 +4436,8 @@
                 <w:b/>
                 <w:bCs/>
                 <w:color w:val="001141"/>
-                <w:sz w:val="24"/>
-                <w:szCs w:val="24"/>
+                <w:sz w:val="26"/>
+                <w:szCs w:val="26"/>
               </w:rPr>
               <w:t xml:space="preserve">The Agentic AI Architecture</w:t>
             </w:r>
@@ -4492,7 +4492,7 @@
                 <w:rFonts w:ascii="Calibri" w:cs="Calibri" w:eastAsia="Calibri" w:hAnsi="Calibri"/>
                 <w:b/>
                 <w:bCs/>
-                <w:color w:val="21272A"/>
+                <w:color w:val="0F62FE"/>
                 <w:sz w:val="20"/>
                 <w:szCs w:val="20"/>
               </w:rPr>
@@ -4523,7 +4523,7 @@
                 <w:rFonts w:ascii="Calibri" w:cs="Calibri" w:eastAsia="Calibri" w:hAnsi="Calibri"/>
                 <w:b/>
                 <w:bCs/>
-                <w:color w:val="21272A"/>
+                <w:color w:val="0F62FE"/>
                 <w:sz w:val="20"/>
                 <w:szCs w:val="20"/>
               </w:rPr>
@@ -4554,7 +4554,7 @@
                 <w:rFonts w:ascii="Calibri" w:cs="Calibri" w:eastAsia="Calibri" w:hAnsi="Calibri"/>
                 <w:b/>
                 <w:bCs/>
-                <w:color w:val="21272A"/>
+                <w:color w:val="0F62FE"/>
                 <w:sz w:val="20"/>
                 <w:szCs w:val="20"/>
               </w:rPr>
@@ -4585,7 +4585,7 @@
                 <w:rFonts w:ascii="Calibri" w:cs="Calibri" w:eastAsia="Calibri" w:hAnsi="Calibri"/>
                 <w:b/>
                 <w:bCs/>
-                <w:color w:val="21272A"/>
+                <w:color w:val="0F62FE"/>
                 <w:sz w:val="20"/>
                 <w:szCs w:val="20"/>
               </w:rPr>
@@ -4616,7 +4616,7 @@
                 <w:rFonts w:ascii="Calibri" w:cs="Calibri" w:eastAsia="Calibri" w:hAnsi="Calibri"/>
                 <w:b/>
                 <w:bCs/>
-                <w:color w:val="21272A"/>
+                <w:color w:val="0F62FE"/>
                 <w:sz w:val="20"/>
                 <w:szCs w:val="20"/>
               </w:rPr>
@@ -4647,7 +4647,7 @@
                 <w:rFonts w:ascii="Calibri" w:cs="Calibri" w:eastAsia="Calibri" w:hAnsi="Calibri"/>
                 <w:b/>
                 <w:bCs/>
-                <w:color w:val="21272A"/>
+                <w:color w:val="0F62FE"/>
                 <w:sz w:val="20"/>
                 <w:szCs w:val="20"/>
               </w:rPr>
@@ -4668,18 +4668,18 @@
           <w:tcPr>
             <w:tcW w:type="dxa" w:w="4320"/>
             <w:tcBorders>
-              <w:top w:val="none"/>
-              <w:left w:val="none"/>
-              <w:bottom w:val="none"/>
-              <w:right w:val="none"/>
+              <w:top w:val="single" w:color="FFFFFF" w:sz="0"/>
+              <w:left w:val="single" w:color="FFFFFF" w:sz="0"/>
+              <w:bottom w:val="single" w:color="FFFFFF" w:sz="0"/>
+              <w:right w:val="single" w:color="FFFFFF" w:sz="0"/>
             </w:tcBorders>
             <w:tcMar>
-              <w:left w:type="dxa" w:w="200"/>
+              <w:left w:type="dxa" w:w="220"/>
             </w:tcMar>
           </w:tcPr>
           <w:p>
             <w:pPr>
-              <w:spacing w:after="100" w:before="120"/>
+              <w:spacing w:after="100" w:before="80"/>
             </w:pPr>
             <w:r>
               <w:rPr>
@@ -4687,10 +4687,10 @@
                 <w:b/>
                 <w:bCs/>
                 <w:color w:val="001141"/>
-                <w:sz w:val="24"/>
-                <w:szCs w:val="24"/>
-              </w:rPr>
-              <w:t xml:space="preserve">Value Realisation</w:t>
+                <w:sz w:val="26"/>
+                <w:szCs w:val="26"/>
+              </w:rPr>
+              <w:t xml:space="preserve">Value Realization</w:t>
             </w:r>
           </w:p>
           <w:tbl>
@@ -4769,7 +4769,7 @@
                       <w:sz w:val="19"/>
                       <w:szCs w:val="19"/>
                     </w:rPr>
-                    <w:t xml:space="preserve">Before</w:t>
+                    <w:t xml:space="preserve">Baseline</w:t>
                   </w:r>
                 </w:p>
               </w:tc>
@@ -4798,7 +4798,7 @@
                       <w:sz w:val="19"/>
                       <w:szCs w:val="19"/>
                     </w:rPr>
-                    <w:t xml:space="preserve">With IBM AIOps</w:t>
+                    <w:t xml:space="preserve">With AIOps</w:t>
                   </w:r>
                 </w:p>
               </w:tc>
@@ -4892,7 +4892,7 @@
               <w:tc>
                 <w:tcPr>
                   <w:tcW w:type="dxa" w:w="2800"/>
-                  <w:shd w:fill="F0F4FF" w:val="clear"/>
+                  <w:shd w:fill="EEF4FF" w:val="clear"/>
                   <w:tcMar>
                     <w:top w:type="dxa" w:w="50"/>
                     <w:left w:type="dxa" w:w="80"/>
@@ -4921,7 +4921,7 @@
               <w:tc>
                 <w:tcPr>
                   <w:tcW w:type="dxa" w:w="1800"/>
-                  <w:shd w:fill="F0F4FF" w:val="clear"/>
+                  <w:shd w:fill="EEF4FF" w:val="clear"/>
                   <w:tcMar>
                     <w:top w:type="dxa" w:w="50"/>
                     <w:left w:type="dxa" w:w="80"/>
@@ -4948,7 +4948,7 @@
               <w:tc>
                 <w:tcPr>
                   <w:tcW w:type="dxa" w:w="2400"/>
-                  <w:shd w:fill="F0F4FF" w:val="clear"/>
+                  <w:shd w:fill="EEF4FF" w:val="clear"/>
                   <w:tcMar>
                     <w:top w:type="dxa" w:w="50"/>
                     <w:left w:type="dxa" w:w="80"/>
@@ -5062,7 +5062,7 @@
               <w:tc>
                 <w:tcPr>
                   <w:tcW w:type="dxa" w:w="2800"/>
-                  <w:shd w:fill="F0F4FF" w:val="clear"/>
+                  <w:shd w:fill="EEF4FF" w:val="clear"/>
                   <w:tcMar>
                     <w:top w:type="dxa" w:w="50"/>
                     <w:left w:type="dxa" w:w="80"/>
@@ -5091,7 +5091,7 @@
               <w:tc>
                 <w:tcPr>
                   <w:tcW w:type="dxa" w:w="1800"/>
-                  <w:shd w:fill="F0F4FF" w:val="clear"/>
+                  <w:shd w:fill="EEF4FF" w:val="clear"/>
                   <w:tcMar>
                     <w:top w:type="dxa" w:w="50"/>
                     <w:left w:type="dxa" w:w="80"/>
@@ -5118,7 +5118,7 @@
               <w:tc>
                 <w:tcPr>
                   <w:tcW w:type="dxa" w:w="2400"/>
-                  <w:shd w:fill="F0F4FF" w:val="clear"/>
+                  <w:shd w:fill="EEF4FF" w:val="clear"/>
                   <w:tcMar>
                     <w:top w:type="dxa" w:w="50"/>
                     <w:left w:type="dxa" w:w="80"/>
@@ -5232,7 +5232,7 @@
               <w:tc>
                 <w:tcPr>
                   <w:tcW w:type="dxa" w:w="2800"/>
-                  <w:shd w:fill="F0F4FF" w:val="clear"/>
+                  <w:shd w:fill="EEF4FF" w:val="clear"/>
                   <w:tcMar>
                     <w:top w:type="dxa" w:w="50"/>
                     <w:left w:type="dxa" w:w="80"/>
@@ -5254,14 +5254,14 @@
                       <w:sz w:val="19"/>
                       <w:szCs w:val="19"/>
                     </w:rPr>
-                    <w:t xml:space="preserve">Ops Team Manual Triage</w:t>
+                    <w:t xml:space="preserve">Ops Manual Triage Hours</w:t>
                   </w:r>
                 </w:p>
               </w:tc>
               <w:tc>
                 <w:tcPr>
                   <w:tcW w:type="dxa" w:w="1800"/>
-                  <w:shd w:fill="F0F4FF" w:val="clear"/>
+                  <w:shd w:fill="EEF4FF" w:val="clear"/>
                   <w:tcMar>
                     <w:top w:type="dxa" w:w="50"/>
                     <w:left w:type="dxa" w:w="80"/>
@@ -5288,7 +5288,7 @@
               <w:tc>
                 <w:tcPr>
                   <w:tcW w:type="dxa" w:w="2400"/>
-                  <w:shd w:fill="F0F4FF" w:val="clear"/>
+                  <w:shd w:fill="EEF4FF" w:val="clear"/>
                   <w:tcMar>
                     <w:top w:type="dxa" w:w="50"/>
                     <w:left w:type="dxa" w:w="80"/>
@@ -5328,7 +5328,7 @@
           <w:p>
             <w:pPr>
               <w:pBdr>
-                <w:left w:val="single" w:color="0F62FE" w:sz="20" w:space="8"/>
+                <w:left w:val="single" w:color="001141" w:sz="20" w:space="8"/>
               </w:pBdr>
               <w:spacing w:after="80" w:before="180"/>
               <w:ind w:left="120"/>
@@ -5338,7 +5338,7 @@
                 <w:rFonts w:ascii="Calibri" w:cs="Calibri" w:eastAsia="Calibri" w:hAnsi="Calibri"/>
                 <w:b/>
                 <w:bCs/>
-                <w:color w:val="0F62FE"/>
+                <w:color w:val="001141"/>
                 <w:sz w:val="22"/>
                 <w:szCs w:val="22"/>
               </w:rPr>
@@ -5402,7 +5402,7 @@
                 <w:sz w:val="20"/>
                 <w:szCs w:val="20"/>
               </w:rPr>
-              <w:t xml:space="preserve">Vector Store: AWS OpenSearch + Postgres</w:t>
+              <w:t xml:space="preserve">Vector Store: AWS OpenSearch + PostgreSQL</w:t>
             </w:r>
           </w:p>
           <w:p>
@@ -5445,6 +5445,134 @@
               <w:t xml:space="preserve">IBM ContextForge for institutional knowledge management</w:t>
             </w:r>
           </w:p>
+          <w:p>
+            <w:pPr>
+              <w:spacing w:after="40"/>
+            </w:pPr>
+            <w:r>
+              <w:rPr>
+                <w:rFonts w:ascii="Calibri" w:cs="Calibri" w:eastAsia="Calibri" w:hAnsi="Calibri"/>
+              </w:rPr>
+              <w:t xml:space="preserve"/>
+            </w:r>
+          </w:p>
+          <w:tbl>
+            <w:tblPr>
+              <w:tblW w:type="dxa" w:w="9072"/>
+              <w:tblBorders>
+                <w:top w:val="single" w:color="FFFFFF" w:sz="0"/>
+                <w:left w:val="single" w:color="FFFFFF" w:sz="0"/>
+                <w:bottom w:val="single" w:color="FFFFFF" w:sz="0"/>
+                <w:right w:val="single" w:color="FFFFFF" w:sz="0"/>
+                <w:insideH w:val="single" w:color="auto" w:sz="4"/>
+                <w:insideV w:val="single" w:color="auto" w:sz="4"/>
+              </w:tblBorders>
+              <w:tblLayout w:type="fixed"/>
+            </w:tblPr>
+            <w:tblGrid>
+              <w:gridCol w:w="100"/>
+              <w:gridCol w:w="100"/>
+            </w:tblGrid>
+            <w:tr>
+              <w:tc>
+                <w:tcPr>
+                  <w:tcW w:type="dxa" w:w="4536"/>
+                  <w:tcBorders>
+                    <w:top w:val="single" w:color="FFFFFF" w:sz="0"/>
+                    <w:left w:val="single" w:color="FFFFFF" w:sz="0"/>
+                    <w:bottom w:val="single" w:color="FFFFFF" w:sz="0"/>
+                    <w:right w:val="single" w:color="FFFFFF" w:sz="8"/>
+                  </w:tcBorders>
+                  <w:shd w:fill="DEFBE6" w:val="clear"/>
+                  <w:tcMar>
+                    <w:top w:type="dxa" w:w="120"/>
+                    <w:left w:type="dxa" w:w="80"/>
+                    <w:bottom w:type="dxa" w:w="120"/>
+                    <w:right w:type="dxa" w:w="80"/>
+                  </w:tcMar>
+                </w:tcPr>
+                <w:p>
+                  <w:pPr>
+                    <w:jc w:val="center"/>
+                  </w:pPr>
+                  <w:r>
+                    <w:rPr>
+                      <w:rFonts w:ascii="Calibri" w:cs="Calibri" w:eastAsia="Calibri" w:hAnsi="Calibri"/>
+                      <w:b/>
+                      <w:bCs/>
+                      <w:color w:val="198038"/>
+                      <w:sz w:val="22"/>
+                      <w:szCs w:val="22"/>
+                    </w:rPr>
+                    <w:t xml:space="preserve">✓  ARB Approval Secured</w:t>
+                  </w:r>
+                </w:p>
+                <w:p>
+                  <w:pPr>
+                    <w:jc w:val="center"/>
+                  </w:pPr>
+                  <w:r>
+                    <w:rPr>
+                      <w:rFonts w:ascii="Calibri" w:cs="Calibri" w:eastAsia="Calibri" w:hAnsi="Calibri"/>
+                      <w:color w:val="6F6F6F"/>
+                      <w:sz w:val="18"/>
+                      <w:szCs w:val="18"/>
+                    </w:rPr>
+                    <w:t xml:space="preserve">Architecture Review Board</w:t>
+                  </w:r>
+                </w:p>
+              </w:tc>
+              <w:tc>
+                <w:tcPr>
+                  <w:tcW w:type="dxa" w:w="4536"/>
+                  <w:tcBorders>
+                    <w:top w:val="single" w:color="FFFFFF" w:sz="0"/>
+                    <w:left w:val="single" w:color="FFFFFF" w:sz="0"/>
+                    <w:bottom w:val="single" w:color="FFFFFF" w:sz="0"/>
+                    <w:right w:val="single" w:color="FFFFFF" w:sz="8"/>
+                  </w:tcBorders>
+                  <w:shd w:fill="DEFBE6" w:val="clear"/>
+                  <w:tcMar>
+                    <w:top w:type="dxa" w:w="120"/>
+                    <w:left w:type="dxa" w:w="80"/>
+                    <w:bottom w:type="dxa" w:w="120"/>
+                    <w:right w:type="dxa" w:w="80"/>
+                  </w:tcMar>
+                </w:tcPr>
+                <w:p>
+                  <w:pPr>
+                    <w:jc w:val="center"/>
+                  </w:pPr>
+                  <w:r>
+                    <w:rPr>
+                      <w:rFonts w:ascii="Calibri" w:cs="Calibri" w:eastAsia="Calibri" w:hAnsi="Calibri"/>
+                      <w:b/>
+                      <w:bCs/>
+                      <w:color w:val="198038"/>
+                      <w:sz w:val="22"/>
+                      <w:szCs w:val="22"/>
+                    </w:rPr>
+                    <w:t xml:space="preserve">✓  GenAI Board Approved</w:t>
+                  </w:r>
+                </w:p>
+                <w:p>
+                  <w:pPr>
+                    <w:jc w:val="center"/>
+                  </w:pPr>
+                  <w:r>
+                    <w:rPr>
+                      <w:rFonts w:ascii="Calibri" w:cs="Calibri" w:eastAsia="Calibri" w:hAnsi="Calibri"/>
+                      <w:color w:val="6F6F6F"/>
+                      <w:sz w:val="18"/>
+                      <w:szCs w:val="18"/>
+                    </w:rPr>
+                    <w:t xml:space="preserve">Horizon GenAI Governance</w:t>
+                  </w:r>
+                </w:p>
+              </w:tc>
+            </w:tr>
+          </w:tbl>
+          <w:p/>
         </w:tc>
       </w:tr>
     </w:tbl>
@@ -5472,17 +5600,17 @@
           <w:sz w:val="21"/>
           <w:szCs w:val="21"/>
         </w:rPr>
-        <w:t xml:space="preserve">Incident Resolution Time Reduction by Category (Target vs. Baseline)</w:t>
+        <w:t xml:space="preserve">Figure 4: Incident Resolution Time Reduction by Severity Category (IBM AIOps vs. Baseline)</w:t>
       </w:r>
     </w:p>
     <w:tbl>
       <w:tblPr>
         <w:tblW w:type="dxa" w:w="9072"/>
         <w:tblBorders>
-          <w:top w:val="none"/>
-          <w:left w:val="none"/>
-          <w:bottom w:val="none"/>
-          <w:right w:val="none"/>
+          <w:top w:val="single" w:color="FFFFFF" w:sz="0"/>
+          <w:left w:val="single" w:color="FFFFFF" w:sz="0"/>
+          <w:bottom w:val="single" w:color="FFFFFF" w:sz="0"/>
+          <w:right w:val="single" w:color="FFFFFF" w:sz="0"/>
           <w:insideH w:val="single" w:color="auto" w:sz="4"/>
           <w:insideV w:val="single" w:color="auto" w:sz="4"/>
         </w:tblBorders>
@@ -5497,12 +5625,12 @@
       <w:tr>
         <w:tc>
           <w:tcPr>
-            <w:tcW w:type="dxa" w:w="2400"/>
-            <w:tcBorders>
-              <w:top w:val="none"/>
-              <w:left w:val="none"/>
-              <w:bottom w:val="none"/>
-              <w:right w:val="none"/>
+            <w:tcW w:type="dxa" w:w="2600"/>
+            <w:tcBorders>
+              <w:top w:val="single" w:color="FFFFFF" w:sz="0"/>
+              <w:left w:val="single" w:color="FFFFFF" w:sz="0"/>
+              <w:bottom w:val="single" w:color="FFFFFF" w:sz="0"/>
+              <w:right w:val="single" w:color="FFFFFF" w:sz="0"/>
             </w:tcBorders>
             <w:tcMar>
               <w:right w:type="dxa" w:w="80"/>
@@ -5520,20 +5648,20 @@
                 <w:sz w:val="18"/>
                 <w:szCs w:val="18"/>
               </w:rPr>
-              <w:t xml:space="preserve">P1 Critical</w:t>
-            </w:r>
-          </w:p>
-        </w:tc>
-        <w:tc>
-          <w:tcPr>
-            <w:tcW w:type="dxa" w:w="3848"/>
-            <w:tcBorders>
-              <w:top w:val="none"/>
-              <w:left w:val="none"/>
-              <w:bottom w:val="none"/>
-              <w:right w:val="none"/>
-            </w:tcBorders>
-            <w:shd w:fill="da1e28" w:val="clear"/>
+              <w:t xml:space="preserve">P1 — Critical</w:t>
+            </w:r>
+          </w:p>
+        </w:tc>
+        <w:tc>
+          <w:tcPr>
+            <w:tcW w:type="dxa" w:w="3705"/>
+            <w:tcBorders>
+              <w:top w:val="single" w:color="FFFFFF" w:sz="0"/>
+              <w:left w:val="single" w:color="FFFFFF" w:sz="0"/>
+              <w:bottom w:val="single" w:color="FFFFFF" w:sz="0"/>
+              <w:right w:val="single" w:color="FFFFFF" w:sz="0"/>
+            </w:tcBorders>
+            <w:shd w:fill="DA1E28" w:val="clear"/>
           </w:tcPr>
           <w:p>
             <w:pPr>
@@ -5543,12 +5671,12 @@
         </w:tc>
         <w:tc>
           <w:tcPr>
-            <w:tcW w:type="dxa" w:w="1552"/>
-            <w:tcBorders>
-              <w:top w:val="none"/>
-              <w:left w:val="none"/>
-              <w:bottom w:val="none"/>
-              <w:right w:val="none"/>
+            <w:tcW w:type="dxa" w:w="1495"/>
+            <w:tcBorders>
+              <w:top w:val="single" w:color="FFFFFF" w:sz="0"/>
+              <w:left w:val="single" w:color="FFFFFF" w:sz="0"/>
+              <w:bottom w:val="single" w:color="FFFFFF" w:sz="0"/>
+              <w:right w:val="single" w:color="FFFFFF" w:sz="0"/>
             </w:tcBorders>
             <w:shd w:fill="E8E8E8" w:val="clear"/>
           </w:tcPr>
@@ -5562,10 +5690,10 @@
           <w:tcPr>
             <w:tcW w:type="dxa" w:w="1200"/>
             <w:tcBorders>
-              <w:top w:val="none"/>
-              <w:left w:val="none"/>
-              <w:bottom w:val="none"/>
-              <w:right w:val="none"/>
+              <w:top w:val="single" w:color="FFFFFF" w:sz="0"/>
+              <w:left w:val="single" w:color="FFFFFF" w:sz="0"/>
+              <w:bottom w:val="single" w:color="FFFFFF" w:sz="0"/>
+              <w:right w:val="single" w:color="FFFFFF" w:sz="0"/>
             </w:tcBorders>
             <w:tcMar>
               <w:left w:type="dxa" w:w="80"/>
@@ -5582,7 +5710,7 @@
                 <w:rFonts w:ascii="Calibri" w:cs="Calibri" w:eastAsia="Calibri" w:hAnsi="Calibri"/>
                 <w:b/>
                 <w:bCs/>
-                <w:color w:val="da1e28"/>
+                <w:color w:val="DA1E28"/>
                 <w:sz w:val="18"/>
                 <w:szCs w:val="18"/>
               </w:rPr>
@@ -5594,12 +5722,12 @@
       <w:tr>
         <w:tc>
           <w:tcPr>
-            <w:tcW w:type="dxa" w:w="2400"/>
-            <w:tcBorders>
-              <w:top w:val="none"/>
-              <w:left w:val="none"/>
-              <w:bottom w:val="none"/>
-              <w:right w:val="none"/>
+            <w:tcW w:type="dxa" w:w="2600"/>
+            <w:tcBorders>
+              <w:top w:val="single" w:color="FFFFFF" w:sz="0"/>
+              <w:left w:val="single" w:color="FFFFFF" w:sz="0"/>
+              <w:bottom w:val="single" w:color="FFFFFF" w:sz="0"/>
+              <w:right w:val="single" w:color="FFFFFF" w:sz="0"/>
             </w:tcBorders>
             <w:tcMar>
               <w:right w:type="dxa" w:w="80"/>
@@ -5617,18 +5745,18 @@
                 <w:sz w:val="18"/>
                 <w:szCs w:val="18"/>
               </w:rPr>
-              <w:t xml:space="preserve">P2 High</w:t>
-            </w:r>
-          </w:p>
-        </w:tc>
-        <w:tc>
-          <w:tcPr>
-            <w:tcW w:type="dxa" w:w="3240"/>
-            <w:tcBorders>
-              <w:top w:val="none"/>
-              <w:left w:val="none"/>
-              <w:bottom w:val="none"/>
-              <w:right w:val="none"/>
+              <w:t xml:space="preserve">P2 — High</w:t>
+            </w:r>
+          </w:p>
+        </w:tc>
+        <w:tc>
+          <w:tcPr>
+            <w:tcW w:type="dxa" w:w="3120"/>
+            <w:tcBorders>
+              <w:top w:val="single" w:color="FFFFFF" w:sz="0"/>
+              <w:left w:val="single" w:color="FFFFFF" w:sz="0"/>
+              <w:bottom w:val="single" w:color="FFFFFF" w:sz="0"/>
+              <w:right w:val="single" w:color="FFFFFF" w:sz="0"/>
             </w:tcBorders>
             <w:shd w:fill="FF832B" w:val="clear"/>
           </w:tcPr>
@@ -5640,12 +5768,12 @@
         </w:tc>
         <w:tc>
           <w:tcPr>
-            <w:tcW w:type="dxa" w:w="2160"/>
-            <w:tcBorders>
-              <w:top w:val="none"/>
-              <w:left w:val="none"/>
-              <w:bottom w:val="none"/>
-              <w:right w:val="none"/>
+            <w:tcW w:type="dxa" w:w="2080"/>
+            <w:tcBorders>
+              <w:top w:val="single" w:color="FFFFFF" w:sz="0"/>
+              <w:left w:val="single" w:color="FFFFFF" w:sz="0"/>
+              <w:bottom w:val="single" w:color="FFFFFF" w:sz="0"/>
+              <w:right w:val="single" w:color="FFFFFF" w:sz="0"/>
             </w:tcBorders>
             <w:shd w:fill="E8E8E8" w:val="clear"/>
           </w:tcPr>
@@ -5659,10 +5787,10 @@
           <w:tcPr>
             <w:tcW w:type="dxa" w:w="1200"/>
             <w:tcBorders>
-              <w:top w:val="none"/>
-              <w:left w:val="none"/>
-              <w:bottom w:val="none"/>
-              <w:right w:val="none"/>
+              <w:top w:val="single" w:color="FFFFFF" w:sz="0"/>
+              <w:left w:val="single" w:color="FFFFFF" w:sz="0"/>
+              <w:bottom w:val="single" w:color="FFFFFF" w:sz="0"/>
+              <w:right w:val="single" w:color="FFFFFF" w:sz="0"/>
             </w:tcBorders>
             <w:tcMar>
               <w:left w:type="dxa" w:w="80"/>
@@ -5691,12 +5819,12 @@
       <w:tr>
         <w:tc>
           <w:tcPr>
-            <w:tcW w:type="dxa" w:w="2400"/>
-            <w:tcBorders>
-              <w:top w:val="none"/>
-              <w:left w:val="none"/>
-              <w:bottom w:val="none"/>
-              <w:right w:val="none"/>
+            <w:tcW w:type="dxa" w:w="2600"/>
+            <w:tcBorders>
+              <w:top w:val="single" w:color="FFFFFF" w:sz="0"/>
+              <w:left w:val="single" w:color="FFFFFF" w:sz="0"/>
+              <w:bottom w:val="single" w:color="FFFFFF" w:sz="0"/>
+              <w:right w:val="single" w:color="FFFFFF" w:sz="0"/>
             </w:tcBorders>
             <w:tcMar>
               <w:right w:type="dxa" w:w="80"/>
@@ -5714,18 +5842,18 @@
                 <w:sz w:val="18"/>
                 <w:szCs w:val="18"/>
               </w:rPr>
-              <w:t xml:space="preserve">P3 Medium</w:t>
-            </w:r>
-          </w:p>
-        </w:tc>
-        <w:tc>
-          <w:tcPr>
-            <w:tcW w:type="dxa" w:w="4388"/>
-            <w:tcBorders>
-              <w:top w:val="none"/>
-              <w:left w:val="none"/>
-              <w:bottom w:val="none"/>
-              <w:right w:val="none"/>
+              <w:t xml:space="preserve">P3 — Medium</w:t>
+            </w:r>
+          </w:p>
+        </w:tc>
+        <w:tc>
+          <w:tcPr>
+            <w:tcW w:type="dxa" w:w="4225"/>
+            <w:tcBorders>
+              <w:top w:val="single" w:color="FFFFFF" w:sz="0"/>
+              <w:left w:val="single" w:color="FFFFFF" w:sz="0"/>
+              <w:bottom w:val="single" w:color="FFFFFF" w:sz="0"/>
+              <w:right w:val="single" w:color="FFFFFF" w:sz="0"/>
             </w:tcBorders>
             <w:shd w:fill="0F62FE" w:val="clear"/>
           </w:tcPr>
@@ -5737,12 +5865,12 @@
         </w:tc>
         <w:tc>
           <w:tcPr>
-            <w:tcW w:type="dxa" w:w="1012"/>
-            <w:tcBorders>
-              <w:top w:val="none"/>
-              <w:left w:val="none"/>
-              <w:bottom w:val="none"/>
-              <w:right w:val="none"/>
+            <w:tcW w:type="dxa" w:w="975"/>
+            <w:tcBorders>
+              <w:top w:val="single" w:color="FFFFFF" w:sz="0"/>
+              <w:left w:val="single" w:color="FFFFFF" w:sz="0"/>
+              <w:bottom w:val="single" w:color="FFFFFF" w:sz="0"/>
+              <w:right w:val="single" w:color="FFFFFF" w:sz="0"/>
             </w:tcBorders>
             <w:shd w:fill="E8E8E8" w:val="clear"/>
           </w:tcPr>
@@ -5756,10 +5884,10 @@
           <w:tcPr>
             <w:tcW w:type="dxa" w:w="1200"/>
             <w:tcBorders>
-              <w:top w:val="none"/>
-              <w:left w:val="none"/>
-              <w:bottom w:val="none"/>
-              <w:right w:val="none"/>
+              <w:top w:val="single" w:color="FFFFFF" w:sz="0"/>
+              <w:left w:val="single" w:color="FFFFFF" w:sz="0"/>
+              <w:bottom w:val="single" w:color="FFFFFF" w:sz="0"/>
+              <w:right w:val="single" w:color="FFFFFF" w:sz="0"/>
             </w:tcBorders>
             <w:tcMar>
               <w:left w:type="dxa" w:w="80"/>
@@ -5788,12 +5916,12 @@
       <w:tr>
         <w:tc>
           <w:tcPr>
-            <w:tcW w:type="dxa" w:w="2400"/>
-            <w:tcBorders>
-              <w:top w:val="none"/>
-              <w:left w:val="none"/>
-              <w:bottom w:val="none"/>
-              <w:right w:val="none"/>
+            <w:tcW w:type="dxa" w:w="2600"/>
+            <w:tcBorders>
+              <w:top w:val="single" w:color="FFFFFF" w:sz="0"/>
+              <w:left w:val="single" w:color="FFFFFF" w:sz="0"/>
+              <w:bottom w:val="single" w:color="FFFFFF" w:sz="0"/>
+              <w:right w:val="single" w:color="FFFFFF" w:sz="0"/>
             </w:tcBorders>
             <w:tcMar>
               <w:right w:type="dxa" w:w="80"/>
@@ -5811,18 +5939,18 @@
                 <w:sz w:val="18"/>
                 <w:szCs w:val="18"/>
               </w:rPr>
-              <w:t xml:space="preserve">P4 Low</w:t>
-            </w:r>
-          </w:p>
-        </w:tc>
-        <w:tc>
-          <w:tcPr>
-            <w:tcW w:type="dxa" w:w="5400"/>
-            <w:tcBorders>
-              <w:top w:val="none"/>
-              <w:left w:val="none"/>
-              <w:bottom w:val="none"/>
-              <w:right w:val="none"/>
+              <w:t xml:space="preserve">P4 — Low</w:t>
+            </w:r>
+          </w:p>
+        </w:tc>
+        <w:tc>
+          <w:tcPr>
+            <w:tcW w:type="dxa" w:w="5200"/>
+            <w:tcBorders>
+              <w:top w:val="single" w:color="FFFFFF" w:sz="0"/>
+              <w:left w:val="single" w:color="FFFFFF" w:sz="0"/>
+              <w:bottom w:val="single" w:color="FFFFFF" w:sz="0"/>
+              <w:right w:val="single" w:color="FFFFFF" w:sz="0"/>
             </w:tcBorders>
             <w:shd w:fill="009D9A" w:val="clear"/>
           </w:tcPr>
@@ -5836,10 +5964,10 @@
           <w:tcPr>
             <w:tcW w:type="dxa" w:w="1200"/>
             <w:tcBorders>
-              <w:top w:val="none"/>
-              <w:left w:val="none"/>
-              <w:bottom w:val="none"/>
-              <w:right w:val="none"/>
+              <w:top w:val="single" w:color="FFFFFF" w:sz="0"/>
+              <w:left w:val="single" w:color="FFFFFF" w:sz="0"/>
+              <w:bottom w:val="single" w:color="FFFFFF" w:sz="0"/>
+              <w:right w:val="single" w:color="FFFFFF" w:sz="0"/>
             </w:tcBorders>
             <w:tcMar>
               <w:left w:type="dxa" w:w="80"/>
@@ -5868,12 +5996,12 @@
       <w:tr>
         <w:tc>
           <w:tcPr>
-            <w:tcW w:type="dxa" w:w="2400"/>
-            <w:tcBorders>
-              <w:top w:val="none"/>
-              <w:left w:val="none"/>
-              <w:bottom w:val="none"/>
-              <w:right w:val="none"/>
+            <w:tcW w:type="dxa" w:w="2600"/>
+            <w:tcBorders>
+              <w:top w:val="single" w:color="FFFFFF" w:sz="0"/>
+              <w:left w:val="single" w:color="FFFFFF" w:sz="0"/>
+              <w:bottom w:val="single" w:color="FFFFFF" w:sz="0"/>
+              <w:right w:val="single" w:color="FFFFFF" w:sz="0"/>
             </w:tcBorders>
             <w:tcMar>
               <w:right w:type="dxa" w:w="80"/>
@@ -5897,12 +6025,12 @@
         </w:tc>
         <w:tc>
           <w:tcPr>
-            <w:tcW w:type="dxa" w:w="2700"/>
-            <w:tcBorders>
-              <w:top w:val="none"/>
-              <w:left w:val="none"/>
-              <w:bottom w:val="none"/>
-              <w:right w:val="none"/>
+            <w:tcW w:type="dxa" w:w="2600"/>
+            <w:tcBorders>
+              <w:top w:val="single" w:color="FFFFFF" w:sz="0"/>
+              <w:left w:val="single" w:color="FFFFFF" w:sz="0"/>
+              <w:bottom w:val="single" w:color="FFFFFF" w:sz="0"/>
+              <w:right w:val="single" w:color="FFFFFF" w:sz="0"/>
             </w:tcBorders>
             <w:shd w:fill="001141" w:val="clear"/>
           </w:tcPr>
@@ -5914,12 +6042,12 @@
         </w:tc>
         <w:tc>
           <w:tcPr>
-            <w:tcW w:type="dxa" w:w="2700"/>
-            <w:tcBorders>
-              <w:top w:val="none"/>
-              <w:left w:val="none"/>
-              <w:bottom w:val="none"/>
-              <w:right w:val="none"/>
+            <w:tcW w:type="dxa" w:w="2600"/>
+            <w:tcBorders>
+              <w:top w:val="single" w:color="FFFFFF" w:sz="0"/>
+              <w:left w:val="single" w:color="FFFFFF" w:sz="0"/>
+              <w:bottom w:val="single" w:color="FFFFFF" w:sz="0"/>
+              <w:right w:val="single" w:color="FFFFFF" w:sz="0"/>
             </w:tcBorders>
             <w:shd w:fill="E8E8E8" w:val="clear"/>
           </w:tcPr>
@@ -5933,10 +6061,10 @@
           <w:tcPr>
             <w:tcW w:type="dxa" w:w="1200"/>
             <w:tcBorders>
-              <w:top w:val="none"/>
-              <w:left w:val="none"/>
-              <w:bottom w:val="none"/>
-              <w:right w:val="none"/>
+              <w:top w:val="single" w:color="FFFFFF" w:sz="0"/>
+              <w:left w:val="single" w:color="FFFFFF" w:sz="0"/>
+              <w:bottom w:val="single" w:color="FFFFFF" w:sz="0"/>
+              <w:right w:val="single" w:color="FFFFFF" w:sz="0"/>
             </w:tcBorders>
             <w:tcMar>
               <w:left w:type="dxa" w:w="80"/>
@@ -5965,18 +6093,7 @@
     </w:tbl>
     <w:p>
       <w:pPr>
-        <w:spacing w:after="40"/>
-      </w:pPr>
-      <w:r>
-        <w:rPr>
-          <w:rFonts w:ascii="Calibri" w:cs="Calibri" w:eastAsia="Calibri" w:hAnsi="Calibri"/>
-        </w:rPr>
-        <w:t xml:space="preserve"/>
-      </w:r>
-    </w:p>
-    <w:p>
-      <w:pPr>
-        <w:spacing w:after="200"/>
+        <w:spacing w:after="160" w:before="80"/>
         <w:jc w:val="center"/>
       </w:pPr>
       <w:r>
@@ -5988,7 +6105,7 @@
           <w:sz w:val="16"/>
           <w:szCs w:val="16"/>
         </w:rPr>
-        <w:t xml:space="preserve">Figure 4: Projected incident resolution time improvements by severity category following Agentic AI deployment. Percentages represent reduction vs. baseline MTTR.</w:t>
+        <w:t xml:space="preserve">Projected incident resolution time improvements by severity following Agentic AI deployment. Percentages represent reduction vs. baseline MTTR.</w:t>
       </w:r>
     </w:p>
     <w:p>
@@ -5999,9 +6116,9 @@
     <w:p>
       <w:pPr>
         <w:pBdr>
-          <w:bottom w:val="single" w:color="0F62FE" w:sz="8" w:space="6"/>
+          <w:bottom w:val="single" w:color="0F62FE" w:sz="4" w:space="4"/>
         </w:pBdr>
-        <w:spacing w:after="80" w:before="300"/>
+        <w:spacing w:after="80" w:before="240"/>
       </w:pPr>
       <w:r>
         <w:rPr>
@@ -6012,7 +6129,7 @@
           <w:sz w:val="44"/>
           <w:szCs w:val="44"/>
         </w:rPr>
-        <w:t xml:space="preserve">Platform Modernisation</w:t>
+        <w:t xml:space="preserve">Platform Modernization</w:t>
       </w:r>
     </w:p>
     <w:p>
@@ -6028,17 +6145,17 @@
           <w:sz w:val="22"/>
           <w:szCs w:val="22"/>
         </w:rPr>
-        <w:t xml:space="preserve">ICOE Modernisation, Mainframe Migration &amp; Application Rationalisation</w:t>
+        <w:t xml:space="preserve">ICOE Modernization, Mainframe Migration &amp; Application Rationalization</w:t>
       </w:r>
     </w:p>
     <w:tbl>
       <w:tblPr>
         <w:tblW w:type="dxa" w:w="9072"/>
         <w:tblBorders>
-          <w:top w:val="none"/>
-          <w:left w:val="none"/>
-          <w:bottom w:val="none"/>
-          <w:right w:val="none"/>
+          <w:top w:val="single" w:color="FFFFFF" w:sz="0"/>
+          <w:left w:val="single" w:color="FFFFFF" w:sz="0"/>
+          <w:bottom w:val="single" w:color="FFFFFF" w:sz="0"/>
+          <w:right w:val="single" w:color="FFFFFF" w:sz="0"/>
           <w:insideH w:val="single" w:color="auto" w:sz="4"/>
           <w:insideV w:val="single" w:color="auto" w:sz="4"/>
         </w:tblBorders>
@@ -6053,18 +6170,18 @@
           <w:tcPr>
             <w:tcW w:type="dxa" w:w="4320"/>
             <w:tcBorders>
-              <w:top w:val="none"/>
-              <w:left w:val="none"/>
-              <w:bottom w:val="none"/>
-              <w:right w:val="none"/>
+              <w:top w:val="single" w:color="FFFFFF" w:sz="0"/>
+              <w:left w:val="single" w:color="FFFFFF" w:sz="0"/>
+              <w:bottom w:val="single" w:color="FFFFFF" w:sz="0"/>
+              <w:right w:val="single" w:color="FFFFFF" w:sz="0"/>
             </w:tcBorders>
             <w:tcMar>
-              <w:right w:type="dxa" w:w="200"/>
+              <w:right w:type="dxa" w:w="220"/>
             </w:tcMar>
           </w:tcPr>
           <w:p>
             <w:pPr>
-              <w:spacing w:after="100" w:before="120"/>
+              <w:spacing w:after="100" w:before="80"/>
             </w:pPr>
             <w:r>
               <w:rPr>
@@ -6072,10 +6189,10 @@
                 <w:b/>
                 <w:bCs/>
                 <w:color w:val="001141"/>
-                <w:sz w:val="24"/>
-                <w:szCs w:val="24"/>
-              </w:rPr>
-              <w:t xml:space="preserve">ICOE Modernisation</w:t>
+                <w:sz w:val="26"/>
+                <w:szCs w:val="26"/>
+              </w:rPr>
+              <w:t xml:space="preserve">ICOE Modernization</w:t>
             </w:r>
           </w:p>
           <w:p>
@@ -6090,7 +6207,7 @@
                 <w:sz w:val="20"/>
                 <w:szCs w:val="20"/>
               </w:rPr>
-              <w:t xml:space="preserve">IBM's Integration Centre of Excellence (ICOE) Modernisation programme restructures IBM's delivery organisation to align with Horizon's evolving platform landscape — introducing DevSecOps pipelines, product-centric engineering squads, and shared services for API management, identity, and data integration.</w:t>
+              <w:t xml:space="preserve">IBM's Integration Centre of Excellence (ICOE) Modernization program restructures IBM's delivery organization to align with Horizon's evolving platform landscape — introducing DevSecOps pipelines, product-centric engineering squads, and shared services for API management, identity, and data integration.</w:t>
             </w:r>
           </w:p>
           <w:p>
@@ -6190,7 +6307,7 @@
                 <w:sz w:val="20"/>
                 <w:szCs w:val="20"/>
               </w:rPr>
-              <w:t xml:space="preserve">Document Generation Modernisation (HLGS upgrade roadmap).</w:t>
+              <w:t xml:space="preserve">Document Generation Modernization (HLGS upgrade roadmap).</w:t>
             </w:r>
           </w:p>
           <w:p>
@@ -6256,7 +6373,7 @@
                 <w:sz w:val="20"/>
                 <w:szCs w:val="20"/>
               </w:rPr>
-              <w:t xml:space="preserve">IBM will conduct a structured assessment of Horizon's ~500 application portfolio using the BUILD ONCE, BENEFIT (BOB) framework — identifying candidates for decommission, consolidation, cloud migration, or AI-augmented modernisation.</w:t>
+              <w:t xml:space="preserve">IBM will conduct a structured assessment of Horizon's ~500 application portfolio using the BUILD ONCE, BENEFIT (BOB) framework — identifying candidates for decommission, consolidation, cloud migration, or AI-augmented modernization.</w:t>
             </w:r>
           </w:p>
         </w:tc>
@@ -6264,18 +6381,18 @@
           <w:tcPr>
             <w:tcW w:type="dxa" w:w="4320"/>
             <w:tcBorders>
-              <w:top w:val="none"/>
-              <w:left w:val="none"/>
-              <w:bottom w:val="none"/>
-              <w:right w:val="none"/>
+              <w:top w:val="single" w:color="FFFFFF" w:sz="0"/>
+              <w:left w:val="single" w:color="FFFFFF" w:sz="0"/>
+              <w:bottom w:val="single" w:color="FFFFFF" w:sz="0"/>
+              <w:right w:val="single" w:color="FFFFFF" w:sz="0"/>
             </w:tcBorders>
             <w:tcMar>
-              <w:left w:type="dxa" w:w="200"/>
+              <w:left w:type="dxa" w:w="220"/>
             </w:tcMar>
           </w:tcPr>
           <w:p>
             <w:pPr>
-              <w:spacing w:after="100" w:before="120"/>
+              <w:spacing w:after="100" w:before="80"/>
             </w:pPr>
             <w:r>
               <w:rPr>
@@ -6283,10 +6400,10 @@
                 <w:b/>
                 <w:bCs/>
                 <w:color w:val="001141"/>
-                <w:sz w:val="24"/>
-                <w:szCs w:val="24"/>
-              </w:rPr>
-              <w:t xml:space="preserve">Mainframe Modernisation Roadmap</w:t>
+                <w:sz w:val="26"/>
+                <w:szCs w:val="26"/>
+              </w:rPr>
+              <w:t xml:space="preserve">Mainframe Modernization Roadmap</w:t>
             </w:r>
           </w:p>
           <w:p>
@@ -6386,7 +6503,7 @@
               </w:tc>
               <w:tc>
                 <w:tcPr>
-                  <w:tcW w:type="dxa" w:w="2300"/>
+                  <w:tcW w:type="dxa" w:w="2200"/>
                   <w:shd w:fill="001141" w:val="clear"/>
                   <w:tcMar>
                     <w:top w:type="dxa" w:w="60"/>
@@ -6473,7 +6590,7 @@
               </w:tc>
               <w:tc>
                 <w:tcPr>
-                  <w:tcW w:type="dxa" w:w="2300"/>
+                  <w:tcW w:type="dxa" w:w="2200"/>
                   <w:shd w:fill="FFFFFF" w:val="clear"/>
                   <w:tcMar>
                     <w:top w:type="dxa" w:w="50"/>
@@ -6503,7 +6620,7 @@
               <w:tc>
                 <w:tcPr>
                   <w:tcW w:type="dxa" w:w="2200"/>
-                  <w:shd w:fill="F0F4FF" w:val="clear"/>
+                  <w:shd w:fill="EEF4FF" w:val="clear"/>
                   <w:tcMar>
                     <w:top w:type="dxa" w:w="50"/>
                     <w:left w:type="dxa" w:w="80"/>
@@ -6532,7 +6649,7 @@
               <w:tc>
                 <w:tcPr>
                   <w:tcW w:type="dxa" w:w="2600"/>
-                  <w:shd w:fill="F0F4FF" w:val="clear"/>
+                  <w:shd w:fill="EEF4FF" w:val="clear"/>
                   <w:tcMar>
                     <w:top w:type="dxa" w:w="50"/>
                     <w:left w:type="dxa" w:w="80"/>
@@ -6558,8 +6675,8 @@
               </w:tc>
               <w:tc>
                 <w:tcPr>
-                  <w:tcW w:type="dxa" w:w="2300"/>
-                  <w:shd w:fill="F0F4FF" w:val="clear"/>
+                  <w:tcW w:type="dxa" w:w="2200"/>
+                  <w:shd w:fill="EEF4FF" w:val="clear"/>
                   <w:tcMar>
                     <w:top w:type="dxa" w:w="50"/>
                     <w:left w:type="dxa" w:w="80"/>
@@ -6643,7 +6760,7 @@
               </w:tc>
               <w:tc>
                 <w:tcPr>
-                  <w:tcW w:type="dxa" w:w="2300"/>
+                  <w:tcW w:type="dxa" w:w="2200"/>
                   <w:shd w:fill="FFFFFF" w:val="clear"/>
                   <w:tcMar>
                     <w:top w:type="dxa" w:w="50"/>
@@ -6673,7 +6790,7 @@
               <w:tc>
                 <w:tcPr>
                   <w:tcW w:type="dxa" w:w="2200"/>
-                  <w:shd w:fill="F0F4FF" w:val="clear"/>
+                  <w:shd w:fill="EEF4FF" w:val="clear"/>
                   <w:tcMar>
                     <w:top w:type="dxa" w:w="50"/>
                     <w:left w:type="dxa" w:w="80"/>
@@ -6702,7 +6819,7 @@
               <w:tc>
                 <w:tcPr>
                   <w:tcW w:type="dxa" w:w="2600"/>
-                  <w:shd w:fill="F0F4FF" w:val="clear"/>
+                  <w:shd w:fill="EEF4FF" w:val="clear"/>
                   <w:tcMar>
                     <w:top w:type="dxa" w:w="50"/>
                     <w:left w:type="dxa" w:w="80"/>
@@ -6728,8 +6845,8 @@
               </w:tc>
               <w:tc>
                 <w:tcPr>
-                  <w:tcW w:type="dxa" w:w="2300"/>
-                  <w:shd w:fill="F0F4FF" w:val="clear"/>
+                  <w:tcW w:type="dxa" w:w="2200"/>
+                  <w:shd w:fill="EEF4FF" w:val="clear"/>
                   <w:tcMar>
                     <w:top w:type="dxa" w:w="50"/>
                     <w:left w:type="dxa" w:w="80"/>
@@ -6813,7 +6930,7 @@
               </w:tc>
               <w:tc>
                 <w:tcPr>
-                  <w:tcW w:type="dxa" w:w="2300"/>
+                  <w:tcW w:type="dxa" w:w="2200"/>
                   <w:shd w:fill="FFFFFF" w:val="clear"/>
                   <w:tcMar>
                     <w:top w:type="dxa" w:w="50"/>
@@ -6855,10 +6972,10 @@
             <w:tblPr>
               <w:tblW w:type="dxa" w:w="9072"/>
               <w:tblBorders>
-                <w:top w:val="none"/>
-                <w:left w:val="none"/>
-                <w:bottom w:val="none"/>
-                <w:right w:val="none"/>
+                <w:top w:val="single" w:color="FFFFFF" w:sz="0"/>
+                <w:left w:val="single" w:color="FFFFFF" w:sz="0"/>
+                <w:bottom w:val="single" w:color="FFFFFF" w:sz="0"/>
+                <w:right w:val="single" w:color="FFFFFF" w:sz="0"/>
                 <w:insideH w:val="single" w:color="auto" w:sz="4"/>
                 <w:insideV w:val="single" w:color="auto" w:sz="4"/>
               </w:tblBorders>
@@ -6871,10 +6988,10 @@
               <w:tc>
                 <w:tcPr>
                   <w:tcBorders>
-                    <w:top w:val="single" w:color="001141" w:sz="4" w:space="0"/>
-                    <w:left w:val="single" w:color="001141" w:sz="24" w:space="4"/>
-                    <w:bottom w:val="single" w:color="001141" w:sz="4" w:space="0"/>
-                    <w:right w:val="single" w:color="001141" w:sz="4" w:space="0"/>
+                    <w:top w:val="single" w:color="001141" w:sz="4"/>
+                    <w:left w:val="single" w:color="001141" w:sz="28"/>
+                    <w:bottom w:val="single" w:color="001141" w:sz="4"/>
+                    <w:right w:val="single" w:color="001141" w:sz="4"/>
                   </w:tcBorders>
                   <w:shd w:fill="F4F4F4" w:val="clear"/>
                   <w:tcMar>
@@ -6978,10 +7095,10 @@
       <w:tblPr>
         <w:tblW w:type="dxa" w:w="9072"/>
         <w:tblBorders>
-          <w:top w:val="none"/>
-          <w:left w:val="none"/>
-          <w:bottom w:val="none"/>
-          <w:right w:val="none"/>
+          <w:top w:val="single" w:color="FFFFFF" w:sz="0"/>
+          <w:left w:val="single" w:color="FFFFFF" w:sz="0"/>
+          <w:bottom w:val="single" w:color="FFFFFF" w:sz="0"/>
+          <w:right w:val="single" w:color="FFFFFF" w:sz="0"/>
           <w:insideH w:val="single" w:color="auto" w:sz="4"/>
           <w:insideV w:val="single" w:color="auto" w:sz="4"/>
         </w:tblBorders>
@@ -6998,10 +7115,10 @@
           <w:tcPr>
             <w:tcW w:type="dxa" w:w="2268"/>
             <w:tcBorders>
-              <w:top w:val="none"/>
-              <w:left w:val="none"/>
-              <w:bottom w:val="none"/>
-              <w:right w:val="single" w:color="C6C6C6" w:sz="6" w:space="0"/>
+              <w:top w:val="single" w:color="FFFFFF" w:sz="0"/>
+              <w:left w:val="single" w:color="FFFFFF" w:sz="0"/>
+              <w:bottom w:val="single" w:color="FFFFFF" w:sz="0"/>
+              <w:right w:val="single" w:color="C6C6C6" w:sz="6"/>
             </w:tcBorders>
             <w:shd w:fill="F4F4F4" w:val="clear"/>
             <w:tcMar>
@@ -7047,10 +7164,10 @@
           <w:tcPr>
             <w:tcW w:type="dxa" w:w="2268"/>
             <w:tcBorders>
-              <w:top w:val="none"/>
-              <w:left w:val="none"/>
-              <w:bottom w:val="none"/>
-              <w:right w:val="single" w:color="C6C6C6" w:sz="6" w:space="0"/>
+              <w:top w:val="single" w:color="FFFFFF" w:sz="0"/>
+              <w:left w:val="single" w:color="FFFFFF" w:sz="0"/>
+              <w:bottom w:val="single" w:color="FFFFFF" w:sz="0"/>
+              <w:right w:val="single" w:color="C6C6C6" w:sz="6"/>
             </w:tcBorders>
             <w:shd w:fill="F4F4F4" w:val="clear"/>
             <w:tcMar>
@@ -7096,10 +7213,10 @@
           <w:tcPr>
             <w:tcW w:type="dxa" w:w="2268"/>
             <w:tcBorders>
-              <w:top w:val="none"/>
-              <w:left w:val="none"/>
-              <w:bottom w:val="none"/>
-              <w:right w:val="single" w:color="C6C6C6" w:sz="6" w:space="0"/>
+              <w:top w:val="single" w:color="FFFFFF" w:sz="0"/>
+              <w:left w:val="single" w:color="FFFFFF" w:sz="0"/>
+              <w:bottom w:val="single" w:color="FFFFFF" w:sz="0"/>
+              <w:right w:val="single" w:color="C6C6C6" w:sz="6"/>
             </w:tcBorders>
             <w:shd w:fill="F4F4F4" w:val="clear"/>
             <w:tcMar>
@@ -7145,10 +7262,10 @@
           <w:tcPr>
             <w:tcW w:type="dxa" w:w="2268"/>
             <w:tcBorders>
-              <w:top w:val="none"/>
-              <w:left w:val="none"/>
-              <w:bottom w:val="none"/>
-              <w:right w:val="single" w:color="C6C6C6" w:sz="6" w:space="0"/>
+              <w:top w:val="single" w:color="FFFFFF" w:sz="0"/>
+              <w:left w:val="single" w:color="FFFFFF" w:sz="0"/>
+              <w:bottom w:val="single" w:color="FFFFFF" w:sz="0"/>
+              <w:right w:val="single" w:color="C6C6C6" w:sz="6"/>
             </w:tcBorders>
             <w:shd w:fill="F4F4F4" w:val="clear"/>
             <w:tcMar>
@@ -7171,7 +7288,7 @@
                 <w:sz w:val="48"/>
                 <w:szCs w:val="48"/>
               </w:rPr>
-              <w:t xml:space="preserve">0</w:t>
+              <w:t xml:space="preserve">Zero</w:t>
             </w:r>
           </w:p>
           <w:p>
@@ -7200,9 +7317,9 @@
     <w:p>
       <w:pPr>
         <w:pBdr>
-          <w:bottom w:val="single" w:color="0F62FE" w:sz="8" w:space="6"/>
+          <w:bottom w:val="single" w:color="0F62FE" w:sz="4" w:space="4"/>
         </w:pBdr>
-        <w:spacing w:after="80" w:before="300"/>
+        <w:spacing w:after="80" w:before="240"/>
       </w:pPr>
       <w:r>
         <w:rPr>
@@ -7236,10 +7353,10 @@
       <w:tblPr>
         <w:tblW w:type="dxa" w:w="9072"/>
         <w:tblBorders>
-          <w:top w:val="none"/>
-          <w:left w:val="none"/>
-          <w:bottom w:val="none"/>
-          <w:right w:val="none"/>
+          <w:top w:val="single" w:color="FFFFFF" w:sz="0"/>
+          <w:left w:val="single" w:color="FFFFFF" w:sz="0"/>
+          <w:bottom w:val="single" w:color="FFFFFF" w:sz="0"/>
+          <w:right w:val="single" w:color="FFFFFF" w:sz="0"/>
           <w:insideH w:val="single" w:color="auto" w:sz="4"/>
           <w:insideV w:val="single" w:color="auto" w:sz="4"/>
         </w:tblBorders>
@@ -7254,18 +7371,18 @@
           <w:tcPr>
             <w:tcW w:type="dxa" w:w="4320"/>
             <w:tcBorders>
-              <w:top w:val="none"/>
-              <w:left w:val="none"/>
-              <w:bottom w:val="none"/>
-              <w:right w:val="none"/>
+              <w:top w:val="single" w:color="FFFFFF" w:sz="0"/>
+              <w:left w:val="single" w:color="FFFFFF" w:sz="0"/>
+              <w:bottom w:val="single" w:color="FFFFFF" w:sz="0"/>
+              <w:right w:val="single" w:color="FFFFFF" w:sz="0"/>
             </w:tcBorders>
             <w:tcMar>
-              <w:right w:type="dxa" w:w="200"/>
+              <w:right w:type="dxa" w:w="220"/>
             </w:tcMar>
           </w:tcPr>
           <w:p>
             <w:pPr>
-              <w:spacing w:after="100" w:before="120"/>
+              <w:spacing w:after="100" w:before="80"/>
             </w:pPr>
             <w:r>
               <w:rPr>
@@ -7273,8 +7390,8 @@
                 <w:b/>
                 <w:bCs/>
                 <w:color w:val="001141"/>
-                <w:sz w:val="24"/>
-                <w:szCs w:val="24"/>
+                <w:sz w:val="26"/>
+                <w:szCs w:val="26"/>
               </w:rPr>
               <w:t xml:space="preserve">Self-Improving Quality Framework</w:t>
             </w:r>
@@ -7454,18 +7571,18 @@
           <w:tcPr>
             <w:tcW w:type="dxa" w:w="4320"/>
             <w:tcBorders>
-              <w:top w:val="none"/>
-              <w:left w:val="none"/>
-              <w:bottom w:val="none"/>
-              <w:right w:val="none"/>
+              <w:top w:val="single" w:color="FFFFFF" w:sz="0"/>
+              <w:left w:val="single" w:color="FFFFFF" w:sz="0"/>
+              <w:bottom w:val="single" w:color="FFFFFF" w:sz="0"/>
+              <w:right w:val="single" w:color="FFFFFF" w:sz="0"/>
             </w:tcBorders>
             <w:tcMar>
-              <w:left w:type="dxa" w:w="200"/>
+              <w:left w:type="dxa" w:w="220"/>
             </w:tcMar>
           </w:tcPr>
           <w:p>
             <w:pPr>
-              <w:spacing w:after="100" w:before="120"/>
+              <w:spacing w:after="100" w:before="80"/>
             </w:pPr>
             <w:r>
               <w:rPr>
@@ -7473,8 +7590,8 @@
                 <w:b/>
                 <w:bCs/>
                 <w:color w:val="001141"/>
-                <w:sz w:val="24"/>
-                <w:szCs w:val="24"/>
+                <w:sz w:val="26"/>
+                <w:szCs w:val="26"/>
               </w:rPr>
               <w:t xml:space="preserve">AI-Augmented Development Model</w:t>
             </w:r>
@@ -7669,10 +7786,10 @@
             <w:tblPr>
               <w:tblW w:type="dxa" w:w="9072"/>
               <w:tblBorders>
-                <w:top w:val="none"/>
-                <w:left w:val="none"/>
-                <w:bottom w:val="none"/>
-                <w:right w:val="none"/>
+                <w:top w:val="single" w:color="FFFFFF" w:sz="0"/>
+                <w:left w:val="single" w:color="FFFFFF" w:sz="0"/>
+                <w:bottom w:val="single" w:color="FFFFFF" w:sz="0"/>
+                <w:right w:val="single" w:color="FFFFFF" w:sz="0"/>
                 <w:insideH w:val="single" w:color="auto" w:sz="4"/>
                 <w:insideV w:val="single" w:color="auto" w:sz="4"/>
               </w:tblBorders>
@@ -7685,10 +7802,10 @@
               <w:tc>
                 <w:tcPr>
                   <w:tcBorders>
-                    <w:top w:val="none"/>
-                    <w:left w:val="single" w:color="198038" w:sz="24" w:space="4"/>
-                    <w:bottom w:val="none"/>
-                    <w:right w:val="none"/>
+                    <w:top w:val="single" w:color="FFFFFF" w:sz="0"/>
+                    <w:left w:val="single" w:color="198038" w:sz="28"/>
+                    <w:bottom w:val="single" w:color="FFFFFF" w:sz="0"/>
+                    <w:right w:val="single" w:color="FFFFFF" w:sz="0"/>
                   </w:tcBorders>
                   <w:shd w:fill="DEFBE6" w:val="clear"/>
                   <w:tcMar>
@@ -7701,7 +7818,7 @@
                 <w:p>
                   <w:pPr>
                     <w:spacing w:after="80" w:before="80"/>
-                    <w:jc w:val="center"/>
+                    <w:jc w:val="both"/>
                   </w:pPr>
                   <w:r>
                     <w:rPr>
@@ -7755,17 +7872,17 @@
           <w:sz w:val="21"/>
           <w:szCs w:val="21"/>
         </w:rPr>
-        <w:t xml:space="preserve">Quality KPI Improvement Targets (12-Month Programme)</w:t>
+        <w:t xml:space="preserve">Figure 5: Quality KPI Improvement Targets — 12-Month Programme</w:t>
       </w:r>
     </w:p>
     <w:tbl>
       <w:tblPr>
         <w:tblW w:type="dxa" w:w="9072"/>
         <w:tblBorders>
-          <w:top w:val="none"/>
-          <w:left w:val="none"/>
-          <w:bottom w:val="none"/>
-          <w:right w:val="none"/>
+          <w:top w:val="single" w:color="FFFFFF" w:sz="0"/>
+          <w:left w:val="single" w:color="FFFFFF" w:sz="0"/>
+          <w:bottom w:val="single" w:color="FFFFFF" w:sz="0"/>
+          <w:right w:val="single" w:color="FFFFFF" w:sz="0"/>
           <w:insideH w:val="single" w:color="auto" w:sz="4"/>
           <w:insideV w:val="single" w:color="auto" w:sz="4"/>
         </w:tblBorders>
@@ -7780,12 +7897,12 @@
       <w:tr>
         <w:tc>
           <w:tcPr>
-            <w:tcW w:type="dxa" w:w="2400"/>
-            <w:tcBorders>
-              <w:top w:val="none"/>
-              <w:left w:val="none"/>
-              <w:bottom w:val="none"/>
-              <w:right w:val="none"/>
+            <w:tcW w:type="dxa" w:w="2600"/>
+            <w:tcBorders>
+              <w:top w:val="single" w:color="FFFFFF" w:sz="0"/>
+              <w:left w:val="single" w:color="FFFFFF" w:sz="0"/>
+              <w:bottom w:val="single" w:color="FFFFFF" w:sz="0"/>
+              <w:right w:val="single" w:color="FFFFFF" w:sz="0"/>
             </w:tcBorders>
             <w:tcMar>
               <w:right w:type="dxa" w:w="80"/>
@@ -7809,12 +7926,12 @@
         </w:tc>
         <w:tc>
           <w:tcPr>
-            <w:tcW w:type="dxa" w:w="5400"/>
-            <w:tcBorders>
-              <w:top w:val="none"/>
-              <w:left w:val="none"/>
-              <w:bottom w:val="none"/>
-              <w:right w:val="none"/>
+            <w:tcW w:type="dxa" w:w="5200"/>
+            <w:tcBorders>
+              <w:top w:val="single" w:color="FFFFFF" w:sz="0"/>
+              <w:left w:val="single" w:color="FFFFFF" w:sz="0"/>
+              <w:bottom w:val="single" w:color="FFFFFF" w:sz="0"/>
+              <w:right w:val="single" w:color="FFFFFF" w:sz="0"/>
             </w:tcBorders>
             <w:shd w:fill="198038" w:val="clear"/>
           </w:tcPr>
@@ -7828,10 +7945,10 @@
           <w:tcPr>
             <w:tcW w:type="dxa" w:w="1200"/>
             <w:tcBorders>
-              <w:top w:val="none"/>
-              <w:left w:val="none"/>
-              <w:bottom w:val="none"/>
-              <w:right w:val="none"/>
+              <w:top w:val="single" w:color="FFFFFF" w:sz="0"/>
+              <w:left w:val="single" w:color="FFFFFF" w:sz="0"/>
+              <w:bottom w:val="single" w:color="FFFFFF" w:sz="0"/>
+              <w:right w:val="single" w:color="FFFFFF" w:sz="0"/>
             </w:tcBorders>
             <w:tcMar>
               <w:left w:type="dxa" w:w="80"/>
@@ -7860,12 +7977,12 @@
       <w:tr>
         <w:tc>
           <w:tcPr>
-            <w:tcW w:type="dxa" w:w="2400"/>
-            <w:tcBorders>
-              <w:top w:val="none"/>
-              <w:left w:val="none"/>
-              <w:bottom w:val="none"/>
-              <w:right w:val="none"/>
+            <w:tcW w:type="dxa" w:w="2600"/>
+            <w:tcBorders>
+              <w:top w:val="single" w:color="FFFFFF" w:sz="0"/>
+              <w:left w:val="single" w:color="FFFFFF" w:sz="0"/>
+              <w:bottom w:val="single" w:color="FFFFFF" w:sz="0"/>
+              <w:right w:val="single" w:color="FFFFFF" w:sz="0"/>
             </w:tcBorders>
             <w:tcMar>
               <w:right w:type="dxa" w:w="80"/>
@@ -7889,12 +8006,12 @@
         </w:tc>
         <w:tc>
           <w:tcPr>
-            <w:tcW w:type="dxa" w:w="4388"/>
-            <w:tcBorders>
-              <w:top w:val="none"/>
-              <w:left w:val="none"/>
-              <w:bottom w:val="none"/>
-              <w:right w:val="none"/>
+            <w:tcW w:type="dxa" w:w="4225"/>
+            <w:tcBorders>
+              <w:top w:val="single" w:color="FFFFFF" w:sz="0"/>
+              <w:left w:val="single" w:color="FFFFFF" w:sz="0"/>
+              <w:bottom w:val="single" w:color="FFFFFF" w:sz="0"/>
+              <w:right w:val="single" w:color="FFFFFF" w:sz="0"/>
             </w:tcBorders>
             <w:shd w:fill="0F62FE" w:val="clear"/>
           </w:tcPr>
@@ -7906,12 +8023,12 @@
         </w:tc>
         <w:tc>
           <w:tcPr>
-            <w:tcW w:type="dxa" w:w="1012"/>
-            <w:tcBorders>
-              <w:top w:val="none"/>
-              <w:left w:val="none"/>
-              <w:bottom w:val="none"/>
-              <w:right w:val="none"/>
+            <w:tcW w:type="dxa" w:w="975"/>
+            <w:tcBorders>
+              <w:top w:val="single" w:color="FFFFFF" w:sz="0"/>
+              <w:left w:val="single" w:color="FFFFFF" w:sz="0"/>
+              <w:bottom w:val="single" w:color="FFFFFF" w:sz="0"/>
+              <w:right w:val="single" w:color="FFFFFF" w:sz="0"/>
             </w:tcBorders>
             <w:shd w:fill="E8E8E8" w:val="clear"/>
           </w:tcPr>
@@ -7925,10 +8042,10 @@
           <w:tcPr>
             <w:tcW w:type="dxa" w:w="1200"/>
             <w:tcBorders>
-              <w:top w:val="none"/>
-              <w:left w:val="none"/>
-              <w:bottom w:val="none"/>
-              <w:right w:val="none"/>
+              <w:top w:val="single" w:color="FFFFFF" w:sz="0"/>
+              <w:left w:val="single" w:color="FFFFFF" w:sz="0"/>
+              <w:bottom w:val="single" w:color="FFFFFF" w:sz="0"/>
+              <w:right w:val="single" w:color="FFFFFF" w:sz="0"/>
             </w:tcBorders>
             <w:tcMar>
               <w:left w:type="dxa" w:w="80"/>
@@ -7957,12 +8074,12 @@
       <w:tr>
         <w:tc>
           <w:tcPr>
-            <w:tcW w:type="dxa" w:w="2400"/>
-            <w:tcBorders>
-              <w:top w:val="none"/>
-              <w:left w:val="none"/>
-              <w:bottom w:val="none"/>
-              <w:right w:val="none"/>
+            <w:tcW w:type="dxa" w:w="2600"/>
+            <w:tcBorders>
+              <w:top w:val="single" w:color="FFFFFF" w:sz="0"/>
+              <w:left w:val="single" w:color="FFFFFF" w:sz="0"/>
+              <w:bottom w:val="single" w:color="FFFFFF" w:sz="0"/>
+              <w:right w:val="single" w:color="FFFFFF" w:sz="0"/>
             </w:tcBorders>
             <w:tcMar>
               <w:right w:type="dxa" w:w="80"/>
@@ -7986,12 +8103,12 @@
         </w:tc>
         <w:tc>
           <w:tcPr>
-            <w:tcW w:type="dxa" w:w="4725"/>
-            <w:tcBorders>
-              <w:top w:val="none"/>
-              <w:left w:val="none"/>
-              <w:bottom w:val="none"/>
-              <w:right w:val="none"/>
+            <w:tcW w:type="dxa" w:w="4550"/>
+            <w:tcBorders>
+              <w:top w:val="single" w:color="FFFFFF" w:sz="0"/>
+              <w:left w:val="single" w:color="FFFFFF" w:sz="0"/>
+              <w:bottom w:val="single" w:color="FFFFFF" w:sz="0"/>
+              <w:right w:val="single" w:color="FFFFFF" w:sz="0"/>
             </w:tcBorders>
             <w:shd w:fill="009D9A" w:val="clear"/>
           </w:tcPr>
@@ -8003,12 +8120,12 @@
         </w:tc>
         <w:tc>
           <w:tcPr>
-            <w:tcW w:type="dxa" w:w="675"/>
-            <w:tcBorders>
-              <w:top w:val="none"/>
-              <w:left w:val="none"/>
-              <w:bottom w:val="none"/>
-              <w:right w:val="none"/>
+            <w:tcW w:type="dxa" w:w="650"/>
+            <w:tcBorders>
+              <w:top w:val="single" w:color="FFFFFF" w:sz="0"/>
+              <w:left w:val="single" w:color="FFFFFF" w:sz="0"/>
+              <w:bottom w:val="single" w:color="FFFFFF" w:sz="0"/>
+              <w:right w:val="single" w:color="FFFFFF" w:sz="0"/>
             </w:tcBorders>
             <w:shd w:fill="E8E8E8" w:val="clear"/>
           </w:tcPr>
@@ -8022,10 +8139,10 @@
           <w:tcPr>
             <w:tcW w:type="dxa" w:w="1200"/>
             <w:tcBorders>
-              <w:top w:val="none"/>
-              <w:left w:val="none"/>
-              <w:bottom w:val="none"/>
-              <w:right w:val="none"/>
+              <w:top w:val="single" w:color="FFFFFF" w:sz="0"/>
+              <w:left w:val="single" w:color="FFFFFF" w:sz="0"/>
+              <w:bottom w:val="single" w:color="FFFFFF" w:sz="0"/>
+              <w:right w:val="single" w:color="FFFFFF" w:sz="0"/>
             </w:tcBorders>
             <w:tcMar>
               <w:left w:type="dxa" w:w="80"/>
@@ -8054,12 +8171,12 @@
       <w:tr>
         <w:tc>
           <w:tcPr>
-            <w:tcW w:type="dxa" w:w="2400"/>
-            <w:tcBorders>
-              <w:top w:val="none"/>
-              <w:left w:val="none"/>
-              <w:bottom w:val="none"/>
-              <w:right w:val="none"/>
+            <w:tcW w:type="dxa" w:w="2600"/>
+            <w:tcBorders>
+              <w:top w:val="single" w:color="FFFFFF" w:sz="0"/>
+              <w:left w:val="single" w:color="FFFFFF" w:sz="0"/>
+              <w:bottom w:val="single" w:color="FFFFFF" w:sz="0"/>
+              <w:right w:val="single" w:color="FFFFFF" w:sz="0"/>
             </w:tcBorders>
             <w:tcMar>
               <w:right w:type="dxa" w:w="80"/>
@@ -8083,12 +8200,12 @@
         </w:tc>
         <w:tc>
           <w:tcPr>
-            <w:tcW w:type="dxa" w:w="3713"/>
-            <w:tcBorders>
-              <w:top w:val="none"/>
-              <w:left w:val="none"/>
-              <w:bottom w:val="none"/>
-              <w:right w:val="none"/>
+            <w:tcW w:type="dxa" w:w="3575"/>
+            <w:tcBorders>
+              <w:top w:val="single" w:color="FFFFFF" w:sz="0"/>
+              <w:left w:val="single" w:color="FFFFFF" w:sz="0"/>
+              <w:bottom w:val="single" w:color="FFFFFF" w:sz="0"/>
+              <w:right w:val="single" w:color="FFFFFF" w:sz="0"/>
             </w:tcBorders>
             <w:shd w:fill="001141" w:val="clear"/>
           </w:tcPr>
@@ -8100,12 +8217,12 @@
         </w:tc>
         <w:tc>
           <w:tcPr>
-            <w:tcW w:type="dxa" w:w="1687"/>
-            <w:tcBorders>
-              <w:top w:val="none"/>
-              <w:left w:val="none"/>
-              <w:bottom w:val="none"/>
-              <w:right w:val="none"/>
+            <w:tcW w:type="dxa" w:w="1625"/>
+            <w:tcBorders>
+              <w:top w:val="single" w:color="FFFFFF" w:sz="0"/>
+              <w:left w:val="single" w:color="FFFFFF" w:sz="0"/>
+              <w:bottom w:val="single" w:color="FFFFFF" w:sz="0"/>
+              <w:right w:val="single" w:color="FFFFFF" w:sz="0"/>
             </w:tcBorders>
             <w:shd w:fill="E8E8E8" w:val="clear"/>
           </w:tcPr>
@@ -8119,10 +8236,10 @@
           <w:tcPr>
             <w:tcW w:type="dxa" w:w="1200"/>
             <w:tcBorders>
-              <w:top w:val="none"/>
-              <w:left w:val="none"/>
-              <w:bottom w:val="none"/>
-              <w:right w:val="none"/>
+              <w:top w:val="single" w:color="FFFFFF" w:sz="0"/>
+              <w:left w:val="single" w:color="FFFFFF" w:sz="0"/>
+              <w:bottom w:val="single" w:color="FFFFFF" w:sz="0"/>
+              <w:right w:val="single" w:color="FFFFFF" w:sz="0"/>
             </w:tcBorders>
             <w:tcMar>
               <w:left w:type="dxa" w:w="80"/>
@@ -8151,12 +8268,12 @@
       <w:tr>
         <w:tc>
           <w:tcPr>
-            <w:tcW w:type="dxa" w:w="2400"/>
-            <w:tcBorders>
-              <w:top w:val="none"/>
-              <w:left w:val="none"/>
-              <w:bottom w:val="none"/>
-              <w:right w:val="none"/>
+            <w:tcW w:type="dxa" w:w="2600"/>
+            <w:tcBorders>
+              <w:top w:val="single" w:color="FFFFFF" w:sz="0"/>
+              <w:left w:val="single" w:color="FFFFFF" w:sz="0"/>
+              <w:bottom w:val="single" w:color="FFFFFF" w:sz="0"/>
+              <w:right w:val="single" w:color="FFFFFF" w:sz="0"/>
             </w:tcBorders>
             <w:tcMar>
               <w:right w:type="dxa" w:w="80"/>
@@ -8180,12 +8297,12 @@
         </w:tc>
         <w:tc>
           <w:tcPr>
-            <w:tcW w:type="dxa" w:w="2700"/>
-            <w:tcBorders>
-              <w:top w:val="none"/>
-              <w:left w:val="none"/>
-              <w:bottom w:val="none"/>
-              <w:right w:val="none"/>
+            <w:tcW w:type="dxa" w:w="2600"/>
+            <w:tcBorders>
+              <w:top w:val="single" w:color="FFFFFF" w:sz="0"/>
+              <w:left w:val="single" w:color="FFFFFF" w:sz="0"/>
+              <w:bottom w:val="single" w:color="FFFFFF" w:sz="0"/>
+              <w:right w:val="single" w:color="FFFFFF" w:sz="0"/>
             </w:tcBorders>
             <w:shd w:fill="FF832B" w:val="clear"/>
           </w:tcPr>
@@ -8197,12 +8314,12 @@
         </w:tc>
         <w:tc>
           <w:tcPr>
-            <w:tcW w:type="dxa" w:w="2700"/>
-            <w:tcBorders>
-              <w:top w:val="none"/>
-              <w:left w:val="none"/>
-              <w:bottom w:val="none"/>
-              <w:right w:val="none"/>
+            <w:tcW w:type="dxa" w:w="2600"/>
+            <w:tcBorders>
+              <w:top w:val="single" w:color="FFFFFF" w:sz="0"/>
+              <w:left w:val="single" w:color="FFFFFF" w:sz="0"/>
+              <w:bottom w:val="single" w:color="FFFFFF" w:sz="0"/>
+              <w:right w:val="single" w:color="FFFFFF" w:sz="0"/>
             </w:tcBorders>
             <w:shd w:fill="E8E8E8" w:val="clear"/>
           </w:tcPr>
@@ -8216,10 +8333,10 @@
           <w:tcPr>
             <w:tcW w:type="dxa" w:w="1200"/>
             <w:tcBorders>
-              <w:top w:val="none"/>
-              <w:left w:val="none"/>
-              <w:bottom w:val="none"/>
-              <w:right w:val="none"/>
+              <w:top w:val="single" w:color="FFFFFF" w:sz="0"/>
+              <w:left w:val="single" w:color="FFFFFF" w:sz="0"/>
+              <w:bottom w:val="single" w:color="FFFFFF" w:sz="0"/>
+              <w:right w:val="single" w:color="FFFFFF" w:sz="0"/>
             </w:tcBorders>
             <w:tcMar>
               <w:left w:type="dxa" w:w="80"/>
@@ -8248,18 +8365,7 @@
     </w:tbl>
     <w:p>
       <w:pPr>
-        <w:spacing w:after="40"/>
-      </w:pPr>
-      <w:r>
-        <w:rPr>
-          <w:rFonts w:ascii="Calibri" w:cs="Calibri" w:eastAsia="Calibri" w:hAnsi="Calibri"/>
-        </w:rPr>
-        <w:t xml:space="preserve"/>
-      </w:r>
-    </w:p>
-    <w:p>
-      <w:pPr>
-        <w:spacing w:after="200"/>
+        <w:spacing w:after="160" w:before="80"/>
         <w:jc w:val="center"/>
       </w:pPr>
       <w:r>
@@ -8271,7 +8377,7 @@
           <w:sz w:val="16"/>
           <w:szCs w:val="16"/>
         </w:rPr>
-        <w:t xml:space="preserve">Figure 5: IBM's quality engineering targets for Horizon's AMS portfolio at 12-month programme maturity.</w:t>
+        <w:t xml:space="preserve">IBM's quality engineering targets for Horizon's AMS portfolio at 12-month programme maturity.</w:t>
       </w:r>
     </w:p>
     <w:p>
@@ -8282,9 +8388,9 @@
     <w:p>
       <w:pPr>
         <w:pBdr>
-          <w:bottom w:val="single" w:color="0F62FE" w:sz="8" w:space="6"/>
+          <w:bottom w:val="single" w:color="0F62FE" w:sz="4" w:space="4"/>
         </w:pBdr>
-        <w:spacing w:after="80" w:before="300"/>
+        <w:spacing w:after="80" w:before="240"/>
       </w:pPr>
       <w:r>
         <w:rPr>
@@ -8311,7 +8417,7 @@
           <w:sz w:val="22"/>
           <w:szCs w:val="22"/>
         </w:rPr>
-        <w:t xml:space="preserve">A Structured, Compounding Journey from Stabilisation to Autonomous Operations</w:t>
+        <w:t xml:space="preserve">A Structured, Compounding Journey from Stabilization to Autonomous Operations</w:t>
       </w:r>
     </w:p>
     <w:p>
@@ -8344,10 +8450,10 @@
       <w:tblPr>
         <w:tblW w:type="dxa" w:w="9072"/>
         <w:tblBorders>
-          <w:top w:val="none"/>
-          <w:left w:val="none"/>
-          <w:bottom w:val="none"/>
-          <w:right w:val="none"/>
+          <w:top w:val="single" w:color="FFFFFF" w:sz="0"/>
+          <w:left w:val="single" w:color="FFFFFF" w:sz="0"/>
+          <w:bottom w:val="single" w:color="FFFFFF" w:sz="0"/>
+          <w:right w:val="single" w:color="FFFFFF" w:sz="0"/>
           <w:insideH w:val="single" w:color="auto" w:sz="4"/>
           <w:insideV w:val="single" w:color="auto" w:sz="4"/>
         </w:tblBorders>
@@ -8364,10 +8470,10 @@
           <w:tcPr>
             <w:tcW w:type="dxa" w:w="2268"/>
             <w:tcBorders>
-              <w:top w:val="none"/>
-              <w:left w:val="none"/>
-              <w:bottom w:val="none"/>
-              <w:right w:val="single" w:color="FFFFFF" w:sz="8" w:space="0"/>
+              <w:top w:val="single" w:color="FFFFFF" w:sz="0"/>
+              <w:left w:val="single" w:color="FFFFFF" w:sz="0"/>
+              <w:bottom w:val="single" w:color="FFFFFF" w:sz="0"/>
+              <w:right w:val="single" w:color="FFFFFF" w:sz="8"/>
             </w:tcBorders>
             <w:shd w:fill="0F62FE" w:val="clear"/>
             <w:tcMar>
@@ -8412,10 +8518,10 @@
           <w:tcPr>
             <w:tcW w:type="dxa" w:w="2268"/>
             <w:tcBorders>
-              <w:top w:val="none"/>
-              <w:left w:val="none"/>
-              <w:bottom w:val="none"/>
-              <w:right w:val="single" w:color="FFFFFF" w:sz="8" w:space="0"/>
+              <w:top w:val="single" w:color="FFFFFF" w:sz="0"/>
+              <w:left w:val="single" w:color="FFFFFF" w:sz="0"/>
+              <w:bottom w:val="single" w:color="FFFFFF" w:sz="0"/>
+              <w:right w:val="single" w:color="FFFFFF" w:sz="8"/>
             </w:tcBorders>
             <w:shd w:fill="0050E6" w:val="clear"/>
             <w:tcMar>
@@ -8460,10 +8566,10 @@
           <w:tcPr>
             <w:tcW w:type="dxa" w:w="2268"/>
             <w:tcBorders>
-              <w:top w:val="none"/>
-              <w:left w:val="none"/>
-              <w:bottom w:val="none"/>
-              <w:right w:val="single" w:color="FFFFFF" w:sz="8" w:space="0"/>
+              <w:top w:val="single" w:color="FFFFFF" w:sz="0"/>
+              <w:left w:val="single" w:color="FFFFFF" w:sz="0"/>
+              <w:bottom w:val="single" w:color="FFFFFF" w:sz="0"/>
+              <w:right w:val="single" w:color="FFFFFF" w:sz="8"/>
             </w:tcBorders>
             <w:shd w:fill="003CBF" w:val="clear"/>
             <w:tcMar>
@@ -8508,10 +8614,10 @@
           <w:tcPr>
             <w:tcW w:type="dxa" w:w="2268"/>
             <w:tcBorders>
-              <w:top w:val="none"/>
-              <w:left w:val="none"/>
-              <w:bottom w:val="none"/>
-              <w:right w:val="single" w:color="FFFFFF" w:sz="8" w:space="0"/>
+              <w:top w:val="single" w:color="FFFFFF" w:sz="0"/>
+              <w:left w:val="single" w:color="FFFFFF" w:sz="0"/>
+              <w:bottom w:val="single" w:color="FFFFFF" w:sz="0"/>
+              <w:right w:val="single" w:color="FFFFFF" w:sz="8"/>
             </w:tcBorders>
             <w:shd w:fill="00288A" w:val="clear"/>
             <w:tcMar>
@@ -8558,17 +8664,17 @@
           <w:tcPr>
             <w:tcW w:type="dxa" w:w="2268"/>
             <w:tcBorders>
-              <w:top w:val="none"/>
-              <w:left w:val="none"/>
-              <w:bottom w:val="none"/>
-              <w:right w:val="single" w:color="C6C6C6" w:sz="4" w:space="0"/>
+              <w:top w:val="single" w:color="FFFFFF" w:sz="0"/>
+              <w:left w:val="single" w:color="FFFFFF" w:sz="0"/>
+              <w:bottom w:val="single" w:color="FFFFFF" w:sz="0"/>
+              <w:right w:val="single" w:color="C6C6C6" w:sz="4"/>
             </w:tcBorders>
             <w:shd w:fill="F4F4F4" w:val="clear"/>
             <w:tcMar>
               <w:top w:type="dxa" w:w="120"/>
-              <w:left w:type="dxa" w:w="120"/>
+              <w:left w:type="dxa" w:w="100"/>
               <w:bottom w:type="dxa" w:w="120"/>
-              <w:right w:type="dxa" w:w="120"/>
+              <w:right w:type="dxa" w:w="100"/>
             </w:tcMar>
           </w:tcPr>
           <w:p>
@@ -8579,8 +8685,8 @@
               <w:rPr>
                 <w:rFonts w:ascii="Calibri" w:cs="Calibri" w:eastAsia="Calibri" w:hAnsi="Calibri"/>
                 <w:color w:val="21272A"/>
-                <w:sz w:val="19"/>
-                <w:szCs w:val="19"/>
+                <w:sz w:val="18"/>
+                <w:szCs w:val="18"/>
               </w:rPr>
               <w:t xml:space="preserve">› Command Center assessment &amp; blueprint</w:t>
             </w:r>
@@ -8593,8 +8699,8 @@
               <w:rPr>
                 <w:rFonts w:ascii="Calibri" w:cs="Calibri" w:eastAsia="Calibri" w:hAnsi="Calibri"/>
                 <w:color w:val="21272A"/>
-                <w:sz w:val="19"/>
-                <w:szCs w:val="19"/>
+                <w:sz w:val="18"/>
+                <w:szCs w:val="18"/>
               </w:rPr>
               <w:t xml:space="preserve">› ICOE architecture definition</w:t>
             </w:r>
@@ -8607,8 +8713,8 @@
               <w:rPr>
                 <w:rFonts w:ascii="Calibri" w:cs="Calibri" w:eastAsia="Calibri" w:hAnsi="Calibri"/>
                 <w:color w:val="21272A"/>
-                <w:sz w:val="19"/>
-                <w:szCs w:val="19"/>
+                <w:sz w:val="18"/>
+                <w:szCs w:val="18"/>
               </w:rPr>
               <w:t xml:space="preserve">› Quote to Cart KPI alignment roadmap</w:t>
             </w:r>
@@ -8621,8 +8727,8 @@
               <w:rPr>
                 <w:rFonts w:ascii="Calibri" w:cs="Calibri" w:eastAsia="Calibri" w:hAnsi="Calibri"/>
                 <w:color w:val="21272A"/>
-                <w:sz w:val="19"/>
-                <w:szCs w:val="19"/>
+                <w:sz w:val="18"/>
+                <w:szCs w:val="18"/>
               </w:rPr>
               <w:t xml:space="preserve">› AIOps baseline measurement</w:t>
             </w:r>
@@ -8635,8 +8741,8 @@
               <w:rPr>
                 <w:rFonts w:ascii="Calibri" w:cs="Calibri" w:eastAsia="Calibri" w:hAnsi="Calibri"/>
                 <w:color w:val="21272A"/>
-                <w:sz w:val="19"/>
-                <w:szCs w:val="19"/>
+                <w:sz w:val="18"/>
+                <w:szCs w:val="18"/>
               </w:rPr>
               <w:t xml:space="preserve">› Risk-free transition planning</w:t>
             </w:r>
@@ -8646,17 +8752,17 @@
           <w:tcPr>
             <w:tcW w:type="dxa" w:w="2268"/>
             <w:tcBorders>
-              <w:top w:val="none"/>
-              <w:left w:val="none"/>
-              <w:bottom w:val="none"/>
-              <w:right w:val="single" w:color="C6C6C6" w:sz="4" w:space="0"/>
+              <w:top w:val="single" w:color="FFFFFF" w:sz="0"/>
+              <w:left w:val="single" w:color="FFFFFF" w:sz="0"/>
+              <w:bottom w:val="single" w:color="FFFFFF" w:sz="0"/>
+              <w:right w:val="single" w:color="C6C6C6" w:sz="4"/>
             </w:tcBorders>
             <w:shd w:fill="EAEAEA" w:val="clear"/>
             <w:tcMar>
               <w:top w:type="dxa" w:w="120"/>
-              <w:left w:type="dxa" w:w="120"/>
+              <w:left w:type="dxa" w:w="100"/>
               <w:bottom w:type="dxa" w:w="120"/>
-              <w:right w:type="dxa" w:w="120"/>
+              <w:right w:type="dxa" w:w="100"/>
             </w:tcMar>
           </w:tcPr>
           <w:p>
@@ -8667,10 +8773,10 @@
               <w:rPr>
                 <w:rFonts w:ascii="Calibri" w:cs="Calibri" w:eastAsia="Calibri" w:hAnsi="Calibri"/>
                 <w:color w:val="21272A"/>
-                <w:sz w:val="19"/>
-                <w:szCs w:val="19"/>
-              </w:rPr>
-              <w:t xml:space="preserve">› Integration Simplification &amp; ICOE Modernisation Roadmap</w:t>
+                <w:sz w:val="18"/>
+                <w:szCs w:val="18"/>
+              </w:rPr>
+              <w:t xml:space="preserve">› Integration Simplification &amp; ICOE Modernization Roadmap</w:t>
             </w:r>
           </w:p>
           <w:p>
@@ -8681,10 +8787,10 @@
               <w:rPr>
                 <w:rFonts w:ascii="Calibri" w:cs="Calibri" w:eastAsia="Calibri" w:hAnsi="Calibri"/>
                 <w:color w:val="21272A"/>
-                <w:sz w:val="19"/>
-                <w:szCs w:val="19"/>
-              </w:rPr>
-              <w:t xml:space="preserve">› Document Generation modernisation (HLGS)</w:t>
+                <w:sz w:val="18"/>
+                <w:szCs w:val="18"/>
+              </w:rPr>
+              <w:t xml:space="preserve">› Document Generation modernization (HLGS)</w:t>
             </w:r>
           </w:p>
           <w:p>
@@ -8695,8 +8801,8 @@
               <w:rPr>
                 <w:rFonts w:ascii="Calibri" w:cs="Calibri" w:eastAsia="Calibri" w:hAnsi="Calibri"/>
                 <w:color w:val="21272A"/>
-                <w:sz w:val="19"/>
-                <w:szCs w:val="19"/>
+                <w:sz w:val="18"/>
+                <w:szCs w:val="18"/>
               </w:rPr>
               <w:t xml:space="preserve">› Initial AIOps and monitoring deployment</w:t>
             </w:r>
@@ -8709,8 +8815,8 @@
               <w:rPr>
                 <w:rFonts w:ascii="Calibri" w:cs="Calibri" w:eastAsia="Calibri" w:hAnsi="Calibri"/>
                 <w:color w:val="21272A"/>
-                <w:sz w:val="19"/>
-                <w:szCs w:val="19"/>
+                <w:sz w:val="18"/>
+                <w:szCs w:val="18"/>
               </w:rPr>
               <w:t xml:space="preserve">› Test automation framework initiation</w:t>
             </w:r>
@@ -8723,8 +8829,8 @@
               <w:rPr>
                 <w:rFonts w:ascii="Calibri" w:cs="Calibri" w:eastAsia="Calibri" w:hAnsi="Calibri"/>
                 <w:color w:val="21272A"/>
-                <w:sz w:val="19"/>
-                <w:szCs w:val="19"/>
+                <w:sz w:val="18"/>
+                <w:szCs w:val="18"/>
               </w:rPr>
               <w:t xml:space="preserve">› Innovation Council formation</w:t>
             </w:r>
@@ -8734,17 +8840,17 @@
           <w:tcPr>
             <w:tcW w:type="dxa" w:w="2268"/>
             <w:tcBorders>
-              <w:top w:val="none"/>
-              <w:left w:val="none"/>
-              <w:bottom w:val="none"/>
-              <w:right w:val="single" w:color="C6C6C6" w:sz="4" w:space="0"/>
+              <w:top w:val="single" w:color="FFFFFF" w:sz="0"/>
+              <w:left w:val="single" w:color="FFFFFF" w:sz="0"/>
+              <w:bottom w:val="single" w:color="FFFFFF" w:sz="0"/>
+              <w:right w:val="single" w:color="C6C6C6" w:sz="4"/>
             </w:tcBorders>
             <w:shd w:fill="F4F4F4" w:val="clear"/>
             <w:tcMar>
               <w:top w:type="dxa" w:w="120"/>
-              <w:left w:type="dxa" w:w="120"/>
+              <w:left w:type="dxa" w:w="100"/>
               <w:bottom w:type="dxa" w:w="120"/>
-              <w:right w:type="dxa" w:w="120"/>
+              <w:right w:type="dxa" w:w="100"/>
             </w:tcMar>
           </w:tcPr>
           <w:p>
@@ -8755,10 +8861,10 @@
               <w:rPr>
                 <w:rFonts w:ascii="Calibri" w:cs="Calibri" w:eastAsia="Calibri" w:hAnsi="Calibri"/>
                 <w:color w:val="21272A"/>
-                <w:sz w:val="19"/>
-                <w:szCs w:val="19"/>
-              </w:rPr>
-              <w:t xml:space="preserve">› Unified Payments &amp; Mainframe modernisation</w:t>
+                <w:sz w:val="18"/>
+                <w:szCs w:val="18"/>
+              </w:rPr>
+              <w:t xml:space="preserve">› Unified Payments &amp; Mainframe modernization</w:t>
             </w:r>
           </w:p>
           <w:p>
@@ -8769,10 +8875,10 @@
               <w:rPr>
                 <w:rFonts w:ascii="Calibri" w:cs="Calibri" w:eastAsia="Calibri" w:hAnsi="Calibri"/>
                 <w:color w:val="21272A"/>
-                <w:sz w:val="19"/>
-                <w:szCs w:val="19"/>
-              </w:rPr>
-              <w:t xml:space="preserve">› COBOL → Java modernisation pilot</w:t>
+                <w:sz w:val="18"/>
+                <w:szCs w:val="18"/>
+              </w:rPr>
+              <w:t xml:space="preserve">› COBOL → Java modernization pilot</w:t>
             </w:r>
           </w:p>
           <w:p>
@@ -8783,8 +8889,8 @@
               <w:rPr>
                 <w:rFonts w:ascii="Calibri" w:cs="Calibri" w:eastAsia="Calibri" w:hAnsi="Calibri"/>
                 <w:color w:val="21272A"/>
-                <w:sz w:val="19"/>
-                <w:szCs w:val="19"/>
+                <w:sz w:val="18"/>
+                <w:szCs w:val="18"/>
               </w:rPr>
               <w:t xml:space="preserve">› AI-assisted Dev + Intelligent QA rollout</w:t>
             </w:r>
@@ -8797,8 +8903,8 @@
               <w:rPr>
                 <w:rFonts w:ascii="Calibri" w:cs="Calibri" w:eastAsia="Calibri" w:hAnsi="Calibri"/>
                 <w:color w:val="21272A"/>
-                <w:sz w:val="19"/>
-                <w:szCs w:val="19"/>
+                <w:sz w:val="18"/>
+                <w:szCs w:val="18"/>
               </w:rPr>
               <w:t xml:space="preserve">› Digital Front Door Phase 2–3 delivery</w:t>
             </w:r>
@@ -8811,8 +8917,8 @@
               <w:rPr>
                 <w:rFonts w:ascii="Calibri" w:cs="Calibri" w:eastAsia="Calibri" w:hAnsi="Calibri"/>
                 <w:color w:val="21272A"/>
-                <w:sz w:val="19"/>
-                <w:szCs w:val="19"/>
+                <w:sz w:val="18"/>
+                <w:szCs w:val="18"/>
               </w:rPr>
               <w:t xml:space="preserve">› Agentic AI incident triage live</w:t>
             </w:r>
@@ -8822,17 +8928,17 @@
           <w:tcPr>
             <w:tcW w:type="dxa" w:w="2268"/>
             <w:tcBorders>
-              <w:top w:val="none"/>
-              <w:left w:val="none"/>
-              <w:bottom w:val="none"/>
-              <w:right w:val="single" w:color="C6C6C6" w:sz="4" w:space="0"/>
+              <w:top w:val="single" w:color="FFFFFF" w:sz="0"/>
+              <w:left w:val="single" w:color="FFFFFF" w:sz="0"/>
+              <w:bottom w:val="single" w:color="FFFFFF" w:sz="0"/>
+              <w:right w:val="single" w:color="C6C6C6" w:sz="4"/>
             </w:tcBorders>
             <w:shd w:fill="EAEAEA" w:val="clear"/>
             <w:tcMar>
               <w:top w:type="dxa" w:w="120"/>
-              <w:left w:type="dxa" w:w="120"/>
+              <w:left w:type="dxa" w:w="100"/>
               <w:bottom w:type="dxa" w:w="120"/>
-              <w:right w:type="dxa" w:w="120"/>
+              <w:right w:type="dxa" w:w="100"/>
             </w:tcMar>
           </w:tcPr>
           <w:p>
@@ -8843,8 +8949,8 @@
               <w:rPr>
                 <w:rFonts w:ascii="Calibri" w:cs="Calibri" w:eastAsia="Calibri" w:hAnsi="Calibri"/>
                 <w:color w:val="21272A"/>
-                <w:sz w:val="19"/>
-                <w:szCs w:val="19"/>
+                <w:sz w:val="18"/>
+                <w:szCs w:val="18"/>
               </w:rPr>
               <w:t xml:space="preserve">› Agentic AI for full incident autonomy</w:t>
             </w:r>
@@ -8857,8 +8963,8 @@
               <w:rPr>
                 <w:rFonts w:ascii="Calibri" w:cs="Calibri" w:eastAsia="Calibri" w:hAnsi="Calibri"/>
                 <w:color w:val="21272A"/>
-                <w:sz w:val="19"/>
-                <w:szCs w:val="19"/>
+                <w:sz w:val="18"/>
+                <w:szCs w:val="18"/>
               </w:rPr>
               <w:t xml:space="preserve">› Quote to Cart full production launch</w:t>
             </w:r>
@@ -8871,8 +8977,8 @@
               <w:rPr>
                 <w:rFonts w:ascii="Calibri" w:cs="Calibri" w:eastAsia="Calibri" w:hAnsi="Calibri"/>
                 <w:color w:val="21272A"/>
-                <w:sz w:val="19"/>
-                <w:szCs w:val="19"/>
+                <w:sz w:val="18"/>
+                <w:szCs w:val="18"/>
               </w:rPr>
               <w:t xml:space="preserve">› Claims adjudication parallel-run initiated</w:t>
             </w:r>
@@ -8885,8 +8991,8 @@
               <w:rPr>
                 <w:rFonts w:ascii="Calibri" w:cs="Calibri" w:eastAsia="Calibri" w:hAnsi="Calibri"/>
                 <w:color w:val="21272A"/>
-                <w:sz w:val="19"/>
-                <w:szCs w:val="19"/>
+                <w:sz w:val="18"/>
+                <w:szCs w:val="18"/>
               </w:rPr>
               <w:t xml:space="preserve">› GenAI development lifecycle integrated</w:t>
             </w:r>
@@ -8899,8 +9005,8 @@
               <w:rPr>
                 <w:rFonts w:ascii="Calibri" w:cs="Calibri" w:eastAsia="Calibri" w:hAnsi="Calibri"/>
                 <w:color w:val="21272A"/>
-                <w:sz w:val="19"/>
-                <w:szCs w:val="19"/>
+                <w:sz w:val="18"/>
+                <w:szCs w:val="18"/>
               </w:rPr>
               <w:t xml:space="preserve">› Predictive capacity management live</w:t>
             </w:r>
@@ -8923,10 +9029,10 @@
       <w:tblPr>
         <w:tblW w:type="dxa" w:w="9072"/>
         <w:tblBorders>
-          <w:top w:val="none"/>
-          <w:left w:val="none"/>
-          <w:bottom w:val="none"/>
-          <w:right w:val="none"/>
+          <w:top w:val="single" w:color="FFFFFF" w:sz="0"/>
+          <w:left w:val="single" w:color="FFFFFF" w:sz="0"/>
+          <w:bottom w:val="single" w:color="FFFFFF" w:sz="0"/>
+          <w:right w:val="single" w:color="FFFFFF" w:sz="0"/>
           <w:insideH w:val="single" w:color="auto" w:sz="4"/>
           <w:insideV w:val="single" w:color="auto" w:sz="4"/>
         </w:tblBorders>
@@ -8941,18 +9047,22 @@
           <w:tcPr>
             <w:tcW w:type="dxa" w:w="4320"/>
             <w:tcBorders>
-              <w:top w:val="none"/>
-              <w:left w:val="none"/>
-              <w:bottom w:val="none"/>
-              <w:right w:val="none"/>
+              <w:top w:val="single" w:color="FFFFFF" w:sz="0"/>
+              <w:left w:val="single" w:color="FFFFFF" w:sz="0"/>
+              <w:bottom w:val="single" w:color="FFFFFF" w:sz="0"/>
+              <w:right w:val="single" w:color="FFFFFF" w:sz="0"/>
             </w:tcBorders>
             <w:tcMar>
-              <w:right w:type="dxa" w:w="200"/>
+              <w:right w:type="dxa" w:w="220"/>
             </w:tcMar>
           </w:tcPr>
           <w:p>
             <w:pPr>
-              <w:spacing w:after="100" w:before="120"/>
+              <w:pBdr>
+                <w:left w:val="single" w:color="001141" w:sz="20" w:space="8"/>
+              </w:pBdr>
+              <w:spacing w:after="80" w:before="180"/>
+              <w:ind w:left="120"/>
             </w:pPr>
             <w:r>
               <w:rPr>
@@ -8960,8 +9070,8 @@
                 <w:b/>
                 <w:bCs/>
                 <w:color w:val="001141"/>
-                <w:sz w:val="24"/>
-                <w:szCs w:val="24"/>
+                <w:sz w:val="22"/>
+                <w:szCs w:val="22"/>
               </w:rPr>
               <w:t xml:space="preserve">Phase 4 — Transform (12–24 Months)</w:t>
             </w:r>
@@ -9023,7 +9133,7 @@
                 <w:sz w:val="20"/>
                 <w:szCs w:val="20"/>
               </w:rPr>
-              <w:t xml:space="preserve">AI personalisation engine live (DFD Phase 4).</w:t>
+              <w:t xml:space="preserve">AI personalization engine live (DFD Phase 4).</w:t>
             </w:r>
           </w:p>
           <w:p>
@@ -9091,18 +9201,22 @@
           <w:tcPr>
             <w:tcW w:type="dxa" w:w="4320"/>
             <w:tcBorders>
-              <w:top w:val="none"/>
-              <w:left w:val="none"/>
-              <w:bottom w:val="none"/>
-              <w:right w:val="none"/>
+              <w:top w:val="single" w:color="FFFFFF" w:sz="0"/>
+              <w:left w:val="single" w:color="FFFFFF" w:sz="0"/>
+              <w:bottom w:val="single" w:color="FFFFFF" w:sz="0"/>
+              <w:right w:val="single" w:color="FFFFFF" w:sz="0"/>
             </w:tcBorders>
             <w:tcMar>
-              <w:left w:type="dxa" w:w="200"/>
+              <w:left w:type="dxa" w:w="220"/>
             </w:tcMar>
           </w:tcPr>
           <w:p>
             <w:pPr>
-              <w:spacing w:after="100" w:before="120"/>
+              <w:pBdr>
+                <w:left w:val="single" w:color="001141" w:sz="20" w:space="8"/>
+              </w:pBdr>
+              <w:spacing w:after="80" w:before="180"/>
+              <w:ind w:left="120"/>
             </w:pPr>
             <w:r>
               <w:rPr>
@@ -9110,8 +9224,8 @@
                 <w:b/>
                 <w:bCs/>
                 <w:color w:val="001141"/>
-                <w:sz w:val="24"/>
-                <w:szCs w:val="24"/>
+                <w:sz w:val="22"/>
+                <w:szCs w:val="22"/>
               </w:rPr>
               <w:t xml:space="preserve">Governance at Every Phase</w:t>
             </w:r>
@@ -9227,9 +9341,9 @@
     <w:p>
       <w:pPr>
         <w:pBdr>
-          <w:bottom w:val="single" w:color="0F62FE" w:sz="8" w:space="6"/>
+          <w:bottom w:val="single" w:color="0F62FE" w:sz="4" w:space="4"/>
         </w:pBdr>
-        <w:spacing w:after="80" w:before="300"/>
+        <w:spacing w:after="80" w:before="240"/>
       </w:pPr>
       <w:r>
         <w:rPr>
@@ -9263,10 +9377,10 @@
       <w:tblPr>
         <w:tblW w:type="dxa" w:w="9072"/>
         <w:tblBorders>
-          <w:top w:val="none"/>
-          <w:left w:val="none"/>
-          <w:bottom w:val="none"/>
-          <w:right w:val="none"/>
+          <w:top w:val="single" w:color="FFFFFF" w:sz="0"/>
+          <w:left w:val="single" w:color="FFFFFF" w:sz="0"/>
+          <w:bottom w:val="single" w:color="FFFFFF" w:sz="0"/>
+          <w:right w:val="single" w:color="FFFFFF" w:sz="0"/>
           <w:insideH w:val="single" w:color="auto" w:sz="4"/>
           <w:insideV w:val="single" w:color="auto" w:sz="4"/>
         </w:tblBorders>
@@ -9279,10 +9393,10 @@
         <w:tc>
           <w:tcPr>
             <w:tcBorders>
-              <w:top w:val="none"/>
-              <w:left w:val="single" w:color="0F62FE" w:sz="24" w:space="4"/>
-              <w:bottom w:val="none"/>
-              <w:right w:val="none"/>
+              <w:top w:val="single" w:color="FFFFFF" w:sz="0"/>
+              <w:left w:val="single" w:color="0F62FE" w:sz="28"/>
+              <w:bottom w:val="single" w:color="FFFFFF" w:sz="0"/>
+              <w:right w:val="single" w:color="FFFFFF" w:sz="0"/>
             </w:tcBorders>
             <w:shd w:fill="D0E2FF" w:val="clear"/>
             <w:tcMar>
@@ -9295,7 +9409,7 @@
           <w:p>
             <w:pPr>
               <w:spacing w:after="80" w:before="80"/>
-              <w:jc w:val="center"/>
+              <w:jc w:val="both"/>
             </w:pPr>
             <w:r>
               <w:rPr>
@@ -9356,10 +9470,10 @@
       <w:tblPr>
         <w:tblW w:type="dxa" w:w="9072"/>
         <w:tblBorders>
-          <w:top w:val="none"/>
-          <w:left w:val="none"/>
-          <w:bottom w:val="none"/>
-          <w:right w:val="none"/>
+          <w:top w:val="single" w:color="FFFFFF" w:sz="0"/>
+          <w:left w:val="single" w:color="FFFFFF" w:sz="0"/>
+          <w:bottom w:val="single" w:color="FFFFFF" w:sz="0"/>
+          <w:right w:val="single" w:color="FFFFFF" w:sz="0"/>
           <w:insideH w:val="single" w:color="auto" w:sz="4"/>
           <w:insideV w:val="single" w:color="auto" w:sz="4"/>
         </w:tblBorders>
@@ -9374,18 +9488,18 @@
           <w:tcPr>
             <w:tcW w:type="dxa" w:w="4320"/>
             <w:tcBorders>
-              <w:top w:val="none"/>
-              <w:left w:val="none"/>
-              <w:bottom w:val="none"/>
-              <w:right w:val="none"/>
+              <w:top w:val="single" w:color="FFFFFF" w:sz="0"/>
+              <w:left w:val="single" w:color="FFFFFF" w:sz="0"/>
+              <w:bottom w:val="single" w:color="FFFFFF" w:sz="0"/>
+              <w:right w:val="single" w:color="FFFFFF" w:sz="0"/>
             </w:tcBorders>
             <w:tcMar>
-              <w:right w:type="dxa" w:w="200"/>
+              <w:right w:type="dxa" w:w="220"/>
             </w:tcMar>
           </w:tcPr>
           <w:p>
             <w:pPr>
-              <w:spacing w:after="100" w:before="120"/>
+              <w:spacing w:after="100" w:before="80"/>
             </w:pPr>
             <w:r>
               <w:rPr>
@@ -9393,8 +9507,8 @@
                 <w:b/>
                 <w:bCs/>
                 <w:color w:val="001141"/>
-                <w:sz w:val="24"/>
-                <w:szCs w:val="24"/>
+                <w:sz w:val="26"/>
+                <w:szCs w:val="26"/>
               </w:rPr>
               <w:t xml:space="preserve">Enterprise Transformation, Not Just IT</w:t>
             </w:r>
@@ -9464,7 +9578,7 @@
                 <w:rFonts w:ascii="Calibri" w:cs="Calibri" w:eastAsia="Calibri" w:hAnsi="Calibri"/>
                 <w:b/>
                 <w:bCs/>
-                <w:color w:val="21272A"/>
+                <w:color w:val="0F62FE"/>
                 <w:sz w:val="20"/>
                 <w:szCs w:val="20"/>
               </w:rPr>
@@ -9495,7 +9609,7 @@
                 <w:rFonts w:ascii="Calibri" w:cs="Calibri" w:eastAsia="Calibri" w:hAnsi="Calibri"/>
                 <w:b/>
                 <w:bCs/>
-                <w:color w:val="21272A"/>
+                <w:color w:val="0F62FE"/>
                 <w:sz w:val="20"/>
                 <w:szCs w:val="20"/>
               </w:rPr>
@@ -9526,7 +9640,7 @@
                 <w:rFonts w:ascii="Calibri" w:cs="Calibri" w:eastAsia="Calibri" w:hAnsi="Calibri"/>
                 <w:b/>
                 <w:bCs/>
-                <w:color w:val="21272A"/>
+                <w:color w:val="0F62FE"/>
                 <w:sz w:val="20"/>
                 <w:szCs w:val="20"/>
               </w:rPr>
@@ -9557,7 +9671,7 @@
                 <w:rFonts w:ascii="Calibri" w:cs="Calibri" w:eastAsia="Calibri" w:hAnsi="Calibri"/>
                 <w:b/>
                 <w:bCs/>
-                <w:color w:val="21272A"/>
+                <w:color w:val="0F62FE"/>
                 <w:sz w:val="20"/>
                 <w:szCs w:val="20"/>
               </w:rPr>
@@ -9570,7 +9684,7 @@
                 <w:sz w:val="20"/>
                 <w:szCs w:val="20"/>
               </w:rPr>
-              <w:t xml:space="preserve">IBM commits a structured quarterly innovation process — not ad hoc ideas, but governed, prioritised, business-case-backed innovation at Horizon's direction.</w:t>
+              <w:t xml:space="preserve">IBM commits a structured quarterly innovation process — governed, prioritised, business-case-backed innovation at Horizon's direction.</w:t>
             </w:r>
           </w:p>
         </w:tc>
@@ -9578,18 +9692,18 @@
           <w:tcPr>
             <w:tcW w:type="dxa" w:w="4320"/>
             <w:tcBorders>
-              <w:top w:val="none"/>
-              <w:left w:val="none"/>
-              <w:bottom w:val="none"/>
-              <w:right w:val="none"/>
+              <w:top w:val="single" w:color="FFFFFF" w:sz="0"/>
+              <w:left w:val="single" w:color="FFFFFF" w:sz="0"/>
+              <w:bottom w:val="single" w:color="FFFFFF" w:sz="0"/>
+              <w:right w:val="single" w:color="FFFFFF" w:sz="0"/>
             </w:tcBorders>
             <w:tcMar>
-              <w:left w:type="dxa" w:w="200"/>
+              <w:left w:type="dxa" w:w="220"/>
             </w:tcMar>
           </w:tcPr>
           <w:p>
             <w:pPr>
-              <w:spacing w:after="100" w:before="120"/>
+              <w:spacing w:after="100" w:before="80"/>
             </w:pPr>
             <w:r>
               <w:rPr>
@@ -9597,8 +9711,8 @@
                 <w:b/>
                 <w:bCs/>
                 <w:color w:val="001141"/>
-                <w:sz w:val="24"/>
-                <w:szCs w:val="24"/>
+                <w:sz w:val="26"/>
+                <w:szCs w:val="26"/>
               </w:rPr>
               <w:t xml:space="preserve">IBM's Global Delivery Strength</w:t>
             </w:r>
@@ -9607,10 +9721,10 @@
             <w:tblPr>
               <w:tblW w:type="dxa" w:w="9072"/>
               <w:tblBorders>
-                <w:top w:val="none"/>
-                <w:left w:val="none"/>
-                <w:bottom w:val="none"/>
-                <w:right w:val="none"/>
+                <w:top w:val="single" w:color="FFFFFF" w:sz="0"/>
+                <w:left w:val="single" w:color="FFFFFF" w:sz="0"/>
+                <w:bottom w:val="single" w:color="FFFFFF" w:sz="0"/>
+                <w:right w:val="single" w:color="FFFFFF" w:sz="0"/>
                 <w:insideH w:val="single" w:color="auto" w:sz="4"/>
                 <w:insideV w:val="single" w:color="auto" w:sz="4"/>
               </w:tblBorders>
@@ -9625,10 +9739,10 @@
                 <w:tcPr>
                   <w:tcW w:type="dxa" w:w="4536"/>
                   <w:tcBorders>
-                    <w:top w:val="none"/>
-                    <w:left w:val="none"/>
-                    <w:bottom w:val="none"/>
-                    <w:right w:val="single" w:color="C6C6C6" w:sz="6" w:space="0"/>
+                    <w:top w:val="single" w:color="FFFFFF" w:sz="0"/>
+                    <w:left w:val="single" w:color="FFFFFF" w:sz="0"/>
+                    <w:bottom w:val="single" w:color="FFFFFF" w:sz="0"/>
+                    <w:right w:val="single" w:color="C6C6C6" w:sz="6"/>
                   </w:tcBorders>
                   <w:shd w:fill="F4F4F4" w:val="clear"/>
                   <w:tcMar>
@@ -9674,10 +9788,10 @@
                 <w:tcPr>
                   <w:tcW w:type="dxa" w:w="4536"/>
                   <w:tcBorders>
-                    <w:top w:val="none"/>
-                    <w:left w:val="none"/>
-                    <w:bottom w:val="none"/>
-                    <w:right w:val="single" w:color="C6C6C6" w:sz="6" w:space="0"/>
+                    <w:top w:val="single" w:color="FFFFFF" w:sz="0"/>
+                    <w:left w:val="single" w:color="FFFFFF" w:sz="0"/>
+                    <w:bottom w:val="single" w:color="FFFFFF" w:sz="0"/>
+                    <w:right w:val="single" w:color="C6C6C6" w:sz="6"/>
                   </w:tcBorders>
                   <w:shd w:fill="F4F4F4" w:val="clear"/>
                   <w:tcMar>
@@ -9721,14 +9835,25 @@
               </w:tc>
             </w:tr>
           </w:tbl>
+          <w:p>
+            <w:pPr>
+              <w:spacing w:after="40"/>
+            </w:pPr>
+            <w:r>
+              <w:rPr>
+                <w:rFonts w:ascii="Calibri" w:cs="Calibri" w:eastAsia="Calibri" w:hAnsi="Calibri"/>
+              </w:rPr>
+              <w:t xml:space="preserve"/>
+            </w:r>
+          </w:p>
           <w:tbl>
             <w:tblPr>
               <w:tblW w:type="dxa" w:w="9072"/>
               <w:tblBorders>
-                <w:top w:val="none"/>
-                <w:left w:val="none"/>
-                <w:bottom w:val="none"/>
-                <w:right w:val="none"/>
+                <w:top w:val="single" w:color="FFFFFF" w:sz="0"/>
+                <w:left w:val="single" w:color="FFFFFF" w:sz="0"/>
+                <w:bottom w:val="single" w:color="FFFFFF" w:sz="0"/>
+                <w:right w:val="single" w:color="FFFFFF" w:sz="0"/>
                 <w:insideH w:val="single" w:color="auto" w:sz="4"/>
                 <w:insideV w:val="single" w:color="auto" w:sz="4"/>
               </w:tblBorders>
@@ -9743,10 +9868,10 @@
                 <w:tcPr>
                   <w:tcW w:type="dxa" w:w="4536"/>
                   <w:tcBorders>
-                    <w:top w:val="none"/>
-                    <w:left w:val="none"/>
-                    <w:bottom w:val="none"/>
-                    <w:right w:val="single" w:color="C6C6C6" w:sz="6" w:space="0"/>
+                    <w:top w:val="single" w:color="FFFFFF" w:sz="0"/>
+                    <w:left w:val="single" w:color="FFFFFF" w:sz="0"/>
+                    <w:bottom w:val="single" w:color="FFFFFF" w:sz="0"/>
+                    <w:right w:val="single" w:color="C6C6C6" w:sz="6"/>
                   </w:tcBorders>
                   <w:shd w:fill="F4F4F4" w:val="clear"/>
                   <w:tcMar>
@@ -9792,10 +9917,10 @@
                 <w:tcPr>
                   <w:tcW w:type="dxa" w:w="4536"/>
                   <w:tcBorders>
-                    <w:top w:val="none"/>
-                    <w:left w:val="none"/>
-                    <w:bottom w:val="none"/>
-                    <w:right w:val="single" w:color="C6C6C6" w:sz="6" w:space="0"/>
+                    <w:top w:val="single" w:color="FFFFFF" w:sz="0"/>
+                    <w:left w:val="single" w:color="FFFFFF" w:sz="0"/>
+                    <w:bottom w:val="single" w:color="FFFFFF" w:sz="0"/>
+                    <w:right w:val="single" w:color="C6C6C6" w:sz="6"/>
                   </w:tcBorders>
                   <w:shd w:fill="F4F4F4" w:val="clear"/>
                   <w:tcMar>
@@ -9900,10 +10025,10 @@
             <w:tblPr>
               <w:tblW w:type="dxa" w:w="9072"/>
               <w:tblBorders>
-                <w:top w:val="none"/>
-                <w:left w:val="none"/>
-                <w:bottom w:val="none"/>
-                <w:right w:val="none"/>
+                <w:top w:val="single" w:color="FFFFFF" w:sz="0"/>
+                <w:left w:val="single" w:color="FFFFFF" w:sz="0"/>
+                <w:bottom w:val="single" w:color="FFFFFF" w:sz="0"/>
+                <w:right w:val="single" w:color="FFFFFF" w:sz="0"/>
                 <w:insideH w:val="single" w:color="auto" w:sz="4"/>
                 <w:insideV w:val="single" w:color="auto" w:sz="4"/>
               </w:tblBorders>
@@ -9916,10 +10041,10 @@
               <w:tc>
                 <w:tcPr>
                   <w:tcBorders>
-                    <w:top w:val="single" w:color="0F62FE" w:sz="4" w:space="0"/>
-                    <w:left w:val="single" w:color="0F62FE" w:sz="24" w:space="4"/>
-                    <w:bottom w:val="single" w:color="0F62FE" w:sz="4" w:space="0"/>
-                    <w:right w:val="single" w:color="0F62FE" w:sz="4" w:space="0"/>
+                    <w:top w:val="single" w:color="0F62FE" w:sz="4"/>
+                    <w:left w:val="single" w:color="0F62FE" w:sz="28"/>
+                    <w:bottom w:val="single" w:color="0F62FE" w:sz="4"/>
+                    <w:right w:val="single" w:color="0F62FE" w:sz="4"/>
                   </w:tcBorders>
                   <w:shd w:fill="D0E2FF" w:val="clear"/>
                   <w:tcMar>
@@ -10016,9 +10141,9 @@
     <w:p>
       <w:pPr>
         <w:pBdr>
-          <w:bottom w:val="single" w:color="0F62FE" w:sz="8" w:space="6"/>
+          <w:bottom w:val="single" w:color="0F62FE" w:sz="4" w:space="4"/>
         </w:pBdr>
-        <w:spacing w:after="80" w:before="300"/>
+        <w:spacing w:after="80" w:before="240"/>
       </w:pPr>
       <w:r>
         <w:rPr>
@@ -10052,10 +10177,10 @@
       <w:tblPr>
         <w:tblW w:type="dxa" w:w="9072"/>
         <w:tblBorders>
-          <w:top w:val="none"/>
-          <w:left w:val="none"/>
-          <w:bottom w:val="none"/>
-          <w:right w:val="none"/>
+          <w:top w:val="single" w:color="FFFFFF" w:sz="0"/>
+          <w:left w:val="single" w:color="FFFFFF" w:sz="0"/>
+          <w:bottom w:val="single" w:color="FFFFFF" w:sz="0"/>
+          <w:right w:val="single" w:color="FFFFFF" w:sz="0"/>
           <w:insideH w:val="single" w:color="auto" w:sz="4"/>
           <w:insideV w:val="single" w:color="auto" w:sz="4"/>
         </w:tblBorders>
@@ -10070,18 +10195,18 @@
           <w:tcPr>
             <w:tcW w:type="dxa" w:w="4320"/>
             <w:tcBorders>
-              <w:top w:val="none"/>
-              <w:left w:val="none"/>
-              <w:bottom w:val="none"/>
-              <w:right w:val="none"/>
+              <w:top w:val="single" w:color="FFFFFF" w:sz="0"/>
+              <w:left w:val="single" w:color="FFFFFF" w:sz="0"/>
+              <w:bottom w:val="single" w:color="FFFFFF" w:sz="0"/>
+              <w:right w:val="single" w:color="FFFFFF" w:sz="0"/>
             </w:tcBorders>
             <w:tcMar>
-              <w:right w:type="dxa" w:w="200"/>
+              <w:right w:type="dxa" w:w="220"/>
             </w:tcMar>
           </w:tcPr>
           <w:p>
             <w:pPr>
-              <w:spacing w:after="100" w:before="120"/>
+              <w:spacing w:after="100" w:before="80"/>
             </w:pPr>
             <w:r>
               <w:rPr>
@@ -10089,8 +10214,8 @@
                 <w:b/>
                 <w:bCs/>
                 <w:color w:val="001141"/>
-                <w:sz w:val="24"/>
-                <w:szCs w:val="24"/>
+                <w:sz w:val="26"/>
+                <w:szCs w:val="26"/>
               </w:rPr>
               <w:t xml:space="preserve">Immediate Actions (2–4 Weeks)</w:t>
             </w:r>
@@ -10188,16 +10313,20 @@
           </w:p>
           <w:p>
             <w:pPr>
-              <w:spacing w:after="100" w:before="120"/>
+              <w:pBdr>
+                <w:left w:val="single" w:color="0F62FE" w:sz="20" w:space="8"/>
+              </w:pBdr>
+              <w:spacing w:after="80" w:before="180"/>
+              <w:ind w:left="120"/>
             </w:pPr>
             <w:r>
               <w:rPr>
                 <w:rFonts w:ascii="Calibri" w:cs="Calibri" w:eastAsia="Calibri" w:hAnsi="Calibri"/>
                 <w:b/>
                 <w:bCs/>
-                <w:color w:val="001141"/>
-                <w:sz w:val="24"/>
-                <w:szCs w:val="24"/>
+                <w:color w:val="0F62FE"/>
+                <w:sz w:val="22"/>
+                <w:szCs w:val="22"/>
               </w:rPr>
               <w:t xml:space="preserve">Phase 0 Commitments (Weeks 1–8)</w:t>
             </w:r>
@@ -10217,7 +10346,7 @@
                 <w:rFonts w:ascii="Calibri" w:cs="Calibri" w:eastAsia="Calibri" w:hAnsi="Calibri"/>
                 <w:b/>
                 <w:bCs/>
-                <w:color w:val="21272A"/>
+                <w:color w:val="0F62FE"/>
                 <w:sz w:val="20"/>
                 <w:szCs w:val="20"/>
               </w:rPr>
@@ -10248,7 +10377,7 @@
                 <w:rFonts w:ascii="Calibri" w:cs="Calibri" w:eastAsia="Calibri" w:hAnsi="Calibri"/>
                 <w:b/>
                 <w:bCs/>
-                <w:color w:val="21272A"/>
+                <w:color w:val="0F62FE"/>
                 <w:sz w:val="20"/>
                 <w:szCs w:val="20"/>
               </w:rPr>
@@ -10279,7 +10408,7 @@
                 <w:rFonts w:ascii="Calibri" w:cs="Calibri" w:eastAsia="Calibri" w:hAnsi="Calibri"/>
                 <w:b/>
                 <w:bCs/>
-                <w:color w:val="21272A"/>
+                <w:color w:val="0F62FE"/>
                 <w:sz w:val="20"/>
                 <w:szCs w:val="20"/>
               </w:rPr>
@@ -10310,7 +10439,7 @@
                 <w:rFonts w:ascii="Calibri" w:cs="Calibri" w:eastAsia="Calibri" w:hAnsi="Calibri"/>
                 <w:b/>
                 <w:bCs/>
-                <w:color w:val="21272A"/>
+                <w:color w:val="0F62FE"/>
                 <w:sz w:val="20"/>
                 <w:szCs w:val="20"/>
               </w:rPr>
@@ -10331,18 +10460,18 @@
           <w:tcPr>
             <w:tcW w:type="dxa" w:w="4320"/>
             <w:tcBorders>
-              <w:top w:val="none"/>
-              <w:left w:val="none"/>
-              <w:bottom w:val="none"/>
-              <w:right w:val="none"/>
+              <w:top w:val="single" w:color="FFFFFF" w:sz="0"/>
+              <w:left w:val="single" w:color="FFFFFF" w:sz="0"/>
+              <w:bottom w:val="single" w:color="FFFFFF" w:sz="0"/>
+              <w:right w:val="single" w:color="FFFFFF" w:sz="0"/>
             </w:tcBorders>
             <w:tcMar>
-              <w:left w:type="dxa" w:w="200"/>
+              <w:left w:type="dxa" w:w="220"/>
             </w:tcMar>
           </w:tcPr>
           <w:p>
             <w:pPr>
-              <w:spacing w:after="100" w:before="120"/>
+              <w:spacing w:after="100" w:before="80"/>
             </w:pPr>
             <w:r>
               <w:rPr>
@@ -10350,8 +10479,8 @@
                 <w:b/>
                 <w:bCs/>
                 <w:color w:val="001141"/>
-                <w:sz w:val="24"/>
-                <w:szCs w:val="24"/>
+                <w:sz w:val="26"/>
+                <w:szCs w:val="26"/>
               </w:rPr>
               <w:t xml:space="preserve">What IBM Needs from Horizon</w:t>
             </w:r>
@@ -10373,7 +10502,7 @@
                 <w:sz w:val="20"/>
                 <w:szCs w:val="20"/>
               </w:rPr>
-              <w:t xml:space="preserve">Executive sponsorship confirmed with a named Horizon programme owner.</w:t>
+              <w:t xml:space="preserve">Executive sponsorship confirmed with a named Horizon program owner.</w:t>
             </w:r>
           </w:p>
           <w:p>
@@ -10451,10 +10580,10 @@
             <w:tblPr>
               <w:tblW w:type="dxa" w:w="9072"/>
               <w:tblBorders>
-                <w:top w:val="none"/>
-                <w:left w:val="none"/>
-                <w:bottom w:val="none"/>
-                <w:right w:val="none"/>
+                <w:top w:val="single" w:color="FFFFFF" w:sz="0"/>
+                <w:left w:val="single" w:color="FFFFFF" w:sz="0"/>
+                <w:bottom w:val="single" w:color="FFFFFF" w:sz="0"/>
+                <w:right w:val="single" w:color="FFFFFF" w:sz="0"/>
                 <w:insideH w:val="single" w:color="auto" w:sz="4"/>
                 <w:insideV w:val="single" w:color="auto" w:sz="4"/>
               </w:tblBorders>
@@ -10467,10 +10596,10 @@
               <w:tc>
                 <w:tcPr>
                   <w:tcBorders>
-                    <w:top w:val="none"/>
-                    <w:left w:val="single" w:color="198038" w:sz="24" w:space="4"/>
-                    <w:bottom w:val="none"/>
-                    <w:right w:val="none"/>
+                    <w:top w:val="single" w:color="FFFFFF" w:sz="0"/>
+                    <w:left w:val="single" w:color="198038" w:sz="28"/>
+                    <w:bottom w:val="single" w:color="FFFFFF" w:sz="0"/>
+                    <w:right w:val="single" w:color="FFFFFF" w:sz="0"/>
                   </w:tcBorders>
                   <w:shd w:fill="DEFBE6" w:val="clear"/>
                   <w:tcMar>
@@ -10483,7 +10612,7 @@
                 <w:p>
                   <w:pPr>
                     <w:spacing w:after="80" w:before="80"/>
-                    <w:jc w:val="center"/>
+                    <w:jc w:val="both"/>
                   </w:pPr>
                   <w:r>
                     <w:rPr>
@@ -10523,7 +10652,7 @@
           <w:p>
             <w:pPr>
               <w:pBdr>
-                <w:left w:val="single" w:color="0F62FE" w:sz="20" w:space="8"/>
+                <w:left w:val="single" w:color="6F6F6F" w:sz="20" w:space="8"/>
               </w:pBdr>
               <w:spacing w:after="80" w:before="180"/>
               <w:ind w:left="120"/>
@@ -10533,7 +10662,7 @@
                 <w:rFonts w:ascii="Calibri" w:cs="Calibri" w:eastAsia="Calibri" w:hAnsi="Calibri"/>
                 <w:b/>
                 <w:bCs/>
-                <w:color w:val="0F62FE"/>
+                <w:color w:val="6F6F6F"/>
                 <w:sz w:val="22"/>
                 <w:szCs w:val="22"/>
               </w:rPr>
@@ -10548,6 +10677,8 @@
             <w:r>
               <w:rPr>
                 <w:rFonts w:ascii="Calibri" w:cs="Calibri" w:eastAsia="Calibri" w:hAnsi="Calibri"/>
+                <w:i/>
+                <w:iCs/>
                 <w:color w:val="6F6F6F"/>
                 <w:sz w:val="18"/>
                 <w:szCs w:val="18"/>
@@ -10584,10 +10715,10 @@
       <w:tblPr>
         <w:tblW w:type="dxa" w:w="9072"/>
         <w:tblBorders>
-          <w:top w:val="none"/>
-          <w:left w:val="none"/>
-          <w:bottom w:val="none"/>
-          <w:right w:val="none"/>
+          <w:top w:val="single" w:color="FFFFFF" w:sz="0"/>
+          <w:left w:val="single" w:color="FFFFFF" w:sz="0"/>
+          <w:bottom w:val="single" w:color="FFFFFF" w:sz="0"/>
+          <w:right w:val="single" w:color="FFFFFF" w:sz="0"/>
           <w:insideH w:val="single" w:color="auto" w:sz="4"/>
           <w:insideV w:val="single" w:color="auto" w:sz="4"/>
         </w:tblBorders>
@@ -10600,10 +10731,10 @@
         <w:tc>
           <w:tcPr>
             <w:tcBorders>
-              <w:top w:val="none"/>
-              <w:left w:val="none"/>
-              <w:bottom w:val="none"/>
-              <w:right w:val="none"/>
+              <w:top w:val="single" w:color="FFFFFF" w:sz="0"/>
+              <w:left w:val="single" w:color="FFFFFF" w:sz="0"/>
+              <w:bottom w:val="single" w:color="FFFFFF" w:sz="0"/>
+              <w:right w:val="single" w:color="FFFFFF" w:sz="0"/>
             </w:tcBorders>
             <w:shd w:fill="001141" w:val="clear"/>
             <w:tcMar>
@@ -10672,7 +10803,7 @@
           <w:sz w:val="16"/>
           <w:szCs w:val="16"/>
         </w:rPr>
-        <w:t xml:space="preserve">© 2026 IBM Corporation  ·  IBM-HZN-AMS-RFP-2026-CAS  ·  Confidential — Executive Use Only  ·  All figures are based on IBM programme data and industry benchmarks.</w:t>
+        <w:t xml:space="preserve">© 2026 IBM Corporation  ·  IBM-HZN-AMS-RFP-2026-CAS  ·  Confidential — Executive Use Only  ·  All figures based on IBM programme data and industry benchmarks.</w:t>
       </w:r>
     </w:p>
     <w:sectPr>

--- a/IBM_Horizon_AI_Transformation_Proposal_Apr2026.docx
+++ b/IBM_Horizon_AI_Transformation_Proposal_Apr2026.docx
@@ -692,6 +692,201 @@
               <w:t xml:space="preserve">IBM proposes a structured transition from reactive application support to a predictive, self-healing, and continuously improving AI-first operating model — delivered through IBM's proven Assets, Assistants, and Accelerators framework, and governed through an outcome-based accountability model.</w:t>
             </w:r>
           </w:p>
+          <w:p>
+            <w:pPr>
+              <w:pBdr>
+                <w:left w:val="single" w:color="0F62FE" w:sz="20" w:space="8"/>
+              </w:pBdr>
+              <w:spacing w:after="80" w:before="180"/>
+              <w:ind w:left="120"/>
+            </w:pPr>
+            <w:r>
+              <w:rPr>
+                <w:rFonts w:ascii="Calibri" w:cs="Calibri" w:eastAsia="Calibri" w:hAnsi="Calibri"/>
+                <w:b/>
+                <w:bCs/>
+                <w:color w:val="0F62FE"/>
+                <w:sz w:val="22"/>
+                <w:szCs w:val="22"/>
+              </w:rPr>
+              <w:t xml:space="preserve">Value Realization — Live Portal Metrics</w:t>
+            </w:r>
+          </w:p>
+          <w:p>
+            <w:pPr>
+              <w:spacing w:after="100"/>
+              <w:jc w:val="both"/>
+            </w:pPr>
+            <w:r>
+              <w:rPr>
+                <w:rFonts w:ascii="Calibri" w:cs="Calibri" w:eastAsia="Calibri" w:hAnsi="Calibri"/>
+                <w:color w:val="21272A"/>
+                <w:sz w:val="20"/>
+                <w:szCs w:val="20"/>
+              </w:rPr>
+              <w:t xml:space="preserve">CareOps360, IBM's purpose-built executive command centre, surfaces live operational intelligence across all AMS towers. The metrics below are drawn directly from the running production-equivalent environment as of April 2026:</w:t>
+            </w:r>
+          </w:p>
+          <w:p>
+            <w:pPr>
+              <w:spacing w:after="40" w:before="60"/>
+            </w:pPr>
+            <w:r>
+              <w:rPr>
+                <w:rFonts w:ascii="Calibri" w:cs="Calibri" w:eastAsia="Calibri" w:hAnsi="Calibri"/>
+                <w:b/>
+                <w:bCs/>
+                <w:color w:val="0F62FE"/>
+                <w:sz w:val="22"/>
+                <w:szCs w:val="22"/>
+              </w:rPr>
+              <w:t xml:space="preserve">4.29M </w:t>
+            </w:r>
+            <w:r>
+              <w:rPr>
+                <w:rFonts w:ascii="Calibri" w:cs="Calibri" w:eastAsia="Calibri" w:hAnsi="Calibri"/>
+                <w:color w:val="21272A"/>
+                <w:sz w:val="20"/>
+                <w:szCs w:val="20"/>
+              </w:rPr>
+              <w:t xml:space="preserve">Active Members under management  </w:t>
+            </w:r>
+            <w:r>
+              <w:rPr>
+                <w:rFonts w:ascii="Calibri" w:cs="Calibri" w:eastAsia="Calibri" w:hAnsi="Calibri"/>
+                <w:b/>
+                <w:bCs/>
+                <w:color w:val="0F62FE"/>
+                <w:sz w:val="22"/>
+                <w:szCs w:val="22"/>
+              </w:rPr>
+              <w:t xml:space="preserve">$1.69B </w:t>
+            </w:r>
+            <w:r>
+              <w:rPr>
+                <w:rFonts w:ascii="Calibri" w:cs="Calibri" w:eastAsia="Calibri" w:hAnsi="Calibri"/>
+                <w:color w:val="21272A"/>
+                <w:sz w:val="20"/>
+                <w:szCs w:val="20"/>
+              </w:rPr>
+              <w:t xml:space="preserve">Claims settled (7 days)</w:t>
+            </w:r>
+          </w:p>
+          <w:p>
+            <w:pPr>
+              <w:spacing w:after="40" w:before="40"/>
+            </w:pPr>
+            <w:r>
+              <w:rPr>
+                <w:rFonts w:ascii="Calibri" w:cs="Calibri" w:eastAsia="Calibri" w:hAnsi="Calibri"/>
+                <w:b/>
+                <w:bCs/>
+                <w:color w:val="198038"/>
+                <w:sz w:val="22"/>
+                <w:szCs w:val="22"/>
+              </w:rPr>
+              <w:t xml:space="preserve">99.4% </w:t>
+            </w:r>
+            <w:r>
+              <w:rPr>
+                <w:rFonts w:ascii="Calibri" w:cs="Calibri" w:eastAsia="Calibri" w:hAnsi="Calibri"/>
+                <w:color w:val="21272A"/>
+                <w:sz w:val="20"/>
+                <w:szCs w:val="20"/>
+              </w:rPr>
+              <w:t xml:space="preserve">Application availability  </w:t>
+            </w:r>
+            <w:r>
+              <w:rPr>
+                <w:rFonts w:ascii="Calibri" w:cs="Calibri" w:eastAsia="Calibri" w:hAnsi="Calibri"/>
+                <w:b/>
+                <w:bCs/>
+                <w:color w:val="198038"/>
+                <w:sz w:val="22"/>
+                <w:szCs w:val="22"/>
+              </w:rPr>
+              <w:t xml:space="preserve">96.8% </w:t>
+            </w:r>
+            <w:r>
+              <w:rPr>
+                <w:rFonts w:ascii="Calibri" w:cs="Calibri" w:eastAsia="Calibri" w:hAnsi="Calibri"/>
+                <w:color w:val="21272A"/>
+                <w:sz w:val="20"/>
+                <w:szCs w:val="20"/>
+              </w:rPr>
+              <w:t xml:space="preserve">SLA attainment</w:t>
+            </w:r>
+          </w:p>
+          <w:p>
+            <w:pPr>
+              <w:spacing w:after="80" w:before="40"/>
+            </w:pPr>
+            <w:r>
+              <w:rPr>
+                <w:rFonts w:ascii="Calibri" w:cs="Calibri" w:eastAsia="Calibri" w:hAnsi="Calibri"/>
+                <w:b/>
+                <w:bCs/>
+                <w:color w:val="009D9A"/>
+                <w:sz w:val="22"/>
+                <w:szCs w:val="22"/>
+              </w:rPr>
+              <w:t xml:space="preserve">$3.2M </w:t>
+            </w:r>
+            <w:r>
+              <w:rPr>
+                <w:rFonts w:ascii="Calibri" w:cs="Calibri" w:eastAsia="Calibri" w:hAnsi="Calibri"/>
+                <w:color w:val="21272A"/>
+                <w:sz w:val="20"/>
+                <w:szCs w:val="20"/>
+              </w:rPr>
+              <w:t xml:space="preserve">YTD automation savings  </w:t>
+            </w:r>
+            <w:r>
+              <w:rPr>
+                <w:rFonts w:ascii="Calibri" w:cs="Calibri" w:eastAsia="Calibri" w:hAnsi="Calibri"/>
+                <w:b/>
+                <w:bCs/>
+                <w:color w:val="009D9A"/>
+                <w:sz w:val="22"/>
+                <w:szCs w:val="22"/>
+              </w:rPr>
+              <w:t xml:space="preserve">47 sec </w:t>
+            </w:r>
+            <w:r>
+              <w:rPr>
+                <w:rFonts w:ascii="Calibri" w:cs="Calibri" w:eastAsia="Calibri" w:hAnsi="Calibri"/>
+                <w:color w:val="21272A"/>
+                <w:sz w:val="20"/>
+                <w:szCs w:val="20"/>
+              </w:rPr>
+              <w:t xml:space="preserve">Call Centre ASA</w:t>
+            </w:r>
+          </w:p>
+          <w:p>
+            <w:pPr>
+              <w:spacing w:after="80" w:before="40"/>
+            </w:pPr>
+            <w:r>
+              <w:rPr>
+                <w:rFonts w:ascii="Calibri" w:cs="Calibri" w:eastAsia="Calibri" w:hAnsi="Calibri"/>
+                <w:b/>
+                <w:bCs/>
+                <w:color w:val="001141"/>
+                <w:sz w:val="22"/>
+                <w:szCs w:val="22"/>
+              </w:rPr>
+              <w:t xml:space="preserve">$12M+ </w:t>
+            </w:r>
+            <w:r>
+              <w:rPr>
+                <w:rFonts w:ascii="Calibri" w:cs="Calibri" w:eastAsia="Calibri" w:hAnsi="Calibri"/>
+                <w:color w:val="21272A"/>
+                <w:sz w:val="20"/>
+                <w:szCs w:val="20"/>
+              </w:rPr>
+              <w:t xml:space="preserve">Projected annual AIOps savings at full deployment</w:t>
+            </w:r>
+          </w:p>
         </w:tc>
         <w:tc>
           <w:tcPr>
@@ -708,7 +903,70 @@
           </w:tcPr>
           <w:p>
             <w:pPr>
-              <w:spacing w:after="100" w:before="80"/>
+              <w:spacing w:after="40" w:before="60"/>
+              <w:jc w:val="center"/>
+            </w:pPr>
+            <w:r>
+              <w:drawing>
+                <wp:inline distT="0" distB="0" distL="0" distR="0">
+                  <wp:extent cx="2809875" cy="1752600"/>
+                  <wp:effectExtent t="0" r="0" b="0" l="0"/>
+                  <wp:docPr id="1" name="" descr="" title=""/>
+                  <wp:cNvGraphicFramePr>
+                    <a:graphicFrameLocks xmlns:a="http://schemas.openxmlformats.org/drawingml/2006/main" noChangeAspect="1"/>
+                  </wp:cNvGraphicFramePr>
+                  <a:graphic xmlns:a="http://schemas.openxmlformats.org/drawingml/2006/main">
+                    <a:graphicData uri="http://schemas.openxmlformats.org/drawingml/2006/picture">
+                      <pic:pic xmlns:pic="http://schemas.openxmlformats.org/drawingml/2006/picture">
+                        <pic:nvPicPr>
+                          <pic:cNvPr id="0" name="" descr=""/>
+                          <pic:cNvPicPr>
+                            <a:picLocks noChangeAspect="1" noChangeArrowheads="1"/>
+                          </pic:cNvPicPr>
+                        </pic:nvPicPr>
+                        <pic:blipFill>
+                          <a:blip r:embed="rId9" cstate="none"/>
+                          <a:srcRect/>
+                          <a:stretch>
+                            <a:fillRect/>
+                          </a:stretch>
+                        </pic:blipFill>
+                        <pic:spPr bwMode="auto">
+                          <a:xfrm>
+                            <a:off x="0" y="0"/>
+                            <a:ext cx="2809875" cy="1752600"/>
+                          </a:xfrm>
+                          <a:prstGeom prst="rect">
+                            <a:avLst/>
+                          </a:prstGeom>
+                        </pic:spPr>
+                      </pic:pic>
+                    </a:graphicData>
+                  </a:graphic>
+                </wp:inline>
+              </w:drawing>
+            </w:r>
+          </w:p>
+          <w:p>
+            <w:pPr>
+              <w:spacing w:after="100"/>
+              <w:jc w:val="center"/>
+            </w:pPr>
+            <w:r>
+              <w:rPr>
+                <w:rFonts w:ascii="Calibri" w:cs="Calibri" w:eastAsia="Calibri" w:hAnsi="Calibri"/>
+                <w:i/>
+                <w:iCs/>
+                <w:color w:val="6F6F6F"/>
+                <w:sz w:val="15"/>
+                <w:szCs w:val="15"/>
+              </w:rPr>
+              <w:t xml:space="preserve">Figure 1: CareOps360 Executive Dashboard — live operations as of April 13, 2026</w:t>
+            </w:r>
+          </w:p>
+          <w:p>
+            <w:pPr>
+              <w:spacing w:after="80" w:before="80"/>
             </w:pPr>
             <w:r>
               <w:rPr>
@@ -716,8 +974,8 @@
                 <w:b/>
                 <w:bCs/>
                 <w:color w:val="001141"/>
-                <w:sz w:val="26"/>
-                <w:szCs w:val="26"/>
+                <w:sz w:val="24"/>
+                <w:szCs w:val="24"/>
               </w:rPr>
               <w:t xml:space="preserve">Five Strategic Commitments</w:t>
             </w:r>
@@ -1020,7 +1278,7 @@
                 <w:sz w:val="48"/>
                 <w:szCs w:val="48"/>
               </w:rPr>
-              <w:t xml:space="preserve">~500</w:t>
+              <w:t xml:space="preserve">4.29M</w:t>
             </w:r>
           </w:p>
           <w:p>
@@ -1035,7 +1293,7 @@
                 <w:sz w:val="17"/>
                 <w:szCs w:val="17"/>
               </w:rPr>
-              <w:t xml:space="preserve">Applications in Scope</w:t>
+              <w:t xml:space="preserve">Active Members Managed</w:t>
             </w:r>
           </w:p>
         </w:tc>
@@ -1069,7 +1327,7 @@
                 <w:sz w:val="48"/>
                 <w:szCs w:val="48"/>
               </w:rPr>
-              <w:t xml:space="preserve">AI-First</w:t>
+              <w:t xml:space="preserve">$3.2M</w:t>
             </w:r>
           </w:p>
           <w:p>
@@ -1084,7 +1342,7 @@
                 <w:sz w:val="17"/>
                 <w:szCs w:val="17"/>
               </w:rPr>
-              <w:t xml:space="preserve">Operating Model</w:t>
+              <w:t xml:space="preserve">YTD Automation Savings</w:t>
             </w:r>
           </w:p>
         </w:tc>
@@ -1114,11 +1372,11 @@
                 <w:rFonts w:ascii="Calibri" w:cs="Calibri" w:eastAsia="Calibri" w:hAnsi="Calibri"/>
                 <w:b/>
                 <w:bCs/>
-                <w:color w:val="001141"/>
+                <w:color w:val="198038"/>
                 <w:sz w:val="48"/>
                 <w:szCs w:val="48"/>
               </w:rPr>
-              <w:t xml:space="preserve">Phase 0→4</w:t>
+              <w:t xml:space="preserve">99.4%</w:t>
             </w:r>
           </w:p>
           <w:p>
@@ -1133,7 +1391,7 @@
                 <w:sz w:val="17"/>
                 <w:szCs w:val="17"/>
               </w:rPr>
-              <w:t xml:space="preserve">Structured Roadmap</w:t>
+              <w:t xml:space="preserve">Application Availability</w:t>
             </w:r>
           </w:p>
         </w:tc>
@@ -1163,11 +1421,11 @@
                 <w:rFonts w:ascii="Calibri" w:cs="Calibri" w:eastAsia="Calibri" w:hAnsi="Calibri"/>
                 <w:b/>
                 <w:bCs/>
-                <w:color w:val="198038"/>
+                <w:color w:val="001141"/>
                 <w:sz w:val="48"/>
                 <w:szCs w:val="48"/>
               </w:rPr>
-              <w:t xml:space="preserve">24×7</w:t>
+              <w:t xml:space="preserve">$12M+</w:t>
             </w:r>
           </w:p>
           <w:p>
@@ -1182,7 +1440,7 @@
                 <w:sz w:val="17"/>
                 <w:szCs w:val="17"/>
               </w:rPr>
-              <w:t xml:space="preserve">Global Support Coverage</w:t>
+              <w:t xml:space="preserve">Projected Annual AIOps</w:t>
             </w:r>
           </w:p>
         </w:tc>
@@ -2779,7 +3037,7 @@
                     </pic:cNvPicPr>
                   </pic:nvPicPr>
                   <pic:blipFill>
-                    <a:blip r:embed="rId9" cstate="none"/>
+                    <a:blip r:embed="rId10" cstate="none"/>
                     <a:srcRect/>
                     <a:stretch>
                       <a:fillRect/>

--- a/IBM_Horizon_AI_Transformation_Proposal_Apr2026.docx
+++ b/IBM_Horizon_AI_Transformation_Proposal_Apr2026.docx
@@ -709,7 +709,7 @@
                 <w:sz w:val="22"/>
                 <w:szCs w:val="22"/>
               </w:rPr>
-              <w:t xml:space="preserve">Value Realization — Live Portal Metrics</w:t>
+              <w:t xml:space="preserve">Value Realization — What Will Be Monitored</w:t>
             </w:r>
           </w:p>
           <w:p>
@@ -724,167 +724,162 @@
                 <w:sz w:val="20"/>
                 <w:szCs w:val="20"/>
               </w:rPr>
-              <w:t xml:space="preserve">CareOps360, IBM's purpose-built executive command centre, surfaces live operational intelligence across all AMS towers. The metrics below are drawn directly from the running production-equivalent environment as of April 2026:</w:t>
-            </w:r>
-          </w:p>
-          <w:p>
-            <w:pPr>
-              <w:spacing w:after="40" w:before="60"/>
-            </w:pPr>
-            <w:r>
-              <w:rPr>
-                <w:rFonts w:ascii="Calibri" w:cs="Calibri" w:eastAsia="Calibri" w:hAnsi="Calibri"/>
-                <w:b/>
-                <w:bCs/>
-                <w:color w:val="0F62FE"/>
-                <w:sz w:val="22"/>
-                <w:szCs w:val="22"/>
-              </w:rPr>
-              <w:t xml:space="preserve">4.29M </w:t>
-            </w:r>
-            <w:r>
-              <w:rPr>
-                <w:rFonts w:ascii="Calibri" w:cs="Calibri" w:eastAsia="Calibri" w:hAnsi="Calibri"/>
-                <w:color w:val="21272A"/>
-                <w:sz w:val="20"/>
-                <w:szCs w:val="20"/>
-              </w:rPr>
-              <w:t xml:space="preserve">Active Members under management  </w:t>
-            </w:r>
-            <w:r>
-              <w:rPr>
-                <w:rFonts w:ascii="Calibri" w:cs="Calibri" w:eastAsia="Calibri" w:hAnsi="Calibri"/>
-                <w:b/>
-                <w:bCs/>
-                <w:color w:val="0F62FE"/>
-                <w:sz w:val="22"/>
-                <w:szCs w:val="22"/>
-              </w:rPr>
-              <w:t xml:space="preserve">$1.69B </w:t>
-            </w:r>
-            <w:r>
-              <w:rPr>
-                <w:rFonts w:ascii="Calibri" w:cs="Calibri" w:eastAsia="Calibri" w:hAnsi="Calibri"/>
-                <w:color w:val="21272A"/>
-                <w:sz w:val="20"/>
-                <w:szCs w:val="20"/>
-              </w:rPr>
-              <w:t xml:space="preserve">Claims settled (7 days)</w:t>
-            </w:r>
-          </w:p>
-          <w:p>
-            <w:pPr>
-              <w:spacing w:after="40" w:before="40"/>
-            </w:pPr>
-            <w:r>
-              <w:rPr>
-                <w:rFonts w:ascii="Calibri" w:cs="Calibri" w:eastAsia="Calibri" w:hAnsi="Calibri"/>
-                <w:b/>
-                <w:bCs/>
-                <w:color w:val="198038"/>
-                <w:sz w:val="22"/>
-                <w:szCs w:val="22"/>
-              </w:rPr>
-              <w:t xml:space="preserve">99.4% </w:t>
-            </w:r>
-            <w:r>
-              <w:rPr>
-                <w:rFonts w:ascii="Calibri" w:cs="Calibri" w:eastAsia="Calibri" w:hAnsi="Calibri"/>
-                <w:color w:val="21272A"/>
-                <w:sz w:val="20"/>
-                <w:szCs w:val="20"/>
-              </w:rPr>
-              <w:t xml:space="preserve">Application availability  </w:t>
-            </w:r>
-            <w:r>
-              <w:rPr>
-                <w:rFonts w:ascii="Calibri" w:cs="Calibri" w:eastAsia="Calibri" w:hAnsi="Calibri"/>
-                <w:b/>
-                <w:bCs/>
-                <w:color w:val="198038"/>
-                <w:sz w:val="22"/>
-                <w:szCs w:val="22"/>
-              </w:rPr>
-              <w:t xml:space="preserve">96.8% </w:t>
-            </w:r>
-            <w:r>
-              <w:rPr>
-                <w:rFonts w:ascii="Calibri" w:cs="Calibri" w:eastAsia="Calibri" w:hAnsi="Calibri"/>
-                <w:color w:val="21272A"/>
-                <w:sz w:val="20"/>
-                <w:szCs w:val="20"/>
-              </w:rPr>
-              <w:t xml:space="preserve">SLA attainment</w:t>
-            </w:r>
-          </w:p>
-          <w:p>
-            <w:pPr>
-              <w:spacing w:after="80" w:before="40"/>
-            </w:pPr>
-            <w:r>
-              <w:rPr>
-                <w:rFonts w:ascii="Calibri" w:cs="Calibri" w:eastAsia="Calibri" w:hAnsi="Calibri"/>
-                <w:b/>
-                <w:bCs/>
-                <w:color w:val="009D9A"/>
-                <w:sz w:val="22"/>
-                <w:szCs w:val="22"/>
-              </w:rPr>
-              <w:t xml:space="preserve">$3.2M </w:t>
-            </w:r>
-            <w:r>
-              <w:rPr>
-                <w:rFonts w:ascii="Calibri" w:cs="Calibri" w:eastAsia="Calibri" w:hAnsi="Calibri"/>
-                <w:color w:val="21272A"/>
-                <w:sz w:val="20"/>
-                <w:szCs w:val="20"/>
-              </w:rPr>
-              <w:t xml:space="preserve">YTD automation savings  </w:t>
-            </w:r>
-            <w:r>
-              <w:rPr>
-                <w:rFonts w:ascii="Calibri" w:cs="Calibri" w:eastAsia="Calibri" w:hAnsi="Calibri"/>
-                <w:b/>
-                <w:bCs/>
-                <w:color w:val="009D9A"/>
-                <w:sz w:val="22"/>
-                <w:szCs w:val="22"/>
-              </w:rPr>
-              <w:t xml:space="preserve">47 sec </w:t>
-            </w:r>
-            <w:r>
-              <w:rPr>
-                <w:rFonts w:ascii="Calibri" w:cs="Calibri" w:eastAsia="Calibri" w:hAnsi="Calibri"/>
-                <w:color w:val="21272A"/>
-                <w:sz w:val="20"/>
-                <w:szCs w:val="20"/>
-              </w:rPr>
-              <w:t xml:space="preserve">Call Centre ASA</w:t>
-            </w:r>
-          </w:p>
-          <w:p>
-            <w:pPr>
-              <w:spacing w:after="80" w:before="40"/>
-            </w:pPr>
-            <w:r>
-              <w:rPr>
-                <w:rFonts w:ascii="Calibri" w:cs="Calibri" w:eastAsia="Calibri" w:hAnsi="Calibri"/>
-                <w:b/>
-                <w:bCs/>
-                <w:color w:val="001141"/>
-                <w:sz w:val="22"/>
-                <w:szCs w:val="22"/>
-              </w:rPr>
-              <w:t xml:space="preserve">$12M+ </w:t>
-            </w:r>
-            <w:r>
-              <w:rPr>
-                <w:rFonts w:ascii="Calibri" w:cs="Calibri" w:eastAsia="Calibri" w:hAnsi="Calibri"/>
-                <w:color w:val="21272A"/>
-                <w:sz w:val="20"/>
-                <w:szCs w:val="20"/>
-              </w:rPr>
-              <w:t xml:space="preserve">Projected annual AIOps savings at full deployment</w:t>
+              <w:t xml:space="preserve">Once live, CareOps360 will surface real-time operational intelligence across all AMS towers through a single executive command centre. The following metrics will be tracked and reported continuously to Horizon leadership:</w:t>
+            </w:r>
+          </w:p>
+          <w:p>
+            <w:pPr>
+              <w:pStyle w:val="ListParagraph"/>
+              <w:numPr>
+                <w:ilvl w:val="0"/>
+                <w:numId w:val="1"/>
+              </w:numPr>
+              <w:spacing w:after="80"/>
+              <w:ind w:left="360"/>
+            </w:pPr>
+            <w:r>
+              <w:rPr>
+                <w:rFonts w:ascii="Calibri" w:cs="Calibri" w:eastAsia="Calibri" w:hAnsi="Calibri"/>
+                <w:color w:val="21272A"/>
+                <w:sz w:val="20"/>
+                <w:szCs w:val="20"/>
+              </w:rPr>
+              <w:t xml:space="preserve">Active members under management and enrollment velocity</w:t>
+            </w:r>
+          </w:p>
+          <w:p>
+            <w:pPr>
+              <w:pStyle w:val="ListParagraph"/>
+              <w:numPr>
+                <w:ilvl w:val="0"/>
+                <w:numId w:val="1"/>
+              </w:numPr>
+              <w:spacing w:after="80"/>
+              <w:ind w:left="360"/>
+            </w:pPr>
+            <w:r>
+              <w:rPr>
+                <w:rFonts w:ascii="Calibri" w:cs="Calibri" w:eastAsia="Calibri" w:hAnsi="Calibri"/>
+                <w:color w:val="21272A"/>
+                <w:sz w:val="20"/>
+                <w:szCs w:val="20"/>
+              </w:rPr>
+              <w:t xml:space="preserve">Claims settled volume and adjudication cycle times</w:t>
+            </w:r>
+          </w:p>
+          <w:p>
+            <w:pPr>
+              <w:pStyle w:val="ListParagraph"/>
+              <w:numPr>
+                <w:ilvl w:val="0"/>
+                <w:numId w:val="1"/>
+              </w:numPr>
+              <w:spacing w:after="80"/>
+              <w:ind w:left="360"/>
+            </w:pPr>
+            <w:r>
+              <w:rPr>
+                <w:rFonts w:ascii="Calibri" w:cs="Calibri" w:eastAsia="Calibri" w:hAnsi="Calibri"/>
+                <w:color w:val="21272A"/>
+                <w:sz w:val="20"/>
+                <w:szCs w:val="20"/>
+              </w:rPr>
+              <w:t xml:space="preserve">Application availability and SLA attainment across 500+ applications</w:t>
+            </w:r>
+          </w:p>
+          <w:p>
+            <w:pPr>
+              <w:pStyle w:val="ListParagraph"/>
+              <w:numPr>
+                <w:ilvl w:val="0"/>
+                <w:numId w:val="1"/>
+              </w:numPr>
+              <w:spacing w:after="80"/>
+              <w:ind w:left="360"/>
+            </w:pPr>
+            <w:r>
+              <w:rPr>
+                <w:rFonts w:ascii="Calibri" w:cs="Calibri" w:eastAsia="Calibri" w:hAnsi="Calibri"/>
+                <w:color w:val="21272A"/>
+                <w:sz w:val="20"/>
+                <w:szCs w:val="20"/>
+              </w:rPr>
+              <w:t xml:space="preserve">Automation savings — YTD and cumulative cost avoidance</w:t>
+            </w:r>
+          </w:p>
+          <w:p>
+            <w:pPr>
+              <w:pStyle w:val="ListParagraph"/>
+              <w:numPr>
+                <w:ilvl w:val="0"/>
+                <w:numId w:val="1"/>
+              </w:numPr>
+              <w:spacing w:after="80"/>
+              <w:ind w:left="360"/>
+            </w:pPr>
+            <w:r>
+              <w:rPr>
+                <w:rFonts w:ascii="Calibri" w:cs="Calibri" w:eastAsia="Calibri" w:hAnsi="Calibri"/>
+                <w:color w:val="21272A"/>
+                <w:sz w:val="20"/>
+                <w:szCs w:val="20"/>
+              </w:rPr>
+              <w:t xml:space="preserve">Call Centre Average Speed of Answer and first-contact resolution</w:t>
+            </w:r>
+          </w:p>
+          <w:p>
+            <w:pPr>
+              <w:pStyle w:val="ListParagraph"/>
+              <w:numPr>
+                <w:ilvl w:val="0"/>
+                <w:numId w:val="1"/>
+              </w:numPr>
+              <w:spacing w:after="80"/>
+              <w:ind w:left="360"/>
+            </w:pPr>
+            <w:r>
+              <w:rPr>
+                <w:rFonts w:ascii="Calibri" w:cs="Calibri" w:eastAsia="Calibri" w:hAnsi="Calibri"/>
+                <w:color w:val="21272A"/>
+                <w:sz w:val="20"/>
+                <w:szCs w:val="20"/>
+              </w:rPr>
+              <w:t xml:space="preserve">Incident MTTR trends and AIOps-driven deflection rates</w:t>
+            </w:r>
+          </w:p>
+          <w:p>
+            <w:pPr>
+              <w:pStyle w:val="ListParagraph"/>
+              <w:numPr>
+                <w:ilvl w:val="0"/>
+                <w:numId w:val="1"/>
+              </w:numPr>
+              <w:spacing w:after="80"/>
+              <w:ind w:left="360"/>
+            </w:pPr>
+            <w:r>
+              <w:rPr>
+                <w:rFonts w:ascii="Calibri" w:cs="Calibri" w:eastAsia="Calibri" w:hAnsi="Calibri"/>
+                <w:color w:val="21272A"/>
+                <w:sz w:val="20"/>
+                <w:szCs w:val="20"/>
+              </w:rPr>
+              <w:t xml:space="preserve">Projected and realised annual AIOps savings versus committed baseline</w:t>
+            </w:r>
+          </w:p>
+          <w:p>
+            <w:pPr>
+              <w:spacing w:after="100"/>
+              <w:jc w:val="both"/>
+            </w:pPr>
+            <w:r>
+              <w:rPr>
+                <w:rFonts w:ascii="Calibri" w:cs="Calibri" w:eastAsia="Calibri" w:hAnsi="Calibri"/>
+                <w:color w:val="21272A"/>
+                <w:sz w:val="20"/>
+                <w:szCs w:val="20"/>
+              </w:rPr>
+              <w:t xml:space="preserve">All metrics will be baselined at contract commencement and tracked against IBM's committed outcome targets on a monthly governance cadence.</w:t>
             </w:r>
           </w:p>
         </w:tc>
@@ -961,7 +956,7 @@
                 <w:sz w:val="15"/>
                 <w:szCs w:val="15"/>
               </w:rPr>
-              <w:t xml:space="preserve">Figure 1: CareOps360 Executive Dashboard — live operations as of April 13, 2026</w:t>
+              <w:t xml:space="preserve">Figure 1: CareOps360 Executive Dashboard — platform overview (illustrative data shown; live metrics populated upon go-live)</w:t>
             </w:r>
           </w:p>
           <w:p>
@@ -1278,7 +1273,7 @@
                 <w:sz w:val="48"/>
                 <w:szCs w:val="48"/>
               </w:rPr>
-              <w:t xml:space="preserve">4.29M</w:t>
+              <w:t xml:space="preserve">~500</w:t>
             </w:r>
           </w:p>
           <w:p>
@@ -1293,7 +1288,7 @@
                 <w:sz w:val="17"/>
                 <w:szCs w:val="17"/>
               </w:rPr>
-              <w:t xml:space="preserve">Active Members Managed</w:t>
+              <w:t xml:space="preserve">Applications in Scope</w:t>
             </w:r>
           </w:p>
         </w:tc>
@@ -1327,7 +1322,7 @@
                 <w:sz w:val="48"/>
                 <w:szCs w:val="48"/>
               </w:rPr>
-              <w:t xml:space="preserve">$3.2M</w:t>
+              <w:t xml:space="preserve">Phase 0→4</w:t>
             </w:r>
           </w:p>
           <w:p>
@@ -1342,7 +1337,7 @@
                 <w:sz w:val="17"/>
                 <w:szCs w:val="17"/>
               </w:rPr>
-              <w:t xml:space="preserve">YTD Automation Savings</w:t>
+              <w:t xml:space="preserve">Structured Delivery Roadmap</w:t>
             </w:r>
           </w:p>
         </w:tc>
@@ -1376,7 +1371,7 @@
                 <w:sz w:val="48"/>
                 <w:szCs w:val="48"/>
               </w:rPr>
-              <w:t xml:space="preserve">99.4%</w:t>
+              <w:t xml:space="preserve">24×7</w:t>
             </w:r>
           </w:p>
           <w:p>
@@ -1391,7 +1386,7 @@
                 <w:sz w:val="17"/>
                 <w:szCs w:val="17"/>
               </w:rPr>
-              <w:t xml:space="preserve">Application Availability</w:t>
+              <w:t xml:space="preserve">Global AIOps Coverage</w:t>
             </w:r>
           </w:p>
         </w:tc>
@@ -1425,7 +1420,7 @@
                 <w:sz w:val="48"/>
                 <w:szCs w:val="48"/>
               </w:rPr>
-              <w:t xml:space="preserve">$12M+</w:t>
+              <w:t xml:space="preserve">AI-First</w:t>
             </w:r>
           </w:p>
           <w:p>
@@ -1440,7 +1435,7 @@
                 <w:sz w:val="17"/>
                 <w:szCs w:val="17"/>
               </w:rPr>
-              <w:t xml:space="preserve">Projected Annual AIOps</w:t>
+              <w:t xml:space="preserve">Operating Model Commitment</w:t>
             </w:r>
           </w:p>
         </w:tc>

--- a/IBM_Horizon_AI_Transformation_Proposal_Apr2026.docx
+++ b/IBM_Horizon_AI_Transformation_Proposal_Apr2026.docx
@@ -2591,7 +2591,7 @@
                 <w:sz w:val="20"/>
                 <w:szCs w:val="20"/>
               </w:rPr>
-              <w:t xml:space="preserve">CareOps360 is IBM's production-grade executive operations platform purpose-built for the Horizon BCBS engagement. It delivers real-time operational intelligence across all AMS towers — enrollment, applications, infrastructure, and quality — through a single, unified command centre accessible to Horizon's executive and operational leadership.</w:t>
+              <w:t xml:space="preserve">CareOps360 is IBM's production-grade executive operations platform purpose-built for the Horizon BCBS engagement. It delivers real-time operational intelligence across all AMS towers — enrollment, claims, applications, infrastructure, and quality — through a single, unified command centre accessible to Horizon's executive and operational leadership. The platform is architecture-ready for live production data and is currently deployed in a production-equivalent environment.</w:t>
             </w:r>
           </w:p>
           <w:p>
@@ -2606,7 +2606,7 @@
                 <w:sz w:val="20"/>
                 <w:szCs w:val="20"/>
               </w:rPr>
-              <w:t xml:space="preserve">Built on IBM's AIOps observability framework, CareOps360 surfaces predictive insights, SLA performance, enrollment intelligence, digital front door metrics, and transformation roadmap progress in real time.</w:t>
+              <w:t xml:space="preserve">Built on IBM's AIOps observability framework, CareOps360 surfaces predictive insights, SLA performance, enrollment intelligence, digital front door metrics, and transformation roadmap progress — eliminating the need for manual reporting aggregation.</w:t>
             </w:r>
           </w:p>
           <w:p>
@@ -2626,7 +2626,7 @@
                 <w:sz w:val="22"/>
                 <w:szCs w:val="22"/>
               </w:rPr>
-              <w:t xml:space="preserve">Key Capabilities</w:t>
+              <w:t xml:space="preserve">Dashboards Delivered</w:t>
             </w:r>
           </w:p>
           <w:p>
@@ -2646,7 +2646,7 @@
                 <w:sz w:val="20"/>
                 <w:szCs w:val="20"/>
               </w:rPr>
-              <w:t xml:space="preserve">Real-time application health monitoring across 500+ applications.</w:t>
+              <w:t xml:space="preserve">Executive Overview — Cross-tower operational pulse with 8 real-time KPI tiles.</w:t>
             </w:r>
           </w:p>
           <w:p>
@@ -2666,7 +2666,7 @@
                 <w:sz w:val="20"/>
                 <w:szCs w:val="20"/>
               </w:rPr>
-              <w:t xml:space="preserve">Enrollment Intelligence dashboard with predictive surge modelling.</w:t>
+              <w:t xml:space="preserve">Application Health — 500+ app inventory, incident register, availability trends.</w:t>
             </w:r>
           </w:p>
           <w:p>
@@ -2686,7 +2686,7 @@
                 <w:sz w:val="20"/>
                 <w:szCs w:val="20"/>
               </w:rPr>
-              <w:t xml:space="preserve">Digital Front Door programme tracking — Quote to Cart, member activation, channel metrics.</w:t>
+              <w:t xml:space="preserve">Claims Operations — Daily volume, adjudication queue, denial analytics.</w:t>
             </w:r>
           </w:p>
           <w:p>
@@ -2706,7 +2706,7 @@
                 <w:sz w:val="20"/>
                 <w:szCs w:val="20"/>
               </w:rPr>
-              <w:t xml:space="preserve">IBM AIOps value realisation — MTTR trends, automation coverage, incident economics.</w:t>
+              <w:t xml:space="preserve">Prior Authorization — Backlog, review SLA, procedure-level approval rates.</w:t>
             </w:r>
           </w:p>
           <w:p>
@@ -2726,7 +2726,7 @@
                 <w:sz w:val="20"/>
                 <w:szCs w:val="20"/>
               </w:rPr>
-              <w:t xml:space="preserve">Transformation Roadmap — live phase progress and milestone tracking.</w:t>
+              <w:t xml:space="preserve">Enrollment Intelligence — AI-assisted intake, pipeline health, surge detection.</w:t>
             </w:r>
           </w:p>
           <w:p>
@@ -2746,7 +2746,67 @@
                 <w:sz w:val="20"/>
                 <w:szCs w:val="20"/>
               </w:rPr>
-              <w:t xml:space="preserve">Auto-export, session logging, and HIPAA-compliant audit trail.</w:t>
+              <w:t xml:space="preserve">Member Services — Contact centre, chatbot containment, digital adoption.</w:t>
+            </w:r>
+          </w:p>
+          <w:p>
+            <w:pPr>
+              <w:pStyle w:val="ListParagraph"/>
+              <w:numPr>
+                <w:ilvl w:val="0"/>
+                <w:numId w:val="1"/>
+              </w:numPr>
+              <w:spacing w:after="80"/>
+              <w:ind w:left="360"/>
+            </w:pPr>
+            <w:r>
+              <w:rPr>
+                <w:rFonts w:ascii="Calibri" w:cs="Calibri" w:eastAsia="Calibri" w:hAnsi="Calibri"/>
+                <w:color w:val="21272A"/>
+                <w:sz w:val="20"/>
+                <w:szCs w:val="20"/>
+              </w:rPr>
+              <w:t xml:space="preserve">IBM AIOps Value — Automation savings, shift-left rate, self-heal event tracking.</w:t>
+            </w:r>
+          </w:p>
+          <w:p>
+            <w:pPr>
+              <w:pStyle w:val="ListParagraph"/>
+              <w:numPr>
+                <w:ilvl w:val="0"/>
+                <w:numId w:val="1"/>
+              </w:numPr>
+              <w:spacing w:after="80"/>
+              <w:ind w:left="360"/>
+            </w:pPr>
+            <w:r>
+              <w:rPr>
+                <w:rFonts w:ascii="Calibri" w:cs="Calibri" w:eastAsia="Calibri" w:hAnsi="Calibri"/>
+                <w:color w:val="21272A"/>
+                <w:sz w:val="20"/>
+                <w:szCs w:val="20"/>
+              </w:rPr>
+              <w:t xml:space="preserve">Transformation Roadmap — 60-initiative portfolio with phase and risk status.</w:t>
+            </w:r>
+          </w:p>
+          <w:p>
+            <w:pPr>
+              <w:pStyle w:val="ListParagraph"/>
+              <w:numPr>
+                <w:ilvl w:val="0"/>
+                <w:numId w:val="1"/>
+              </w:numPr>
+              <w:spacing w:after="80"/>
+              <w:ind w:left="360"/>
+            </w:pPr>
+            <w:r>
+              <w:rPr>
+                <w:rFonts w:ascii="Calibri" w:cs="Calibri" w:eastAsia="Calibri" w:hAnsi="Calibri"/>
+                <w:color w:val="21272A"/>
+                <w:sz w:val="20"/>
+                <w:szCs w:val="20"/>
+              </w:rPr>
+              <w:t xml:space="preserve">Capability Uplift — Workforce certification, automation coverage, AI readiness.</w:t>
             </w:r>
           </w:p>
         </w:tc>
@@ -2776,104 +2836,496 @@
                 <w:sz w:val="26"/>
                 <w:szCs w:val="26"/>
               </w:rPr>
-              <w:t xml:space="preserve">Platform Architecture</w:t>
-            </w:r>
-          </w:p>
-          <w:p>
-            <w:pPr>
-              <w:spacing w:after="100"/>
-              <w:jc w:val="both"/>
-            </w:pPr>
-            <w:r>
-              <w:rPr>
-                <w:rFonts w:ascii="Calibri" w:cs="Calibri" w:eastAsia="Calibri" w:hAnsi="Calibri"/>
-                <w:color w:val="21272A"/>
-                <w:sz w:val="20"/>
-                <w:szCs w:val="20"/>
-              </w:rPr>
-              <w:t xml:space="preserve">CareOps360 is built on a modern, cloud-native stack with real-time data polling from IBM's AIOps and observability layers. It features:</w:t>
-            </w:r>
-          </w:p>
-          <w:p>
-            <w:pPr>
-              <w:pStyle w:val="ListParagraph"/>
-              <w:numPr>
-                <w:ilvl w:val="0"/>
-                <w:numId w:val="1"/>
-              </w:numPr>
-              <w:spacing w:after="80"/>
-              <w:ind w:left="360"/>
-            </w:pPr>
-            <w:r>
-              <w:rPr>
-                <w:rFonts w:ascii="Calibri" w:cs="Calibri" w:eastAsia="Calibri" w:hAnsi="Calibri"/>
-                <w:color w:val="21272A"/>
-                <w:sz w:val="20"/>
-                <w:szCs w:val="20"/>
-              </w:rPr>
-              <w:t xml:space="preserve">PostgreSQL + Drizzle ORM for structured operational data.</w:t>
-            </w:r>
-          </w:p>
-          <w:p>
-            <w:pPr>
-              <w:pStyle w:val="ListParagraph"/>
-              <w:numPr>
-                <w:ilvl w:val="0"/>
-                <w:numId w:val="1"/>
-              </w:numPr>
-              <w:spacing w:after="80"/>
-              <w:ind w:left="360"/>
-            </w:pPr>
-            <w:r>
-              <w:rPr>
-                <w:rFonts w:ascii="Calibri" w:cs="Calibri" w:eastAsia="Calibri" w:hAnsi="Calibri"/>
-                <w:color w:val="21272A"/>
-                <w:sz w:val="20"/>
-                <w:szCs w:val="20"/>
-              </w:rPr>
-              <w:t xml:space="preserve">Session-authenticated access with auto-logout on inactivity.</w:t>
-            </w:r>
-          </w:p>
-          <w:p>
-            <w:pPr>
-              <w:pStyle w:val="ListParagraph"/>
-              <w:numPr>
-                <w:ilvl w:val="0"/>
-                <w:numId w:val="1"/>
-              </w:numPr>
-              <w:spacing w:after="80"/>
-              <w:ind w:left="360"/>
-            </w:pPr>
-            <w:r>
-              <w:rPr>
-                <w:rFonts w:ascii="Calibri" w:cs="Calibri" w:eastAsia="Calibri" w:hAnsi="Calibri"/>
-                <w:color w:val="21272A"/>
-                <w:sz w:val="20"/>
-                <w:szCs w:val="20"/>
-              </w:rPr>
-              <w:t xml:space="preserve">Dark/light mode, disclaimer banners, and structured export.</w:t>
-            </w:r>
-          </w:p>
-          <w:p>
-            <w:pPr>
-              <w:pStyle w:val="ListParagraph"/>
-              <w:numPr>
-                <w:ilvl w:val="0"/>
-                <w:numId w:val="1"/>
-              </w:numPr>
-              <w:spacing w:after="80"/>
-              <w:ind w:left="360"/>
-            </w:pPr>
-            <w:r>
-              <w:rPr>
-                <w:rFonts w:ascii="Calibri" w:cs="Calibri" w:eastAsia="Calibri" w:hAnsi="Calibri"/>
-                <w:color w:val="21272A"/>
-                <w:sz w:val="20"/>
-                <w:szCs w:val="20"/>
-              </w:rPr>
-              <w:t xml:space="preserve">API-connected to IBM's AIOps event correlation and analytics engines.</w:t>
-            </w:r>
-          </w:p>
+              <w:t xml:space="preserve">Metrics Monitored via CareOps360</w:t>
+            </w:r>
+          </w:p>
+          <w:tbl>
+            <w:tblPr>
+              <w:tblW w:type="dxa" w:w="9072"/>
+              <w:tblBorders>
+                <w:top w:val="single" w:color="auto" w:sz="4"/>
+                <w:left w:val="single" w:color="auto" w:sz="4"/>
+                <w:bottom w:val="single" w:color="auto" w:sz="4"/>
+                <w:right w:val="single" w:color="auto" w:sz="4"/>
+                <w:insideH w:val="single" w:color="auto" w:sz="4"/>
+                <w:insideV w:val="single" w:color="auto" w:sz="4"/>
+              </w:tblBorders>
+              <w:tblLayout w:type="fixed"/>
+            </w:tblPr>
+            <w:tblGrid>
+              <w:gridCol w:w="100"/>
+              <w:gridCol w:w="100"/>
+            </w:tblGrid>
+            <w:tr>
+              <w:trPr>
+                <w:tblHeader/>
+              </w:trPr>
+              <w:tc>
+                <w:tcPr>
+                  <w:tcW w:type="dxa" w:w="2400"/>
+                  <w:shd w:fill="001141" w:val="clear"/>
+                  <w:tcMar>
+                    <w:top w:type="dxa" w:w="60"/>
+                    <w:left w:type="dxa" w:w="80"/>
+                    <w:bottom w:type="dxa" w:w="60"/>
+                    <w:right w:type="dxa" w:w="80"/>
+                  </w:tcMar>
+                </w:tcPr>
+                <w:p>
+                  <w:pPr>
+                    <w:spacing w:after="60" w:before="60"/>
+                    <w:jc w:val="center"/>
+                  </w:pPr>
+                  <w:r>
+                    <w:rPr>
+                      <w:rFonts w:ascii="Calibri" w:cs="Calibri" w:eastAsia="Calibri" w:hAnsi="Calibri"/>
+                      <w:b/>
+                      <w:bCs/>
+                      <w:color w:val="FFFFFF"/>
+                      <w:sz w:val="19"/>
+                      <w:szCs w:val="19"/>
+                    </w:rPr>
+                    <w:t xml:space="preserve">Metric Domain</w:t>
+                  </w:r>
+                </w:p>
+              </w:tc>
+              <w:tc>
+                <w:tcPr>
+                  <w:tcW w:type="dxa" w:w="4560"/>
+                  <w:shd w:fill="001141" w:val="clear"/>
+                  <w:tcMar>
+                    <w:top w:type="dxa" w:w="60"/>
+                    <w:left w:type="dxa" w:w="80"/>
+                    <w:bottom w:type="dxa" w:w="60"/>
+                    <w:right w:type="dxa" w:w="80"/>
+                  </w:tcMar>
+                </w:tcPr>
+                <w:p>
+                  <w:pPr>
+                    <w:spacing w:after="60" w:before="60"/>
+                    <w:jc w:val="center"/>
+                  </w:pPr>
+                  <w:r>
+                    <w:rPr>
+                      <w:rFonts w:ascii="Calibri" w:cs="Calibri" w:eastAsia="Calibri" w:hAnsi="Calibri"/>
+                      <w:b/>
+                      <w:bCs/>
+                      <w:color w:val="FFFFFF"/>
+                      <w:sz w:val="19"/>
+                      <w:szCs w:val="19"/>
+                    </w:rPr>
+                    <w:t xml:space="preserve">What Will Be Tracked</w:t>
+                  </w:r>
+                </w:p>
+              </w:tc>
+            </w:tr>
+            <w:tr>
+              <w:tc>
+                <w:tcPr>
+                  <w:tcW w:type="dxa" w:w="2400"/>
+                  <w:shd w:fill="FFFFFF" w:val="clear"/>
+                  <w:tcMar>
+                    <w:top w:type="dxa" w:w="50"/>
+                    <w:left w:type="dxa" w:w="80"/>
+                    <w:bottom w:type="dxa" w:w="50"/>
+                    <w:right w:type="dxa" w:w="80"/>
+                  </w:tcMar>
+                  <w:vAlign w:val="center"/>
+                </w:tcPr>
+                <w:p>
+                  <w:pPr>
+                    <w:spacing w:after="50" w:before="50"/>
+                  </w:pPr>
+                  <w:r>
+                    <w:rPr>
+                      <w:rFonts w:ascii="Calibri" w:cs="Calibri" w:eastAsia="Calibri" w:hAnsi="Calibri"/>
+                      <w:b/>
+                      <w:bCs/>
+                      <w:color w:val="21272A"/>
+                      <w:sz w:val="19"/>
+                      <w:szCs w:val="19"/>
+                    </w:rPr>
+                    <w:t xml:space="preserve">Application Ops</w:t>
+                  </w:r>
+                </w:p>
+              </w:tc>
+              <w:tc>
+                <w:tcPr>
+                  <w:tcW w:type="dxa" w:w="4560"/>
+                  <w:shd w:fill="FFFFFF" w:val="clear"/>
+                  <w:tcMar>
+                    <w:top w:type="dxa" w:w="50"/>
+                    <w:left w:type="dxa" w:w="80"/>
+                    <w:bottom w:type="dxa" w:w="50"/>
+                    <w:right w:type="dxa" w:w="80"/>
+                  </w:tcMar>
+                  <w:vAlign w:val="center"/>
+                </w:tcPr>
+                <w:p>
+                  <w:pPr>
+                    <w:spacing w:after="50" w:before="50"/>
+                  </w:pPr>
+                  <w:r>
+                    <w:rPr>
+                      <w:rFonts w:ascii="Calibri" w:cs="Calibri" w:eastAsia="Calibri" w:hAnsi="Calibri"/>
+                      <w:color w:val="21272A"/>
+                      <w:sz w:val="19"/>
+                      <w:szCs w:val="19"/>
+                    </w:rPr>
+                    <w:t xml:space="preserve">Availability, MTTR, incident volume by severity</w:t>
+                  </w:r>
+                </w:p>
+              </w:tc>
+            </w:tr>
+            <w:tr>
+              <w:tc>
+                <w:tcPr>
+                  <w:tcW w:type="dxa" w:w="2400"/>
+                  <w:shd w:fill="EEF4FF" w:val="clear"/>
+                  <w:tcMar>
+                    <w:top w:type="dxa" w:w="50"/>
+                    <w:left w:type="dxa" w:w="80"/>
+                    <w:bottom w:type="dxa" w:w="50"/>
+                    <w:right w:type="dxa" w:w="80"/>
+                  </w:tcMar>
+                  <w:vAlign w:val="center"/>
+                </w:tcPr>
+                <w:p>
+                  <w:pPr>
+                    <w:spacing w:after="50" w:before="50"/>
+                  </w:pPr>
+                  <w:r>
+                    <w:rPr>
+                      <w:rFonts w:ascii="Calibri" w:cs="Calibri" w:eastAsia="Calibri" w:hAnsi="Calibri"/>
+                      <w:b/>
+                      <w:bCs/>
+                      <w:color w:val="21272A"/>
+                      <w:sz w:val="19"/>
+                      <w:szCs w:val="19"/>
+                    </w:rPr>
+                    <w:t xml:space="preserve">Claims</w:t>
+                  </w:r>
+                </w:p>
+              </w:tc>
+              <w:tc>
+                <w:tcPr>
+                  <w:tcW w:type="dxa" w:w="4560"/>
+                  <w:shd w:fill="EEF4FF" w:val="clear"/>
+                  <w:tcMar>
+                    <w:top w:type="dxa" w:w="50"/>
+                    <w:left w:type="dxa" w:w="80"/>
+                    <w:bottom w:type="dxa" w:w="50"/>
+                    <w:right w:type="dxa" w:w="80"/>
+                  </w:tcMar>
+                  <w:vAlign w:val="center"/>
+                </w:tcPr>
+                <w:p>
+                  <w:pPr>
+                    <w:spacing w:after="50" w:before="50"/>
+                  </w:pPr>
+                  <w:r>
+                    <w:rPr>
+                      <w:rFonts w:ascii="Calibri" w:cs="Calibri" w:eastAsia="Calibri" w:hAnsi="Calibri"/>
+                      <w:color w:val="21272A"/>
+                      <w:sz w:val="19"/>
+                      <w:szCs w:val="19"/>
+                    </w:rPr>
+                    <w:t xml:space="preserve">Volume, adjudication rate, TAT, denial drivers</w:t>
+                  </w:r>
+                </w:p>
+              </w:tc>
+            </w:tr>
+            <w:tr>
+              <w:tc>
+                <w:tcPr>
+                  <w:tcW w:type="dxa" w:w="2400"/>
+                  <w:shd w:fill="FFFFFF" w:val="clear"/>
+                  <w:tcMar>
+                    <w:top w:type="dxa" w:w="50"/>
+                    <w:left w:type="dxa" w:w="80"/>
+                    <w:bottom w:type="dxa" w:w="50"/>
+                    <w:right w:type="dxa" w:w="80"/>
+                  </w:tcMar>
+                  <w:vAlign w:val="center"/>
+                </w:tcPr>
+                <w:p>
+                  <w:pPr>
+                    <w:spacing w:after="50" w:before="50"/>
+                  </w:pPr>
+                  <w:r>
+                    <w:rPr>
+                      <w:rFonts w:ascii="Calibri" w:cs="Calibri" w:eastAsia="Calibri" w:hAnsi="Calibri"/>
+                      <w:b/>
+                      <w:bCs/>
+                      <w:color w:val="21272A"/>
+                      <w:sz w:val="19"/>
+                      <w:szCs w:val="19"/>
+                    </w:rPr>
+                    <w:t xml:space="preserve">Prior Auth</w:t>
+                  </w:r>
+                </w:p>
+              </w:tc>
+              <w:tc>
+                <w:tcPr>
+                  <w:tcW w:type="dxa" w:w="4560"/>
+                  <w:shd w:fill="FFFFFF" w:val="clear"/>
+                  <w:tcMar>
+                    <w:top w:type="dxa" w:w="50"/>
+                    <w:left w:type="dxa" w:w="80"/>
+                    <w:bottom w:type="dxa" w:w="50"/>
+                    <w:right w:type="dxa" w:w="80"/>
+                  </w:tcMar>
+                  <w:vAlign w:val="center"/>
+                </w:tcPr>
+                <w:p>
+                  <w:pPr>
+                    <w:spacing w:after="50" w:before="50"/>
+                  </w:pPr>
+                  <w:r>
+                    <w:rPr>
+                      <w:rFonts w:ascii="Calibri" w:cs="Calibri" w:eastAsia="Calibri" w:hAnsi="Calibri"/>
+                      <w:color w:val="21272A"/>
+                      <w:sz w:val="19"/>
+                      <w:szCs w:val="19"/>
+                    </w:rPr>
+                    <w:t xml:space="preserve">Backlog, review SLA, auto-approval rate</w:t>
+                  </w:r>
+                </w:p>
+              </w:tc>
+            </w:tr>
+            <w:tr>
+              <w:tc>
+                <w:tcPr>
+                  <w:tcW w:type="dxa" w:w="2400"/>
+                  <w:shd w:fill="EEF4FF" w:val="clear"/>
+                  <w:tcMar>
+                    <w:top w:type="dxa" w:w="50"/>
+                    <w:left w:type="dxa" w:w="80"/>
+                    <w:bottom w:type="dxa" w:w="50"/>
+                    <w:right w:type="dxa" w:w="80"/>
+                  </w:tcMar>
+                  <w:vAlign w:val="center"/>
+                </w:tcPr>
+                <w:p>
+                  <w:pPr>
+                    <w:spacing w:after="50" w:before="50"/>
+                  </w:pPr>
+                  <w:r>
+                    <w:rPr>
+                      <w:rFonts w:ascii="Calibri" w:cs="Calibri" w:eastAsia="Calibri" w:hAnsi="Calibri"/>
+                      <w:b/>
+                      <w:bCs/>
+                      <w:color w:val="21272A"/>
+                      <w:sz w:val="19"/>
+                      <w:szCs w:val="19"/>
+                    </w:rPr>
+                    <w:t xml:space="preserve">Enrollment</w:t>
+                  </w:r>
+                </w:p>
+              </w:tc>
+              <w:tc>
+                <w:tcPr>
+                  <w:tcW w:type="dxa" w:w="4560"/>
+                  <w:shd w:fill="EEF4FF" w:val="clear"/>
+                  <w:tcMar>
+                    <w:top w:type="dxa" w:w="50"/>
+                    <w:left w:type="dxa" w:w="80"/>
+                    <w:bottom w:type="dxa" w:w="50"/>
+                    <w:right w:type="dxa" w:w="80"/>
+                  </w:tcMar>
+                  <w:vAlign w:val="center"/>
+                </w:tcPr>
+                <w:p>
+                  <w:pPr>
+                    <w:spacing w:after="50" w:before="50"/>
+                  </w:pPr>
+                  <w:r>
+                    <w:rPr>
+                      <w:rFonts w:ascii="Calibri" w:cs="Calibri" w:eastAsia="Calibri" w:hAnsi="Calibri"/>
+                      <w:color w:val="21272A"/>
+                      <w:sz w:val="19"/>
+                      <w:szCs w:val="19"/>
+                    </w:rPr>
+                    <w:t xml:space="preserve">Time-to-good, auto-match rate, queue health</w:t>
+                  </w:r>
+                </w:p>
+              </w:tc>
+            </w:tr>
+            <w:tr>
+              <w:tc>
+                <w:tcPr>
+                  <w:tcW w:type="dxa" w:w="2400"/>
+                  <w:shd w:fill="FFFFFF" w:val="clear"/>
+                  <w:tcMar>
+                    <w:top w:type="dxa" w:w="50"/>
+                    <w:left w:type="dxa" w:w="80"/>
+                    <w:bottom w:type="dxa" w:w="50"/>
+                    <w:right w:type="dxa" w:w="80"/>
+                  </w:tcMar>
+                  <w:vAlign w:val="center"/>
+                </w:tcPr>
+                <w:p>
+                  <w:pPr>
+                    <w:spacing w:after="50" w:before="50"/>
+                  </w:pPr>
+                  <w:r>
+                    <w:rPr>
+                      <w:rFonts w:ascii="Calibri" w:cs="Calibri" w:eastAsia="Calibri" w:hAnsi="Calibri"/>
+                      <w:b/>
+                      <w:bCs/>
+                      <w:color w:val="21272A"/>
+                      <w:sz w:val="19"/>
+                      <w:szCs w:val="19"/>
+                    </w:rPr>
+                    <w:t xml:space="preserve">Member Services</w:t>
+                  </w:r>
+                </w:p>
+              </w:tc>
+              <w:tc>
+                <w:tcPr>
+                  <w:tcW w:type="dxa" w:w="4560"/>
+                  <w:shd w:fill="FFFFFF" w:val="clear"/>
+                  <w:tcMar>
+                    <w:top w:type="dxa" w:w="50"/>
+                    <w:left w:type="dxa" w:w="80"/>
+                    <w:bottom w:type="dxa" w:w="50"/>
+                    <w:right w:type="dxa" w:w="80"/>
+                  </w:tcMar>
+                  <w:vAlign w:val="center"/>
+                </w:tcPr>
+                <w:p>
+                  <w:pPr>
+                    <w:spacing w:after="50" w:before="50"/>
+                  </w:pPr>
+                  <w:r>
+                    <w:rPr>
+                      <w:rFonts w:ascii="Calibri" w:cs="Calibri" w:eastAsia="Calibri" w:hAnsi="Calibri"/>
+                      <w:color w:val="21272A"/>
+                      <w:sz w:val="19"/>
+                      <w:szCs w:val="19"/>
+                    </w:rPr>
+                    <w:t xml:space="preserve">ASA, FCR, chatbot containment, digital adoption</w:t>
+                  </w:r>
+                </w:p>
+              </w:tc>
+            </w:tr>
+            <w:tr>
+              <w:tc>
+                <w:tcPr>
+                  <w:tcW w:type="dxa" w:w="2400"/>
+                  <w:shd w:fill="EEF4FF" w:val="clear"/>
+                  <w:tcMar>
+                    <w:top w:type="dxa" w:w="50"/>
+                    <w:left w:type="dxa" w:w="80"/>
+                    <w:bottom w:type="dxa" w:w="50"/>
+                    <w:right w:type="dxa" w:w="80"/>
+                  </w:tcMar>
+                  <w:vAlign w:val="center"/>
+                </w:tcPr>
+                <w:p>
+                  <w:pPr>
+                    <w:spacing w:after="50" w:before="50"/>
+                  </w:pPr>
+                  <w:r>
+                    <w:rPr>
+                      <w:rFonts w:ascii="Calibri" w:cs="Calibri" w:eastAsia="Calibri" w:hAnsi="Calibri"/>
+                      <w:b/>
+                      <w:bCs/>
+                      <w:color w:val="21272A"/>
+                      <w:sz w:val="19"/>
+                      <w:szCs w:val="19"/>
+                    </w:rPr>
+                    <w:t xml:space="preserve">AIOps Value</w:t>
+                  </w:r>
+                </w:p>
+              </w:tc>
+              <w:tc>
+                <w:tcPr>
+                  <w:tcW w:type="dxa" w:w="4560"/>
+                  <w:shd w:fill="EEF4FF" w:val="clear"/>
+                  <w:tcMar>
+                    <w:top w:type="dxa" w:w="50"/>
+                    <w:left w:type="dxa" w:w="80"/>
+                    <w:bottom w:type="dxa" w:w="50"/>
+                    <w:right w:type="dxa" w:w="80"/>
+                  </w:tcMar>
+                  <w:vAlign w:val="center"/>
+                </w:tcPr>
+                <w:p>
+                  <w:pPr>
+                    <w:spacing w:after="50" w:before="50"/>
+                  </w:pPr>
+                  <w:r>
+                    <w:rPr>
+                      <w:rFonts w:ascii="Calibri" w:cs="Calibri" w:eastAsia="Calibri" w:hAnsi="Calibri"/>
+                      <w:color w:val="21272A"/>
+                      <w:sz w:val="19"/>
+                      <w:szCs w:val="19"/>
+                    </w:rPr>
+                    <w:t xml:space="preserve">Savings YTD, shift-left rate, self-heal events</w:t>
+                  </w:r>
+                </w:p>
+              </w:tc>
+            </w:tr>
+            <w:tr>
+              <w:tc>
+                <w:tcPr>
+                  <w:tcW w:type="dxa" w:w="2400"/>
+                  <w:shd w:fill="FFFFFF" w:val="clear"/>
+                  <w:tcMar>
+                    <w:top w:type="dxa" w:w="50"/>
+                    <w:left w:type="dxa" w:w="80"/>
+                    <w:bottom w:type="dxa" w:w="50"/>
+                    <w:right w:type="dxa" w:w="80"/>
+                  </w:tcMar>
+                  <w:vAlign w:val="center"/>
+                </w:tcPr>
+                <w:p>
+                  <w:pPr>
+                    <w:spacing w:after="50" w:before="50"/>
+                  </w:pPr>
+                  <w:r>
+                    <w:rPr>
+                      <w:rFonts w:ascii="Calibri" w:cs="Calibri" w:eastAsia="Calibri" w:hAnsi="Calibri"/>
+                      <w:b/>
+                      <w:bCs/>
+                      <w:color w:val="21272A"/>
+                      <w:sz w:val="19"/>
+                      <w:szCs w:val="19"/>
+                    </w:rPr>
+                    <w:t xml:space="preserve">Transformation</w:t>
+                  </w:r>
+                </w:p>
+              </w:tc>
+              <w:tc>
+                <w:tcPr>
+                  <w:tcW w:type="dxa" w:w="4560"/>
+                  <w:shd w:fill="FFFFFF" w:val="clear"/>
+                  <w:tcMar>
+                    <w:top w:type="dxa" w:w="50"/>
+                    <w:left w:type="dxa" w:w="80"/>
+                    <w:bottom w:type="dxa" w:w="50"/>
+                    <w:right w:type="dxa" w:w="80"/>
+                  </w:tcMar>
+                  <w:vAlign w:val="center"/>
+                </w:tcPr>
+                <w:p>
+                  <w:pPr>
+                    <w:spacing w:after="50" w:before="50"/>
+                  </w:pPr>
+                  <w:r>
+                    <w:rPr>
+                      <w:rFonts w:ascii="Calibri" w:cs="Calibri" w:eastAsia="Calibri" w:hAnsi="Calibri"/>
+                      <w:color w:val="21272A"/>
+                      <w:sz w:val="19"/>
+                      <w:szCs w:val="19"/>
+                    </w:rPr>
+                    <w:t xml:space="preserve">Phase progress, milestone risk, initiative velocity</w:t>
+                  </w:r>
+                </w:p>
+              </w:tc>
+            </w:tr>
+          </w:tbl>
           <w:p>
             <w:pPr>
               <w:spacing w:after="40"/>
@@ -2973,7 +3425,7 @@
                       <w:sz w:val="19"/>
                       <w:szCs w:val="19"/>
                     </w:rPr>
-                    <w:t xml:space="preserve">• All data HIPAA-compliant — no PHI in demonstration mode</w:t>
+                    <w:t xml:space="preserve">• HIPAA-compliant — no PHI in demonstration mode</w:t>
                   </w:r>
                 </w:p>
                 <w:p>
@@ -3016,7 +3468,7 @@
       <w:r>
         <w:drawing>
           <wp:inline distT="0" distB="0" distL="0" distR="0">
-            <wp:extent cx="6477000" cy="3762375"/>
+            <wp:extent cx="6477000" cy="4048125"/>
             <wp:effectExtent t="0" r="0" b="0" l="0"/>
             <wp:docPr id="1" name="" descr="" title=""/>
             <wp:cNvGraphicFramePr>
@@ -3032,7 +3484,7 @@
                     </pic:cNvPicPr>
                   </pic:nvPicPr>
                   <pic:blipFill>
-                    <a:blip r:embed="rId10" cstate="none"/>
+                    <a:blip r:embed="rId9" cstate="none"/>
                     <a:srcRect/>
                     <a:stretch>
                       <a:fillRect/>
@@ -3041,7 +3493,7 @@
                   <pic:spPr bwMode="auto">
                     <a:xfrm>
                       <a:off x="0" y="0"/>
-                      <a:ext cx="6477000" cy="3762375"/>
+                      <a:ext cx="6477000" cy="4048125"/>
                     </a:xfrm>
                     <a:prstGeom prst="rect">
                       <a:avLst/>
@@ -3068,1451 +3520,7 @@
           <w:sz w:val="17"/>
           <w:szCs w:val="17"/>
         </w:rPr>
-        <w:t xml:space="preserve">Figure 2: CareOps360 Command Center — IBM's executive operations portal for Horizon BCBS leadership. Secured access with IBM AIOps integration.</w:t>
-      </w:r>
-    </w:p>
-    <w:p>
-      <w:r>
-        <w:br w:type="page"/>
-      </w:r>
-    </w:p>
-    <w:p>
-      <w:pPr>
-        <w:pBdr>
-          <w:bottom w:val="single" w:color="0F62FE" w:sz="4" w:space="4"/>
-        </w:pBdr>
-        <w:spacing w:after="80" w:before="240"/>
-      </w:pPr>
-      <w:r>
-        <w:rPr>
-          <w:rFonts w:ascii="Calibri" w:cs="Calibri" w:eastAsia="Calibri" w:hAnsi="Calibri"/>
-          <w:b/>
-          <w:bCs/>
-          <w:color w:val="001141"/>
-          <w:sz w:val="44"/>
-          <w:szCs w:val="44"/>
-        </w:rPr>
-        <w:t xml:space="preserve">Digital Front Door &amp; Quote to Cart Initiatives</w:t>
-      </w:r>
-    </w:p>
-    <w:p>
-      <w:pPr>
-        <w:spacing w:after="200"/>
-      </w:pPr>
-      <w:r>
-        <w:rPr>
-          <w:rFonts w:ascii="Calibri" w:cs="Calibri" w:eastAsia="Calibri" w:hAnsi="Calibri"/>
-          <w:i/>
-          <w:iCs/>
-          <w:color w:val="6F6F6F"/>
-          <w:sz w:val="22"/>
-          <w:szCs w:val="22"/>
-        </w:rPr>
-        <w:t xml:space="preserve">Transforming Member Engagement from Reactive Service to Intelligent Self-Service</w:t>
-      </w:r>
-    </w:p>
-    <w:tbl>
-      <w:tblPr>
-        <w:tblW w:type="dxa" w:w="9072"/>
-        <w:tblBorders>
-          <w:top w:val="single" w:color="FFFFFF" w:sz="0"/>
-          <w:left w:val="single" w:color="FFFFFF" w:sz="0"/>
-          <w:bottom w:val="single" w:color="FFFFFF" w:sz="0"/>
-          <w:right w:val="single" w:color="FFFFFF" w:sz="0"/>
-          <w:insideH w:val="single" w:color="auto" w:sz="4"/>
-          <w:insideV w:val="single" w:color="auto" w:sz="4"/>
-        </w:tblBorders>
-        <w:tblLayout w:type="fixed"/>
-      </w:tblPr>
-      <w:tblGrid>
-        <w:gridCol w:w="100"/>
-        <w:gridCol w:w="100"/>
-      </w:tblGrid>
-      <w:tr>
-        <w:tc>
-          <w:tcPr>
-            <w:tcW w:type="dxa" w:w="4320"/>
-            <w:tcBorders>
-              <w:top w:val="single" w:color="FFFFFF" w:sz="0"/>
-              <w:left w:val="single" w:color="FFFFFF" w:sz="0"/>
-              <w:bottom w:val="single" w:color="FFFFFF" w:sz="0"/>
-              <w:right w:val="single" w:color="FFFFFF" w:sz="0"/>
-            </w:tcBorders>
-            <w:tcMar>
-              <w:right w:type="dxa" w:w="220"/>
-            </w:tcMar>
-          </w:tcPr>
-          <w:p>
-            <w:pPr>
-              <w:spacing w:after="100" w:before="80"/>
-            </w:pPr>
-            <w:r>
-              <w:rPr>
-                <w:rFonts w:ascii="Calibri" w:cs="Calibri" w:eastAsia="Calibri" w:hAnsi="Calibri"/>
-                <w:b/>
-                <w:bCs/>
-                <w:color w:val="001141"/>
-                <w:sz w:val="26"/>
-                <w:szCs w:val="26"/>
-              </w:rPr>
-              <w:t xml:space="preserve">The Digital Front Door Vision</w:t>
-            </w:r>
-          </w:p>
-          <w:p>
-            <w:pPr>
-              <w:spacing w:after="100"/>
-              <w:jc w:val="both"/>
-            </w:pPr>
-            <w:r>
-              <w:rPr>
-                <w:rFonts w:ascii="Calibri" w:cs="Calibri" w:eastAsia="Calibri" w:hAnsi="Calibri"/>
-                <w:color w:val="21272A"/>
-                <w:sz w:val="20"/>
-                <w:szCs w:val="20"/>
-              </w:rPr>
-              <w:t xml:space="preserve">The Digital Front Door (DFD) program is the centrepiece of Horizon's member experience transformation. IBM's role is to design, build, and operate a unified digital engagement layer that replaces fragmented channel experiences with a seamless, AI-enhanced member journey — from plan discovery through to claims and care navigation.</w:t>
-            </w:r>
-          </w:p>
-          <w:p>
-            <w:pPr>
-              <w:spacing w:after="100"/>
-              <w:jc w:val="both"/>
-            </w:pPr>
-            <w:r>
-              <w:rPr>
-                <w:rFonts w:ascii="Calibri" w:cs="Calibri" w:eastAsia="Calibri" w:hAnsi="Calibri"/>
-                <w:color w:val="21272A"/>
-                <w:sz w:val="20"/>
-                <w:szCs w:val="20"/>
-              </w:rPr>
-              <w:t xml:space="preserve">For Horizon's leadership, DFD is not merely a web or mobile initiative — it is a fundamental shift in how the health plan relationships with its members: from reactive, call-centre-dependent service to proactive, intelligent digital engagement.</w:t>
-            </w:r>
-          </w:p>
-          <w:p>
-            <w:pPr>
-              <w:pBdr>
-                <w:left w:val="single" w:color="0F62FE" w:sz="20" w:space="8"/>
-              </w:pBdr>
-              <w:spacing w:after="80" w:before="180"/>
-              <w:ind w:left="120"/>
-            </w:pPr>
-            <w:r>
-              <w:rPr>
-                <w:rFonts w:ascii="Calibri" w:cs="Calibri" w:eastAsia="Calibri" w:hAnsi="Calibri"/>
-                <w:b/>
-                <w:bCs/>
-                <w:color w:val="0F62FE"/>
-                <w:sz w:val="22"/>
-                <w:szCs w:val="22"/>
-              </w:rPr>
-              <w:t xml:space="preserve">Quote to Cart — Horizon's Highest Near-Term ROI Initiative</w:t>
-            </w:r>
-          </w:p>
-          <w:p>
-            <w:pPr>
-              <w:spacing w:after="100"/>
-              <w:jc w:val="both"/>
-            </w:pPr>
-            <w:r>
-              <w:rPr>
-                <w:rFonts w:ascii="Calibri" w:cs="Calibri" w:eastAsia="Calibri" w:hAnsi="Calibri"/>
-                <w:color w:val="21272A"/>
-                <w:sz w:val="20"/>
-                <w:szCs w:val="20"/>
-              </w:rPr>
-              <w:t xml:space="preserve">Quote to Cart enables prospective and renewing members to receive a personalised plan quote, compare options, select coverage, and complete payment — entirely within a digital channel. This compresses the sales cycle from days to minutes and directly reduces broker dependency for individual and small-group purchases.</w:t>
-            </w:r>
-          </w:p>
-        </w:tc>
-        <w:tc>
-          <w:tcPr>
-            <w:tcW w:type="dxa" w:w="4320"/>
-            <w:tcBorders>
-              <w:top w:val="single" w:color="FFFFFF" w:sz="0"/>
-              <w:left w:val="single" w:color="FFFFFF" w:sz="0"/>
-              <w:bottom w:val="single" w:color="FFFFFF" w:sz="0"/>
-              <w:right w:val="single" w:color="FFFFFF" w:sz="0"/>
-            </w:tcBorders>
-            <w:tcMar>
-              <w:left w:type="dxa" w:w="220"/>
-            </w:tcMar>
-          </w:tcPr>
-          <w:p>
-            <w:pPr>
-              <w:spacing w:after="100" w:before="80"/>
-            </w:pPr>
-            <w:r>
-              <w:rPr>
-                <w:rFonts w:ascii="Calibri" w:cs="Calibri" w:eastAsia="Calibri" w:hAnsi="Calibri"/>
-                <w:b/>
-                <w:bCs/>
-                <w:color w:val="001141"/>
-                <w:sz w:val="26"/>
-                <w:szCs w:val="26"/>
-              </w:rPr>
-              <w:t xml:space="preserve">DFD Programme Roadmap</w:t>
-            </w:r>
-          </w:p>
-          <w:tbl>
-            <w:tblPr>
-              <w:tblW w:type="dxa" w:w="9072"/>
-              <w:tblBorders>
-                <w:top w:val="single" w:color="auto" w:sz="4"/>
-                <w:left w:val="single" w:color="auto" w:sz="4"/>
-                <w:bottom w:val="single" w:color="auto" w:sz="4"/>
-                <w:right w:val="single" w:color="auto" w:sz="4"/>
-                <w:insideH w:val="single" w:color="auto" w:sz="4"/>
-                <w:insideV w:val="single" w:color="auto" w:sz="4"/>
-              </w:tblBorders>
-              <w:tblLayout w:type="fixed"/>
-            </w:tblPr>
-            <w:tblGrid>
-              <w:gridCol w:w="100"/>
-              <w:gridCol w:w="100"/>
-              <w:gridCol w:w="100"/>
-            </w:tblGrid>
-            <w:tr>
-              <w:trPr>
-                <w:tblHeader/>
-              </w:trPr>
-              <w:tc>
-                <w:tcPr>
-                  <w:tcW w:type="dxa" w:w="1200"/>
-                  <w:shd w:fill="001141" w:val="clear"/>
-                  <w:tcMar>
-                    <w:top w:type="dxa" w:w="60"/>
-                    <w:left w:type="dxa" w:w="80"/>
-                    <w:bottom w:type="dxa" w:w="60"/>
-                    <w:right w:type="dxa" w:w="80"/>
-                  </w:tcMar>
-                </w:tcPr>
-                <w:p>
-                  <w:pPr>
-                    <w:spacing w:after="60" w:before="60"/>
-                    <w:jc w:val="center"/>
-                  </w:pPr>
-                  <w:r>
-                    <w:rPr>
-                      <w:rFonts w:ascii="Calibri" w:cs="Calibri" w:eastAsia="Calibri" w:hAnsi="Calibri"/>
-                      <w:b/>
-                      <w:bCs/>
-                      <w:color w:val="FFFFFF"/>
-                      <w:sz w:val="19"/>
-                      <w:szCs w:val="19"/>
-                    </w:rPr>
-                    <w:t xml:space="preserve">Phase</w:t>
-                  </w:r>
-                </w:p>
-              </w:tc>
-              <w:tc>
-                <w:tcPr>
-                  <w:tcW w:type="dxa" w:w="3500"/>
-                  <w:shd w:fill="001141" w:val="clear"/>
-                  <w:tcMar>
-                    <w:top w:type="dxa" w:w="60"/>
-                    <w:left w:type="dxa" w:w="80"/>
-                    <w:bottom w:type="dxa" w:w="60"/>
-                    <w:right w:type="dxa" w:w="80"/>
-                  </w:tcMar>
-                </w:tcPr>
-                <w:p>
-                  <w:pPr>
-                    <w:spacing w:after="60" w:before="60"/>
-                    <w:jc w:val="center"/>
-                  </w:pPr>
-                  <w:r>
-                    <w:rPr>
-                      <w:rFonts w:ascii="Calibri" w:cs="Calibri" w:eastAsia="Calibri" w:hAnsi="Calibri"/>
-                      <w:b/>
-                      <w:bCs/>
-                      <w:color w:val="FFFFFF"/>
-                      <w:sz w:val="19"/>
-                      <w:szCs w:val="19"/>
-                    </w:rPr>
-                    <w:t xml:space="preserve">Focus Area</w:t>
-                  </w:r>
-                </w:p>
-              </w:tc>
-              <w:tc>
-                <w:tcPr>
-                  <w:tcW w:type="dxa" w:w="1800"/>
-                  <w:shd w:fill="001141" w:val="clear"/>
-                  <w:tcMar>
-                    <w:top w:type="dxa" w:w="60"/>
-                    <w:left w:type="dxa" w:w="80"/>
-                    <w:bottom w:type="dxa" w:w="60"/>
-                    <w:right w:type="dxa" w:w="80"/>
-                  </w:tcMar>
-                </w:tcPr>
-                <w:p>
-                  <w:pPr>
-                    <w:spacing w:after="60" w:before="60"/>
-                    <w:jc w:val="center"/>
-                  </w:pPr>
-                  <w:r>
-                    <w:rPr>
-                      <w:rFonts w:ascii="Calibri" w:cs="Calibri" w:eastAsia="Calibri" w:hAnsi="Calibri"/>
-                      <w:b/>
-                      <w:bCs/>
-                      <w:color w:val="FFFFFF"/>
-                      <w:sz w:val="19"/>
-                      <w:szCs w:val="19"/>
-                    </w:rPr>
-                    <w:t xml:space="preserve">Status</w:t>
-                  </w:r>
-                </w:p>
-              </w:tc>
-            </w:tr>
-            <w:tr>
-              <w:tc>
-                <w:tcPr>
-                  <w:tcW w:type="dxa" w:w="1200"/>
-                  <w:shd w:fill="FFFFFF" w:val="clear"/>
-                  <w:tcMar>
-                    <w:top w:type="dxa" w:w="50"/>
-                    <w:left w:type="dxa" w:w="80"/>
-                    <w:bottom w:type="dxa" w:w="50"/>
-                    <w:right w:type="dxa" w:w="80"/>
-                  </w:tcMar>
-                  <w:vAlign w:val="center"/>
-                </w:tcPr>
-                <w:p>
-                  <w:pPr>
-                    <w:spacing w:after="50" w:before="50"/>
-                  </w:pPr>
-                  <w:r>
-                    <w:rPr>
-                      <w:rFonts w:ascii="Calibri" w:cs="Calibri" w:eastAsia="Calibri" w:hAnsi="Calibri"/>
-                      <w:b/>
-                      <w:bCs/>
-                      <w:color w:val="21272A"/>
-                      <w:sz w:val="19"/>
-                      <w:szCs w:val="19"/>
-                    </w:rPr>
-                    <w:t xml:space="preserve">Phase 1</w:t>
-                  </w:r>
-                </w:p>
-              </w:tc>
-              <w:tc>
-                <w:tcPr>
-                  <w:tcW w:type="dxa" w:w="3500"/>
-                  <w:shd w:fill="FFFFFF" w:val="clear"/>
-                  <w:tcMar>
-                    <w:top w:type="dxa" w:w="50"/>
-                    <w:left w:type="dxa" w:w="80"/>
-                    <w:bottom w:type="dxa" w:w="50"/>
-                    <w:right w:type="dxa" w:w="80"/>
-                  </w:tcMar>
-                  <w:vAlign w:val="center"/>
-                </w:tcPr>
-                <w:p>
-                  <w:pPr>
-                    <w:spacing w:after="50" w:before="50"/>
-                  </w:pPr>
-                  <w:r>
-                    <w:rPr>
-                      <w:rFonts w:ascii="Calibri" w:cs="Calibri" w:eastAsia="Calibri" w:hAnsi="Calibri"/>
-                      <w:color w:val="21272A"/>
-                      <w:sz w:val="19"/>
-                      <w:szCs w:val="19"/>
-                    </w:rPr>
-                    <w:t xml:space="preserve">Digital Identity &amp; Member Portal</w:t>
-                  </w:r>
-                </w:p>
-              </w:tc>
-              <w:tc>
-                <w:tcPr>
-                  <w:tcW w:type="dxa" w:w="1800"/>
-                  <w:shd w:fill="FFFFFF" w:val="clear"/>
-                  <w:tcMar>
-                    <w:top w:type="dxa" w:w="50"/>
-                    <w:left w:type="dxa" w:w="80"/>
-                    <w:bottom w:type="dxa" w:w="50"/>
-                    <w:right w:type="dxa" w:w="80"/>
-                  </w:tcMar>
-                  <w:vAlign w:val="center"/>
-                </w:tcPr>
-                <w:p>
-                  <w:pPr>
-                    <w:spacing w:after="50" w:before="50"/>
-                  </w:pPr>
-                  <w:r>
-                    <w:rPr>
-                      <w:rFonts w:ascii="Calibri" w:cs="Calibri" w:eastAsia="Calibri" w:hAnsi="Calibri"/>
-                      <w:color w:val="198038"/>
-                      <w:sz w:val="19"/>
-                      <w:szCs w:val="19"/>
-                    </w:rPr>
-                    <w:t xml:space="preserve">Complete</w:t>
-                  </w:r>
-                </w:p>
-              </w:tc>
-            </w:tr>
-            <w:tr>
-              <w:tc>
-                <w:tcPr>
-                  <w:tcW w:type="dxa" w:w="1200"/>
-                  <w:shd w:fill="EEF4FF" w:val="clear"/>
-                  <w:tcMar>
-                    <w:top w:type="dxa" w:w="50"/>
-                    <w:left w:type="dxa" w:w="80"/>
-                    <w:bottom w:type="dxa" w:w="50"/>
-                    <w:right w:type="dxa" w:w="80"/>
-                  </w:tcMar>
-                  <w:vAlign w:val="center"/>
-                </w:tcPr>
-                <w:p>
-                  <w:pPr>
-                    <w:spacing w:after="50" w:before="50"/>
-                  </w:pPr>
-                  <w:r>
-                    <w:rPr>
-                      <w:rFonts w:ascii="Calibri" w:cs="Calibri" w:eastAsia="Calibri" w:hAnsi="Calibri"/>
-                      <w:b/>
-                      <w:bCs/>
-                      <w:color w:val="21272A"/>
-                      <w:sz w:val="19"/>
-                      <w:szCs w:val="19"/>
-                    </w:rPr>
-                    <w:t xml:space="preserve">Phase 2</w:t>
-                  </w:r>
-                </w:p>
-              </w:tc>
-              <w:tc>
-                <w:tcPr>
-                  <w:tcW w:type="dxa" w:w="3500"/>
-                  <w:shd w:fill="EEF4FF" w:val="clear"/>
-                  <w:tcMar>
-                    <w:top w:type="dxa" w:w="50"/>
-                    <w:left w:type="dxa" w:w="80"/>
-                    <w:bottom w:type="dxa" w:w="50"/>
-                    <w:right w:type="dxa" w:w="80"/>
-                  </w:tcMar>
-                  <w:vAlign w:val="center"/>
-                </w:tcPr>
-                <w:p>
-                  <w:pPr>
-                    <w:spacing w:after="50" w:before="50"/>
-                  </w:pPr>
-                  <w:r>
-                    <w:rPr>
-                      <w:rFonts w:ascii="Calibri" w:cs="Calibri" w:eastAsia="Calibri" w:hAnsi="Calibri"/>
-                      <w:color w:val="21272A"/>
-                      <w:sz w:val="19"/>
-                      <w:szCs w:val="19"/>
-                    </w:rPr>
-                    <w:t xml:space="preserve">Online Enrollment &amp; Self-Service</w:t>
-                  </w:r>
-                </w:p>
-              </w:tc>
-              <w:tc>
-                <w:tcPr>
-                  <w:tcW w:type="dxa" w:w="1800"/>
-                  <w:shd w:fill="EEF4FF" w:val="clear"/>
-                  <w:tcMar>
-                    <w:top w:type="dxa" w:w="50"/>
-                    <w:left w:type="dxa" w:w="80"/>
-                    <w:bottom w:type="dxa" w:w="50"/>
-                    <w:right w:type="dxa" w:w="80"/>
-                  </w:tcMar>
-                  <w:vAlign w:val="center"/>
-                </w:tcPr>
-                <w:p>
-                  <w:pPr>
-                    <w:spacing w:after="50" w:before="50"/>
-                  </w:pPr>
-                  <w:r>
-                    <w:rPr>
-                      <w:rFonts w:ascii="Calibri" w:cs="Calibri" w:eastAsia="Calibri" w:hAnsi="Calibri"/>
-                      <w:color w:val="21272A"/>
-                      <w:sz w:val="19"/>
-                      <w:szCs w:val="19"/>
-                    </w:rPr>
-                    <w:t xml:space="preserve">In Progress</w:t>
-                  </w:r>
-                </w:p>
-              </w:tc>
-            </w:tr>
-            <w:tr>
-              <w:tc>
-                <w:tcPr>
-                  <w:tcW w:type="dxa" w:w="1200"/>
-                  <w:shd w:fill="FFFFFF" w:val="clear"/>
-                  <w:tcMar>
-                    <w:top w:type="dxa" w:w="50"/>
-                    <w:left w:type="dxa" w:w="80"/>
-                    <w:bottom w:type="dxa" w:w="50"/>
-                    <w:right w:type="dxa" w:w="80"/>
-                  </w:tcMar>
-                  <w:vAlign w:val="center"/>
-                </w:tcPr>
-                <w:p>
-                  <w:pPr>
-                    <w:spacing w:after="50" w:before="50"/>
-                  </w:pPr>
-                  <w:r>
-                    <w:rPr>
-                      <w:rFonts w:ascii="Calibri" w:cs="Calibri" w:eastAsia="Calibri" w:hAnsi="Calibri"/>
-                      <w:b/>
-                      <w:bCs/>
-                      <w:color w:val="21272A"/>
-                      <w:sz w:val="19"/>
-                      <w:szCs w:val="19"/>
-                    </w:rPr>
-                    <w:t xml:space="preserve">Phase 3</w:t>
-                  </w:r>
-                </w:p>
-              </w:tc>
-              <w:tc>
-                <w:tcPr>
-                  <w:tcW w:type="dxa" w:w="3500"/>
-                  <w:shd w:fill="FFFFFF" w:val="clear"/>
-                  <w:tcMar>
-                    <w:top w:type="dxa" w:w="50"/>
-                    <w:left w:type="dxa" w:w="80"/>
-                    <w:bottom w:type="dxa" w:w="50"/>
-                    <w:right w:type="dxa" w:w="80"/>
-                  </w:tcMar>
-                  <w:vAlign w:val="center"/>
-                </w:tcPr>
-                <w:p>
-                  <w:pPr>
-                    <w:spacing w:after="50" w:before="50"/>
-                  </w:pPr>
-                  <w:r>
-                    <w:rPr>
-                      <w:rFonts w:ascii="Calibri" w:cs="Calibri" w:eastAsia="Calibri" w:hAnsi="Calibri"/>
-                      <w:color w:val="21272A"/>
-                      <w:sz w:val="19"/>
-                      <w:szCs w:val="19"/>
-                    </w:rPr>
-                    <w:t xml:space="preserve">Quote to Cart &amp; Payment Rails</w:t>
-                  </w:r>
-                </w:p>
-              </w:tc>
-              <w:tc>
-                <w:tcPr>
-                  <w:tcW w:type="dxa" w:w="1800"/>
-                  <w:shd w:fill="FFFFFF" w:val="clear"/>
-                  <w:tcMar>
-                    <w:top w:type="dxa" w:w="50"/>
-                    <w:left w:type="dxa" w:w="80"/>
-                    <w:bottom w:type="dxa" w:w="50"/>
-                    <w:right w:type="dxa" w:w="80"/>
-                  </w:tcMar>
-                  <w:vAlign w:val="center"/>
-                </w:tcPr>
-                <w:p>
-                  <w:pPr>
-                    <w:spacing w:after="50" w:before="50"/>
-                  </w:pPr>
-                  <w:r>
-                    <w:rPr>
-                      <w:rFonts w:ascii="Calibri" w:cs="Calibri" w:eastAsia="Calibri" w:hAnsi="Calibri"/>
-                      <w:color w:val="21272A"/>
-                      <w:sz w:val="19"/>
-                      <w:szCs w:val="19"/>
-                    </w:rPr>
-                    <w:t xml:space="preserve">In Progress</w:t>
-                  </w:r>
-                </w:p>
-              </w:tc>
-            </w:tr>
-            <w:tr>
-              <w:tc>
-                <w:tcPr>
-                  <w:tcW w:type="dxa" w:w="1200"/>
-                  <w:shd w:fill="EEF4FF" w:val="clear"/>
-                  <w:tcMar>
-                    <w:top w:type="dxa" w:w="50"/>
-                    <w:left w:type="dxa" w:w="80"/>
-                    <w:bottom w:type="dxa" w:w="50"/>
-                    <w:right w:type="dxa" w:w="80"/>
-                  </w:tcMar>
-                  <w:vAlign w:val="center"/>
-                </w:tcPr>
-                <w:p>
-                  <w:pPr>
-                    <w:spacing w:after="50" w:before="50"/>
-                  </w:pPr>
-                  <w:r>
-                    <w:rPr>
-                      <w:rFonts w:ascii="Calibri" w:cs="Calibri" w:eastAsia="Calibri" w:hAnsi="Calibri"/>
-                      <w:b/>
-                      <w:bCs/>
-                      <w:color w:val="21272A"/>
-                      <w:sz w:val="19"/>
-                      <w:szCs w:val="19"/>
-                    </w:rPr>
-                    <w:t xml:space="preserve">Phase 4</w:t>
-                  </w:r>
-                </w:p>
-              </w:tc>
-              <w:tc>
-                <w:tcPr>
-                  <w:tcW w:type="dxa" w:w="3500"/>
-                  <w:shd w:fill="EEF4FF" w:val="clear"/>
-                  <w:tcMar>
-                    <w:top w:type="dxa" w:w="50"/>
-                    <w:left w:type="dxa" w:w="80"/>
-                    <w:bottom w:type="dxa" w:w="50"/>
-                    <w:right w:type="dxa" w:w="80"/>
-                  </w:tcMar>
-                  <w:vAlign w:val="center"/>
-                </w:tcPr>
-                <w:p>
-                  <w:pPr>
-                    <w:spacing w:after="50" w:before="50"/>
-                  </w:pPr>
-                  <w:r>
-                    <w:rPr>
-                      <w:rFonts w:ascii="Calibri" w:cs="Calibri" w:eastAsia="Calibri" w:hAnsi="Calibri"/>
-                      <w:color w:val="21272A"/>
-                      <w:sz w:val="19"/>
-                      <w:szCs w:val="19"/>
-                    </w:rPr>
-                    <w:t xml:space="preserve">AI Personalisation Engine</w:t>
-                  </w:r>
-                </w:p>
-              </w:tc>
-              <w:tc>
-                <w:tcPr>
-                  <w:tcW w:type="dxa" w:w="1800"/>
-                  <w:shd w:fill="EEF4FF" w:val="clear"/>
-                  <w:tcMar>
-                    <w:top w:type="dxa" w:w="50"/>
-                    <w:left w:type="dxa" w:w="80"/>
-                    <w:bottom w:type="dxa" w:w="50"/>
-                    <w:right w:type="dxa" w:w="80"/>
-                  </w:tcMar>
-                  <w:vAlign w:val="center"/>
-                </w:tcPr>
-                <w:p>
-                  <w:pPr>
-                    <w:spacing w:after="50" w:before="50"/>
-                  </w:pPr>
-                  <w:r>
-                    <w:rPr>
-                      <w:rFonts w:ascii="Calibri" w:cs="Calibri" w:eastAsia="Calibri" w:hAnsi="Calibri"/>
-                      <w:color w:val="21272A"/>
-                      <w:sz w:val="19"/>
-                      <w:szCs w:val="19"/>
-                    </w:rPr>
-                    <w:t xml:space="preserve">Q3 2026</w:t>
-                  </w:r>
-                </w:p>
-              </w:tc>
-            </w:tr>
-            <w:tr>
-              <w:tc>
-                <w:tcPr>
-                  <w:tcW w:type="dxa" w:w="1200"/>
-                  <w:shd w:fill="FFFFFF" w:val="clear"/>
-                  <w:tcMar>
-                    <w:top w:type="dxa" w:w="50"/>
-                    <w:left w:type="dxa" w:w="80"/>
-                    <w:bottom w:type="dxa" w:w="50"/>
-                    <w:right w:type="dxa" w:w="80"/>
-                  </w:tcMar>
-                  <w:vAlign w:val="center"/>
-                </w:tcPr>
-                <w:p>
-                  <w:pPr>
-                    <w:spacing w:after="50" w:before="50"/>
-                  </w:pPr>
-                  <w:r>
-                    <w:rPr>
-                      <w:rFonts w:ascii="Calibri" w:cs="Calibri" w:eastAsia="Calibri" w:hAnsi="Calibri"/>
-                      <w:b/>
-                      <w:bCs/>
-                      <w:color w:val="21272A"/>
-                      <w:sz w:val="19"/>
-                      <w:szCs w:val="19"/>
-                    </w:rPr>
-                    <w:t xml:space="preserve">Phase 5</w:t>
-                  </w:r>
-                </w:p>
-              </w:tc>
-              <w:tc>
-                <w:tcPr>
-                  <w:tcW w:type="dxa" w:w="3500"/>
-                  <w:shd w:fill="FFFFFF" w:val="clear"/>
-                  <w:tcMar>
-                    <w:top w:type="dxa" w:w="50"/>
-                    <w:left w:type="dxa" w:w="80"/>
-                    <w:bottom w:type="dxa" w:w="50"/>
-                    <w:right w:type="dxa" w:w="80"/>
-                  </w:tcMar>
-                  <w:vAlign w:val="center"/>
-                </w:tcPr>
-                <w:p>
-                  <w:pPr>
-                    <w:spacing w:after="50" w:before="50"/>
-                  </w:pPr>
-                  <w:r>
-                    <w:rPr>
-                      <w:rFonts w:ascii="Calibri" w:cs="Calibri" w:eastAsia="Calibri" w:hAnsi="Calibri"/>
-                      <w:color w:val="21272A"/>
-                      <w:sz w:val="19"/>
-                      <w:szCs w:val="19"/>
-                    </w:rPr>
-                    <w:t xml:space="preserve">Autonomous Member CX</w:t>
-                  </w:r>
-                </w:p>
-              </w:tc>
-              <w:tc>
-                <w:tcPr>
-                  <w:tcW w:type="dxa" w:w="1800"/>
-                  <w:shd w:fill="FFFFFF" w:val="clear"/>
-                  <w:tcMar>
-                    <w:top w:type="dxa" w:w="50"/>
-                    <w:left w:type="dxa" w:w="80"/>
-                    <w:bottom w:type="dxa" w:w="50"/>
-                    <w:right w:type="dxa" w:w="80"/>
-                  </w:tcMar>
-                  <w:vAlign w:val="center"/>
-                </w:tcPr>
-                <w:p>
-                  <w:pPr>
-                    <w:spacing w:after="50" w:before="50"/>
-                  </w:pPr>
-                  <w:r>
-                    <w:rPr>
-                      <w:rFonts w:ascii="Calibri" w:cs="Calibri" w:eastAsia="Calibri" w:hAnsi="Calibri"/>
-                      <w:color w:val="21272A"/>
-                      <w:sz w:val="19"/>
-                      <w:szCs w:val="19"/>
-                    </w:rPr>
-                    <w:t xml:space="preserve">2027</w:t>
-                  </w:r>
-                </w:p>
-              </w:tc>
-            </w:tr>
-          </w:tbl>
-          <w:p>
-            <w:pPr>
-              <w:spacing w:after="40"/>
-            </w:pPr>
-            <w:r>
-              <w:rPr>
-                <w:rFonts w:ascii="Calibri" w:cs="Calibri" w:eastAsia="Calibri" w:hAnsi="Calibri"/>
-              </w:rPr>
-              <w:t xml:space="preserve"/>
-            </w:r>
-          </w:p>
-          <w:tbl>
-            <w:tblPr>
-              <w:tblW w:type="dxa" w:w="9072"/>
-              <w:tblBorders>
-                <w:top w:val="single" w:color="FFFFFF" w:sz="0"/>
-                <w:left w:val="single" w:color="FFFFFF" w:sz="0"/>
-                <w:bottom w:val="single" w:color="FFFFFF" w:sz="0"/>
-                <w:right w:val="single" w:color="FFFFFF" w:sz="0"/>
-                <w:insideH w:val="single" w:color="auto" w:sz="4"/>
-                <w:insideV w:val="single" w:color="auto" w:sz="4"/>
-              </w:tblBorders>
-              <w:tblLayout w:type="fixed"/>
-            </w:tblPr>
-            <w:tblGrid>
-              <w:gridCol w:w="100"/>
-            </w:tblGrid>
-            <w:tr>
-              <w:tc>
-                <w:tcPr>
-                  <w:tcBorders>
-                    <w:top w:val="single" w:color="FFFFFF" w:sz="0"/>
-                    <w:left w:val="single" w:color="198038" w:sz="28"/>
-                    <w:bottom w:val="single" w:color="FFFFFF" w:sz="0"/>
-                    <w:right w:val="single" w:color="FFFFFF" w:sz="0"/>
-                  </w:tcBorders>
-                  <w:shd w:fill="DEFBE6" w:val="clear"/>
-                  <w:tcMar>
-                    <w:top w:type="dxa" w:w="160"/>
-                    <w:left w:type="dxa" w:w="280"/>
-                    <w:bottom w:type="dxa" w:w="160"/>
-                    <w:right w:type="dxa" w:w="280"/>
-                  </w:tcMar>
-                </w:tcPr>
-                <w:p>
-                  <w:pPr>
-                    <w:spacing w:after="80" w:before="80"/>
-                    <w:jc w:val="both"/>
-                  </w:pPr>
-                  <w:r>
-                    <w:rPr>
-                      <w:rFonts w:ascii="Calibri" w:cs="Calibri" w:eastAsia="Calibri" w:hAnsi="Calibri"/>
-                      <w:b/>
-                      <w:bCs/>
-                      <w:color w:val="001141"/>
-                      <w:sz w:val="21"/>
-                      <w:szCs w:val="21"/>
-                    </w:rPr>
-                    <w:t xml:space="preserve">Quote to Cart</w:t>
-                  </w:r>
-                  <w:r>
-                    <w:rPr>
-                      <w:rFonts w:ascii="Calibri" w:cs="Calibri" w:eastAsia="Calibri" w:hAnsi="Calibri"/>
-                      <w:color w:val="21272A"/>
-                      <w:sz w:val="21"/>
-                      <w:szCs w:val="21"/>
-                    </w:rPr>
-                    <w:t xml:space="preserve"> compresses the plan purchase cycle from </w:t>
-                  </w:r>
-                  <w:r>
-                    <w:rPr>
-                      <w:rFonts w:ascii="Calibri" w:cs="Calibri" w:eastAsia="Calibri" w:hAnsi="Calibri"/>
-                      <w:b/>
-                      <w:bCs/>
-                      <w:color w:val="0F62FE"/>
-                      <w:sz w:val="21"/>
-                      <w:szCs w:val="21"/>
-                    </w:rPr>
-                    <w:t xml:space="preserve">days → minutes</w:t>
-                  </w:r>
-                  <w:r>
-                    <w:rPr>
-                      <w:rFonts w:ascii="Calibri" w:cs="Calibri" w:eastAsia="Calibri" w:hAnsi="Calibri"/>
-                      <w:color w:val="21272A"/>
-                      <w:sz w:val="21"/>
-                      <w:szCs w:val="21"/>
-                    </w:rPr>
-                    <w:t xml:space="preserve"> and eliminates broker intermediation for straightforward purchases.</w:t>
-                  </w:r>
-                </w:p>
-              </w:tc>
-            </w:tr>
-          </w:tbl>
-          <w:p/>
-        </w:tc>
-      </w:tr>
-    </w:tbl>
-    <w:p>
-      <w:pPr>
-        <w:spacing w:after="40"/>
-      </w:pPr>
-      <w:r>
-        <w:rPr>
-          <w:rFonts w:ascii="Calibri" w:cs="Calibri" w:eastAsia="Calibri" w:hAnsi="Calibri"/>
-        </w:rPr>
-        <w:t xml:space="preserve"/>
-      </w:r>
-    </w:p>
-    <w:p>
-      <w:pPr>
-        <w:spacing w:after="80" w:before="120"/>
-      </w:pPr>
-      <w:r>
-        <w:rPr>
-          <w:rFonts w:ascii="Calibri" w:cs="Calibri" w:eastAsia="Calibri" w:hAnsi="Calibri"/>
-          <w:b/>
-          <w:bCs/>
-          <w:color w:val="001141"/>
-          <w:sz w:val="21"/>
-          <w:szCs w:val="21"/>
-        </w:rPr>
-        <w:t xml:space="preserve">Figure 3: Target Digital Self-Service Adoption Rates by Member Transaction Type</w:t>
-      </w:r>
-    </w:p>
-    <w:tbl>
-      <w:tblPr>
-        <w:tblW w:type="dxa" w:w="9072"/>
-        <w:tblBorders>
-          <w:top w:val="single" w:color="FFFFFF" w:sz="0"/>
-          <w:left w:val="single" w:color="FFFFFF" w:sz="0"/>
-          <w:bottom w:val="single" w:color="FFFFFF" w:sz="0"/>
-          <w:right w:val="single" w:color="FFFFFF" w:sz="0"/>
-          <w:insideH w:val="single" w:color="auto" w:sz="4"/>
-          <w:insideV w:val="single" w:color="auto" w:sz="4"/>
-        </w:tblBorders>
-        <w:tblLayout w:type="fixed"/>
-      </w:tblPr>
-      <w:tblGrid>
-        <w:gridCol w:w="100"/>
-        <w:gridCol w:w="100"/>
-        <w:gridCol w:w="100"/>
-        <w:gridCol w:w="100"/>
-      </w:tblGrid>
-      <w:tr>
-        <w:tc>
-          <w:tcPr>
-            <w:tcW w:type="dxa" w:w="2600"/>
-            <w:tcBorders>
-              <w:top w:val="single" w:color="FFFFFF" w:sz="0"/>
-              <w:left w:val="single" w:color="FFFFFF" w:sz="0"/>
-              <w:bottom w:val="single" w:color="FFFFFF" w:sz="0"/>
-              <w:right w:val="single" w:color="FFFFFF" w:sz="0"/>
-            </w:tcBorders>
-            <w:tcMar>
-              <w:right w:type="dxa" w:w="80"/>
-            </w:tcMar>
-            <w:vAlign w:val="center"/>
-          </w:tcPr>
-          <w:p>
-            <w:pPr>
-              <w:spacing w:after="0"/>
-            </w:pPr>
-            <w:r>
-              <w:rPr>
-                <w:rFonts w:ascii="Calibri" w:cs="Calibri" w:eastAsia="Calibri" w:hAnsi="Calibri"/>
-                <w:color w:val="21272A"/>
-                <w:sz w:val="18"/>
-                <w:szCs w:val="18"/>
-              </w:rPr>
-              <w:t xml:space="preserve">Online Enrollment</w:t>
-            </w:r>
-          </w:p>
-        </w:tc>
-        <w:tc>
-          <w:tcPr>
-            <w:tcW w:type="dxa" w:w="4653"/>
-            <w:tcBorders>
-              <w:top w:val="single" w:color="FFFFFF" w:sz="0"/>
-              <w:left w:val="single" w:color="FFFFFF" w:sz="0"/>
-              <w:bottom w:val="single" w:color="FFFFFF" w:sz="0"/>
-              <w:right w:val="single" w:color="FFFFFF" w:sz="0"/>
-            </w:tcBorders>
-            <w:shd w:fill="0F62FE" w:val="clear"/>
-          </w:tcPr>
-          <w:p>
-            <w:pPr>
-              <w:spacing w:after="0"/>
-            </w:pPr>
-          </w:p>
-        </w:tc>
-        <w:tc>
-          <w:tcPr>
-            <w:tcW w:type="dxa" w:w="547"/>
-            <w:tcBorders>
-              <w:top w:val="single" w:color="FFFFFF" w:sz="0"/>
-              <w:left w:val="single" w:color="FFFFFF" w:sz="0"/>
-              <w:bottom w:val="single" w:color="FFFFFF" w:sz="0"/>
-              <w:right w:val="single" w:color="FFFFFF" w:sz="0"/>
-            </w:tcBorders>
-            <w:shd w:fill="E8E8E8" w:val="clear"/>
-          </w:tcPr>
-          <w:p>
-            <w:pPr>
-              <w:spacing w:after="0"/>
-            </w:pPr>
-          </w:p>
-        </w:tc>
-        <w:tc>
-          <w:tcPr>
-            <w:tcW w:type="dxa" w:w="1200"/>
-            <w:tcBorders>
-              <w:top w:val="single" w:color="FFFFFF" w:sz="0"/>
-              <w:left w:val="single" w:color="FFFFFF" w:sz="0"/>
-              <w:bottom w:val="single" w:color="FFFFFF" w:sz="0"/>
-              <w:right w:val="single" w:color="FFFFFF" w:sz="0"/>
-            </w:tcBorders>
-            <w:tcMar>
-              <w:left w:type="dxa" w:w="80"/>
-            </w:tcMar>
-            <w:vAlign w:val="center"/>
-          </w:tcPr>
-          <w:p>
-            <w:pPr>
-              <w:spacing w:after="0"/>
-              <w:jc w:val="right"/>
-            </w:pPr>
-            <w:r>
-              <w:rPr>
-                <w:rFonts w:ascii="Calibri" w:cs="Calibri" w:eastAsia="Calibri" w:hAnsi="Calibri"/>
-                <w:b/>
-                <w:bCs/>
-                <w:color w:val="0F62FE"/>
-                <w:sz w:val="18"/>
-                <w:szCs w:val="18"/>
-              </w:rPr>
-              <w:t xml:space="preserve">85%</w:t>
-            </w:r>
-          </w:p>
-        </w:tc>
-      </w:tr>
-      <w:tr>
-        <w:tc>
-          <w:tcPr>
-            <w:tcW w:type="dxa" w:w="2600"/>
-            <w:tcBorders>
-              <w:top w:val="single" w:color="FFFFFF" w:sz="0"/>
-              <w:left w:val="single" w:color="FFFFFF" w:sz="0"/>
-              <w:bottom w:val="single" w:color="FFFFFF" w:sz="0"/>
-              <w:right w:val="single" w:color="FFFFFF" w:sz="0"/>
-            </w:tcBorders>
-            <w:tcMar>
-              <w:right w:type="dxa" w:w="80"/>
-            </w:tcMar>
-            <w:vAlign w:val="center"/>
-          </w:tcPr>
-          <w:p>
-            <w:pPr>
-              <w:spacing w:after="0"/>
-            </w:pPr>
-            <w:r>
-              <w:rPr>
-                <w:rFonts w:ascii="Calibri" w:cs="Calibri" w:eastAsia="Calibri" w:hAnsi="Calibri"/>
-                <w:color w:val="21272A"/>
-                <w:sz w:val="18"/>
-                <w:szCs w:val="18"/>
-              </w:rPr>
-              <w:t xml:space="preserve">Plan Comparison (QTC)</w:t>
-            </w:r>
-          </w:p>
-        </w:tc>
-        <w:tc>
-          <w:tcPr>
-            <w:tcW w:type="dxa" w:w="4269"/>
-            <w:tcBorders>
-              <w:top w:val="single" w:color="FFFFFF" w:sz="0"/>
-              <w:left w:val="single" w:color="FFFFFF" w:sz="0"/>
-              <w:bottom w:val="single" w:color="FFFFFF" w:sz="0"/>
-              <w:right w:val="single" w:color="FFFFFF" w:sz="0"/>
-            </w:tcBorders>
-            <w:shd w:fill="009D9A" w:val="clear"/>
-          </w:tcPr>
-          <w:p>
-            <w:pPr>
-              <w:spacing w:after="0"/>
-            </w:pPr>
-          </w:p>
-        </w:tc>
-        <w:tc>
-          <w:tcPr>
-            <w:tcW w:type="dxa" w:w="931"/>
-            <w:tcBorders>
-              <w:top w:val="single" w:color="FFFFFF" w:sz="0"/>
-              <w:left w:val="single" w:color="FFFFFF" w:sz="0"/>
-              <w:bottom w:val="single" w:color="FFFFFF" w:sz="0"/>
-              <w:right w:val="single" w:color="FFFFFF" w:sz="0"/>
-            </w:tcBorders>
-            <w:shd w:fill="E8E8E8" w:val="clear"/>
-          </w:tcPr>
-          <w:p>
-            <w:pPr>
-              <w:spacing w:after="0"/>
-            </w:pPr>
-          </w:p>
-        </w:tc>
-        <w:tc>
-          <w:tcPr>
-            <w:tcW w:type="dxa" w:w="1200"/>
-            <w:tcBorders>
-              <w:top w:val="single" w:color="FFFFFF" w:sz="0"/>
-              <w:left w:val="single" w:color="FFFFFF" w:sz="0"/>
-              <w:bottom w:val="single" w:color="FFFFFF" w:sz="0"/>
-              <w:right w:val="single" w:color="FFFFFF" w:sz="0"/>
-            </w:tcBorders>
-            <w:tcMar>
-              <w:left w:type="dxa" w:w="80"/>
-            </w:tcMar>
-            <w:vAlign w:val="center"/>
-          </w:tcPr>
-          <w:p>
-            <w:pPr>
-              <w:spacing w:after="0"/>
-              <w:jc w:val="right"/>
-            </w:pPr>
-            <w:r>
-              <w:rPr>
-                <w:rFonts w:ascii="Calibri" w:cs="Calibri" w:eastAsia="Calibri" w:hAnsi="Calibri"/>
-                <w:b/>
-                <w:bCs/>
-                <w:color w:val="009D9A"/>
-                <w:sz w:val="18"/>
-                <w:szCs w:val="18"/>
-              </w:rPr>
-              <w:t xml:space="preserve">78%</w:t>
-            </w:r>
-          </w:p>
-        </w:tc>
-      </w:tr>
-      <w:tr>
-        <w:tc>
-          <w:tcPr>
-            <w:tcW w:type="dxa" w:w="2600"/>
-            <w:tcBorders>
-              <w:top w:val="single" w:color="FFFFFF" w:sz="0"/>
-              <w:left w:val="single" w:color="FFFFFF" w:sz="0"/>
-              <w:bottom w:val="single" w:color="FFFFFF" w:sz="0"/>
-              <w:right w:val="single" w:color="FFFFFF" w:sz="0"/>
-            </w:tcBorders>
-            <w:tcMar>
-              <w:right w:type="dxa" w:w="80"/>
-            </w:tcMar>
-            <w:vAlign w:val="center"/>
-          </w:tcPr>
-          <w:p>
-            <w:pPr>
-              <w:spacing w:after="0"/>
-            </w:pPr>
-            <w:r>
-              <w:rPr>
-                <w:rFonts w:ascii="Calibri" w:cs="Calibri" w:eastAsia="Calibri" w:hAnsi="Calibri"/>
-                <w:color w:val="21272A"/>
-                <w:sz w:val="18"/>
-                <w:szCs w:val="18"/>
-              </w:rPr>
-              <w:t xml:space="preserve">Digital ID Card</w:t>
-            </w:r>
-          </w:p>
-        </w:tc>
-        <w:tc>
-          <w:tcPr>
-            <w:tcW w:type="dxa" w:w="5200"/>
-            <w:tcBorders>
-              <w:top w:val="single" w:color="FFFFFF" w:sz="0"/>
-              <w:left w:val="single" w:color="FFFFFF" w:sz="0"/>
-              <w:bottom w:val="single" w:color="FFFFFF" w:sz="0"/>
-              <w:right w:val="single" w:color="FFFFFF" w:sz="0"/>
-            </w:tcBorders>
-            <w:shd w:fill="198038" w:val="clear"/>
-          </w:tcPr>
-          <w:p>
-            <w:pPr>
-              <w:spacing w:after="0"/>
-            </w:pPr>
-          </w:p>
-        </w:tc>
-        <w:tc>
-          <w:tcPr>
-            <w:tcW w:type="dxa" w:w="1200"/>
-            <w:tcBorders>
-              <w:top w:val="single" w:color="FFFFFF" w:sz="0"/>
-              <w:left w:val="single" w:color="FFFFFF" w:sz="0"/>
-              <w:bottom w:val="single" w:color="FFFFFF" w:sz="0"/>
-              <w:right w:val="single" w:color="FFFFFF" w:sz="0"/>
-            </w:tcBorders>
-            <w:tcMar>
-              <w:left w:type="dxa" w:w="80"/>
-            </w:tcMar>
-            <w:vAlign w:val="center"/>
-          </w:tcPr>
-          <w:p>
-            <w:pPr>
-              <w:spacing w:after="0"/>
-              <w:jc w:val="right"/>
-            </w:pPr>
-            <w:r>
-              <w:rPr>
-                <w:rFonts w:ascii="Calibri" w:cs="Calibri" w:eastAsia="Calibri" w:hAnsi="Calibri"/>
-                <w:b/>
-                <w:bCs/>
-                <w:color w:val="198038"/>
-                <w:sz w:val="18"/>
-                <w:szCs w:val="18"/>
-              </w:rPr>
-              <w:t xml:space="preserve">95%</w:t>
-            </w:r>
-          </w:p>
-        </w:tc>
-      </w:tr>
-      <w:tr>
-        <w:tc>
-          <w:tcPr>
-            <w:tcW w:type="dxa" w:w="2600"/>
-            <w:tcBorders>
-              <w:top w:val="single" w:color="FFFFFF" w:sz="0"/>
-              <w:left w:val="single" w:color="FFFFFF" w:sz="0"/>
-              <w:bottom w:val="single" w:color="FFFFFF" w:sz="0"/>
-              <w:right w:val="single" w:color="FFFFFF" w:sz="0"/>
-            </w:tcBorders>
-            <w:tcMar>
-              <w:right w:type="dxa" w:w="80"/>
-            </w:tcMar>
-            <w:vAlign w:val="center"/>
-          </w:tcPr>
-          <w:p>
-            <w:pPr>
-              <w:spacing w:after="0"/>
-            </w:pPr>
-            <w:r>
-              <w:rPr>
-                <w:rFonts w:ascii="Calibri" w:cs="Calibri" w:eastAsia="Calibri" w:hAnsi="Calibri"/>
-                <w:color w:val="21272A"/>
-                <w:sz w:val="18"/>
-                <w:szCs w:val="18"/>
-              </w:rPr>
-              <w:t xml:space="preserve">Claims Status</w:t>
-            </w:r>
-          </w:p>
-        </w:tc>
-        <w:tc>
-          <w:tcPr>
-            <w:tcW w:type="dxa" w:w="4926"/>
-            <w:tcBorders>
-              <w:top w:val="single" w:color="FFFFFF" w:sz="0"/>
-              <w:left w:val="single" w:color="FFFFFF" w:sz="0"/>
-              <w:bottom w:val="single" w:color="FFFFFF" w:sz="0"/>
-              <w:right w:val="single" w:color="FFFFFF" w:sz="0"/>
-            </w:tcBorders>
-            <w:shd w:fill="0F62FE" w:val="clear"/>
-          </w:tcPr>
-          <w:p>
-            <w:pPr>
-              <w:spacing w:after="0"/>
-            </w:pPr>
-          </w:p>
-        </w:tc>
-        <w:tc>
-          <w:tcPr>
-            <w:tcW w:type="dxa" w:w="274"/>
-            <w:tcBorders>
-              <w:top w:val="single" w:color="FFFFFF" w:sz="0"/>
-              <w:left w:val="single" w:color="FFFFFF" w:sz="0"/>
-              <w:bottom w:val="single" w:color="FFFFFF" w:sz="0"/>
-              <w:right w:val="single" w:color="FFFFFF" w:sz="0"/>
-            </w:tcBorders>
-            <w:shd w:fill="E8E8E8" w:val="clear"/>
-          </w:tcPr>
-          <w:p>
-            <w:pPr>
-              <w:spacing w:after="0"/>
-            </w:pPr>
-          </w:p>
-        </w:tc>
-        <w:tc>
-          <w:tcPr>
-            <w:tcW w:type="dxa" w:w="1200"/>
-            <w:tcBorders>
-              <w:top w:val="single" w:color="FFFFFF" w:sz="0"/>
-              <w:left w:val="single" w:color="FFFFFF" w:sz="0"/>
-              <w:bottom w:val="single" w:color="FFFFFF" w:sz="0"/>
-              <w:right w:val="single" w:color="FFFFFF" w:sz="0"/>
-            </w:tcBorders>
-            <w:tcMar>
-              <w:left w:type="dxa" w:w="80"/>
-            </w:tcMar>
-            <w:vAlign w:val="center"/>
-          </w:tcPr>
-          <w:p>
-            <w:pPr>
-              <w:spacing w:after="0"/>
-              <w:jc w:val="right"/>
-            </w:pPr>
-            <w:r>
-              <w:rPr>
-                <w:rFonts w:ascii="Calibri" w:cs="Calibri" w:eastAsia="Calibri" w:hAnsi="Calibri"/>
-                <w:b/>
-                <w:bCs/>
-                <w:color w:val="0F62FE"/>
-                <w:sz w:val="18"/>
-                <w:szCs w:val="18"/>
-              </w:rPr>
-              <w:t xml:space="preserve">90%</w:t>
-            </w:r>
-          </w:p>
-        </w:tc>
-      </w:tr>
-      <w:tr>
-        <w:tc>
-          <w:tcPr>
-            <w:tcW w:type="dxa" w:w="2600"/>
-            <w:tcBorders>
-              <w:top w:val="single" w:color="FFFFFF" w:sz="0"/>
-              <w:left w:val="single" w:color="FFFFFF" w:sz="0"/>
-              <w:bottom w:val="single" w:color="FFFFFF" w:sz="0"/>
-              <w:right w:val="single" w:color="FFFFFF" w:sz="0"/>
-            </w:tcBorders>
-            <w:tcMar>
-              <w:right w:type="dxa" w:w="80"/>
-            </w:tcMar>
-            <w:vAlign w:val="center"/>
-          </w:tcPr>
-          <w:p>
-            <w:pPr>
-              <w:spacing w:after="0"/>
-            </w:pPr>
-            <w:r>
-              <w:rPr>
-                <w:rFonts w:ascii="Calibri" w:cs="Calibri" w:eastAsia="Calibri" w:hAnsi="Calibri"/>
-                <w:color w:val="21272A"/>
-                <w:sz w:val="18"/>
-                <w:szCs w:val="18"/>
-              </w:rPr>
-              <w:t xml:space="preserve">Provider Search</w:t>
-            </w:r>
-          </w:p>
-        </w:tc>
-        <w:tc>
-          <w:tcPr>
-            <w:tcW w:type="dxa" w:w="4488"/>
-            <w:tcBorders>
-              <w:top w:val="single" w:color="FFFFFF" w:sz="0"/>
-              <w:left w:val="single" w:color="FFFFFF" w:sz="0"/>
-              <w:bottom w:val="single" w:color="FFFFFF" w:sz="0"/>
-              <w:right w:val="single" w:color="FFFFFF" w:sz="0"/>
-            </w:tcBorders>
-            <w:shd w:fill="009D9A" w:val="clear"/>
-          </w:tcPr>
-          <w:p>
-            <w:pPr>
-              <w:spacing w:after="0"/>
-            </w:pPr>
-          </w:p>
-        </w:tc>
-        <w:tc>
-          <w:tcPr>
-            <w:tcW w:type="dxa" w:w="712"/>
-            <w:tcBorders>
-              <w:top w:val="single" w:color="FFFFFF" w:sz="0"/>
-              <w:left w:val="single" w:color="FFFFFF" w:sz="0"/>
-              <w:bottom w:val="single" w:color="FFFFFF" w:sz="0"/>
-              <w:right w:val="single" w:color="FFFFFF" w:sz="0"/>
-            </w:tcBorders>
-            <w:shd w:fill="E8E8E8" w:val="clear"/>
-          </w:tcPr>
-          <w:p>
-            <w:pPr>
-              <w:spacing w:after="0"/>
-            </w:pPr>
-          </w:p>
-        </w:tc>
-        <w:tc>
-          <w:tcPr>
-            <w:tcW w:type="dxa" w:w="1200"/>
-            <w:tcBorders>
-              <w:top w:val="single" w:color="FFFFFF" w:sz="0"/>
-              <w:left w:val="single" w:color="FFFFFF" w:sz="0"/>
-              <w:bottom w:val="single" w:color="FFFFFF" w:sz="0"/>
-              <w:right w:val="single" w:color="FFFFFF" w:sz="0"/>
-            </w:tcBorders>
-            <w:tcMar>
-              <w:left w:type="dxa" w:w="80"/>
-            </w:tcMar>
-            <w:vAlign w:val="center"/>
-          </w:tcPr>
-          <w:p>
-            <w:pPr>
-              <w:spacing w:after="0"/>
-              <w:jc w:val="right"/>
-            </w:pPr>
-            <w:r>
-              <w:rPr>
-                <w:rFonts w:ascii="Calibri" w:cs="Calibri" w:eastAsia="Calibri" w:hAnsi="Calibri"/>
-                <w:b/>
-                <w:bCs/>
-                <w:color w:val="009D9A"/>
-                <w:sz w:val="18"/>
-                <w:szCs w:val="18"/>
-              </w:rPr>
-              <w:t xml:space="preserve">82%</w:t>
-            </w:r>
-          </w:p>
-        </w:tc>
-      </w:tr>
-      <w:tr>
-        <w:tc>
-          <w:tcPr>
-            <w:tcW w:type="dxa" w:w="2600"/>
-            <w:tcBorders>
-              <w:top w:val="single" w:color="FFFFFF" w:sz="0"/>
-              <w:left w:val="single" w:color="FFFFFF" w:sz="0"/>
-              <w:bottom w:val="single" w:color="FFFFFF" w:sz="0"/>
-              <w:right w:val="single" w:color="FFFFFF" w:sz="0"/>
-            </w:tcBorders>
-            <w:tcMar>
-              <w:right w:type="dxa" w:w="80"/>
-            </w:tcMar>
-            <w:vAlign w:val="center"/>
-          </w:tcPr>
-          <w:p>
-            <w:pPr>
-              <w:spacing w:after="0"/>
-            </w:pPr>
-            <w:r>
-              <w:rPr>
-                <w:rFonts w:ascii="Calibri" w:cs="Calibri" w:eastAsia="Calibri" w:hAnsi="Calibri"/>
-                <w:color w:val="21272A"/>
-                <w:sz w:val="18"/>
-                <w:szCs w:val="18"/>
-              </w:rPr>
-              <w:t xml:space="preserve">Benefits Inquiry</w:t>
-            </w:r>
-          </w:p>
-        </w:tc>
-        <w:tc>
-          <w:tcPr>
-            <w:tcW w:type="dxa" w:w="4105"/>
-            <w:tcBorders>
-              <w:top w:val="single" w:color="FFFFFF" w:sz="0"/>
-              <w:left w:val="single" w:color="FFFFFF" w:sz="0"/>
-              <w:bottom w:val="single" w:color="FFFFFF" w:sz="0"/>
-              <w:right w:val="single" w:color="FFFFFF" w:sz="0"/>
-            </w:tcBorders>
-            <w:shd w:fill="001141" w:val="clear"/>
-          </w:tcPr>
-          <w:p>
-            <w:pPr>
-              <w:spacing w:after="0"/>
-            </w:pPr>
-          </w:p>
-        </w:tc>
-        <w:tc>
-          <w:tcPr>
-            <w:tcW w:type="dxa" w:w="1095"/>
-            <w:tcBorders>
-              <w:top w:val="single" w:color="FFFFFF" w:sz="0"/>
-              <w:left w:val="single" w:color="FFFFFF" w:sz="0"/>
-              <w:bottom w:val="single" w:color="FFFFFF" w:sz="0"/>
-              <w:right w:val="single" w:color="FFFFFF" w:sz="0"/>
-            </w:tcBorders>
-            <w:shd w:fill="E8E8E8" w:val="clear"/>
-          </w:tcPr>
-          <w:p>
-            <w:pPr>
-              <w:spacing w:after="0"/>
-            </w:pPr>
-          </w:p>
-        </w:tc>
-        <w:tc>
-          <w:tcPr>
-            <w:tcW w:type="dxa" w:w="1200"/>
-            <w:tcBorders>
-              <w:top w:val="single" w:color="FFFFFF" w:sz="0"/>
-              <w:left w:val="single" w:color="FFFFFF" w:sz="0"/>
-              <w:bottom w:val="single" w:color="FFFFFF" w:sz="0"/>
-              <w:right w:val="single" w:color="FFFFFF" w:sz="0"/>
-            </w:tcBorders>
-            <w:tcMar>
-              <w:left w:type="dxa" w:w="80"/>
-            </w:tcMar>
-            <w:vAlign w:val="center"/>
-          </w:tcPr>
-          <w:p>
-            <w:pPr>
-              <w:spacing w:after="0"/>
-              <w:jc w:val="right"/>
-            </w:pPr>
-            <w:r>
-              <w:rPr>
-                <w:rFonts w:ascii="Calibri" w:cs="Calibri" w:eastAsia="Calibri" w:hAnsi="Calibri"/>
-                <w:b/>
-                <w:bCs/>
-                <w:color w:val="001141"/>
-                <w:sz w:val="18"/>
-                <w:szCs w:val="18"/>
-              </w:rPr>
-              <w:t xml:space="preserve">75%</w:t>
-            </w:r>
-          </w:p>
-        </w:tc>
-      </w:tr>
-    </w:tbl>
-    <w:p>
-      <w:pPr>
-        <w:spacing w:after="160" w:before="80"/>
-        <w:jc w:val="center"/>
-      </w:pPr>
-      <w:r>
-        <w:rPr>
-          <w:rFonts w:ascii="Calibri" w:cs="Calibri" w:eastAsia="Calibri" w:hAnsi="Calibri"/>
-          <w:i/>
-          <w:iCs/>
-          <w:color w:val="6F6F6F"/>
-          <w:sz w:val="16"/>
-          <w:szCs w:val="16"/>
-        </w:rPr>
-        <w:t xml:space="preserve">Target digital self-service adoption rates across key member transaction types following DFD programme completion.</w:t>
+        <w:t xml:space="preserve">Figure 2: CareOps360 Executive Overview — eight operational KPIs spanning members, claims, prior auth, infrastructure, SLA, and automation savings. Platform shown in production-equivalent environment; metrics are illustrative.</w:t>
       </w:r>
     </w:p>
     <w:p>
@@ -5842,511 +4850,53 @@
     </w:p>
     <w:p>
       <w:pPr>
-        <w:spacing w:after="80" w:before="120"/>
+        <w:spacing w:after="60" w:before="120"/>
+        <w:jc w:val="center"/>
       </w:pPr>
       <w:r>
-        <w:rPr>
-          <w:rFonts w:ascii="Calibri" w:cs="Calibri" w:eastAsia="Calibri" w:hAnsi="Calibri"/>
-          <w:b/>
-          <w:bCs/>
-          <w:color w:val="001141"/>
-          <w:sz w:val="21"/>
-          <w:szCs w:val="21"/>
-        </w:rPr>
-        <w:t xml:space="preserve">Figure 4: Incident Resolution Time Reduction by Severity Category (IBM AIOps vs. Baseline)</w:t>
+        <w:drawing>
+          <wp:inline distT="0" distB="0" distL="0" distR="0">
+            <wp:extent cx="6477000" cy="4048125"/>
+            <wp:effectExtent t="0" r="0" b="0" l="0"/>
+            <wp:docPr id="1" name="" descr="" title=""/>
+            <wp:cNvGraphicFramePr>
+              <a:graphicFrameLocks xmlns:a="http://schemas.openxmlformats.org/drawingml/2006/main" noChangeAspect="1"/>
+            </wp:cNvGraphicFramePr>
+            <a:graphic xmlns:a="http://schemas.openxmlformats.org/drawingml/2006/main">
+              <a:graphicData uri="http://schemas.openxmlformats.org/drawingml/2006/picture">
+                <pic:pic xmlns:pic="http://schemas.openxmlformats.org/drawingml/2006/picture">
+                  <pic:nvPicPr>
+                    <pic:cNvPr id="0" name="" descr=""/>
+                    <pic:cNvPicPr>
+                      <a:picLocks noChangeAspect="1" noChangeArrowheads="1"/>
+                    </pic:cNvPicPr>
+                  </pic:nvPicPr>
+                  <pic:blipFill>
+                    <a:blip r:embed="rId10" cstate="none"/>
+                    <a:srcRect/>
+                    <a:stretch>
+                      <a:fillRect/>
+                    </a:stretch>
+                  </pic:blipFill>
+                  <pic:spPr bwMode="auto">
+                    <a:xfrm>
+                      <a:off x="0" y="0"/>
+                      <a:ext cx="6477000" cy="4048125"/>
+                    </a:xfrm>
+                    <a:prstGeom prst="rect">
+                      <a:avLst/>
+                    </a:prstGeom>
+                  </pic:spPr>
+                </pic:pic>
+              </a:graphicData>
+            </a:graphic>
+          </wp:inline>
+        </w:drawing>
       </w:r>
     </w:p>
-    <w:tbl>
-      <w:tblPr>
-        <w:tblW w:type="dxa" w:w="9072"/>
-        <w:tblBorders>
-          <w:top w:val="single" w:color="FFFFFF" w:sz="0"/>
-          <w:left w:val="single" w:color="FFFFFF" w:sz="0"/>
-          <w:bottom w:val="single" w:color="FFFFFF" w:sz="0"/>
-          <w:right w:val="single" w:color="FFFFFF" w:sz="0"/>
-          <w:insideH w:val="single" w:color="auto" w:sz="4"/>
-          <w:insideV w:val="single" w:color="auto" w:sz="4"/>
-        </w:tblBorders>
-        <w:tblLayout w:type="fixed"/>
-      </w:tblPr>
-      <w:tblGrid>
-        <w:gridCol w:w="100"/>
-        <w:gridCol w:w="100"/>
-        <w:gridCol w:w="100"/>
-        <w:gridCol w:w="100"/>
-      </w:tblGrid>
-      <w:tr>
-        <w:tc>
-          <w:tcPr>
-            <w:tcW w:type="dxa" w:w="2600"/>
-            <w:tcBorders>
-              <w:top w:val="single" w:color="FFFFFF" w:sz="0"/>
-              <w:left w:val="single" w:color="FFFFFF" w:sz="0"/>
-              <w:bottom w:val="single" w:color="FFFFFF" w:sz="0"/>
-              <w:right w:val="single" w:color="FFFFFF" w:sz="0"/>
-            </w:tcBorders>
-            <w:tcMar>
-              <w:right w:type="dxa" w:w="80"/>
-            </w:tcMar>
-            <w:vAlign w:val="center"/>
-          </w:tcPr>
-          <w:p>
-            <w:pPr>
-              <w:spacing w:after="0"/>
-            </w:pPr>
-            <w:r>
-              <w:rPr>
-                <w:rFonts w:ascii="Calibri" w:cs="Calibri" w:eastAsia="Calibri" w:hAnsi="Calibri"/>
-                <w:color w:val="21272A"/>
-                <w:sz w:val="18"/>
-                <w:szCs w:val="18"/>
-              </w:rPr>
-              <w:t xml:space="preserve">P1 — Critical</w:t>
-            </w:r>
-          </w:p>
-        </w:tc>
-        <w:tc>
-          <w:tcPr>
-            <w:tcW w:type="dxa" w:w="3705"/>
-            <w:tcBorders>
-              <w:top w:val="single" w:color="FFFFFF" w:sz="0"/>
-              <w:left w:val="single" w:color="FFFFFF" w:sz="0"/>
-              <w:bottom w:val="single" w:color="FFFFFF" w:sz="0"/>
-              <w:right w:val="single" w:color="FFFFFF" w:sz="0"/>
-            </w:tcBorders>
-            <w:shd w:fill="DA1E28" w:val="clear"/>
-          </w:tcPr>
-          <w:p>
-            <w:pPr>
-              <w:spacing w:after="0"/>
-            </w:pPr>
-          </w:p>
-        </w:tc>
-        <w:tc>
-          <w:tcPr>
-            <w:tcW w:type="dxa" w:w="1495"/>
-            <w:tcBorders>
-              <w:top w:val="single" w:color="FFFFFF" w:sz="0"/>
-              <w:left w:val="single" w:color="FFFFFF" w:sz="0"/>
-              <w:bottom w:val="single" w:color="FFFFFF" w:sz="0"/>
-              <w:right w:val="single" w:color="FFFFFF" w:sz="0"/>
-            </w:tcBorders>
-            <w:shd w:fill="E8E8E8" w:val="clear"/>
-          </w:tcPr>
-          <w:p>
-            <w:pPr>
-              <w:spacing w:after="0"/>
-            </w:pPr>
-          </w:p>
-        </w:tc>
-        <w:tc>
-          <w:tcPr>
-            <w:tcW w:type="dxa" w:w="1200"/>
-            <w:tcBorders>
-              <w:top w:val="single" w:color="FFFFFF" w:sz="0"/>
-              <w:left w:val="single" w:color="FFFFFF" w:sz="0"/>
-              <w:bottom w:val="single" w:color="FFFFFF" w:sz="0"/>
-              <w:right w:val="single" w:color="FFFFFF" w:sz="0"/>
-            </w:tcBorders>
-            <w:tcMar>
-              <w:left w:type="dxa" w:w="80"/>
-            </w:tcMar>
-            <w:vAlign w:val="center"/>
-          </w:tcPr>
-          <w:p>
-            <w:pPr>
-              <w:spacing w:after="0"/>
-              <w:jc w:val="right"/>
-            </w:pPr>
-            <w:r>
-              <w:rPr>
-                <w:rFonts w:ascii="Calibri" w:cs="Calibri" w:eastAsia="Calibri" w:hAnsi="Calibri"/>
-                <w:b/>
-                <w:bCs/>
-                <w:color w:val="DA1E28"/>
-                <w:sz w:val="18"/>
-                <w:szCs w:val="18"/>
-              </w:rPr>
-              <w:t xml:space="preserve">57% faster</w:t>
-            </w:r>
-          </w:p>
-        </w:tc>
-      </w:tr>
-      <w:tr>
-        <w:tc>
-          <w:tcPr>
-            <w:tcW w:type="dxa" w:w="2600"/>
-            <w:tcBorders>
-              <w:top w:val="single" w:color="FFFFFF" w:sz="0"/>
-              <w:left w:val="single" w:color="FFFFFF" w:sz="0"/>
-              <w:bottom w:val="single" w:color="FFFFFF" w:sz="0"/>
-              <w:right w:val="single" w:color="FFFFFF" w:sz="0"/>
-            </w:tcBorders>
-            <w:tcMar>
-              <w:right w:type="dxa" w:w="80"/>
-            </w:tcMar>
-            <w:vAlign w:val="center"/>
-          </w:tcPr>
-          <w:p>
-            <w:pPr>
-              <w:spacing w:after="0"/>
-            </w:pPr>
-            <w:r>
-              <w:rPr>
-                <w:rFonts w:ascii="Calibri" w:cs="Calibri" w:eastAsia="Calibri" w:hAnsi="Calibri"/>
-                <w:color w:val="21272A"/>
-                <w:sz w:val="18"/>
-                <w:szCs w:val="18"/>
-              </w:rPr>
-              <w:t xml:space="preserve">P2 — High</w:t>
-            </w:r>
-          </w:p>
-        </w:tc>
-        <w:tc>
-          <w:tcPr>
-            <w:tcW w:type="dxa" w:w="3120"/>
-            <w:tcBorders>
-              <w:top w:val="single" w:color="FFFFFF" w:sz="0"/>
-              <w:left w:val="single" w:color="FFFFFF" w:sz="0"/>
-              <w:bottom w:val="single" w:color="FFFFFF" w:sz="0"/>
-              <w:right w:val="single" w:color="FFFFFF" w:sz="0"/>
-            </w:tcBorders>
-            <w:shd w:fill="FF832B" w:val="clear"/>
-          </w:tcPr>
-          <w:p>
-            <w:pPr>
-              <w:spacing w:after="0"/>
-            </w:pPr>
-          </w:p>
-        </w:tc>
-        <w:tc>
-          <w:tcPr>
-            <w:tcW w:type="dxa" w:w="2080"/>
-            <w:tcBorders>
-              <w:top w:val="single" w:color="FFFFFF" w:sz="0"/>
-              <w:left w:val="single" w:color="FFFFFF" w:sz="0"/>
-              <w:bottom w:val="single" w:color="FFFFFF" w:sz="0"/>
-              <w:right w:val="single" w:color="FFFFFF" w:sz="0"/>
-            </w:tcBorders>
-            <w:shd w:fill="E8E8E8" w:val="clear"/>
-          </w:tcPr>
-          <w:p>
-            <w:pPr>
-              <w:spacing w:after="0"/>
-            </w:pPr>
-          </w:p>
-        </w:tc>
-        <w:tc>
-          <w:tcPr>
-            <w:tcW w:type="dxa" w:w="1200"/>
-            <w:tcBorders>
-              <w:top w:val="single" w:color="FFFFFF" w:sz="0"/>
-              <w:left w:val="single" w:color="FFFFFF" w:sz="0"/>
-              <w:bottom w:val="single" w:color="FFFFFF" w:sz="0"/>
-              <w:right w:val="single" w:color="FFFFFF" w:sz="0"/>
-            </w:tcBorders>
-            <w:tcMar>
-              <w:left w:type="dxa" w:w="80"/>
-            </w:tcMar>
-            <w:vAlign w:val="center"/>
-          </w:tcPr>
-          <w:p>
-            <w:pPr>
-              <w:spacing w:after="0"/>
-              <w:jc w:val="right"/>
-            </w:pPr>
-            <w:r>
-              <w:rPr>
-                <w:rFonts w:ascii="Calibri" w:cs="Calibri" w:eastAsia="Calibri" w:hAnsi="Calibri"/>
-                <w:b/>
-                <w:bCs/>
-                <w:color w:val="FF832B"/>
-                <w:sz w:val="18"/>
-                <w:szCs w:val="18"/>
-              </w:rPr>
-              <w:t xml:space="preserve">48% faster</w:t>
-            </w:r>
-          </w:p>
-        </w:tc>
-      </w:tr>
-      <w:tr>
-        <w:tc>
-          <w:tcPr>
-            <w:tcW w:type="dxa" w:w="2600"/>
-            <w:tcBorders>
-              <w:top w:val="single" w:color="FFFFFF" w:sz="0"/>
-              <w:left w:val="single" w:color="FFFFFF" w:sz="0"/>
-              <w:bottom w:val="single" w:color="FFFFFF" w:sz="0"/>
-              <w:right w:val="single" w:color="FFFFFF" w:sz="0"/>
-            </w:tcBorders>
-            <w:tcMar>
-              <w:right w:type="dxa" w:w="80"/>
-            </w:tcMar>
-            <w:vAlign w:val="center"/>
-          </w:tcPr>
-          <w:p>
-            <w:pPr>
-              <w:spacing w:after="0"/>
-            </w:pPr>
-            <w:r>
-              <w:rPr>
-                <w:rFonts w:ascii="Calibri" w:cs="Calibri" w:eastAsia="Calibri" w:hAnsi="Calibri"/>
-                <w:color w:val="21272A"/>
-                <w:sz w:val="18"/>
-                <w:szCs w:val="18"/>
-              </w:rPr>
-              <w:t xml:space="preserve">P3 — Medium</w:t>
-            </w:r>
-          </w:p>
-        </w:tc>
-        <w:tc>
-          <w:tcPr>
-            <w:tcW w:type="dxa" w:w="4225"/>
-            <w:tcBorders>
-              <w:top w:val="single" w:color="FFFFFF" w:sz="0"/>
-              <w:left w:val="single" w:color="FFFFFF" w:sz="0"/>
-              <w:bottom w:val="single" w:color="FFFFFF" w:sz="0"/>
-              <w:right w:val="single" w:color="FFFFFF" w:sz="0"/>
-            </w:tcBorders>
-            <w:shd w:fill="0F62FE" w:val="clear"/>
-          </w:tcPr>
-          <w:p>
-            <w:pPr>
-              <w:spacing w:after="0"/>
-            </w:pPr>
-          </w:p>
-        </w:tc>
-        <w:tc>
-          <w:tcPr>
-            <w:tcW w:type="dxa" w:w="975"/>
-            <w:tcBorders>
-              <w:top w:val="single" w:color="FFFFFF" w:sz="0"/>
-              <w:left w:val="single" w:color="FFFFFF" w:sz="0"/>
-              <w:bottom w:val="single" w:color="FFFFFF" w:sz="0"/>
-              <w:right w:val="single" w:color="FFFFFF" w:sz="0"/>
-            </w:tcBorders>
-            <w:shd w:fill="E8E8E8" w:val="clear"/>
-          </w:tcPr>
-          <w:p>
-            <w:pPr>
-              <w:spacing w:after="0"/>
-            </w:pPr>
-          </w:p>
-        </w:tc>
-        <w:tc>
-          <w:tcPr>
-            <w:tcW w:type="dxa" w:w="1200"/>
-            <w:tcBorders>
-              <w:top w:val="single" w:color="FFFFFF" w:sz="0"/>
-              <w:left w:val="single" w:color="FFFFFF" w:sz="0"/>
-              <w:bottom w:val="single" w:color="FFFFFF" w:sz="0"/>
-              <w:right w:val="single" w:color="FFFFFF" w:sz="0"/>
-            </w:tcBorders>
-            <w:tcMar>
-              <w:left w:type="dxa" w:w="80"/>
-            </w:tcMar>
-            <w:vAlign w:val="center"/>
-          </w:tcPr>
-          <w:p>
-            <w:pPr>
-              <w:spacing w:after="0"/>
-              <w:jc w:val="right"/>
-            </w:pPr>
-            <w:r>
-              <w:rPr>
-                <w:rFonts w:ascii="Calibri" w:cs="Calibri" w:eastAsia="Calibri" w:hAnsi="Calibri"/>
-                <w:b/>
-                <w:bCs/>
-                <w:color w:val="0F62FE"/>
-                <w:sz w:val="18"/>
-                <w:szCs w:val="18"/>
-              </w:rPr>
-              <w:t xml:space="preserve">65% faster</w:t>
-            </w:r>
-          </w:p>
-        </w:tc>
-      </w:tr>
-      <w:tr>
-        <w:tc>
-          <w:tcPr>
-            <w:tcW w:type="dxa" w:w="2600"/>
-            <w:tcBorders>
-              <w:top w:val="single" w:color="FFFFFF" w:sz="0"/>
-              <w:left w:val="single" w:color="FFFFFF" w:sz="0"/>
-              <w:bottom w:val="single" w:color="FFFFFF" w:sz="0"/>
-              <w:right w:val="single" w:color="FFFFFF" w:sz="0"/>
-            </w:tcBorders>
-            <w:tcMar>
-              <w:right w:type="dxa" w:w="80"/>
-            </w:tcMar>
-            <w:vAlign w:val="center"/>
-          </w:tcPr>
-          <w:p>
-            <w:pPr>
-              <w:spacing w:after="0"/>
-            </w:pPr>
-            <w:r>
-              <w:rPr>
-                <w:rFonts w:ascii="Calibri" w:cs="Calibri" w:eastAsia="Calibri" w:hAnsi="Calibri"/>
-                <w:color w:val="21272A"/>
-                <w:sz w:val="18"/>
-                <w:szCs w:val="18"/>
-              </w:rPr>
-              <w:t xml:space="preserve">P4 — Low</w:t>
-            </w:r>
-          </w:p>
-        </w:tc>
-        <w:tc>
-          <w:tcPr>
-            <w:tcW w:type="dxa" w:w="5200"/>
-            <w:tcBorders>
-              <w:top w:val="single" w:color="FFFFFF" w:sz="0"/>
-              <w:left w:val="single" w:color="FFFFFF" w:sz="0"/>
-              <w:bottom w:val="single" w:color="FFFFFF" w:sz="0"/>
-              <w:right w:val="single" w:color="FFFFFF" w:sz="0"/>
-            </w:tcBorders>
-            <w:shd w:fill="009D9A" w:val="clear"/>
-          </w:tcPr>
-          <w:p>
-            <w:pPr>
-              <w:spacing w:after="0"/>
-            </w:pPr>
-          </w:p>
-        </w:tc>
-        <w:tc>
-          <w:tcPr>
-            <w:tcW w:type="dxa" w:w="1200"/>
-            <w:tcBorders>
-              <w:top w:val="single" w:color="FFFFFF" w:sz="0"/>
-              <w:left w:val="single" w:color="FFFFFF" w:sz="0"/>
-              <w:bottom w:val="single" w:color="FFFFFF" w:sz="0"/>
-              <w:right w:val="single" w:color="FFFFFF" w:sz="0"/>
-            </w:tcBorders>
-            <w:tcMar>
-              <w:left w:type="dxa" w:w="80"/>
-            </w:tcMar>
-            <w:vAlign w:val="center"/>
-          </w:tcPr>
-          <w:p>
-            <w:pPr>
-              <w:spacing w:after="0"/>
-              <w:jc w:val="right"/>
-            </w:pPr>
-            <w:r>
-              <w:rPr>
-                <w:rFonts w:ascii="Calibri" w:cs="Calibri" w:eastAsia="Calibri" w:hAnsi="Calibri"/>
-                <w:b/>
-                <w:bCs/>
-                <w:color w:val="009D9A"/>
-                <w:sz w:val="18"/>
-                <w:szCs w:val="18"/>
-              </w:rPr>
-              <w:t xml:space="preserve">80% faster</w:t>
-            </w:r>
-          </w:p>
-        </w:tc>
-      </w:tr>
-      <w:tr>
-        <w:tc>
-          <w:tcPr>
-            <w:tcW w:type="dxa" w:w="2600"/>
-            <w:tcBorders>
-              <w:top w:val="single" w:color="FFFFFF" w:sz="0"/>
-              <w:left w:val="single" w:color="FFFFFF" w:sz="0"/>
-              <w:bottom w:val="single" w:color="FFFFFF" w:sz="0"/>
-              <w:right w:val="single" w:color="FFFFFF" w:sz="0"/>
-            </w:tcBorders>
-            <w:tcMar>
-              <w:right w:type="dxa" w:w="80"/>
-            </w:tcMar>
-            <w:vAlign w:val="center"/>
-          </w:tcPr>
-          <w:p>
-            <w:pPr>
-              <w:spacing w:after="0"/>
-            </w:pPr>
-            <w:r>
-              <w:rPr>
-                <w:rFonts w:ascii="Calibri" w:cs="Calibri" w:eastAsia="Calibri" w:hAnsi="Calibri"/>
-                <w:color w:val="21272A"/>
-                <w:sz w:val="18"/>
-                <w:szCs w:val="18"/>
-              </w:rPr>
-              <w:t xml:space="preserve">Change-Induced</w:t>
-            </w:r>
-          </w:p>
-        </w:tc>
-        <w:tc>
-          <w:tcPr>
-            <w:tcW w:type="dxa" w:w="2600"/>
-            <w:tcBorders>
-              <w:top w:val="single" w:color="FFFFFF" w:sz="0"/>
-              <w:left w:val="single" w:color="FFFFFF" w:sz="0"/>
-              <w:bottom w:val="single" w:color="FFFFFF" w:sz="0"/>
-              <w:right w:val="single" w:color="FFFFFF" w:sz="0"/>
-            </w:tcBorders>
-            <w:shd w:fill="001141" w:val="clear"/>
-          </w:tcPr>
-          <w:p>
-            <w:pPr>
-              <w:spacing w:after="0"/>
-            </w:pPr>
-          </w:p>
-        </w:tc>
-        <w:tc>
-          <w:tcPr>
-            <w:tcW w:type="dxa" w:w="2600"/>
-            <w:tcBorders>
-              <w:top w:val="single" w:color="FFFFFF" w:sz="0"/>
-              <w:left w:val="single" w:color="FFFFFF" w:sz="0"/>
-              <w:bottom w:val="single" w:color="FFFFFF" w:sz="0"/>
-              <w:right w:val="single" w:color="FFFFFF" w:sz="0"/>
-            </w:tcBorders>
-            <w:shd w:fill="E8E8E8" w:val="clear"/>
-          </w:tcPr>
-          <w:p>
-            <w:pPr>
-              <w:spacing w:after="0"/>
-            </w:pPr>
-          </w:p>
-        </w:tc>
-        <w:tc>
-          <w:tcPr>
-            <w:tcW w:type="dxa" w:w="1200"/>
-            <w:tcBorders>
-              <w:top w:val="single" w:color="FFFFFF" w:sz="0"/>
-              <w:left w:val="single" w:color="FFFFFF" w:sz="0"/>
-              <w:bottom w:val="single" w:color="FFFFFF" w:sz="0"/>
-              <w:right w:val="single" w:color="FFFFFF" w:sz="0"/>
-            </w:tcBorders>
-            <w:tcMar>
-              <w:left w:type="dxa" w:w="80"/>
-            </w:tcMar>
-            <w:vAlign w:val="center"/>
-          </w:tcPr>
-          <w:p>
-            <w:pPr>
-              <w:spacing w:after="0"/>
-              <w:jc w:val="right"/>
-            </w:pPr>
-            <w:r>
-              <w:rPr>
-                <w:rFonts w:ascii="Calibri" w:cs="Calibri" w:eastAsia="Calibri" w:hAnsi="Calibri"/>
-                <w:b/>
-                <w:bCs/>
-                <w:color w:val="001141"/>
-                <w:sz w:val="18"/>
-                <w:szCs w:val="18"/>
-              </w:rPr>
-              <w:t xml:space="preserve">40% faster</w:t>
-            </w:r>
-          </w:p>
-        </w:tc>
-      </w:tr>
-    </w:tbl>
     <w:p>
       <w:pPr>
-        <w:spacing w:after="160" w:before="80"/>
+        <w:spacing w:after="200"/>
         <w:jc w:val="center"/>
       </w:pPr>
       <w:r>
@@ -6355,10 +4905,10 @@
           <w:i/>
           <w:iCs/>
           <w:color w:val="6F6F6F"/>
-          <w:sz w:val="16"/>
-          <w:szCs w:val="16"/>
+          <w:sz w:val="17"/>
+          <w:szCs w:val="17"/>
         </w:rPr>
-        <w:t xml:space="preserve">Projected incident resolution time improvements by severity following Agentic AI deployment. Percentages represent reduction vs. baseline MTTR.</w:t>
+        <w:t xml:space="preserve">Figure 4: IBM AIOps Value Dashboard — automation savings, shift-left rate, self-heal events, and monthly cost reduction trend by driver. Metrics are illustrative; live values tracked upon go-live.</w:t>
       </w:r>
     </w:p>
     <w:p>
@@ -9449,6 +7999,117 @@
               <w:t xml:space="preserve">Claims adjudication cutover initiated.</w:t>
             </w:r>
           </w:p>
+          <w:p>
+            <w:pPr>
+              <w:spacing w:after="40"/>
+            </w:pPr>
+            <w:r>
+              <w:rPr>
+                <w:rFonts w:ascii="Calibri" w:cs="Calibri" w:eastAsia="Calibri" w:hAnsi="Calibri"/>
+              </w:rPr>
+              <w:t xml:space="preserve"/>
+            </w:r>
+          </w:p>
+          <w:p>
+            <w:pPr>
+              <w:pBdr>
+                <w:left w:val="single" w:color="001141" w:sz="20" w:space="8"/>
+              </w:pBdr>
+              <w:spacing w:after="80" w:before="180"/>
+              <w:ind w:left="120"/>
+            </w:pPr>
+            <w:r>
+              <w:rPr>
+                <w:rFonts w:ascii="Calibri" w:cs="Calibri" w:eastAsia="Calibri" w:hAnsi="Calibri"/>
+                <w:b/>
+                <w:bCs/>
+                <w:color w:val="001141"/>
+                <w:sz w:val="22"/>
+                <w:szCs w:val="22"/>
+              </w:rPr>
+              <w:t xml:space="preserve">Roadmap Metrics Tracked in CareOps360</w:t>
+            </w:r>
+          </w:p>
+          <w:p>
+            <w:pPr>
+              <w:pStyle w:val="ListParagraph"/>
+              <w:numPr>
+                <w:ilvl w:val="0"/>
+                <w:numId w:val="1"/>
+              </w:numPr>
+              <w:spacing w:after="80"/>
+              <w:ind w:left="360"/>
+            </w:pPr>
+            <w:r>
+              <w:rPr>
+                <w:rFonts w:ascii="Calibri" w:cs="Calibri" w:eastAsia="Calibri" w:hAnsi="Calibri"/>
+                <w:color w:val="21272A"/>
+                <w:sz w:val="20"/>
+                <w:szCs w:val="20"/>
+              </w:rPr>
+              <w:t xml:space="preserve">Total initiatives in portfolio: 60 across 4 domains (Payer, Clinical, Digital, Enterprise).</w:t>
+            </w:r>
+          </w:p>
+          <w:p>
+            <w:pPr>
+              <w:pStyle w:val="ListParagraph"/>
+              <w:numPr>
+                <w:ilvl w:val="0"/>
+                <w:numId w:val="1"/>
+              </w:numPr>
+              <w:spacing w:after="80"/>
+              <w:ind w:left="360"/>
+            </w:pPr>
+            <w:r>
+              <w:rPr>
+                <w:rFonts w:ascii="Calibri" w:cs="Calibri" w:eastAsia="Calibri" w:hAnsi="Calibri"/>
+                <w:color w:val="21272A"/>
+                <w:sz w:val="20"/>
+                <w:szCs w:val="20"/>
+              </w:rPr>
+              <w:t xml:space="preserve">Active / In-Flight initiatives tracked against quarterly milestones.</w:t>
+            </w:r>
+          </w:p>
+          <w:p>
+            <w:pPr>
+              <w:pStyle w:val="ListParagraph"/>
+              <w:numPr>
+                <w:ilvl w:val="0"/>
+                <w:numId w:val="1"/>
+              </w:numPr>
+              <w:spacing w:after="80"/>
+              <w:ind w:left="360"/>
+            </w:pPr>
+            <w:r>
+              <w:rPr>
+                <w:rFonts w:ascii="Calibri" w:cs="Calibri" w:eastAsia="Calibri" w:hAnsi="Calibri"/>
+                <w:color w:val="21272A"/>
+                <w:sz w:val="20"/>
+                <w:szCs w:val="20"/>
+              </w:rPr>
+              <w:t xml:space="preserve">At-risk initiatives flagged for executive escalation within 48 hours.</w:t>
+            </w:r>
+          </w:p>
+          <w:p>
+            <w:pPr>
+              <w:pStyle w:val="ListParagraph"/>
+              <w:numPr>
+                <w:ilvl w:val="0"/>
+                <w:numId w:val="1"/>
+              </w:numPr>
+              <w:spacing w:after="80"/>
+              <w:ind w:left="360"/>
+            </w:pPr>
+            <w:r>
+              <w:rPr>
+                <w:rFonts w:ascii="Calibri" w:cs="Calibri" w:eastAsia="Calibri" w:hAnsi="Calibri"/>
+                <w:color w:val="21272A"/>
+                <w:sz w:val="20"/>
+                <w:szCs w:val="20"/>
+              </w:rPr>
+              <w:t xml:space="preserve">Dependency maps surfaced to prevent cascade delays.</w:t>
+            </w:r>
+          </w:p>
         </w:tc>
         <w:tc>
           <w:tcPr>
@@ -9583,9 +8244,4600 @@
               <w:t xml:space="preserve">Innovation Council: Quarterly idea pipeline and prioritisation.</w:t>
             </w:r>
           </w:p>
+          <w:p>
+            <w:pPr>
+              <w:spacing w:after="40"/>
+            </w:pPr>
+            <w:r>
+              <w:rPr>
+                <w:rFonts w:ascii="Calibri" w:cs="Calibri" w:eastAsia="Calibri" w:hAnsi="Calibri"/>
+              </w:rPr>
+              <w:t xml:space="preserve"/>
+            </w:r>
+          </w:p>
+          <w:tbl>
+            <w:tblPr>
+              <w:tblW w:type="dxa" w:w="9072"/>
+              <w:tblBorders>
+                <w:top w:val="single" w:color="FFFFFF" w:sz="0"/>
+                <w:left w:val="single" w:color="FFFFFF" w:sz="0"/>
+                <w:bottom w:val="single" w:color="FFFFFF" w:sz="0"/>
+                <w:right w:val="single" w:color="FFFFFF" w:sz="0"/>
+                <w:insideH w:val="single" w:color="auto" w:sz="4"/>
+                <w:insideV w:val="single" w:color="auto" w:sz="4"/>
+              </w:tblBorders>
+              <w:tblLayout w:type="fixed"/>
+            </w:tblPr>
+            <w:tblGrid>
+              <w:gridCol w:w="100"/>
+            </w:tblGrid>
+            <w:tr>
+              <w:tc>
+                <w:tcPr>
+                  <w:tcBorders>
+                    <w:top w:val="single" w:color="0F62FE" w:sz="4"/>
+                    <w:left w:val="single" w:color="0F62FE" w:sz="28"/>
+                    <w:bottom w:val="single" w:color="0F62FE" w:sz="4"/>
+                    <w:right w:val="single" w:color="0F62FE" w:sz="4"/>
+                  </w:tcBorders>
+                  <w:shd w:fill="D0E2FF" w:val="clear"/>
+                  <w:tcMar>
+                    <w:top w:type="dxa" w:w="140"/>
+                    <w:left w:type="dxa" w:w="200"/>
+                    <w:bottom w:type="dxa" w:w="140"/>
+                    <w:right w:type="dxa" w:w="200"/>
+                  </w:tcMar>
+                </w:tcPr>
+                <w:p>
+                  <w:pPr>
+                    <w:spacing w:after="80"/>
+                  </w:pPr>
+                  <w:r>
+                    <w:rPr>
+                      <w:rFonts w:ascii="Calibri" w:cs="Calibri" w:eastAsia="Calibri" w:hAnsi="Calibri"/>
+                      <w:b/>
+                      <w:bCs/>
+                      <w:color w:val="001141"/>
+                      <w:sz w:val="20"/>
+                      <w:szCs w:val="20"/>
+                    </w:rPr>
+                    <w:t xml:space="preserve">Transformation Portfolio at a Glance</w:t>
+                  </w:r>
+                </w:p>
+                <w:p>
+                  <w:pPr>
+                    <w:spacing w:after="60"/>
+                  </w:pPr>
+                  <w:r>
+                    <w:rPr>
+                      <w:rFonts w:ascii="Calibri" w:cs="Calibri" w:eastAsia="Calibri" w:hAnsi="Calibri"/>
+                      <w:color w:val="21272A"/>
+                      <w:sz w:val="19"/>
+                      <w:szCs w:val="19"/>
+                    </w:rPr>
+                    <w:t xml:space="preserve">• 60 total initiatives across 3 delivery years</w:t>
+                  </w:r>
+                </w:p>
+                <w:p>
+                  <w:pPr>
+                    <w:spacing w:after="60"/>
+                  </w:pPr>
+                  <w:r>
+                    <w:rPr>
+                      <w:rFonts w:ascii="Calibri" w:cs="Calibri" w:eastAsia="Calibri" w:hAnsi="Calibri"/>
+                      <w:color w:val="21272A"/>
+                      <w:sz w:val="19"/>
+                      <w:szCs w:val="19"/>
+                    </w:rPr>
+                    <w:t xml:space="preserve">• 25 Year 1 initiatives — Technical Debt, Digital, Payer</w:t>
+                  </w:r>
+                </w:p>
+                <w:p>
+                  <w:pPr>
+                    <w:spacing w:after="60"/>
+                  </w:pPr>
+                  <w:r>
+                    <w:rPr>
+                      <w:rFonts w:ascii="Calibri" w:cs="Calibri" w:eastAsia="Calibri" w:hAnsi="Calibri"/>
+                      <w:color w:val="21272A"/>
+                      <w:sz w:val="19"/>
+                      <w:szCs w:val="19"/>
+                    </w:rPr>
+                    <w:t xml:space="preserve">• 15 Active / In-Flight as of programme launch</w:t>
+                  </w:r>
+                </w:p>
+                <w:p>
+                  <w:pPr>
+                    <w:spacing w:after="60"/>
+                  </w:pPr>
+                  <w:r>
+                    <w:rPr>
+                      <w:rFonts w:ascii="Calibri" w:cs="Calibri" w:eastAsia="Calibri" w:hAnsi="Calibri"/>
+                      <w:color w:val="21272A"/>
+                      <w:sz w:val="19"/>
+                      <w:szCs w:val="19"/>
+                    </w:rPr>
+                    <w:t xml:space="preserve">• 9 Completed milestones in foundation phase</w:t>
+                  </w:r>
+                </w:p>
+                <w:p>
+                  <w:pPr>
+                    <w:spacing w:after="60"/>
+                  </w:pPr>
+                  <w:r>
+                    <w:rPr>
+                      <w:rFonts w:ascii="Calibri" w:cs="Calibri" w:eastAsia="Calibri" w:hAnsi="Calibri"/>
+                      <w:color w:val="21272A"/>
+                      <w:sz w:val="19"/>
+                      <w:szCs w:val="19"/>
+                    </w:rPr>
+                    <w:t xml:space="preserve">• 2 At-Risk initiatives under executive monitoring</w:t>
+                  </w:r>
+                </w:p>
+              </w:tc>
+            </w:tr>
+          </w:tbl>
+          <w:p/>
         </w:tc>
       </w:tr>
     </w:tbl>
+    <w:p>
+      <w:pPr>
+        <w:spacing w:after="40"/>
+      </w:pPr>
+      <w:r>
+        <w:rPr>
+          <w:rFonts w:ascii="Calibri" w:cs="Calibri" w:eastAsia="Calibri" w:hAnsi="Calibri"/>
+        </w:rPr>
+        <w:t xml:space="preserve"/>
+      </w:r>
+    </w:p>
+    <w:p>
+      <w:pPr>
+        <w:spacing w:after="60" w:before="120"/>
+        <w:jc w:val="center"/>
+      </w:pPr>
+      <w:r>
+        <w:drawing>
+          <wp:inline distT="0" distB="0" distL="0" distR="0">
+            <wp:extent cx="6477000" cy="4048125"/>
+            <wp:effectExtent t="0" r="0" b="0" l="0"/>
+            <wp:docPr id="1" name="" descr="" title=""/>
+            <wp:cNvGraphicFramePr>
+              <a:graphicFrameLocks xmlns:a="http://schemas.openxmlformats.org/drawingml/2006/main" noChangeAspect="1"/>
+            </wp:cNvGraphicFramePr>
+            <a:graphic xmlns:a="http://schemas.openxmlformats.org/drawingml/2006/main">
+              <a:graphicData uri="http://schemas.openxmlformats.org/drawingml/2006/picture">
+                <pic:pic xmlns:pic="http://schemas.openxmlformats.org/drawingml/2006/picture">
+                  <pic:nvPicPr>
+                    <pic:cNvPr id="0" name="" descr=""/>
+                    <pic:cNvPicPr>
+                      <a:picLocks noChangeAspect="1" noChangeArrowheads="1"/>
+                    </pic:cNvPicPr>
+                  </pic:nvPicPr>
+                  <pic:blipFill>
+                    <a:blip r:embed="rId11" cstate="none"/>
+                    <a:srcRect/>
+                    <a:stretch>
+                      <a:fillRect/>
+                    </a:stretch>
+                  </pic:blipFill>
+                  <pic:spPr bwMode="auto">
+                    <a:xfrm>
+                      <a:off x="0" y="0"/>
+                      <a:ext cx="6477000" cy="4048125"/>
+                    </a:xfrm>
+                    <a:prstGeom prst="rect">
+                      <a:avLst/>
+                    </a:prstGeom>
+                  </pic:spPr>
+                </pic:pic>
+              </a:graphicData>
+            </a:graphic>
+          </wp:inline>
+        </w:drawing>
+      </w:r>
+    </w:p>
+    <w:p>
+      <w:pPr>
+        <w:spacing w:after="200"/>
+        <w:jc w:val="center"/>
+      </w:pPr>
+      <w:r>
+        <w:rPr>
+          <w:rFonts w:ascii="Calibri" w:cs="Calibri" w:eastAsia="Calibri" w:hAnsi="Calibri"/>
+          <w:i/>
+          <w:iCs/>
+          <w:color w:val="6F6F6F"/>
+          <w:sz w:val="17"/>
+          <w:szCs w:val="17"/>
+        </w:rPr>
+        <w:t xml:space="preserve">Figure 5: CareOps360 Transformation Roadmap — 60-initiative portfolio tracked by type, domain, phase, and risk status. Live milestone and dependency tracking available on go-live.</w:t>
+      </w:r>
+    </w:p>
+    <w:p>
+      <w:r>
+        <w:br w:type="page"/>
+      </w:r>
+    </w:p>
+    <w:p>
+      <w:pPr>
+        <w:pBdr>
+          <w:bottom w:val="single" w:color="0F62FE" w:sz="4" w:space="4"/>
+        </w:pBdr>
+        <w:spacing w:after="80" w:before="240"/>
+      </w:pPr>
+      <w:r>
+        <w:rPr>
+          <w:rFonts w:ascii="Calibri" w:cs="Calibri" w:eastAsia="Calibri" w:hAnsi="Calibri"/>
+          <w:b/>
+          <w:bCs/>
+          <w:color w:val="001141"/>
+          <w:sz w:val="44"/>
+          <w:szCs w:val="44"/>
+        </w:rPr>
+        <w:t xml:space="preserve">Claims &amp; Prior Authorization Operations</w:t>
+      </w:r>
+    </w:p>
+    <w:p>
+      <w:pPr>
+        <w:spacing w:after="200"/>
+      </w:pPr>
+      <w:r>
+        <w:rPr>
+          <w:rFonts w:ascii="Calibri" w:cs="Calibri" w:eastAsia="Calibri" w:hAnsi="Calibri"/>
+          <w:i/>
+          <w:iCs/>
+          <w:color w:val="6F6F6F"/>
+          <w:sz w:val="22"/>
+          <w:szCs w:val="22"/>
+        </w:rPr>
+        <w:t xml:space="preserve">AI-Augmented Adjudication, Backlog Management, and Denial Reduction at Scale</w:t>
+      </w:r>
+    </w:p>
+    <w:tbl>
+      <w:tblPr>
+        <w:tblW w:type="dxa" w:w="9072"/>
+        <w:tblBorders>
+          <w:top w:val="single" w:color="FFFFFF" w:sz="0"/>
+          <w:left w:val="single" w:color="FFFFFF" w:sz="0"/>
+          <w:bottom w:val="single" w:color="FFFFFF" w:sz="0"/>
+          <w:right w:val="single" w:color="FFFFFF" w:sz="0"/>
+          <w:insideH w:val="single" w:color="auto" w:sz="4"/>
+          <w:insideV w:val="single" w:color="auto" w:sz="4"/>
+        </w:tblBorders>
+        <w:tblLayout w:type="fixed"/>
+      </w:tblPr>
+      <w:tblGrid>
+        <w:gridCol w:w="100"/>
+      </w:tblGrid>
+      <w:tr>
+        <w:tc>
+          <w:tcPr>
+            <w:tcBorders>
+              <w:top w:val="single" w:color="FFFFFF" w:sz="0"/>
+              <w:left w:val="single" w:color="0F62FE" w:sz="28"/>
+              <w:bottom w:val="single" w:color="FFFFFF" w:sz="0"/>
+              <w:right w:val="single" w:color="FFFFFF" w:sz="0"/>
+            </w:tcBorders>
+            <w:shd w:fill="D0E2FF" w:val="clear"/>
+            <w:tcMar>
+              <w:top w:type="dxa" w:w="160"/>
+              <w:left w:type="dxa" w:w="280"/>
+              <w:bottom w:type="dxa" w:w="160"/>
+              <w:right w:type="dxa" w:w="280"/>
+            </w:tcMar>
+          </w:tcPr>
+          <w:p>
+            <w:pPr>
+              <w:spacing w:after="80" w:before="80"/>
+              <w:jc w:val="both"/>
+            </w:pPr>
+            <w:r>
+              <w:rPr>
+                <w:rFonts w:ascii="Calibri" w:cs="Calibri" w:eastAsia="Calibri" w:hAnsi="Calibri"/>
+                <w:color w:val="21272A"/>
+                <w:sz w:val="22"/>
+                <w:szCs w:val="22"/>
+              </w:rPr>
+              <w:t xml:space="preserve">Claims and prior authorization are among Horizon's highest-volume, highest-risk operational domains. IBM embeds AI-driven intelligence to </w:t>
+            </w:r>
+            <w:r>
+              <w:rPr>
+                <w:rFonts w:ascii="Calibri" w:cs="Calibri" w:eastAsia="Calibri" w:hAnsi="Calibri"/>
+                <w:b/>
+                <w:bCs/>
+                <w:color w:val="001141"/>
+                <w:sz w:val="22"/>
+                <w:szCs w:val="22"/>
+              </w:rPr>
+              <w:t xml:space="preserve">accelerate adjudication, reduce denials, and eliminate manual backlog management</w:t>
+            </w:r>
+            <w:r>
+              <w:rPr>
+                <w:rFonts w:ascii="Calibri" w:cs="Calibri" w:eastAsia="Calibri" w:hAnsi="Calibri"/>
+                <w:color w:val="21272A"/>
+                <w:sz w:val="22"/>
+                <w:szCs w:val="22"/>
+              </w:rPr>
+              <w:t xml:space="preserve"> — at enterprise scale.</w:t>
+            </w:r>
+          </w:p>
+        </w:tc>
+      </w:tr>
+    </w:tbl>
+    <w:p>
+      <w:pPr>
+        <w:spacing w:after="40"/>
+      </w:pPr>
+      <w:r>
+        <w:rPr>
+          <w:rFonts w:ascii="Calibri" w:cs="Calibri" w:eastAsia="Calibri" w:hAnsi="Calibri"/>
+        </w:rPr>
+        <w:t xml:space="preserve"/>
+      </w:r>
+    </w:p>
+    <w:tbl>
+      <w:tblPr>
+        <w:tblW w:type="dxa" w:w="9072"/>
+        <w:tblBorders>
+          <w:top w:val="single" w:color="FFFFFF" w:sz="0"/>
+          <w:left w:val="single" w:color="FFFFFF" w:sz="0"/>
+          <w:bottom w:val="single" w:color="FFFFFF" w:sz="0"/>
+          <w:right w:val="single" w:color="FFFFFF" w:sz="0"/>
+          <w:insideH w:val="single" w:color="auto" w:sz="4"/>
+          <w:insideV w:val="single" w:color="auto" w:sz="4"/>
+        </w:tblBorders>
+        <w:tblLayout w:type="fixed"/>
+      </w:tblPr>
+      <w:tblGrid>
+        <w:gridCol w:w="100"/>
+        <w:gridCol w:w="100"/>
+      </w:tblGrid>
+      <w:tr>
+        <w:tc>
+          <w:tcPr>
+            <w:tcW w:type="dxa" w:w="4320"/>
+            <w:tcBorders>
+              <w:top w:val="single" w:color="FFFFFF" w:sz="0"/>
+              <w:left w:val="single" w:color="FFFFFF" w:sz="0"/>
+              <w:bottom w:val="single" w:color="FFFFFF" w:sz="0"/>
+              <w:right w:val="single" w:color="FFFFFF" w:sz="0"/>
+            </w:tcBorders>
+            <w:tcMar>
+              <w:right w:type="dxa" w:w="220"/>
+            </w:tcMar>
+          </w:tcPr>
+          <w:p>
+            <w:pPr>
+              <w:spacing w:after="100" w:before="80"/>
+            </w:pPr>
+            <w:r>
+              <w:rPr>
+                <w:rFonts w:ascii="Calibri" w:cs="Calibri" w:eastAsia="Calibri" w:hAnsi="Calibri"/>
+                <w:b/>
+                <w:bCs/>
+                <w:color w:val="001141"/>
+                <w:sz w:val="26"/>
+                <w:szCs w:val="26"/>
+              </w:rPr>
+              <w:t xml:space="preserve">Claims Operations Intelligence</w:t>
+            </w:r>
+          </w:p>
+          <w:p>
+            <w:pPr>
+              <w:spacing w:after="100"/>
+              <w:jc w:val="both"/>
+            </w:pPr>
+            <w:r>
+              <w:rPr>
+                <w:rFonts w:ascii="Calibri" w:cs="Calibri" w:eastAsia="Calibri" w:hAnsi="Calibri"/>
+                <w:color w:val="21272A"/>
+                <w:sz w:val="20"/>
+                <w:szCs w:val="20"/>
+              </w:rPr>
+              <w:t xml:space="preserve">IBM's CareOps360 platform surfaces real-time visibility into the claims lifecycle — from receipt through adjudication, settlement, and denial management. Operational leads and executives can identify queue bottlenecks, denial spikes, and auto-adjudication performance degradation in real time, without waiting for next-day reporting.</w:t>
+            </w:r>
+          </w:p>
+          <w:p>
+            <w:pPr>
+              <w:pBdr>
+                <w:left w:val="single" w:color="0F62FE" w:sz="20" w:space="8"/>
+              </w:pBdr>
+              <w:spacing w:after="80" w:before="180"/>
+              <w:ind w:left="120"/>
+            </w:pPr>
+            <w:r>
+              <w:rPr>
+                <w:rFonts w:ascii="Calibri" w:cs="Calibri" w:eastAsia="Calibri" w:hAnsi="Calibri"/>
+                <w:b/>
+                <w:bCs/>
+                <w:color w:val="0F62FE"/>
+                <w:sz w:val="22"/>
+                <w:szCs w:val="22"/>
+              </w:rPr>
+              <w:t xml:space="preserve">What IBM Will Deliver</w:t>
+            </w:r>
+          </w:p>
+          <w:p>
+            <w:pPr>
+              <w:pStyle w:val="ListParagraph"/>
+              <w:numPr>
+                <w:ilvl w:val="0"/>
+                <w:numId w:val="1"/>
+              </w:numPr>
+              <w:spacing w:after="80"/>
+              <w:ind w:left="360"/>
+            </w:pPr>
+            <w:r>
+              <w:rPr>
+                <w:rFonts w:ascii="Calibri" w:cs="Calibri" w:eastAsia="Calibri" w:hAnsi="Calibri"/>
+                <w:color w:val="21272A"/>
+                <w:sz w:val="20"/>
+                <w:szCs w:val="20"/>
+              </w:rPr>
+              <w:t xml:space="preserve">AI-enhanced auto-adjudication rules engine — reducing manual adjudication rates from baseline.</w:t>
+            </w:r>
+          </w:p>
+          <w:p>
+            <w:pPr>
+              <w:pStyle w:val="ListParagraph"/>
+              <w:numPr>
+                <w:ilvl w:val="0"/>
+                <w:numId w:val="1"/>
+              </w:numPr>
+              <w:spacing w:after="80"/>
+              <w:ind w:left="360"/>
+            </w:pPr>
+            <w:r>
+              <w:rPr>
+                <w:rFonts w:ascii="Calibri" w:cs="Calibri" w:eastAsia="Calibri" w:hAnsi="Calibri"/>
+                <w:color w:val="21272A"/>
+                <w:sz w:val="20"/>
+                <w:szCs w:val="20"/>
+              </w:rPr>
+              <w:t xml:space="preserve">Denial pattern analytics — identifying root causes across procedure, eligibility, and coordination of benefits failure modes.</w:t>
+            </w:r>
+          </w:p>
+          <w:p>
+            <w:pPr>
+              <w:pStyle w:val="ListParagraph"/>
+              <w:numPr>
+                <w:ilvl w:val="0"/>
+                <w:numId w:val="1"/>
+              </w:numPr>
+              <w:spacing w:after="80"/>
+              <w:ind w:left="360"/>
+            </w:pPr>
+            <w:r>
+              <w:rPr>
+                <w:rFonts w:ascii="Calibri" w:cs="Calibri" w:eastAsia="Calibri" w:hAnsi="Calibri"/>
+                <w:color w:val="21272A"/>
+                <w:sz w:val="20"/>
+                <w:szCs w:val="20"/>
+              </w:rPr>
+              <w:t xml:space="preserve">Real-time claims dashboard: volume by line of business, TAT trending, denial driver breakdown.</w:t>
+            </w:r>
+          </w:p>
+          <w:p>
+            <w:pPr>
+              <w:pStyle w:val="ListParagraph"/>
+              <w:numPr>
+                <w:ilvl w:val="0"/>
+                <w:numId w:val="1"/>
+              </w:numPr>
+              <w:spacing w:after="80"/>
+              <w:ind w:left="360"/>
+            </w:pPr>
+            <w:r>
+              <w:rPr>
+                <w:rFonts w:ascii="Calibri" w:cs="Calibri" w:eastAsia="Calibri" w:hAnsi="Calibri"/>
+                <w:color w:val="21272A"/>
+                <w:sz w:val="20"/>
+                <w:szCs w:val="20"/>
+              </w:rPr>
+              <w:t xml:space="preserve">SLA-bound adjudication commitments: average turnaround time reduction target to be agreed at contract.</w:t>
+            </w:r>
+          </w:p>
+          <w:p>
+            <w:pPr>
+              <w:pBdr>
+                <w:left w:val="single" w:color="0F62FE" w:sz="20" w:space="8"/>
+              </w:pBdr>
+              <w:spacing w:after="80" w:before="180"/>
+              <w:ind w:left="120"/>
+            </w:pPr>
+            <w:r>
+              <w:rPr>
+                <w:rFonts w:ascii="Calibri" w:cs="Calibri" w:eastAsia="Calibri" w:hAnsi="Calibri"/>
+                <w:b/>
+                <w:bCs/>
+                <w:color w:val="0F62FE"/>
+                <w:sz w:val="22"/>
+                <w:szCs w:val="22"/>
+              </w:rPr>
+              <w:t xml:space="preserve">Claims Metrics That Will Be Tracked</w:t>
+            </w:r>
+          </w:p>
+          <w:p>
+            <w:pPr>
+              <w:pStyle w:val="ListParagraph"/>
+              <w:numPr>
+                <w:ilvl w:val="0"/>
+                <w:numId w:val="1"/>
+              </w:numPr>
+              <w:spacing w:after="80"/>
+              <w:ind w:left="360"/>
+            </w:pPr>
+            <w:r>
+              <w:rPr>
+                <w:rFonts w:ascii="Calibri" w:cs="Calibri" w:eastAsia="Calibri" w:hAnsi="Calibri"/>
+                <w:color w:val="21272A"/>
+                <w:sz w:val="20"/>
+                <w:szCs w:val="20"/>
+              </w:rPr>
+              <w:t xml:space="preserve">Claims received daily — volume trend and year-over-year comparison.</w:t>
+            </w:r>
+          </w:p>
+          <w:p>
+            <w:pPr>
+              <w:pStyle w:val="ListParagraph"/>
+              <w:numPr>
+                <w:ilvl w:val="0"/>
+                <w:numId w:val="1"/>
+              </w:numPr>
+              <w:spacing w:after="80"/>
+              <w:ind w:left="360"/>
+            </w:pPr>
+            <w:r>
+              <w:rPr>
+                <w:rFonts w:ascii="Calibri" w:cs="Calibri" w:eastAsia="Calibri" w:hAnsi="Calibri"/>
+                <w:color w:val="21272A"/>
+                <w:sz w:val="20"/>
+                <w:szCs w:val="20"/>
+              </w:rPr>
+              <w:t xml:space="preserve">Claims in adjudication — queue depth and aging by payer class.</w:t>
+            </w:r>
+          </w:p>
+          <w:p>
+            <w:pPr>
+              <w:pStyle w:val="ListParagraph"/>
+              <w:numPr>
+                <w:ilvl w:val="0"/>
+                <w:numId w:val="1"/>
+              </w:numPr>
+              <w:spacing w:after="80"/>
+              <w:ind w:left="360"/>
+            </w:pPr>
+            <w:r>
+              <w:rPr>
+                <w:rFonts w:ascii="Calibri" w:cs="Calibri" w:eastAsia="Calibri" w:hAnsi="Calibri"/>
+                <w:color w:val="21272A"/>
+                <w:sz w:val="20"/>
+                <w:szCs w:val="20"/>
+              </w:rPr>
+              <w:t xml:space="preserve">Auto-adjudication rate — target improvement trajectory over programme life.</w:t>
+            </w:r>
+          </w:p>
+          <w:p>
+            <w:pPr>
+              <w:pStyle w:val="ListParagraph"/>
+              <w:numPr>
+                <w:ilvl w:val="0"/>
+                <w:numId w:val="1"/>
+              </w:numPr>
+              <w:spacing w:after="80"/>
+              <w:ind w:left="360"/>
+            </w:pPr>
+            <w:r>
+              <w:rPr>
+                <w:rFonts w:ascii="Calibri" w:cs="Calibri" w:eastAsia="Calibri" w:hAnsi="Calibri"/>
+                <w:color w:val="21272A"/>
+                <w:sz w:val="20"/>
+                <w:szCs w:val="20"/>
+              </w:rPr>
+              <w:t xml:space="preserve">Denial rate by denial code — top-5 denial reasons tracked monthly.</w:t>
+            </w:r>
+          </w:p>
+          <w:p>
+            <w:pPr>
+              <w:pStyle w:val="ListParagraph"/>
+              <w:numPr>
+                <w:ilvl w:val="0"/>
+                <w:numId w:val="1"/>
+              </w:numPr>
+              <w:spacing w:after="80"/>
+              <w:ind w:left="360"/>
+            </w:pPr>
+            <w:r>
+              <w:rPr>
+                <w:rFonts w:ascii="Calibri" w:cs="Calibri" w:eastAsia="Calibri" w:hAnsi="Calibri"/>
+                <w:color w:val="21272A"/>
+                <w:sz w:val="20"/>
+                <w:szCs w:val="20"/>
+              </w:rPr>
+              <w:t xml:space="preserve">Average turnaround days — actuals vs. SLA commitment.</w:t>
+            </w:r>
+          </w:p>
+        </w:tc>
+        <w:tc>
+          <w:tcPr>
+            <w:tcW w:type="dxa" w:w="4320"/>
+            <w:tcBorders>
+              <w:top w:val="single" w:color="FFFFFF" w:sz="0"/>
+              <w:left w:val="single" w:color="FFFFFF" w:sz="0"/>
+              <w:bottom w:val="single" w:color="FFFFFF" w:sz="0"/>
+              <w:right w:val="single" w:color="FFFFFF" w:sz="0"/>
+            </w:tcBorders>
+            <w:tcMar>
+              <w:left w:type="dxa" w:w="220"/>
+            </w:tcMar>
+          </w:tcPr>
+          <w:p>
+            <w:pPr>
+              <w:spacing w:after="100" w:before="80"/>
+            </w:pPr>
+            <w:r>
+              <w:rPr>
+                <w:rFonts w:ascii="Calibri" w:cs="Calibri" w:eastAsia="Calibri" w:hAnsi="Calibri"/>
+                <w:b/>
+                <w:bCs/>
+                <w:color w:val="001141"/>
+                <w:sz w:val="26"/>
+                <w:szCs w:val="26"/>
+              </w:rPr>
+              <w:t xml:space="preserve">Prior Authorization: AI-Assisted Review</w:t>
+            </w:r>
+          </w:p>
+          <w:p>
+            <w:pPr>
+              <w:spacing w:after="100"/>
+              <w:jc w:val="both"/>
+            </w:pPr>
+            <w:r>
+              <w:rPr>
+                <w:rFonts w:ascii="Calibri" w:cs="Calibri" w:eastAsia="Calibri" w:hAnsi="Calibri"/>
+                <w:color w:val="21272A"/>
+                <w:sz w:val="20"/>
+                <w:szCs w:val="20"/>
+              </w:rPr>
+              <w:t xml:space="preserve">Prior authorization is a significant operational and member experience pressure point. Horizon's current backlog and review cycle times create friction for providers and members alike. IBM will deploy AI-assisted review tooling to triage and prioritise requests, identify auto-approvable cases, and flag clinically complex cases for expedited human review.</w:t>
+            </w:r>
+          </w:p>
+          <w:p>
+            <w:pPr>
+              <w:pBdr>
+                <w:left w:val="single" w:color="0F62FE" w:sz="20" w:space="8"/>
+              </w:pBdr>
+              <w:spacing w:after="80" w:before="180"/>
+              <w:ind w:left="120"/>
+            </w:pPr>
+            <w:r>
+              <w:rPr>
+                <w:rFonts w:ascii="Calibri" w:cs="Calibri" w:eastAsia="Calibri" w:hAnsi="Calibri"/>
+                <w:b/>
+                <w:bCs/>
+                <w:color w:val="0F62FE"/>
+                <w:sz w:val="22"/>
+                <w:szCs w:val="22"/>
+              </w:rPr>
+              <w:t xml:space="preserve">Prior Auth Metrics That Will Be Tracked</w:t>
+            </w:r>
+          </w:p>
+          <w:tbl>
+            <w:tblPr>
+              <w:tblW w:type="dxa" w:w="9072"/>
+              <w:tblBorders>
+                <w:top w:val="single" w:color="auto" w:sz="4"/>
+                <w:left w:val="single" w:color="auto" w:sz="4"/>
+                <w:bottom w:val="single" w:color="auto" w:sz="4"/>
+                <w:right w:val="single" w:color="auto" w:sz="4"/>
+                <w:insideH w:val="single" w:color="auto" w:sz="4"/>
+                <w:insideV w:val="single" w:color="auto" w:sz="4"/>
+              </w:tblBorders>
+              <w:tblLayout w:type="fixed"/>
+            </w:tblPr>
+            <w:tblGrid>
+              <w:gridCol w:w="100"/>
+              <w:gridCol w:w="100"/>
+            </w:tblGrid>
+            <w:tr>
+              <w:trPr>
+                <w:tblHeader/>
+              </w:trPr>
+              <w:tc>
+                <w:tcPr>
+                  <w:tcW w:type="dxa" w:w="3000"/>
+                  <w:shd w:fill="001141" w:val="clear"/>
+                  <w:tcMar>
+                    <w:top w:type="dxa" w:w="60"/>
+                    <w:left w:type="dxa" w:w="80"/>
+                    <w:bottom w:type="dxa" w:w="60"/>
+                    <w:right w:type="dxa" w:w="80"/>
+                  </w:tcMar>
+                </w:tcPr>
+                <w:p>
+                  <w:pPr>
+                    <w:spacing w:after="60" w:before="60"/>
+                    <w:jc w:val="center"/>
+                  </w:pPr>
+                  <w:r>
+                    <w:rPr>
+                      <w:rFonts w:ascii="Calibri" w:cs="Calibri" w:eastAsia="Calibri" w:hAnsi="Calibri"/>
+                      <w:b/>
+                      <w:bCs/>
+                      <w:color w:val="FFFFFF"/>
+                      <w:sz w:val="19"/>
+                      <w:szCs w:val="19"/>
+                    </w:rPr>
+                    <w:t xml:space="preserve">Metric</w:t>
+                  </w:r>
+                </w:p>
+              </w:tc>
+              <w:tc>
+                <w:tcPr>
+                  <w:tcW w:type="dxa" w:w="3960"/>
+                  <w:shd w:fill="001141" w:val="clear"/>
+                  <w:tcMar>
+                    <w:top w:type="dxa" w:w="60"/>
+                    <w:left w:type="dxa" w:w="80"/>
+                    <w:bottom w:type="dxa" w:w="60"/>
+                    <w:right w:type="dxa" w:w="80"/>
+                  </w:tcMar>
+                </w:tcPr>
+                <w:p>
+                  <w:pPr>
+                    <w:spacing w:after="60" w:before="60"/>
+                    <w:jc w:val="center"/>
+                  </w:pPr>
+                  <w:r>
+                    <w:rPr>
+                      <w:rFonts w:ascii="Calibri" w:cs="Calibri" w:eastAsia="Calibri" w:hAnsi="Calibri"/>
+                      <w:b/>
+                      <w:bCs/>
+                      <w:color w:val="FFFFFF"/>
+                      <w:sz w:val="19"/>
+                      <w:szCs w:val="19"/>
+                    </w:rPr>
+                    <w:t xml:space="preserve">Target Direction</w:t>
+                  </w:r>
+                </w:p>
+              </w:tc>
+            </w:tr>
+            <w:tr>
+              <w:tc>
+                <w:tcPr>
+                  <w:tcW w:type="dxa" w:w="3000"/>
+                  <w:shd w:fill="FFFFFF" w:val="clear"/>
+                  <w:tcMar>
+                    <w:top w:type="dxa" w:w="50"/>
+                    <w:left w:type="dxa" w:w="80"/>
+                    <w:bottom w:type="dxa" w:w="50"/>
+                    <w:right w:type="dxa" w:w="80"/>
+                  </w:tcMar>
+                  <w:vAlign w:val="center"/>
+                </w:tcPr>
+                <w:p>
+                  <w:pPr>
+                    <w:spacing w:after="50" w:before="50"/>
+                  </w:pPr>
+                  <w:r>
+                    <w:rPr>
+                      <w:rFonts w:ascii="Calibri" w:cs="Calibri" w:eastAsia="Calibri" w:hAnsi="Calibri"/>
+                      <w:b/>
+                      <w:bCs/>
+                      <w:color w:val="21272A"/>
+                      <w:sz w:val="19"/>
+                      <w:szCs w:val="19"/>
+                    </w:rPr>
+                    <w:t xml:space="preserve">Requests Received Daily</w:t>
+                  </w:r>
+                </w:p>
+              </w:tc>
+              <w:tc>
+                <w:tcPr>
+                  <w:tcW w:type="dxa" w:w="3960"/>
+                  <w:shd w:fill="FFFFFF" w:val="clear"/>
+                  <w:tcMar>
+                    <w:top w:type="dxa" w:w="50"/>
+                    <w:left w:type="dxa" w:w="80"/>
+                    <w:bottom w:type="dxa" w:w="50"/>
+                    <w:right w:type="dxa" w:w="80"/>
+                  </w:tcMar>
+                  <w:vAlign w:val="center"/>
+                </w:tcPr>
+                <w:p>
+                  <w:pPr>
+                    <w:spacing w:after="50" w:before="50"/>
+                  </w:pPr>
+                  <w:r>
+                    <w:rPr>
+                      <w:rFonts w:ascii="Calibri" w:cs="Calibri" w:eastAsia="Calibri" w:hAnsi="Calibri"/>
+                      <w:color w:val="21272A"/>
+                      <w:sz w:val="19"/>
+                      <w:szCs w:val="19"/>
+                    </w:rPr>
+                    <w:t xml:space="preserve">Trend monitored weekly</w:t>
+                  </w:r>
+                </w:p>
+              </w:tc>
+            </w:tr>
+            <w:tr>
+              <w:tc>
+                <w:tcPr>
+                  <w:tcW w:type="dxa" w:w="3000"/>
+                  <w:shd w:fill="EEF4FF" w:val="clear"/>
+                  <w:tcMar>
+                    <w:top w:type="dxa" w:w="50"/>
+                    <w:left w:type="dxa" w:w="80"/>
+                    <w:bottom w:type="dxa" w:w="50"/>
+                    <w:right w:type="dxa" w:w="80"/>
+                  </w:tcMar>
+                  <w:vAlign w:val="center"/>
+                </w:tcPr>
+                <w:p>
+                  <w:pPr>
+                    <w:spacing w:after="50" w:before="50"/>
+                  </w:pPr>
+                  <w:r>
+                    <w:rPr>
+                      <w:rFonts w:ascii="Calibri" w:cs="Calibri" w:eastAsia="Calibri" w:hAnsi="Calibri"/>
+                      <w:b/>
+                      <w:bCs/>
+                      <w:color w:val="21272A"/>
+                      <w:sz w:val="19"/>
+                      <w:szCs w:val="19"/>
+                    </w:rPr>
+                    <w:t xml:space="preserve">Average Review Hours</w:t>
+                  </w:r>
+                </w:p>
+              </w:tc>
+              <w:tc>
+                <w:tcPr>
+                  <w:tcW w:type="dxa" w:w="3960"/>
+                  <w:shd w:fill="EEF4FF" w:val="clear"/>
+                  <w:tcMar>
+                    <w:top w:type="dxa" w:w="50"/>
+                    <w:left w:type="dxa" w:w="80"/>
+                    <w:bottom w:type="dxa" w:w="50"/>
+                    <w:right w:type="dxa" w:w="80"/>
+                  </w:tcMar>
+                  <w:vAlign w:val="center"/>
+                </w:tcPr>
+                <w:p>
+                  <w:pPr>
+                    <w:spacing w:after="50" w:before="50"/>
+                  </w:pPr>
+                  <w:r>
+                    <w:rPr>
+                      <w:rFonts w:ascii="Calibri" w:cs="Calibri" w:eastAsia="Calibri" w:hAnsi="Calibri"/>
+                      <w:color w:val="21272A"/>
+                      <w:sz w:val="19"/>
+                      <w:szCs w:val="19"/>
+                    </w:rPr>
+                    <w:t xml:space="preserve">Reduction target (baseline to agreed)</w:t>
+                  </w:r>
+                </w:p>
+              </w:tc>
+            </w:tr>
+            <w:tr>
+              <w:tc>
+                <w:tcPr>
+                  <w:tcW w:type="dxa" w:w="3000"/>
+                  <w:shd w:fill="FFFFFF" w:val="clear"/>
+                  <w:tcMar>
+                    <w:top w:type="dxa" w:w="50"/>
+                    <w:left w:type="dxa" w:w="80"/>
+                    <w:bottom w:type="dxa" w:w="50"/>
+                    <w:right w:type="dxa" w:w="80"/>
+                  </w:tcMar>
+                  <w:vAlign w:val="center"/>
+                </w:tcPr>
+                <w:p>
+                  <w:pPr>
+                    <w:spacing w:after="50" w:before="50"/>
+                  </w:pPr>
+                  <w:r>
+                    <w:rPr>
+                      <w:rFonts w:ascii="Calibri" w:cs="Calibri" w:eastAsia="Calibri" w:hAnsi="Calibri"/>
+                      <w:b/>
+                      <w:bCs/>
+                      <w:color w:val="21272A"/>
+                      <w:sz w:val="19"/>
+                      <w:szCs w:val="19"/>
+                    </w:rPr>
+                    <w:t xml:space="preserve">Urgent Request SLA</w:t>
+                  </w:r>
+                </w:p>
+              </w:tc>
+              <w:tc>
+                <w:tcPr>
+                  <w:tcW w:type="dxa" w:w="3960"/>
+                  <w:shd w:fill="FFFFFF" w:val="clear"/>
+                  <w:tcMar>
+                    <w:top w:type="dxa" w:w="50"/>
+                    <w:left w:type="dxa" w:w="80"/>
+                    <w:bottom w:type="dxa" w:w="50"/>
+                    <w:right w:type="dxa" w:w="80"/>
+                  </w:tcMar>
+                  <w:vAlign w:val="center"/>
+                </w:tcPr>
+                <w:p>
+                  <w:pPr>
+                    <w:spacing w:after="50" w:before="50"/>
+                  </w:pPr>
+                  <w:r>
+                    <w:rPr>
+                      <w:rFonts w:ascii="Calibri" w:cs="Calibri" w:eastAsia="Calibri" w:hAnsi="Calibri"/>
+                      <w:color w:val="21272A"/>
+                      <w:sz w:val="19"/>
+                      <w:szCs w:val="19"/>
+                    </w:rPr>
+                    <w:t xml:space="preserve">100% within 72-hr regulatory SLA</w:t>
+                  </w:r>
+                </w:p>
+              </w:tc>
+            </w:tr>
+            <w:tr>
+              <w:tc>
+                <w:tcPr>
+                  <w:tcW w:type="dxa" w:w="3000"/>
+                  <w:shd w:fill="EEF4FF" w:val="clear"/>
+                  <w:tcMar>
+                    <w:top w:type="dxa" w:w="50"/>
+                    <w:left w:type="dxa" w:w="80"/>
+                    <w:bottom w:type="dxa" w:w="50"/>
+                    <w:right w:type="dxa" w:w="80"/>
+                  </w:tcMar>
+                  <w:vAlign w:val="center"/>
+                </w:tcPr>
+                <w:p>
+                  <w:pPr>
+                    <w:spacing w:after="50" w:before="50"/>
+                  </w:pPr>
+                  <w:r>
+                    <w:rPr>
+                      <w:rFonts w:ascii="Calibri" w:cs="Calibri" w:eastAsia="Calibri" w:hAnsi="Calibri"/>
+                      <w:b/>
+                      <w:bCs/>
+                      <w:color w:val="21272A"/>
+                      <w:sz w:val="19"/>
+                      <w:szCs w:val="19"/>
+                    </w:rPr>
+                    <w:t xml:space="preserve">Backlog Size</w:t>
+                  </w:r>
+                </w:p>
+              </w:tc>
+              <w:tc>
+                <w:tcPr>
+                  <w:tcW w:type="dxa" w:w="3960"/>
+                  <w:shd w:fill="EEF4FF" w:val="clear"/>
+                  <w:tcMar>
+                    <w:top w:type="dxa" w:w="50"/>
+                    <w:left w:type="dxa" w:w="80"/>
+                    <w:bottom w:type="dxa" w:w="50"/>
+                    <w:right w:type="dxa" w:w="80"/>
+                  </w:tcMar>
+                  <w:vAlign w:val="center"/>
+                </w:tcPr>
+                <w:p>
+                  <w:pPr>
+                    <w:spacing w:after="50" w:before="50"/>
+                  </w:pPr>
+                  <w:r>
+                    <w:rPr>
+                      <w:rFonts w:ascii="Calibri" w:cs="Calibri" w:eastAsia="Calibri" w:hAnsi="Calibri"/>
+                      <w:color w:val="21272A"/>
+                      <w:sz w:val="19"/>
+                      <w:szCs w:val="19"/>
+                    </w:rPr>
+                    <w:t xml:space="preserve">Reduction tracked monthly</w:t>
+                  </w:r>
+                </w:p>
+              </w:tc>
+            </w:tr>
+            <w:tr>
+              <w:tc>
+                <w:tcPr>
+                  <w:tcW w:type="dxa" w:w="3000"/>
+                  <w:shd w:fill="FFFFFF" w:val="clear"/>
+                  <w:tcMar>
+                    <w:top w:type="dxa" w:w="50"/>
+                    <w:left w:type="dxa" w:w="80"/>
+                    <w:bottom w:type="dxa" w:w="50"/>
+                    <w:right w:type="dxa" w:w="80"/>
+                  </w:tcMar>
+                  <w:vAlign w:val="center"/>
+                </w:tcPr>
+                <w:p>
+                  <w:pPr>
+                    <w:spacing w:after="50" w:before="50"/>
+                  </w:pPr>
+                  <w:r>
+                    <w:rPr>
+                      <w:rFonts w:ascii="Calibri" w:cs="Calibri" w:eastAsia="Calibri" w:hAnsi="Calibri"/>
+                      <w:b/>
+                      <w:bCs/>
+                      <w:color w:val="21272A"/>
+                      <w:sz w:val="19"/>
+                      <w:szCs w:val="19"/>
+                    </w:rPr>
+                    <w:t xml:space="preserve">Auto-Approval Rate (low-risk)</w:t>
+                  </w:r>
+                </w:p>
+              </w:tc>
+              <w:tc>
+                <w:tcPr>
+                  <w:tcW w:type="dxa" w:w="3960"/>
+                  <w:shd w:fill="FFFFFF" w:val="clear"/>
+                  <w:tcMar>
+                    <w:top w:type="dxa" w:w="50"/>
+                    <w:left w:type="dxa" w:w="80"/>
+                    <w:bottom w:type="dxa" w:w="50"/>
+                    <w:right w:type="dxa" w:w="80"/>
+                  </w:tcMar>
+                  <w:vAlign w:val="center"/>
+                </w:tcPr>
+                <w:p>
+                  <w:pPr>
+                    <w:spacing w:after="50" w:before="50"/>
+                  </w:pPr>
+                  <w:r>
+                    <w:rPr>
+                      <w:rFonts w:ascii="Calibri" w:cs="Calibri" w:eastAsia="Calibri" w:hAnsi="Calibri"/>
+                      <w:color w:val="21272A"/>
+                      <w:sz w:val="19"/>
+                      <w:szCs w:val="19"/>
+                    </w:rPr>
+                    <w:t xml:space="preserve">Increase target: &gt;40% by Month 12</w:t>
+                  </w:r>
+                </w:p>
+              </w:tc>
+            </w:tr>
+            <w:tr>
+              <w:tc>
+                <w:tcPr>
+                  <w:tcW w:type="dxa" w:w="3000"/>
+                  <w:shd w:fill="EEF4FF" w:val="clear"/>
+                  <w:tcMar>
+                    <w:top w:type="dxa" w:w="50"/>
+                    <w:left w:type="dxa" w:w="80"/>
+                    <w:bottom w:type="dxa" w:w="50"/>
+                    <w:right w:type="dxa" w:w="80"/>
+                  </w:tcMar>
+                  <w:vAlign w:val="center"/>
+                </w:tcPr>
+                <w:p>
+                  <w:pPr>
+                    <w:spacing w:after="50" w:before="50"/>
+                  </w:pPr>
+                  <w:r>
+                    <w:rPr>
+                      <w:rFonts w:ascii="Calibri" w:cs="Calibri" w:eastAsia="Calibri" w:hAnsi="Calibri"/>
+                      <w:b/>
+                      <w:bCs/>
+                      <w:color w:val="21272A"/>
+                      <w:sz w:val="19"/>
+                      <w:szCs w:val="19"/>
+                    </w:rPr>
+                    <w:t xml:space="preserve">Top Procedure Approval Rates</w:t>
+                  </w:r>
+                </w:p>
+              </w:tc>
+              <w:tc>
+                <w:tcPr>
+                  <w:tcW w:type="dxa" w:w="3960"/>
+                  <w:shd w:fill="EEF4FF" w:val="clear"/>
+                  <w:tcMar>
+                    <w:top w:type="dxa" w:w="50"/>
+                    <w:left w:type="dxa" w:w="80"/>
+                    <w:bottom w:type="dxa" w:w="50"/>
+                    <w:right w:type="dxa" w:w="80"/>
+                  </w:tcMar>
+                  <w:vAlign w:val="center"/>
+                </w:tcPr>
+                <w:p>
+                  <w:pPr>
+                    <w:spacing w:after="50" w:before="50"/>
+                  </w:pPr>
+                  <w:r>
+                    <w:rPr>
+                      <w:rFonts w:ascii="Calibri" w:cs="Calibri" w:eastAsia="Calibri" w:hAnsi="Calibri"/>
+                      <w:color w:val="21272A"/>
+                      <w:sz w:val="19"/>
+                      <w:szCs w:val="19"/>
+                    </w:rPr>
+                    <w:t xml:space="preserve">Category-level variance monitoring</w:t>
+                  </w:r>
+                </w:p>
+              </w:tc>
+            </w:tr>
+          </w:tbl>
+          <w:p>
+            <w:pPr>
+              <w:spacing w:after="40"/>
+            </w:pPr>
+            <w:r>
+              <w:rPr>
+                <w:rFonts w:ascii="Calibri" w:cs="Calibri" w:eastAsia="Calibri" w:hAnsi="Calibri"/>
+              </w:rPr>
+              <w:t xml:space="preserve"/>
+            </w:r>
+          </w:p>
+          <w:tbl>
+            <w:tblPr>
+              <w:tblW w:type="dxa" w:w="9072"/>
+              <w:tblBorders>
+                <w:top w:val="single" w:color="FFFFFF" w:sz="0"/>
+                <w:left w:val="single" w:color="FFFFFF" w:sz="0"/>
+                <w:bottom w:val="single" w:color="FFFFFF" w:sz="0"/>
+                <w:right w:val="single" w:color="FFFFFF" w:sz="0"/>
+                <w:insideH w:val="single" w:color="auto" w:sz="4"/>
+                <w:insideV w:val="single" w:color="auto" w:sz="4"/>
+              </w:tblBorders>
+              <w:tblLayout w:type="fixed"/>
+            </w:tblPr>
+            <w:tblGrid>
+              <w:gridCol w:w="100"/>
+            </w:tblGrid>
+            <w:tr>
+              <w:tc>
+                <w:tcPr>
+                  <w:tcBorders>
+                    <w:top w:val="single" w:color="FFFFFF" w:sz="0"/>
+                    <w:left w:val="single" w:color="198038" w:sz="28"/>
+                    <w:bottom w:val="single" w:color="FFFFFF" w:sz="0"/>
+                    <w:right w:val="single" w:color="FFFFFF" w:sz="0"/>
+                  </w:tcBorders>
+                  <w:shd w:fill="DEFBE6" w:val="clear"/>
+                  <w:tcMar>
+                    <w:top w:type="dxa" w:w="160"/>
+                    <w:left w:type="dxa" w:w="280"/>
+                    <w:bottom w:type="dxa" w:w="160"/>
+                    <w:right w:type="dxa" w:w="280"/>
+                  </w:tcMar>
+                </w:tcPr>
+                <w:p>
+                  <w:pPr>
+                    <w:spacing w:after="80" w:before="80"/>
+                    <w:jc w:val="both"/>
+                  </w:pPr>
+                  <w:r>
+                    <w:rPr>
+                      <w:rFonts w:ascii="Calibri" w:cs="Calibri" w:eastAsia="Calibri" w:hAnsi="Calibri"/>
+                      <w:b/>
+                      <w:bCs/>
+                      <w:color w:val="001141"/>
+                      <w:sz w:val="21"/>
+                      <w:szCs w:val="21"/>
+                    </w:rPr>
+                    <w:t xml:space="preserve">Target: </w:t>
+                  </w:r>
+                  <w:r>
+                    <w:rPr>
+                      <w:rFonts w:ascii="Calibri" w:cs="Calibri" w:eastAsia="Calibri" w:hAnsi="Calibri"/>
+                      <w:color w:val="21272A"/>
+                      <w:sz w:val="21"/>
+                      <w:szCs w:val="21"/>
+                    </w:rPr>
+                    <w:t xml:space="preserve">100% of urgent prior auth requests resolved within regulatory SLA. AI-assisted triage to reduce average review time by 30%+ within 12 months.</w:t>
+                  </w:r>
+                </w:p>
+              </w:tc>
+            </w:tr>
+          </w:tbl>
+          <w:p/>
+        </w:tc>
+      </w:tr>
+    </w:tbl>
+    <w:p>
+      <w:pPr>
+        <w:spacing w:after="40"/>
+      </w:pPr>
+      <w:r>
+        <w:rPr>
+          <w:rFonts w:ascii="Calibri" w:cs="Calibri" w:eastAsia="Calibri" w:hAnsi="Calibri"/>
+        </w:rPr>
+        <w:t xml:space="preserve"/>
+      </w:r>
+    </w:p>
+    <w:p>
+      <w:pPr>
+        <w:spacing w:after="60" w:before="120"/>
+        <w:jc w:val="center"/>
+      </w:pPr>
+      <w:r>
+        <w:drawing>
+          <wp:inline distT="0" distB="0" distL="0" distR="0">
+            <wp:extent cx="6477000" cy="4048125"/>
+            <wp:effectExtent t="0" r="0" b="0" l="0"/>
+            <wp:docPr id="1" name="" descr="" title=""/>
+            <wp:cNvGraphicFramePr>
+              <a:graphicFrameLocks xmlns:a="http://schemas.openxmlformats.org/drawingml/2006/main" noChangeAspect="1"/>
+            </wp:cNvGraphicFramePr>
+            <a:graphic xmlns:a="http://schemas.openxmlformats.org/drawingml/2006/main">
+              <a:graphicData uri="http://schemas.openxmlformats.org/drawingml/2006/picture">
+                <pic:pic xmlns:pic="http://schemas.openxmlformats.org/drawingml/2006/picture">
+                  <pic:nvPicPr>
+                    <pic:cNvPr id="0" name="" descr=""/>
+                    <pic:cNvPicPr>
+                      <a:picLocks noChangeAspect="1" noChangeArrowheads="1"/>
+                    </pic:cNvPicPr>
+                  </pic:nvPicPr>
+                  <pic:blipFill>
+                    <a:blip r:embed="rId12" cstate="none"/>
+                    <a:srcRect/>
+                    <a:stretch>
+                      <a:fillRect/>
+                    </a:stretch>
+                  </pic:blipFill>
+                  <pic:spPr bwMode="auto">
+                    <a:xfrm>
+                      <a:off x="0" y="0"/>
+                      <a:ext cx="6477000" cy="4048125"/>
+                    </a:xfrm>
+                    <a:prstGeom prst="rect">
+                      <a:avLst/>
+                    </a:prstGeom>
+                  </pic:spPr>
+                </pic:pic>
+              </a:graphicData>
+            </a:graphic>
+          </wp:inline>
+        </w:drawing>
+      </w:r>
+    </w:p>
+    <w:p>
+      <w:pPr>
+        <w:spacing w:after="200"/>
+        <w:jc w:val="center"/>
+      </w:pPr>
+      <w:r>
+        <w:rPr>
+          <w:rFonts w:ascii="Calibri" w:cs="Calibri" w:eastAsia="Calibri" w:hAnsi="Calibri"/>
+          <w:i/>
+          <w:iCs/>
+          <w:color w:val="6F6F6F"/>
+          <w:sz w:val="17"/>
+          <w:szCs w:val="17"/>
+        </w:rPr>
+        <w:t xml:space="preserve">Figure 6: CareOps360 Claims Operations Dashboard — daily volume, adjudication queue, settlement metrics, auto-adjudication rate, and top denial reasons. Illustrative data shown; live metrics populated on go-live.</w:t>
+      </w:r>
+    </w:p>
+    <w:p>
+      <w:r>
+        <w:br w:type="page"/>
+      </w:r>
+    </w:p>
+    <w:p>
+      <w:pPr>
+        <w:pBdr>
+          <w:bottom w:val="single" w:color="0F62FE" w:sz="4" w:space="4"/>
+        </w:pBdr>
+        <w:spacing w:after="80" w:before="240"/>
+      </w:pPr>
+      <w:r>
+        <w:rPr>
+          <w:rFonts w:ascii="Calibri" w:cs="Calibri" w:eastAsia="Calibri" w:hAnsi="Calibri"/>
+          <w:b/>
+          <w:bCs/>
+          <w:color w:val="001141"/>
+          <w:sz w:val="44"/>
+          <w:szCs w:val="44"/>
+        </w:rPr>
+        <w:t xml:space="preserve">Enrollment Intelligence &amp; AI-Assisted Intake</w:t>
+      </w:r>
+    </w:p>
+    <w:p>
+      <w:pPr>
+        <w:spacing w:after="200"/>
+      </w:pPr>
+      <w:r>
+        <w:rPr>
+          <w:rFonts w:ascii="Calibri" w:cs="Calibri" w:eastAsia="Calibri" w:hAnsi="Calibri"/>
+          <w:i/>
+          <w:iCs/>
+          <w:color w:val="6F6F6F"/>
+          <w:sz w:val="22"/>
+          <w:szCs w:val="22"/>
+        </w:rPr>
+        <w:t xml:space="preserve">From Manual Queue Management to Autonomous, Predictive Enrollment Operations</w:t>
+      </w:r>
+    </w:p>
+    <w:tbl>
+      <w:tblPr>
+        <w:tblW w:type="dxa" w:w="9072"/>
+        <w:tblBorders>
+          <w:top w:val="single" w:color="FFFFFF" w:sz="0"/>
+          <w:left w:val="single" w:color="FFFFFF" w:sz="0"/>
+          <w:bottom w:val="single" w:color="FFFFFF" w:sz="0"/>
+          <w:right w:val="single" w:color="FFFFFF" w:sz="0"/>
+          <w:insideH w:val="single" w:color="auto" w:sz="4"/>
+          <w:insideV w:val="single" w:color="auto" w:sz="4"/>
+        </w:tblBorders>
+        <w:tblLayout w:type="fixed"/>
+      </w:tblPr>
+      <w:tblGrid>
+        <w:gridCol w:w="100"/>
+        <w:gridCol w:w="100"/>
+      </w:tblGrid>
+      <w:tr>
+        <w:tc>
+          <w:tcPr>
+            <w:tcW w:type="dxa" w:w="4320"/>
+            <w:tcBorders>
+              <w:top w:val="single" w:color="FFFFFF" w:sz="0"/>
+              <w:left w:val="single" w:color="FFFFFF" w:sz="0"/>
+              <w:bottom w:val="single" w:color="FFFFFF" w:sz="0"/>
+              <w:right w:val="single" w:color="FFFFFF" w:sz="0"/>
+            </w:tcBorders>
+            <w:tcMar>
+              <w:right w:type="dxa" w:w="220"/>
+            </w:tcMar>
+          </w:tcPr>
+          <w:p>
+            <w:pPr>
+              <w:spacing w:after="100" w:before="80"/>
+            </w:pPr>
+            <w:r>
+              <w:rPr>
+                <w:rFonts w:ascii="Calibri" w:cs="Calibri" w:eastAsia="Calibri" w:hAnsi="Calibri"/>
+                <w:b/>
+                <w:bCs/>
+                <w:color w:val="001141"/>
+                <w:sz w:val="26"/>
+                <w:szCs w:val="26"/>
+              </w:rPr>
+              <w:t xml:space="preserve">The Enrollment Challenge at Horizon</w:t>
+            </w:r>
+          </w:p>
+          <w:p>
+            <w:pPr>
+              <w:spacing w:after="100"/>
+              <w:jc w:val="both"/>
+            </w:pPr>
+            <w:r>
+              <w:rPr>
+                <w:rFonts w:ascii="Calibri" w:cs="Calibri" w:eastAsia="Calibri" w:hAnsi="Calibri"/>
+                <w:color w:val="21272A"/>
+                <w:sz w:val="20"/>
+                <w:szCs w:val="20"/>
+              </w:rPr>
+              <w:t xml:space="preserve">Horizon's enrollment pipeline processes tens of thousands of records across individual, group, and government segments — with high volumes during open enrollment periods creating significant operational risk. Manual validation, eligibility matching, and exception handling consume substantial operational capacity and introduce SLA risk when not actively monitored.</w:t>
+            </w:r>
+          </w:p>
+          <w:p>
+            <w:pPr>
+              <w:spacing w:after="100"/>
+              <w:jc w:val="both"/>
+            </w:pPr>
+            <w:r>
+              <w:rPr>
+                <w:rFonts w:ascii="Calibri" w:cs="Calibri" w:eastAsia="Calibri" w:hAnsi="Calibri"/>
+                <w:color w:val="21272A"/>
+                <w:sz w:val="20"/>
+                <w:szCs w:val="20"/>
+              </w:rPr>
+              <w:t xml:space="preserve">IBM's Enrollment Intelligence solution transforms this from a reactive, queue-management function into a proactive, AI-augmented enrollment operations capability — with real-time visibility into pipeline health, SLA compliance, and AI remediation rates.</w:t>
+            </w:r>
+          </w:p>
+          <w:p>
+            <w:pPr>
+              <w:pBdr>
+                <w:left w:val="single" w:color="0F62FE" w:sz="20" w:space="8"/>
+              </w:pBdr>
+              <w:spacing w:after="80" w:before="180"/>
+              <w:ind w:left="120"/>
+            </w:pPr>
+            <w:r>
+              <w:rPr>
+                <w:rFonts w:ascii="Calibri" w:cs="Calibri" w:eastAsia="Calibri" w:hAnsi="Calibri"/>
+                <w:b/>
+                <w:bCs/>
+                <w:color w:val="0F62FE"/>
+                <w:sz w:val="22"/>
+                <w:szCs w:val="22"/>
+              </w:rPr>
+              <w:t xml:space="preserve">What IBM Will Deliver</w:t>
+            </w:r>
+          </w:p>
+          <w:p>
+            <w:pPr>
+              <w:pStyle w:val="ListParagraph"/>
+              <w:numPr>
+                <w:ilvl w:val="0"/>
+                <w:numId w:val="1"/>
+              </w:numPr>
+              <w:spacing w:after="80"/>
+              <w:ind w:left="360"/>
+            </w:pPr>
+            <w:r>
+              <w:rPr>
+                <w:rFonts w:ascii="Calibri" w:cs="Calibri" w:eastAsia="Calibri" w:hAnsi="Calibri"/>
+                <w:color w:val="21272A"/>
+                <w:sz w:val="20"/>
+                <w:szCs w:val="20"/>
+              </w:rPr>
+              <w:t xml:space="preserve">End-to-end enrollment pipeline monitoring: intake, validation, AI remediation, and syndication.</w:t>
+            </w:r>
+          </w:p>
+          <w:p>
+            <w:pPr>
+              <w:pStyle w:val="ListParagraph"/>
+              <w:numPr>
+                <w:ilvl w:val="0"/>
+                <w:numId w:val="1"/>
+              </w:numPr>
+              <w:spacing w:after="80"/>
+              <w:ind w:left="360"/>
+            </w:pPr>
+            <w:r>
+              <w:rPr>
+                <w:rFonts w:ascii="Calibri" w:cs="Calibri" w:eastAsia="Calibri" w:hAnsi="Calibri"/>
+                <w:color w:val="21272A"/>
+                <w:sz w:val="20"/>
+                <w:szCs w:val="20"/>
+              </w:rPr>
+              <w:t xml:space="preserve">Auto-match rate improvement: AI-assisted eligibility matching reduces manual intervention volumes.</w:t>
+            </w:r>
+          </w:p>
+          <w:p>
+            <w:pPr>
+              <w:pStyle w:val="ListParagraph"/>
+              <w:numPr>
+                <w:ilvl w:val="0"/>
+                <w:numId w:val="1"/>
+              </w:numPr>
+              <w:spacing w:after="80"/>
+              <w:ind w:left="360"/>
+            </w:pPr>
+            <w:r>
+              <w:rPr>
+                <w:rFonts w:ascii="Calibri" w:cs="Calibri" w:eastAsia="Calibri" w:hAnsi="Calibri"/>
+                <w:color w:val="21272A"/>
+                <w:sz w:val="20"/>
+                <w:szCs w:val="20"/>
+              </w:rPr>
+              <w:t xml:space="preserve">Surge detection and capacity modelling: predictive alerts for open enrollment demand spikes.</w:t>
+            </w:r>
+          </w:p>
+          <w:p>
+            <w:pPr>
+              <w:pStyle w:val="ListParagraph"/>
+              <w:numPr>
+                <w:ilvl w:val="0"/>
+                <w:numId w:val="1"/>
+              </w:numPr>
+              <w:spacing w:after="80"/>
+              <w:ind w:left="360"/>
+            </w:pPr>
+            <w:r>
+              <w:rPr>
+                <w:rFonts w:ascii="Calibri" w:cs="Calibri" w:eastAsia="Calibri" w:hAnsi="Calibri"/>
+                <w:color w:val="21272A"/>
+                <w:sz w:val="20"/>
+                <w:szCs w:val="20"/>
+              </w:rPr>
+              <w:t xml:space="preserve">SLA breach alerting: real-time flag when queue health degrades beyond threshold.</w:t>
+            </w:r>
+          </w:p>
+          <w:p>
+            <w:pPr>
+              <w:pStyle w:val="ListParagraph"/>
+              <w:numPr>
+                <w:ilvl w:val="0"/>
+                <w:numId w:val="1"/>
+              </w:numPr>
+              <w:spacing w:after="80"/>
+              <w:ind w:left="360"/>
+            </w:pPr>
+            <w:r>
+              <w:rPr>
+                <w:rFonts w:ascii="Calibri" w:cs="Calibri" w:eastAsia="Calibri" w:hAnsi="Calibri"/>
+                <w:color w:val="21272A"/>
+                <w:sz w:val="20"/>
+                <w:szCs w:val="20"/>
+              </w:rPr>
+              <w:t xml:space="preserve">Compliance &amp; audit trail: full record-level traceability for regulatory examination.</w:t>
+            </w:r>
+          </w:p>
+          <w:p>
+            <w:pPr>
+              <w:pBdr>
+                <w:left w:val="single" w:color="0F62FE" w:sz="20" w:space="8"/>
+              </w:pBdr>
+              <w:spacing w:after="80" w:before="180"/>
+              <w:ind w:left="120"/>
+            </w:pPr>
+            <w:r>
+              <w:rPr>
+                <w:rFonts w:ascii="Calibri" w:cs="Calibri" w:eastAsia="Calibri" w:hAnsi="Calibri"/>
+                <w:b/>
+                <w:bCs/>
+                <w:color w:val="0F62FE"/>
+                <w:sz w:val="22"/>
+                <w:szCs w:val="22"/>
+              </w:rPr>
+              <w:t xml:space="preserve">Enrollment Metrics That Will Be Tracked</w:t>
+            </w:r>
+          </w:p>
+          <w:p>
+            <w:pPr>
+              <w:pStyle w:val="ListParagraph"/>
+              <w:numPr>
+                <w:ilvl w:val="0"/>
+                <w:numId w:val="1"/>
+              </w:numPr>
+              <w:spacing w:after="80"/>
+              <w:ind w:left="360"/>
+            </w:pPr>
+            <w:r>
+              <w:rPr>
+                <w:rFonts w:ascii="Calibri" w:cs="Calibri" w:eastAsia="Calibri" w:hAnsi="Calibri"/>
+                <w:color w:val="21272A"/>
+                <w:sz w:val="20"/>
+                <w:szCs w:val="20"/>
+              </w:rPr>
+              <w:t xml:space="preserve">Time-to-good (intake to validated record) — reduction target agreed at contract baseline.</w:t>
+            </w:r>
+          </w:p>
+          <w:p>
+            <w:pPr>
+              <w:pStyle w:val="ListParagraph"/>
+              <w:numPr>
+                <w:ilvl w:val="0"/>
+                <w:numId w:val="1"/>
+              </w:numPr>
+              <w:spacing w:after="80"/>
+              <w:ind w:left="360"/>
+            </w:pPr>
+            <w:r>
+              <w:rPr>
+                <w:rFonts w:ascii="Calibri" w:cs="Calibri" w:eastAsia="Calibri" w:hAnsi="Calibri"/>
+                <w:color w:val="21272A"/>
+                <w:sz w:val="20"/>
+                <w:szCs w:val="20"/>
+              </w:rPr>
+              <w:t xml:space="preserve">Auto-match rate — AI eligibility matching accuracy, tracked monthly.</w:t>
+            </w:r>
+          </w:p>
+          <w:p>
+            <w:pPr>
+              <w:pStyle w:val="ListParagraph"/>
+              <w:numPr>
+                <w:ilvl w:val="0"/>
+                <w:numId w:val="1"/>
+              </w:numPr>
+              <w:spacing w:after="80"/>
+              <w:ind w:left="360"/>
+            </w:pPr>
+            <w:r>
+              <w:rPr>
+                <w:rFonts w:ascii="Calibri" w:cs="Calibri" w:eastAsia="Calibri" w:hAnsi="Calibri"/>
+                <w:color w:val="21272A"/>
+                <w:sz w:val="20"/>
+                <w:szCs w:val="20"/>
+              </w:rPr>
+              <w:t xml:space="preserve">Manual intervention rate — percentage of records requiring human review.</w:t>
+            </w:r>
+          </w:p>
+          <w:p>
+            <w:pPr>
+              <w:pStyle w:val="ListParagraph"/>
+              <w:numPr>
+                <w:ilvl w:val="0"/>
+                <w:numId w:val="1"/>
+              </w:numPr>
+              <w:spacing w:after="80"/>
+              <w:ind w:left="360"/>
+            </w:pPr>
+            <w:r>
+              <w:rPr>
+                <w:rFonts w:ascii="Calibri" w:cs="Calibri" w:eastAsia="Calibri" w:hAnsi="Calibri"/>
+                <w:color w:val="21272A"/>
+                <w:sz w:val="20"/>
+                <w:szCs w:val="20"/>
+              </w:rPr>
+              <w:t xml:space="preserve">Records in queue — real-time queue depth with aging breakdown.</w:t>
+            </w:r>
+          </w:p>
+          <w:p>
+            <w:pPr>
+              <w:pStyle w:val="ListParagraph"/>
+              <w:numPr>
+                <w:ilvl w:val="0"/>
+                <w:numId w:val="1"/>
+              </w:numPr>
+              <w:spacing w:after="80"/>
+              <w:ind w:left="360"/>
+            </w:pPr>
+            <w:r>
+              <w:rPr>
+                <w:rFonts w:ascii="Calibri" w:cs="Calibri" w:eastAsia="Calibri" w:hAnsi="Calibri"/>
+                <w:color w:val="21272A"/>
+                <w:sz w:val="20"/>
+                <w:szCs w:val="20"/>
+              </w:rPr>
+              <w:t xml:space="preserve">SLA compliance rate — percentage of records processed within agreed SLA.</w:t>
+            </w:r>
+          </w:p>
+          <w:p>
+            <w:pPr>
+              <w:pStyle w:val="ListParagraph"/>
+              <w:numPr>
+                <w:ilvl w:val="0"/>
+                <w:numId w:val="1"/>
+              </w:numPr>
+              <w:spacing w:after="80"/>
+              <w:ind w:left="360"/>
+            </w:pPr>
+            <w:r>
+              <w:rPr>
+                <w:rFonts w:ascii="Calibri" w:cs="Calibri" w:eastAsia="Calibri" w:hAnsi="Calibri"/>
+                <w:color w:val="21272A"/>
+                <w:sz w:val="20"/>
+                <w:szCs w:val="20"/>
+              </w:rPr>
+              <w:t xml:space="preserve">Failed records — hard failure volume and root cause trend.</w:t>
+            </w:r>
+          </w:p>
+        </w:tc>
+        <w:tc>
+          <w:tcPr>
+            <w:tcW w:type="dxa" w:w="4320"/>
+            <w:tcBorders>
+              <w:top w:val="single" w:color="FFFFFF" w:sz="0"/>
+              <w:left w:val="single" w:color="FFFFFF" w:sz="0"/>
+              <w:bottom w:val="single" w:color="FFFFFF" w:sz="0"/>
+              <w:right w:val="single" w:color="FFFFFF" w:sz="0"/>
+            </w:tcBorders>
+            <w:tcMar>
+              <w:left w:type="dxa" w:w="220"/>
+            </w:tcMar>
+          </w:tcPr>
+          <w:p>
+            <w:pPr>
+              <w:spacing w:after="100" w:before="80"/>
+            </w:pPr>
+            <w:r>
+              <w:rPr>
+                <w:rFonts w:ascii="Calibri" w:cs="Calibri" w:eastAsia="Calibri" w:hAnsi="Calibri"/>
+                <w:b/>
+                <w:bCs/>
+                <w:color w:val="001141"/>
+                <w:sz w:val="26"/>
+                <w:szCs w:val="26"/>
+              </w:rPr>
+              <w:t xml:space="preserve">Enrollment Intelligence Hub</w:t>
+            </w:r>
+          </w:p>
+          <w:p>
+            <w:pPr>
+              <w:spacing w:after="100"/>
+              <w:jc w:val="both"/>
+            </w:pPr>
+            <w:r>
+              <w:rPr>
+                <w:rFonts w:ascii="Calibri" w:cs="Calibri" w:eastAsia="Calibri" w:hAnsi="Calibri"/>
+                <w:color w:val="21272A"/>
+                <w:sz w:val="20"/>
+                <w:szCs w:val="20"/>
+              </w:rPr>
+              <w:t xml:space="preserve">CareOps360's Enrollment Intelligence Hub provides a unified, multi-tab view of the enrollment lifecycle — from Operations Overview and Intake &amp; Validation through to AI Remediation, Syndication, Reconciliation, and Compliance &amp; Audit. The hub includes an embedded Operations Copilot for real-time queue health summaries and priority recommendations.</w:t>
+            </w:r>
+          </w:p>
+          <w:tbl>
+            <w:tblPr>
+              <w:tblW w:type="dxa" w:w="9072"/>
+              <w:tblBorders>
+                <w:top w:val="single" w:color="auto" w:sz="4"/>
+                <w:left w:val="single" w:color="auto" w:sz="4"/>
+                <w:bottom w:val="single" w:color="auto" w:sz="4"/>
+                <w:right w:val="single" w:color="auto" w:sz="4"/>
+                <w:insideH w:val="single" w:color="auto" w:sz="4"/>
+                <w:insideV w:val="single" w:color="auto" w:sz="4"/>
+              </w:tblBorders>
+              <w:tblLayout w:type="fixed"/>
+            </w:tblPr>
+            <w:tblGrid>
+              <w:gridCol w:w="100"/>
+              <w:gridCol w:w="100"/>
+            </w:tblGrid>
+            <w:tr>
+              <w:trPr>
+                <w:tblHeader/>
+              </w:trPr>
+              <w:tc>
+                <w:tcPr>
+                  <w:tcW w:type="dxa" w:w="2400"/>
+                  <w:shd w:fill="001141" w:val="clear"/>
+                  <w:tcMar>
+                    <w:top w:type="dxa" w:w="60"/>
+                    <w:left w:type="dxa" w:w="80"/>
+                    <w:bottom w:type="dxa" w:w="60"/>
+                    <w:right w:type="dxa" w:w="80"/>
+                  </w:tcMar>
+                </w:tcPr>
+                <w:p>
+                  <w:pPr>
+                    <w:spacing w:after="60" w:before="60"/>
+                    <w:jc w:val="center"/>
+                  </w:pPr>
+                  <w:r>
+                    <w:rPr>
+                      <w:rFonts w:ascii="Calibri" w:cs="Calibri" w:eastAsia="Calibri" w:hAnsi="Calibri"/>
+                      <w:b/>
+                      <w:bCs/>
+                      <w:color w:val="FFFFFF"/>
+                      <w:sz w:val="19"/>
+                      <w:szCs w:val="19"/>
+                    </w:rPr>
+                    <w:t xml:space="preserve">Hub Tab</w:t>
+                  </w:r>
+                </w:p>
+              </w:tc>
+              <w:tc>
+                <w:tcPr>
+                  <w:tcW w:type="dxa" w:w="4560"/>
+                  <w:shd w:fill="001141" w:val="clear"/>
+                  <w:tcMar>
+                    <w:top w:type="dxa" w:w="60"/>
+                    <w:left w:type="dxa" w:w="80"/>
+                    <w:bottom w:type="dxa" w:w="60"/>
+                    <w:right w:type="dxa" w:w="80"/>
+                  </w:tcMar>
+                </w:tcPr>
+                <w:p>
+                  <w:pPr>
+                    <w:spacing w:after="60" w:before="60"/>
+                    <w:jc w:val="center"/>
+                  </w:pPr>
+                  <w:r>
+                    <w:rPr>
+                      <w:rFonts w:ascii="Calibri" w:cs="Calibri" w:eastAsia="Calibri" w:hAnsi="Calibri"/>
+                      <w:b/>
+                      <w:bCs/>
+                      <w:color w:val="FFFFFF"/>
+                      <w:sz w:val="19"/>
+                      <w:szCs w:val="19"/>
+                    </w:rPr>
+                    <w:t xml:space="preserve">Purpose</w:t>
+                  </w:r>
+                </w:p>
+              </w:tc>
+            </w:tr>
+            <w:tr>
+              <w:tc>
+                <w:tcPr>
+                  <w:tcW w:type="dxa" w:w="2400"/>
+                  <w:shd w:fill="FFFFFF" w:val="clear"/>
+                  <w:tcMar>
+                    <w:top w:type="dxa" w:w="50"/>
+                    <w:left w:type="dxa" w:w="80"/>
+                    <w:bottom w:type="dxa" w:w="50"/>
+                    <w:right w:type="dxa" w:w="80"/>
+                  </w:tcMar>
+                  <w:vAlign w:val="center"/>
+                </w:tcPr>
+                <w:p>
+                  <w:pPr>
+                    <w:spacing w:after="50" w:before="50"/>
+                  </w:pPr>
+                  <w:r>
+                    <w:rPr>
+                      <w:rFonts w:ascii="Calibri" w:cs="Calibri" w:eastAsia="Calibri" w:hAnsi="Calibri"/>
+                      <w:b/>
+                      <w:bCs/>
+                      <w:color w:val="21272A"/>
+                      <w:sz w:val="19"/>
+                      <w:szCs w:val="19"/>
+                    </w:rPr>
+                    <w:t xml:space="preserve">Overview</w:t>
+                  </w:r>
+                </w:p>
+              </w:tc>
+              <w:tc>
+                <w:tcPr>
+                  <w:tcW w:type="dxa" w:w="4560"/>
+                  <w:shd w:fill="FFFFFF" w:val="clear"/>
+                  <w:tcMar>
+                    <w:top w:type="dxa" w:w="50"/>
+                    <w:left w:type="dxa" w:w="80"/>
+                    <w:bottom w:type="dxa" w:w="50"/>
+                    <w:right w:type="dxa" w:w="80"/>
+                  </w:tcMar>
+                  <w:vAlign w:val="center"/>
+                </w:tcPr>
+                <w:p>
+                  <w:pPr>
+                    <w:spacing w:after="50" w:before="50"/>
+                  </w:pPr>
+                  <w:r>
+                    <w:rPr>
+                      <w:rFonts w:ascii="Calibri" w:cs="Calibri" w:eastAsia="Calibri" w:hAnsi="Calibri"/>
+                      <w:color w:val="21272A"/>
+                      <w:sz w:val="19"/>
+                      <w:szCs w:val="19"/>
+                    </w:rPr>
+                    <w:t xml:space="preserve">Pipeline health, KPI summary, SLA status</w:t>
+                  </w:r>
+                </w:p>
+              </w:tc>
+            </w:tr>
+            <w:tr>
+              <w:tc>
+                <w:tcPr>
+                  <w:tcW w:type="dxa" w:w="2400"/>
+                  <w:shd w:fill="EEF4FF" w:val="clear"/>
+                  <w:tcMar>
+                    <w:top w:type="dxa" w:w="50"/>
+                    <w:left w:type="dxa" w:w="80"/>
+                    <w:bottom w:type="dxa" w:w="50"/>
+                    <w:right w:type="dxa" w:w="80"/>
+                  </w:tcMar>
+                  <w:vAlign w:val="center"/>
+                </w:tcPr>
+                <w:p>
+                  <w:pPr>
+                    <w:spacing w:after="50" w:before="50"/>
+                  </w:pPr>
+                  <w:r>
+                    <w:rPr>
+                      <w:rFonts w:ascii="Calibri" w:cs="Calibri" w:eastAsia="Calibri" w:hAnsi="Calibri"/>
+                      <w:b/>
+                      <w:bCs/>
+                      <w:color w:val="21272A"/>
+                      <w:sz w:val="19"/>
+                      <w:szCs w:val="19"/>
+                    </w:rPr>
+                    <w:t xml:space="preserve">Intake &amp; Validation</w:t>
+                  </w:r>
+                </w:p>
+              </w:tc>
+              <w:tc>
+                <w:tcPr>
+                  <w:tcW w:type="dxa" w:w="4560"/>
+                  <w:shd w:fill="EEF4FF" w:val="clear"/>
+                  <w:tcMar>
+                    <w:top w:type="dxa" w:w="50"/>
+                    <w:left w:type="dxa" w:w="80"/>
+                    <w:bottom w:type="dxa" w:w="50"/>
+                    <w:right w:type="dxa" w:w="80"/>
+                  </w:tcMar>
+                  <w:vAlign w:val="center"/>
+                </w:tcPr>
+                <w:p>
+                  <w:pPr>
+                    <w:spacing w:after="50" w:before="50"/>
+                  </w:pPr>
+                  <w:r>
+                    <w:rPr>
+                      <w:rFonts w:ascii="Calibri" w:cs="Calibri" w:eastAsia="Calibri" w:hAnsi="Calibri"/>
+                      <w:color w:val="21272A"/>
+                      <w:sz w:val="19"/>
+                      <w:szCs w:val="19"/>
+                    </w:rPr>
+                    <w:t xml:space="preserve">Record-level validation status and error patterns</w:t>
+                  </w:r>
+                </w:p>
+              </w:tc>
+            </w:tr>
+            <w:tr>
+              <w:tc>
+                <w:tcPr>
+                  <w:tcW w:type="dxa" w:w="2400"/>
+                  <w:shd w:fill="FFFFFF" w:val="clear"/>
+                  <w:tcMar>
+                    <w:top w:type="dxa" w:w="50"/>
+                    <w:left w:type="dxa" w:w="80"/>
+                    <w:bottom w:type="dxa" w:w="50"/>
+                    <w:right w:type="dxa" w:w="80"/>
+                  </w:tcMar>
+                  <w:vAlign w:val="center"/>
+                </w:tcPr>
+                <w:p>
+                  <w:pPr>
+                    <w:spacing w:after="50" w:before="50"/>
+                  </w:pPr>
+                  <w:r>
+                    <w:rPr>
+                      <w:rFonts w:ascii="Calibri" w:cs="Calibri" w:eastAsia="Calibri" w:hAnsi="Calibri"/>
+                      <w:b/>
+                      <w:bCs/>
+                      <w:color w:val="21272A"/>
+                      <w:sz w:val="19"/>
+                      <w:szCs w:val="19"/>
+                    </w:rPr>
+                    <w:t xml:space="preserve">AI Remediation</w:t>
+                  </w:r>
+                </w:p>
+              </w:tc>
+              <w:tc>
+                <w:tcPr>
+                  <w:tcW w:type="dxa" w:w="4560"/>
+                  <w:shd w:fill="FFFFFF" w:val="clear"/>
+                  <w:tcMar>
+                    <w:top w:type="dxa" w:w="50"/>
+                    <w:left w:type="dxa" w:w="80"/>
+                    <w:bottom w:type="dxa" w:w="50"/>
+                    <w:right w:type="dxa" w:w="80"/>
+                  </w:tcMar>
+                  <w:vAlign w:val="center"/>
+                </w:tcPr>
+                <w:p>
+                  <w:pPr>
+                    <w:spacing w:after="50" w:before="50"/>
+                  </w:pPr>
+                  <w:r>
+                    <w:rPr>
+                      <w:rFonts w:ascii="Calibri" w:cs="Calibri" w:eastAsia="Calibri" w:hAnsi="Calibri"/>
+                      <w:color w:val="21272A"/>
+                      <w:sz w:val="19"/>
+                      <w:szCs w:val="19"/>
+                    </w:rPr>
+                    <w:t xml:space="preserve">Auto-fix rate, remediation type breakdown</w:t>
+                  </w:r>
+                </w:p>
+              </w:tc>
+            </w:tr>
+            <w:tr>
+              <w:tc>
+                <w:tcPr>
+                  <w:tcW w:type="dxa" w:w="2400"/>
+                  <w:shd w:fill="EEF4FF" w:val="clear"/>
+                  <w:tcMar>
+                    <w:top w:type="dxa" w:w="50"/>
+                    <w:left w:type="dxa" w:w="80"/>
+                    <w:bottom w:type="dxa" w:w="50"/>
+                    <w:right w:type="dxa" w:w="80"/>
+                  </w:tcMar>
+                  <w:vAlign w:val="center"/>
+                </w:tcPr>
+                <w:p>
+                  <w:pPr>
+                    <w:spacing w:after="50" w:before="50"/>
+                  </w:pPr>
+                  <w:r>
+                    <w:rPr>
+                      <w:rFonts w:ascii="Calibri" w:cs="Calibri" w:eastAsia="Calibri" w:hAnsi="Calibri"/>
+                      <w:b/>
+                      <w:bCs/>
+                      <w:color w:val="21272A"/>
+                      <w:sz w:val="19"/>
+                      <w:szCs w:val="19"/>
+                    </w:rPr>
+                    <w:t xml:space="preserve">Operations Command</w:t>
+                  </w:r>
+                </w:p>
+              </w:tc>
+              <w:tc>
+                <w:tcPr>
+                  <w:tcW w:type="dxa" w:w="4560"/>
+                  <w:shd w:fill="EEF4FF" w:val="clear"/>
+                  <w:tcMar>
+                    <w:top w:type="dxa" w:w="50"/>
+                    <w:left w:type="dxa" w:w="80"/>
+                    <w:bottom w:type="dxa" w:w="50"/>
+                    <w:right w:type="dxa" w:w="80"/>
+                  </w:tcMar>
+                  <w:vAlign w:val="center"/>
+                </w:tcPr>
+                <w:p>
+                  <w:pPr>
+                    <w:spacing w:after="50" w:before="50"/>
+                  </w:pPr>
+                  <w:r>
+                    <w:rPr>
+                      <w:rFonts w:ascii="Calibri" w:cs="Calibri" w:eastAsia="Calibri" w:hAnsi="Calibri"/>
+                      <w:color w:val="21272A"/>
+                      <w:sz w:val="19"/>
+                      <w:szCs w:val="19"/>
+                    </w:rPr>
+                    <w:t xml:space="preserve">Queue management and intervention workflow</w:t>
+                  </w:r>
+                </w:p>
+              </w:tc>
+            </w:tr>
+            <w:tr>
+              <w:tc>
+                <w:tcPr>
+                  <w:tcW w:type="dxa" w:w="2400"/>
+                  <w:shd w:fill="FFFFFF" w:val="clear"/>
+                  <w:tcMar>
+                    <w:top w:type="dxa" w:w="50"/>
+                    <w:left w:type="dxa" w:w="80"/>
+                    <w:bottom w:type="dxa" w:w="50"/>
+                    <w:right w:type="dxa" w:w="80"/>
+                  </w:tcMar>
+                  <w:vAlign w:val="center"/>
+                </w:tcPr>
+                <w:p>
+                  <w:pPr>
+                    <w:spacing w:after="50" w:before="50"/>
+                  </w:pPr>
+                  <w:r>
+                    <w:rPr>
+                      <w:rFonts w:ascii="Calibri" w:cs="Calibri" w:eastAsia="Calibri" w:hAnsi="Calibri"/>
+                      <w:b/>
+                      <w:bCs/>
+                      <w:color w:val="21272A"/>
+                      <w:sz w:val="19"/>
+                      <w:szCs w:val="19"/>
+                    </w:rPr>
+                    <w:t xml:space="preserve">Syndication</w:t>
+                  </w:r>
+                </w:p>
+              </w:tc>
+              <w:tc>
+                <w:tcPr>
+                  <w:tcW w:type="dxa" w:w="4560"/>
+                  <w:shd w:fill="FFFFFF" w:val="clear"/>
+                  <w:tcMar>
+                    <w:top w:type="dxa" w:w="50"/>
+                    <w:left w:type="dxa" w:w="80"/>
+                    <w:bottom w:type="dxa" w:w="50"/>
+                    <w:right w:type="dxa" w:w="80"/>
+                  </w:tcMar>
+                  <w:vAlign w:val="center"/>
+                </w:tcPr>
+                <w:p>
+                  <w:pPr>
+                    <w:spacing w:after="50" w:before="50"/>
+                  </w:pPr>
+                  <w:r>
+                    <w:rPr>
+                      <w:rFonts w:ascii="Calibri" w:cs="Calibri" w:eastAsia="Calibri" w:hAnsi="Calibri"/>
+                      <w:color w:val="21272A"/>
+                      <w:sz w:val="19"/>
+                      <w:szCs w:val="19"/>
+                    </w:rPr>
+                    <w:t xml:space="preserve">Downstream system feed status and reconciliation</w:t>
+                  </w:r>
+                </w:p>
+              </w:tc>
+            </w:tr>
+            <w:tr>
+              <w:tc>
+                <w:tcPr>
+                  <w:tcW w:type="dxa" w:w="2400"/>
+                  <w:shd w:fill="EEF4FF" w:val="clear"/>
+                  <w:tcMar>
+                    <w:top w:type="dxa" w:w="50"/>
+                    <w:left w:type="dxa" w:w="80"/>
+                    <w:bottom w:type="dxa" w:w="50"/>
+                    <w:right w:type="dxa" w:w="80"/>
+                  </w:tcMar>
+                  <w:vAlign w:val="center"/>
+                </w:tcPr>
+                <w:p>
+                  <w:pPr>
+                    <w:spacing w:after="50" w:before="50"/>
+                  </w:pPr>
+                  <w:r>
+                    <w:rPr>
+                      <w:rFonts w:ascii="Calibri" w:cs="Calibri" w:eastAsia="Calibri" w:hAnsi="Calibri"/>
+                      <w:b/>
+                      <w:bCs/>
+                      <w:color w:val="21272A"/>
+                      <w:sz w:val="19"/>
+                      <w:szCs w:val="19"/>
+                    </w:rPr>
+                    <w:t xml:space="preserve">Compliance &amp; Audit</w:t>
+                  </w:r>
+                </w:p>
+              </w:tc>
+              <w:tc>
+                <w:tcPr>
+                  <w:tcW w:type="dxa" w:w="4560"/>
+                  <w:shd w:fill="EEF4FF" w:val="clear"/>
+                  <w:tcMar>
+                    <w:top w:type="dxa" w:w="50"/>
+                    <w:left w:type="dxa" w:w="80"/>
+                    <w:bottom w:type="dxa" w:w="50"/>
+                    <w:right w:type="dxa" w:w="80"/>
+                  </w:tcMar>
+                  <w:vAlign w:val="center"/>
+                </w:tcPr>
+                <w:p>
+                  <w:pPr>
+                    <w:spacing w:after="50" w:before="50"/>
+                  </w:pPr>
+                  <w:r>
+                    <w:rPr>
+                      <w:rFonts w:ascii="Calibri" w:cs="Calibri" w:eastAsia="Calibri" w:hAnsi="Calibri"/>
+                      <w:color w:val="21272A"/>
+                      <w:sz w:val="19"/>
+                      <w:szCs w:val="19"/>
+                    </w:rPr>
+                    <w:t xml:space="preserve">Regulatory traceability and exception log</w:t>
+                  </w:r>
+                </w:p>
+              </w:tc>
+            </w:tr>
+          </w:tbl>
+          <w:p>
+            <w:pPr>
+              <w:spacing w:after="40"/>
+            </w:pPr>
+            <w:r>
+              <w:rPr>
+                <w:rFonts w:ascii="Calibri" w:cs="Calibri" w:eastAsia="Calibri" w:hAnsi="Calibri"/>
+              </w:rPr>
+              <w:t xml:space="preserve"/>
+            </w:r>
+          </w:p>
+          <w:tbl>
+            <w:tblPr>
+              <w:tblW w:type="dxa" w:w="9072"/>
+              <w:tblBorders>
+                <w:top w:val="single" w:color="FFFFFF" w:sz="0"/>
+                <w:left w:val="single" w:color="FFFFFF" w:sz="0"/>
+                <w:bottom w:val="single" w:color="FFFFFF" w:sz="0"/>
+                <w:right w:val="single" w:color="FFFFFF" w:sz="0"/>
+                <w:insideH w:val="single" w:color="auto" w:sz="4"/>
+                <w:insideV w:val="single" w:color="auto" w:sz="4"/>
+              </w:tblBorders>
+              <w:tblLayout w:type="fixed"/>
+            </w:tblPr>
+            <w:tblGrid>
+              <w:gridCol w:w="100"/>
+            </w:tblGrid>
+            <w:tr>
+              <w:tc>
+                <w:tcPr>
+                  <w:tcBorders>
+                    <w:top w:val="single" w:color="009D9A" w:sz="4"/>
+                    <w:left w:val="single" w:color="009D9A" w:sz="28"/>
+                    <w:bottom w:val="single" w:color="009D9A" w:sz="4"/>
+                    <w:right w:val="single" w:color="009D9A" w:sz="4"/>
+                  </w:tcBorders>
+                  <w:shd w:fill="D9FBFB" w:val="clear"/>
+                  <w:tcMar>
+                    <w:top w:type="dxa" w:w="140"/>
+                    <w:left w:type="dxa" w:w="200"/>
+                    <w:bottom w:type="dxa" w:w="140"/>
+                    <w:right w:type="dxa" w:w="200"/>
+                  </w:tcMar>
+                </w:tcPr>
+                <w:p>
+                  <w:pPr>
+                    <w:spacing w:after="80"/>
+                  </w:pPr>
+                  <w:r>
+                    <w:rPr>
+                      <w:rFonts w:ascii="Calibri" w:cs="Calibri" w:eastAsia="Calibri" w:hAnsi="Calibri"/>
+                      <w:b/>
+                      <w:bCs/>
+                      <w:color w:val="001141"/>
+                      <w:sz w:val="20"/>
+                      <w:szCs w:val="20"/>
+                    </w:rPr>
+                    <w:t xml:space="preserve">Surge Protection</w:t>
+                  </w:r>
+                </w:p>
+                <w:p>
+                  <w:pPr>
+                    <w:spacing w:after="60"/>
+                  </w:pPr>
+                  <w:r>
+                    <w:rPr>
+                      <w:rFonts w:ascii="Calibri" w:cs="Calibri" w:eastAsia="Calibri" w:hAnsi="Calibri"/>
+                      <w:color w:val="21272A"/>
+                      <w:sz w:val="19"/>
+                      <w:szCs w:val="19"/>
+                    </w:rPr>
+                    <w:t xml:space="preserve">• Predictive surge detection alerts leadership 72+ hours ahead</w:t>
+                  </w:r>
+                </w:p>
+                <w:p>
+                  <w:pPr>
+                    <w:spacing w:after="60"/>
+                  </w:pPr>
+                  <w:r>
+                    <w:rPr>
+                      <w:rFonts w:ascii="Calibri" w:cs="Calibri" w:eastAsia="Calibri" w:hAnsi="Calibri"/>
+                      <w:color w:val="21272A"/>
+                      <w:sz w:val="19"/>
+                      <w:szCs w:val="19"/>
+                    </w:rPr>
+                    <w:t xml:space="preserve">• Capacity modelling integrated with workforce planning</w:t>
+                  </w:r>
+                </w:p>
+                <w:p>
+                  <w:pPr>
+                    <w:spacing w:after="60"/>
+                  </w:pPr>
+                  <w:r>
+                    <w:rPr>
+                      <w:rFonts w:ascii="Calibri" w:cs="Calibri" w:eastAsia="Calibri" w:hAnsi="Calibri"/>
+                      <w:color w:val="21272A"/>
+                      <w:sz w:val="19"/>
+                      <w:szCs w:val="19"/>
+                    </w:rPr>
+                    <w:t xml:space="preserve">• Auto-escalation on queue depth threshold breach</w:t>
+                  </w:r>
+                </w:p>
+                <w:p>
+                  <w:pPr>
+                    <w:spacing w:after="60"/>
+                  </w:pPr>
+                  <w:r>
+                    <w:rPr>
+                      <w:rFonts w:ascii="Calibri" w:cs="Calibri" w:eastAsia="Calibri" w:hAnsi="Calibri"/>
+                      <w:color w:val="21272A"/>
+                      <w:sz w:val="19"/>
+                      <w:szCs w:val="19"/>
+                    </w:rPr>
+                    <w:t xml:space="preserve">• Open enrollment operational command centre built in</w:t>
+                  </w:r>
+                </w:p>
+              </w:tc>
+            </w:tr>
+          </w:tbl>
+          <w:p/>
+        </w:tc>
+      </w:tr>
+    </w:tbl>
+    <w:p>
+      <w:pPr>
+        <w:spacing w:after="40"/>
+      </w:pPr>
+      <w:r>
+        <w:rPr>
+          <w:rFonts w:ascii="Calibri" w:cs="Calibri" w:eastAsia="Calibri" w:hAnsi="Calibri"/>
+        </w:rPr>
+        <w:t xml:space="preserve"/>
+      </w:r>
+    </w:p>
+    <w:p>
+      <w:pPr>
+        <w:spacing w:after="60" w:before="120"/>
+        <w:jc w:val="center"/>
+      </w:pPr>
+      <w:r>
+        <w:drawing>
+          <wp:inline distT="0" distB="0" distL="0" distR="0">
+            <wp:extent cx="6477000" cy="4048125"/>
+            <wp:effectExtent t="0" r="0" b="0" l="0"/>
+            <wp:docPr id="1" name="" descr="" title=""/>
+            <wp:cNvGraphicFramePr>
+              <a:graphicFrameLocks xmlns:a="http://schemas.openxmlformats.org/drawingml/2006/main" noChangeAspect="1"/>
+            </wp:cNvGraphicFramePr>
+            <a:graphic xmlns:a="http://schemas.openxmlformats.org/drawingml/2006/main">
+              <a:graphicData uri="http://schemas.openxmlformats.org/drawingml/2006/picture">
+                <pic:pic xmlns:pic="http://schemas.openxmlformats.org/drawingml/2006/picture">
+                  <pic:nvPicPr>
+                    <pic:cNvPr id="0" name="" descr=""/>
+                    <pic:cNvPicPr>
+                      <a:picLocks noChangeAspect="1" noChangeArrowheads="1"/>
+                    </pic:cNvPicPr>
+                  </pic:nvPicPr>
+                  <pic:blipFill>
+                    <a:blip r:embed="rId13" cstate="none"/>
+                    <a:srcRect/>
+                    <a:stretch>
+                      <a:fillRect/>
+                    </a:stretch>
+                  </pic:blipFill>
+                  <pic:spPr bwMode="auto">
+                    <a:xfrm>
+                      <a:off x="0" y="0"/>
+                      <a:ext cx="6477000" cy="4048125"/>
+                    </a:xfrm>
+                    <a:prstGeom prst="rect">
+                      <a:avLst/>
+                    </a:prstGeom>
+                  </pic:spPr>
+                </pic:pic>
+              </a:graphicData>
+            </a:graphic>
+          </wp:inline>
+        </w:drawing>
+      </w:r>
+    </w:p>
+    <w:p>
+      <w:pPr>
+        <w:spacing w:after="200"/>
+        <w:jc w:val="center"/>
+      </w:pPr>
+      <w:r>
+        <w:rPr>
+          <w:rFonts w:ascii="Calibri" w:cs="Calibri" w:eastAsia="Calibri" w:hAnsi="Calibri"/>
+          <w:i/>
+          <w:iCs/>
+          <w:color w:val="6F6F6F"/>
+          <w:sz w:val="17"/>
+          <w:szCs w:val="17"/>
+        </w:rPr>
+        <w:t xml:space="preserve">Figure 7: CareOps360 Enrollment Intelligence Hub — pipeline health KPIs, auto-match rate, manual intervention tracking, queue depth, and AI Remediation overview. Illustrative data; live metrics upon go-live.</w:t>
+      </w:r>
+    </w:p>
+    <w:p>
+      <w:r>
+        <w:br w:type="page"/>
+      </w:r>
+    </w:p>
+    <w:p>
+      <w:pPr>
+        <w:pBdr>
+          <w:bottom w:val="single" w:color="0F62FE" w:sz="4" w:space="4"/>
+        </w:pBdr>
+        <w:spacing w:after="80" w:before="240"/>
+      </w:pPr>
+      <w:r>
+        <w:rPr>
+          <w:rFonts w:ascii="Calibri" w:cs="Calibri" w:eastAsia="Calibri" w:hAnsi="Calibri"/>
+          <w:b/>
+          <w:bCs/>
+          <w:color w:val="001141"/>
+          <w:sz w:val="44"/>
+          <w:szCs w:val="44"/>
+        </w:rPr>
+        <w:t xml:space="preserve">Member Services &amp; Contact Center Intelligence</w:t>
+      </w:r>
+    </w:p>
+    <w:p>
+      <w:pPr>
+        <w:spacing w:after="200"/>
+      </w:pPr>
+      <w:r>
+        <w:rPr>
+          <w:rFonts w:ascii="Calibri" w:cs="Calibri" w:eastAsia="Calibri" w:hAnsi="Calibri"/>
+          <w:i/>
+          <w:iCs/>
+          <w:color w:val="6F6F6F"/>
+          <w:sz w:val="22"/>
+          <w:szCs w:val="22"/>
+        </w:rPr>
+        <w:t xml:space="preserve">Reducing Contact Volume, Elevating Digital Experience, and Measuring Every Interaction</w:t>
+      </w:r>
+    </w:p>
+    <w:tbl>
+      <w:tblPr>
+        <w:tblW w:type="dxa" w:w="9072"/>
+        <w:tblBorders>
+          <w:top w:val="single" w:color="FFFFFF" w:sz="0"/>
+          <w:left w:val="single" w:color="FFFFFF" w:sz="0"/>
+          <w:bottom w:val="single" w:color="FFFFFF" w:sz="0"/>
+          <w:right w:val="single" w:color="FFFFFF" w:sz="0"/>
+          <w:insideH w:val="single" w:color="auto" w:sz="4"/>
+          <w:insideV w:val="single" w:color="auto" w:sz="4"/>
+        </w:tblBorders>
+        <w:tblLayout w:type="fixed"/>
+      </w:tblPr>
+      <w:tblGrid>
+        <w:gridCol w:w="100"/>
+      </w:tblGrid>
+      <w:tr>
+        <w:tc>
+          <w:tcPr>
+            <w:tcBorders>
+              <w:top w:val="single" w:color="FFFFFF" w:sz="0"/>
+              <w:left w:val="single" w:color="009D9A" w:sz="28"/>
+              <w:bottom w:val="single" w:color="FFFFFF" w:sz="0"/>
+              <w:right w:val="single" w:color="FFFFFF" w:sz="0"/>
+            </w:tcBorders>
+            <w:shd w:fill="D9FBFB" w:val="clear"/>
+            <w:tcMar>
+              <w:top w:type="dxa" w:w="160"/>
+              <w:left w:type="dxa" w:w="280"/>
+              <w:bottom w:type="dxa" w:w="160"/>
+              <w:right w:type="dxa" w:w="280"/>
+            </w:tcMar>
+          </w:tcPr>
+          <w:p>
+            <w:pPr>
+              <w:spacing w:after="80" w:before="80"/>
+              <w:jc w:val="both"/>
+            </w:pPr>
+            <w:r>
+              <w:rPr>
+                <w:rFonts w:ascii="Calibri" w:cs="Calibri" w:eastAsia="Calibri" w:hAnsi="Calibri"/>
+                <w:color w:val="21272A"/>
+                <w:sz w:val="22"/>
+                <w:szCs w:val="22"/>
+              </w:rPr>
+              <w:t xml:space="preserve">IBM's approach to member services transforms the contact centre from a cost centre to a </w:t>
+            </w:r>
+            <w:r>
+              <w:rPr>
+                <w:rFonts w:ascii="Calibri" w:cs="Calibri" w:eastAsia="Calibri" w:hAnsi="Calibri"/>
+                <w:b/>
+                <w:bCs/>
+                <w:color w:val="001141"/>
+                <w:sz w:val="22"/>
+                <w:szCs w:val="22"/>
+              </w:rPr>
+              <w:t xml:space="preserve">digital engagement command post</w:t>
+            </w:r>
+            <w:r>
+              <w:rPr>
+                <w:rFonts w:ascii="Calibri" w:cs="Calibri" w:eastAsia="Calibri" w:hAnsi="Calibri"/>
+                <w:color w:val="21272A"/>
+                <w:sz w:val="22"/>
+                <w:szCs w:val="22"/>
+              </w:rPr>
+              <w:t xml:space="preserve"> — where AI containment, self-service, and agent augmentation work together to reduce call volume, improve FCR, and increase member satisfaction.</w:t>
+            </w:r>
+          </w:p>
+        </w:tc>
+      </w:tr>
+    </w:tbl>
+    <w:p>
+      <w:pPr>
+        <w:spacing w:after="40"/>
+      </w:pPr>
+      <w:r>
+        <w:rPr>
+          <w:rFonts w:ascii="Calibri" w:cs="Calibri" w:eastAsia="Calibri" w:hAnsi="Calibri"/>
+        </w:rPr>
+        <w:t xml:space="preserve"/>
+      </w:r>
+    </w:p>
+    <w:tbl>
+      <w:tblPr>
+        <w:tblW w:type="dxa" w:w="9072"/>
+        <w:tblBorders>
+          <w:top w:val="single" w:color="FFFFFF" w:sz="0"/>
+          <w:left w:val="single" w:color="FFFFFF" w:sz="0"/>
+          <w:bottom w:val="single" w:color="FFFFFF" w:sz="0"/>
+          <w:right w:val="single" w:color="FFFFFF" w:sz="0"/>
+          <w:insideH w:val="single" w:color="auto" w:sz="4"/>
+          <w:insideV w:val="single" w:color="auto" w:sz="4"/>
+        </w:tblBorders>
+        <w:tblLayout w:type="fixed"/>
+      </w:tblPr>
+      <w:tblGrid>
+        <w:gridCol w:w="100"/>
+        <w:gridCol w:w="100"/>
+      </w:tblGrid>
+      <w:tr>
+        <w:tc>
+          <w:tcPr>
+            <w:tcW w:type="dxa" w:w="4320"/>
+            <w:tcBorders>
+              <w:top w:val="single" w:color="FFFFFF" w:sz="0"/>
+              <w:left w:val="single" w:color="FFFFFF" w:sz="0"/>
+              <w:bottom w:val="single" w:color="FFFFFF" w:sz="0"/>
+              <w:right w:val="single" w:color="FFFFFF" w:sz="0"/>
+            </w:tcBorders>
+            <w:tcMar>
+              <w:right w:type="dxa" w:w="220"/>
+            </w:tcMar>
+          </w:tcPr>
+          <w:p>
+            <w:pPr>
+              <w:spacing w:after="100" w:before="80"/>
+            </w:pPr>
+            <w:r>
+              <w:rPr>
+                <w:rFonts w:ascii="Calibri" w:cs="Calibri" w:eastAsia="Calibri" w:hAnsi="Calibri"/>
+                <w:b/>
+                <w:bCs/>
+                <w:color w:val="001141"/>
+                <w:sz w:val="26"/>
+                <w:szCs w:val="26"/>
+              </w:rPr>
+              <w:t xml:space="preserve">The Member Experience Opportunity</w:t>
+            </w:r>
+          </w:p>
+          <w:p>
+            <w:pPr>
+              <w:spacing w:after="100"/>
+              <w:jc w:val="both"/>
+            </w:pPr>
+            <w:r>
+              <w:rPr>
+                <w:rFonts w:ascii="Calibri" w:cs="Calibri" w:eastAsia="Calibri" w:hAnsi="Calibri"/>
+                <w:color w:val="21272A"/>
+                <w:sz w:val="20"/>
+                <w:szCs w:val="20"/>
+              </w:rPr>
+              <w:t xml:space="preserve">Contact centre performance is a direct signal of operational quality across the enterprise. High call volumes, elevated abandonment rates, and low first-call resolution typically reflect process failures upstream — in enrollment, claims, prior auth, and provider services — that force members to call. IBM addresses this systemically, not just at the contact centre surface.</w:t>
+            </w:r>
+          </w:p>
+          <w:p>
+            <w:pPr>
+              <w:pBdr>
+                <w:left w:val="single" w:color="0F62FE" w:sz="20" w:space="8"/>
+              </w:pBdr>
+              <w:spacing w:after="80" w:before="180"/>
+              <w:ind w:left="120"/>
+            </w:pPr>
+            <w:r>
+              <w:rPr>
+                <w:rFonts w:ascii="Calibri" w:cs="Calibri" w:eastAsia="Calibri" w:hAnsi="Calibri"/>
+                <w:b/>
+                <w:bCs/>
+                <w:color w:val="0F62FE"/>
+                <w:sz w:val="22"/>
+                <w:szCs w:val="22"/>
+              </w:rPr>
+              <w:t xml:space="preserve">What IBM Will Deliver</w:t>
+            </w:r>
+          </w:p>
+          <w:p>
+            <w:pPr>
+              <w:pStyle w:val="ListParagraph"/>
+              <w:numPr>
+                <w:ilvl w:val="0"/>
+                <w:numId w:val="1"/>
+              </w:numPr>
+              <w:spacing w:after="80"/>
+              <w:ind w:left="360"/>
+            </w:pPr>
+            <w:r>
+              <w:rPr>
+                <w:rFonts w:ascii="Calibri" w:cs="Calibri" w:eastAsia="Calibri" w:hAnsi="Calibri"/>
+                <w:color w:val="21272A"/>
+                <w:sz w:val="20"/>
+                <w:szCs w:val="20"/>
+              </w:rPr>
+              <w:t xml:space="preserve">AI-powered chatbot and IVR containment: increasing self-service resolution to reduce agent handle time.</w:t>
+            </w:r>
+          </w:p>
+          <w:p>
+            <w:pPr>
+              <w:pStyle w:val="ListParagraph"/>
+              <w:numPr>
+                <w:ilvl w:val="0"/>
+                <w:numId w:val="1"/>
+              </w:numPr>
+              <w:spacing w:after="80"/>
+              <w:ind w:left="360"/>
+            </w:pPr>
+            <w:r>
+              <w:rPr>
+                <w:rFonts w:ascii="Calibri" w:cs="Calibri" w:eastAsia="Calibri" w:hAnsi="Calibri"/>
+                <w:color w:val="21272A"/>
+                <w:sz w:val="20"/>
+                <w:szCs w:val="20"/>
+              </w:rPr>
+              <w:t xml:space="preserve">Agent Assist tooling: surfacing relevant member context, prior interactions, and suggested resolution paths in real time.</w:t>
+            </w:r>
+          </w:p>
+          <w:p>
+            <w:pPr>
+              <w:pStyle w:val="ListParagraph"/>
+              <w:numPr>
+                <w:ilvl w:val="0"/>
+                <w:numId w:val="1"/>
+              </w:numPr>
+              <w:spacing w:after="80"/>
+              <w:ind w:left="360"/>
+            </w:pPr>
+            <w:r>
+              <w:rPr>
+                <w:rFonts w:ascii="Calibri" w:cs="Calibri" w:eastAsia="Calibri" w:hAnsi="Calibri"/>
+                <w:color w:val="21272A"/>
+                <w:sz w:val="20"/>
+                <w:szCs w:val="20"/>
+              </w:rPr>
+              <w:t xml:space="preserve">Digital adoption acceleration: driving members to portal and mobile for routine transactions.</w:t>
+            </w:r>
+          </w:p>
+          <w:p>
+            <w:pPr>
+              <w:pStyle w:val="ListParagraph"/>
+              <w:numPr>
+                <w:ilvl w:val="0"/>
+                <w:numId w:val="1"/>
+              </w:numPr>
+              <w:spacing w:after="80"/>
+              <w:ind w:left="360"/>
+            </w:pPr>
+            <w:r>
+              <w:rPr>
+                <w:rFonts w:ascii="Calibri" w:cs="Calibri" w:eastAsia="Calibri" w:hAnsi="Calibri"/>
+                <w:color w:val="21272A"/>
+                <w:sz w:val="20"/>
+                <w:szCs w:val="20"/>
+              </w:rPr>
+              <w:t xml:space="preserve">Contact reason analytics: identifying and feeding back upstream root causes driving call volume.</w:t>
+            </w:r>
+          </w:p>
+          <w:p>
+            <w:pPr>
+              <w:pStyle w:val="ListParagraph"/>
+              <w:numPr>
+                <w:ilvl w:val="0"/>
+                <w:numId w:val="1"/>
+              </w:numPr>
+              <w:spacing w:after="80"/>
+              <w:ind w:left="360"/>
+            </w:pPr>
+            <w:r>
+              <w:rPr>
+                <w:rFonts w:ascii="Calibri" w:cs="Calibri" w:eastAsia="Calibri" w:hAnsi="Calibri"/>
+                <w:color w:val="21272A"/>
+                <w:sz w:val="20"/>
+                <w:szCs w:val="20"/>
+              </w:rPr>
+              <w:t xml:space="preserve">FCR improvement programme: structured analysis of repeat contacts and intervention design.</w:t>
+            </w:r>
+          </w:p>
+          <w:p>
+            <w:pPr>
+              <w:pBdr>
+                <w:left w:val="single" w:color="0F62FE" w:sz="20" w:space="8"/>
+              </w:pBdr>
+              <w:spacing w:after="80" w:before="180"/>
+              <w:ind w:left="120"/>
+            </w:pPr>
+            <w:r>
+              <w:rPr>
+                <w:rFonts w:ascii="Calibri" w:cs="Calibri" w:eastAsia="Calibri" w:hAnsi="Calibri"/>
+                <w:b/>
+                <w:bCs/>
+                <w:color w:val="0F62FE"/>
+                <w:sz w:val="22"/>
+                <w:szCs w:val="22"/>
+              </w:rPr>
+              <w:t xml:space="preserve">Member Services Metrics That Will Be Tracked</w:t>
+            </w:r>
+          </w:p>
+          <w:p>
+            <w:pPr>
+              <w:pStyle w:val="ListParagraph"/>
+              <w:numPr>
+                <w:ilvl w:val="0"/>
+                <w:numId w:val="1"/>
+              </w:numPr>
+              <w:spacing w:after="80"/>
+              <w:ind w:left="360"/>
+            </w:pPr>
+            <w:r>
+              <w:rPr>
+                <w:rFonts w:ascii="Calibri" w:cs="Calibri" w:eastAsia="Calibri" w:hAnsi="Calibri"/>
+                <w:color w:val="21272A"/>
+                <w:sz w:val="20"/>
+                <w:szCs w:val="20"/>
+              </w:rPr>
+              <w:t xml:space="preserve">Calls received daily — volume trend and driver breakdown by call reason.</w:t>
+            </w:r>
+          </w:p>
+          <w:p>
+            <w:pPr>
+              <w:pStyle w:val="ListParagraph"/>
+              <w:numPr>
+                <w:ilvl w:val="0"/>
+                <w:numId w:val="1"/>
+              </w:numPr>
+              <w:spacing w:after="80"/>
+              <w:ind w:left="360"/>
+            </w:pPr>
+            <w:r>
+              <w:rPr>
+                <w:rFonts w:ascii="Calibri" w:cs="Calibri" w:eastAsia="Calibri" w:hAnsi="Calibri"/>
+                <w:color w:val="21272A"/>
+                <w:sz w:val="20"/>
+                <w:szCs w:val="20"/>
+              </w:rPr>
+              <w:t xml:space="preserve">Average Speed of Answer (ASA) — target reduction from baseline.</w:t>
+            </w:r>
+          </w:p>
+          <w:p>
+            <w:pPr>
+              <w:pStyle w:val="ListParagraph"/>
+              <w:numPr>
+                <w:ilvl w:val="0"/>
+                <w:numId w:val="1"/>
+              </w:numPr>
+              <w:spacing w:after="80"/>
+              <w:ind w:left="360"/>
+            </w:pPr>
+            <w:r>
+              <w:rPr>
+                <w:rFonts w:ascii="Calibri" w:cs="Calibri" w:eastAsia="Calibri" w:hAnsi="Calibri"/>
+                <w:color w:val="21272A"/>
+                <w:sz w:val="20"/>
+                <w:szCs w:val="20"/>
+              </w:rPr>
+              <w:t xml:space="preserve">Abandonment rate — threshold monitored in real time.</w:t>
+            </w:r>
+          </w:p>
+          <w:p>
+            <w:pPr>
+              <w:pStyle w:val="ListParagraph"/>
+              <w:numPr>
+                <w:ilvl w:val="0"/>
+                <w:numId w:val="1"/>
+              </w:numPr>
+              <w:spacing w:after="80"/>
+              <w:ind w:left="360"/>
+            </w:pPr>
+            <w:r>
+              <w:rPr>
+                <w:rFonts w:ascii="Calibri" w:cs="Calibri" w:eastAsia="Calibri" w:hAnsi="Calibri"/>
+                <w:color w:val="21272A"/>
+                <w:sz w:val="20"/>
+                <w:szCs w:val="20"/>
+              </w:rPr>
+              <w:t xml:space="preserve">First Call Resolution (FCR) — target improvement trajectory.</w:t>
+            </w:r>
+          </w:p>
+          <w:p>
+            <w:pPr>
+              <w:pStyle w:val="ListParagraph"/>
+              <w:numPr>
+                <w:ilvl w:val="0"/>
+                <w:numId w:val="1"/>
+              </w:numPr>
+              <w:spacing w:after="80"/>
+              <w:ind w:left="360"/>
+            </w:pPr>
+            <w:r>
+              <w:rPr>
+                <w:rFonts w:ascii="Calibri" w:cs="Calibri" w:eastAsia="Calibri" w:hAnsi="Calibri"/>
+                <w:color w:val="21272A"/>
+                <w:sz w:val="20"/>
+                <w:szCs w:val="20"/>
+              </w:rPr>
+              <w:t xml:space="preserve">Chatbot containment rate — self-service automation coverage.</w:t>
+            </w:r>
+          </w:p>
+          <w:p>
+            <w:pPr>
+              <w:pStyle w:val="ListParagraph"/>
+              <w:numPr>
+                <w:ilvl w:val="0"/>
+                <w:numId w:val="1"/>
+              </w:numPr>
+              <w:spacing w:after="80"/>
+              <w:ind w:left="360"/>
+            </w:pPr>
+            <w:r>
+              <w:rPr>
+                <w:rFonts w:ascii="Calibri" w:cs="Calibri" w:eastAsia="Calibri" w:hAnsi="Calibri"/>
+                <w:color w:val="21272A"/>
+                <w:sz w:val="20"/>
+                <w:szCs w:val="20"/>
+              </w:rPr>
+              <w:t xml:space="preserve">Digital adoption rate — percentage of members using digital channels for routine transactions.</w:t>
+            </w:r>
+          </w:p>
+        </w:tc>
+        <w:tc>
+          <w:tcPr>
+            <w:tcW w:type="dxa" w:w="4320"/>
+            <w:tcBorders>
+              <w:top w:val="single" w:color="FFFFFF" w:sz="0"/>
+              <w:left w:val="single" w:color="FFFFFF" w:sz="0"/>
+              <w:bottom w:val="single" w:color="FFFFFF" w:sz="0"/>
+              <w:right w:val="single" w:color="FFFFFF" w:sz="0"/>
+            </w:tcBorders>
+            <w:tcMar>
+              <w:left w:type="dxa" w:w="220"/>
+            </w:tcMar>
+          </w:tcPr>
+          <w:p>
+            <w:pPr>
+              <w:spacing w:after="100" w:before="80"/>
+            </w:pPr>
+            <w:r>
+              <w:rPr>
+                <w:rFonts w:ascii="Calibri" w:cs="Calibri" w:eastAsia="Calibri" w:hAnsi="Calibri"/>
+                <w:b/>
+                <w:bCs/>
+                <w:color w:val="001141"/>
+                <w:sz w:val="26"/>
+                <w:szCs w:val="26"/>
+              </w:rPr>
+              <w:t xml:space="preserve">Contact Center KPI Targets</w:t>
+            </w:r>
+          </w:p>
+          <w:tbl>
+            <w:tblPr>
+              <w:tblW w:type="dxa" w:w="9072"/>
+              <w:tblBorders>
+                <w:top w:val="single" w:color="auto" w:sz="4"/>
+                <w:left w:val="single" w:color="auto" w:sz="4"/>
+                <w:bottom w:val="single" w:color="auto" w:sz="4"/>
+                <w:right w:val="single" w:color="auto" w:sz="4"/>
+                <w:insideH w:val="single" w:color="auto" w:sz="4"/>
+                <w:insideV w:val="single" w:color="auto" w:sz="4"/>
+              </w:tblBorders>
+              <w:tblLayout w:type="fixed"/>
+            </w:tblPr>
+            <w:tblGrid>
+              <w:gridCol w:w="100"/>
+              <w:gridCol w:w="100"/>
+            </w:tblGrid>
+            <w:tr>
+              <w:trPr>
+                <w:tblHeader/>
+              </w:trPr>
+              <w:tc>
+                <w:tcPr>
+                  <w:tcW w:type="dxa" w:w="3000"/>
+                  <w:shd w:fill="001141" w:val="clear"/>
+                  <w:tcMar>
+                    <w:top w:type="dxa" w:w="60"/>
+                    <w:left w:type="dxa" w:w="80"/>
+                    <w:bottom w:type="dxa" w:w="60"/>
+                    <w:right w:type="dxa" w:w="80"/>
+                  </w:tcMar>
+                </w:tcPr>
+                <w:p>
+                  <w:pPr>
+                    <w:spacing w:after="60" w:before="60"/>
+                    <w:jc w:val="center"/>
+                  </w:pPr>
+                  <w:r>
+                    <w:rPr>
+                      <w:rFonts w:ascii="Calibri" w:cs="Calibri" w:eastAsia="Calibri" w:hAnsi="Calibri"/>
+                      <w:b/>
+                      <w:bCs/>
+                      <w:color w:val="FFFFFF"/>
+                      <w:sz w:val="19"/>
+                      <w:szCs w:val="19"/>
+                    </w:rPr>
+                    <w:t xml:space="preserve">Metric</w:t>
+                  </w:r>
+                </w:p>
+              </w:tc>
+              <w:tc>
+                <w:tcPr>
+                  <w:tcW w:type="dxa" w:w="3960"/>
+                  <w:shd w:fill="001141" w:val="clear"/>
+                  <w:tcMar>
+                    <w:top w:type="dxa" w:w="60"/>
+                    <w:left w:type="dxa" w:w="80"/>
+                    <w:bottom w:type="dxa" w:w="60"/>
+                    <w:right w:type="dxa" w:w="80"/>
+                  </w:tcMar>
+                </w:tcPr>
+                <w:p>
+                  <w:pPr>
+                    <w:spacing w:after="60" w:before="60"/>
+                    <w:jc w:val="center"/>
+                  </w:pPr>
+                  <w:r>
+                    <w:rPr>
+                      <w:rFonts w:ascii="Calibri" w:cs="Calibri" w:eastAsia="Calibri" w:hAnsi="Calibri"/>
+                      <w:b/>
+                      <w:bCs/>
+                      <w:color w:val="FFFFFF"/>
+                      <w:sz w:val="19"/>
+                      <w:szCs w:val="19"/>
+                    </w:rPr>
+                    <w:t xml:space="preserve">Target Direction</w:t>
+                  </w:r>
+                </w:p>
+              </w:tc>
+            </w:tr>
+            <w:tr>
+              <w:tc>
+                <w:tcPr>
+                  <w:tcW w:type="dxa" w:w="3000"/>
+                  <w:shd w:fill="FFFFFF" w:val="clear"/>
+                  <w:tcMar>
+                    <w:top w:type="dxa" w:w="50"/>
+                    <w:left w:type="dxa" w:w="80"/>
+                    <w:bottom w:type="dxa" w:w="50"/>
+                    <w:right w:type="dxa" w:w="80"/>
+                  </w:tcMar>
+                  <w:vAlign w:val="center"/>
+                </w:tcPr>
+                <w:p>
+                  <w:pPr>
+                    <w:spacing w:after="50" w:before="50"/>
+                  </w:pPr>
+                  <w:r>
+                    <w:rPr>
+                      <w:rFonts w:ascii="Calibri" w:cs="Calibri" w:eastAsia="Calibri" w:hAnsi="Calibri"/>
+                      <w:b/>
+                      <w:bCs/>
+                      <w:color w:val="21272A"/>
+                      <w:sz w:val="19"/>
+                      <w:szCs w:val="19"/>
+                    </w:rPr>
+                    <w:t xml:space="preserve">Avg Speed of Answer</w:t>
+                  </w:r>
+                </w:p>
+              </w:tc>
+              <w:tc>
+                <w:tcPr>
+                  <w:tcW w:type="dxa" w:w="3960"/>
+                  <w:shd w:fill="FFFFFF" w:val="clear"/>
+                  <w:tcMar>
+                    <w:top w:type="dxa" w:w="50"/>
+                    <w:left w:type="dxa" w:w="80"/>
+                    <w:bottom w:type="dxa" w:w="50"/>
+                    <w:right w:type="dxa" w:w="80"/>
+                  </w:tcMar>
+                  <w:vAlign w:val="center"/>
+                </w:tcPr>
+                <w:p>
+                  <w:pPr>
+                    <w:spacing w:after="50" w:before="50"/>
+                  </w:pPr>
+                  <w:r>
+                    <w:rPr>
+                      <w:rFonts w:ascii="Calibri" w:cs="Calibri" w:eastAsia="Calibri" w:hAnsi="Calibri"/>
+                      <w:color w:val="21272A"/>
+                      <w:sz w:val="19"/>
+                      <w:szCs w:val="19"/>
+                    </w:rPr>
+                    <w:t xml:space="preserve">Reduction from baseline (target at contract)</w:t>
+                  </w:r>
+                </w:p>
+              </w:tc>
+            </w:tr>
+            <w:tr>
+              <w:tc>
+                <w:tcPr>
+                  <w:tcW w:type="dxa" w:w="3000"/>
+                  <w:shd w:fill="EEF4FF" w:val="clear"/>
+                  <w:tcMar>
+                    <w:top w:type="dxa" w:w="50"/>
+                    <w:left w:type="dxa" w:w="80"/>
+                    <w:bottom w:type="dxa" w:w="50"/>
+                    <w:right w:type="dxa" w:w="80"/>
+                  </w:tcMar>
+                  <w:vAlign w:val="center"/>
+                </w:tcPr>
+                <w:p>
+                  <w:pPr>
+                    <w:spacing w:after="50" w:before="50"/>
+                  </w:pPr>
+                  <w:r>
+                    <w:rPr>
+                      <w:rFonts w:ascii="Calibri" w:cs="Calibri" w:eastAsia="Calibri" w:hAnsi="Calibri"/>
+                      <w:b/>
+                      <w:bCs/>
+                      <w:color w:val="21272A"/>
+                      <w:sz w:val="19"/>
+                      <w:szCs w:val="19"/>
+                    </w:rPr>
+                    <w:t xml:space="preserve">First Call Resolution</w:t>
+                  </w:r>
+                </w:p>
+              </w:tc>
+              <w:tc>
+                <w:tcPr>
+                  <w:tcW w:type="dxa" w:w="3960"/>
+                  <w:shd w:fill="EEF4FF" w:val="clear"/>
+                  <w:tcMar>
+                    <w:top w:type="dxa" w:w="50"/>
+                    <w:left w:type="dxa" w:w="80"/>
+                    <w:bottom w:type="dxa" w:w="50"/>
+                    <w:right w:type="dxa" w:w="80"/>
+                  </w:tcMar>
+                  <w:vAlign w:val="center"/>
+                </w:tcPr>
+                <w:p>
+                  <w:pPr>
+                    <w:spacing w:after="50" w:before="50"/>
+                  </w:pPr>
+                  <w:r>
+                    <w:rPr>
+                      <w:rFonts w:ascii="Calibri" w:cs="Calibri" w:eastAsia="Calibri" w:hAnsi="Calibri"/>
+                      <w:color w:val="21272A"/>
+                      <w:sz w:val="19"/>
+                      <w:szCs w:val="19"/>
+                    </w:rPr>
+                    <w:t xml:space="preserve">Improvement target: +8–12 pts vs. baseline</w:t>
+                  </w:r>
+                </w:p>
+              </w:tc>
+            </w:tr>
+            <w:tr>
+              <w:tc>
+                <w:tcPr>
+                  <w:tcW w:type="dxa" w:w="3000"/>
+                  <w:shd w:fill="FFFFFF" w:val="clear"/>
+                  <w:tcMar>
+                    <w:top w:type="dxa" w:w="50"/>
+                    <w:left w:type="dxa" w:w="80"/>
+                    <w:bottom w:type="dxa" w:w="50"/>
+                    <w:right w:type="dxa" w:w="80"/>
+                  </w:tcMar>
+                  <w:vAlign w:val="center"/>
+                </w:tcPr>
+                <w:p>
+                  <w:pPr>
+                    <w:spacing w:after="50" w:before="50"/>
+                  </w:pPr>
+                  <w:r>
+                    <w:rPr>
+                      <w:rFonts w:ascii="Calibri" w:cs="Calibri" w:eastAsia="Calibri" w:hAnsi="Calibri"/>
+                      <w:b/>
+                      <w:bCs/>
+                      <w:color w:val="21272A"/>
+                      <w:sz w:val="19"/>
+                      <w:szCs w:val="19"/>
+                    </w:rPr>
+                    <w:t xml:space="preserve">Abandonment Rate</w:t>
+                  </w:r>
+                </w:p>
+              </w:tc>
+              <w:tc>
+                <w:tcPr>
+                  <w:tcW w:type="dxa" w:w="3960"/>
+                  <w:shd w:fill="FFFFFF" w:val="clear"/>
+                  <w:tcMar>
+                    <w:top w:type="dxa" w:w="50"/>
+                    <w:left w:type="dxa" w:w="80"/>
+                    <w:bottom w:type="dxa" w:w="50"/>
+                    <w:right w:type="dxa" w:w="80"/>
+                  </w:tcMar>
+                  <w:vAlign w:val="center"/>
+                </w:tcPr>
+                <w:p>
+                  <w:pPr>
+                    <w:spacing w:after="50" w:before="50"/>
+                  </w:pPr>
+                  <w:r>
+                    <w:rPr>
+                      <w:rFonts w:ascii="Calibri" w:cs="Calibri" w:eastAsia="Calibri" w:hAnsi="Calibri"/>
+                      <w:color w:val="21272A"/>
+                      <w:sz w:val="19"/>
+                      <w:szCs w:val="19"/>
+                    </w:rPr>
+                    <w:t xml:space="preserve">Reduction target: &lt;5% at steady state</w:t>
+                  </w:r>
+                </w:p>
+              </w:tc>
+            </w:tr>
+            <w:tr>
+              <w:tc>
+                <w:tcPr>
+                  <w:tcW w:type="dxa" w:w="3000"/>
+                  <w:shd w:fill="EEF4FF" w:val="clear"/>
+                  <w:tcMar>
+                    <w:top w:type="dxa" w:w="50"/>
+                    <w:left w:type="dxa" w:w="80"/>
+                    <w:bottom w:type="dxa" w:w="50"/>
+                    <w:right w:type="dxa" w:w="80"/>
+                  </w:tcMar>
+                  <w:vAlign w:val="center"/>
+                </w:tcPr>
+                <w:p>
+                  <w:pPr>
+                    <w:spacing w:after="50" w:before="50"/>
+                  </w:pPr>
+                  <w:r>
+                    <w:rPr>
+                      <w:rFonts w:ascii="Calibri" w:cs="Calibri" w:eastAsia="Calibri" w:hAnsi="Calibri"/>
+                      <w:b/>
+                      <w:bCs/>
+                      <w:color w:val="21272A"/>
+                      <w:sz w:val="19"/>
+                      <w:szCs w:val="19"/>
+                    </w:rPr>
+                    <w:t xml:space="preserve">Chatbot Containment</w:t>
+                  </w:r>
+                </w:p>
+              </w:tc>
+              <w:tc>
+                <w:tcPr>
+                  <w:tcW w:type="dxa" w:w="3960"/>
+                  <w:shd w:fill="EEF4FF" w:val="clear"/>
+                  <w:tcMar>
+                    <w:top w:type="dxa" w:w="50"/>
+                    <w:left w:type="dxa" w:w="80"/>
+                    <w:bottom w:type="dxa" w:w="50"/>
+                    <w:right w:type="dxa" w:w="80"/>
+                  </w:tcMar>
+                  <w:vAlign w:val="center"/>
+                </w:tcPr>
+                <w:p>
+                  <w:pPr>
+                    <w:spacing w:after="50" w:before="50"/>
+                  </w:pPr>
+                  <w:r>
+                    <w:rPr>
+                      <w:rFonts w:ascii="Calibri" w:cs="Calibri" w:eastAsia="Calibri" w:hAnsi="Calibri"/>
+                      <w:color w:val="21272A"/>
+                      <w:sz w:val="19"/>
+                      <w:szCs w:val="19"/>
+                    </w:rPr>
+                    <w:t xml:space="preserve">Target: &gt;60% by Month 18</w:t>
+                  </w:r>
+                </w:p>
+              </w:tc>
+            </w:tr>
+            <w:tr>
+              <w:tc>
+                <w:tcPr>
+                  <w:tcW w:type="dxa" w:w="3000"/>
+                  <w:shd w:fill="FFFFFF" w:val="clear"/>
+                  <w:tcMar>
+                    <w:top w:type="dxa" w:w="50"/>
+                    <w:left w:type="dxa" w:w="80"/>
+                    <w:bottom w:type="dxa" w:w="50"/>
+                    <w:right w:type="dxa" w:w="80"/>
+                  </w:tcMar>
+                  <w:vAlign w:val="center"/>
+                </w:tcPr>
+                <w:p>
+                  <w:pPr>
+                    <w:spacing w:after="50" w:before="50"/>
+                  </w:pPr>
+                  <w:r>
+                    <w:rPr>
+                      <w:rFonts w:ascii="Calibri" w:cs="Calibri" w:eastAsia="Calibri" w:hAnsi="Calibri"/>
+                      <w:b/>
+                      <w:bCs/>
+                      <w:color w:val="21272A"/>
+                      <w:sz w:val="19"/>
+                      <w:szCs w:val="19"/>
+                    </w:rPr>
+                    <w:t xml:space="preserve">Digital Adoption</w:t>
+                  </w:r>
+                </w:p>
+              </w:tc>
+              <w:tc>
+                <w:tcPr>
+                  <w:tcW w:type="dxa" w:w="3960"/>
+                  <w:shd w:fill="FFFFFF" w:val="clear"/>
+                  <w:tcMar>
+                    <w:top w:type="dxa" w:w="50"/>
+                    <w:left w:type="dxa" w:w="80"/>
+                    <w:bottom w:type="dxa" w:w="50"/>
+                    <w:right w:type="dxa" w:w="80"/>
+                  </w:tcMar>
+                  <w:vAlign w:val="center"/>
+                </w:tcPr>
+                <w:p>
+                  <w:pPr>
+                    <w:spacing w:after="50" w:before="50"/>
+                  </w:pPr>
+                  <w:r>
+                    <w:rPr>
+                      <w:rFonts w:ascii="Calibri" w:cs="Calibri" w:eastAsia="Calibri" w:hAnsi="Calibri"/>
+                      <w:color w:val="21272A"/>
+                      <w:sz w:val="19"/>
+                      <w:szCs w:val="19"/>
+                    </w:rPr>
+                    <w:t xml:space="preserve">Target: &gt;50% of routine transactions digital</w:t>
+                  </w:r>
+                </w:p>
+              </w:tc>
+            </w:tr>
+            <w:tr>
+              <w:tc>
+                <w:tcPr>
+                  <w:tcW w:type="dxa" w:w="3000"/>
+                  <w:shd w:fill="EEF4FF" w:val="clear"/>
+                  <w:tcMar>
+                    <w:top w:type="dxa" w:w="50"/>
+                    <w:left w:type="dxa" w:w="80"/>
+                    <w:bottom w:type="dxa" w:w="50"/>
+                    <w:right w:type="dxa" w:w="80"/>
+                  </w:tcMar>
+                  <w:vAlign w:val="center"/>
+                </w:tcPr>
+                <w:p>
+                  <w:pPr>
+                    <w:spacing w:after="50" w:before="50"/>
+                  </w:pPr>
+                  <w:r>
+                    <w:rPr>
+                      <w:rFonts w:ascii="Calibri" w:cs="Calibri" w:eastAsia="Calibri" w:hAnsi="Calibri"/>
+                      <w:b/>
+                      <w:bCs/>
+                      <w:color w:val="21272A"/>
+                      <w:sz w:val="19"/>
+                      <w:szCs w:val="19"/>
+                    </w:rPr>
+                    <w:t xml:space="preserve">Member Complaints Volume</w:t>
+                  </w:r>
+                </w:p>
+              </w:tc>
+              <w:tc>
+                <w:tcPr>
+                  <w:tcW w:type="dxa" w:w="3960"/>
+                  <w:shd w:fill="EEF4FF" w:val="clear"/>
+                  <w:tcMar>
+                    <w:top w:type="dxa" w:w="50"/>
+                    <w:left w:type="dxa" w:w="80"/>
+                    <w:bottom w:type="dxa" w:w="50"/>
+                    <w:right w:type="dxa" w:w="80"/>
+                  </w:tcMar>
+                  <w:vAlign w:val="center"/>
+                </w:tcPr>
+                <w:p>
+                  <w:pPr>
+                    <w:spacing w:after="50" w:before="50"/>
+                  </w:pPr>
+                  <w:r>
+                    <w:rPr>
+                      <w:rFonts w:ascii="Calibri" w:cs="Calibri" w:eastAsia="Calibri" w:hAnsi="Calibri"/>
+                      <w:color w:val="21272A"/>
+                      <w:sz w:val="19"/>
+                      <w:szCs w:val="19"/>
+                    </w:rPr>
+                    <w:t xml:space="preserve">Monthly trend tracked; trigger threshold set</w:t>
+                  </w:r>
+                </w:p>
+              </w:tc>
+            </w:tr>
+          </w:tbl>
+          <w:p>
+            <w:pPr>
+              <w:spacing w:after="40"/>
+            </w:pPr>
+            <w:r>
+              <w:rPr>
+                <w:rFonts w:ascii="Calibri" w:cs="Calibri" w:eastAsia="Calibri" w:hAnsi="Calibri"/>
+              </w:rPr>
+              <w:t xml:space="preserve"/>
+            </w:r>
+          </w:p>
+          <w:p>
+            <w:pPr>
+              <w:pBdr>
+                <w:left w:val="single" w:color="001141" w:sz="20" w:space="8"/>
+              </w:pBdr>
+              <w:spacing w:after="80" w:before="180"/>
+              <w:ind w:left="120"/>
+            </w:pPr>
+            <w:r>
+              <w:rPr>
+                <w:rFonts w:ascii="Calibri" w:cs="Calibri" w:eastAsia="Calibri" w:hAnsi="Calibri"/>
+                <w:b/>
+                <w:bCs/>
+                <w:color w:val="001141"/>
+                <w:sz w:val="22"/>
+                <w:szCs w:val="22"/>
+              </w:rPr>
+              <w:t xml:space="preserve">Digital Channel Strategy</w:t>
+            </w:r>
+          </w:p>
+          <w:p>
+            <w:pPr>
+              <w:spacing w:after="100"/>
+              <w:jc w:val="both"/>
+            </w:pPr>
+            <w:r>
+              <w:rPr>
+                <w:rFonts w:ascii="Calibri" w:cs="Calibri" w:eastAsia="Calibri" w:hAnsi="Calibri"/>
+                <w:color w:val="21272A"/>
+                <w:sz w:val="20"/>
+                <w:szCs w:val="20"/>
+              </w:rPr>
+              <w:t xml:space="preserve">IBM's Digital Front Door investment directly reduces contact volume by enabling members to complete plan comparison, enrollment changes, claims status lookup, prior auth status, and ID card requests entirely within digital channels — reducing broker and call-centre dependency for Horizon's most frequent transaction types.</w:t>
+            </w:r>
+          </w:p>
+          <w:p>
+            <w:pPr>
+              <w:spacing w:after="40"/>
+            </w:pPr>
+            <w:r>
+              <w:rPr>
+                <w:rFonts w:ascii="Calibri" w:cs="Calibri" w:eastAsia="Calibri" w:hAnsi="Calibri"/>
+              </w:rPr>
+              <w:t xml:space="preserve"/>
+            </w:r>
+          </w:p>
+          <w:tbl>
+            <w:tblPr>
+              <w:tblW w:type="dxa" w:w="9072"/>
+              <w:tblBorders>
+                <w:top w:val="single" w:color="FFFFFF" w:sz="0"/>
+                <w:left w:val="single" w:color="FFFFFF" w:sz="0"/>
+                <w:bottom w:val="single" w:color="FFFFFF" w:sz="0"/>
+                <w:right w:val="single" w:color="FFFFFF" w:sz="0"/>
+                <w:insideH w:val="single" w:color="auto" w:sz="4"/>
+                <w:insideV w:val="single" w:color="auto" w:sz="4"/>
+              </w:tblBorders>
+              <w:tblLayout w:type="fixed"/>
+            </w:tblPr>
+            <w:tblGrid>
+              <w:gridCol w:w="100"/>
+            </w:tblGrid>
+            <w:tr>
+              <w:tc>
+                <w:tcPr>
+                  <w:tcBorders>
+                    <w:top w:val="single" w:color="001141" w:sz="4"/>
+                    <w:left w:val="single" w:color="001141" w:sz="28"/>
+                    <w:bottom w:val="single" w:color="001141" w:sz="4"/>
+                    <w:right w:val="single" w:color="001141" w:sz="4"/>
+                  </w:tcBorders>
+                  <w:shd w:fill="F4F4F4" w:val="clear"/>
+                  <w:tcMar>
+                    <w:top w:type="dxa" w:w="140"/>
+                    <w:left w:type="dxa" w:w="200"/>
+                    <w:bottom w:type="dxa" w:w="140"/>
+                    <w:right w:type="dxa" w:w="200"/>
+                  </w:tcMar>
+                </w:tcPr>
+                <w:p>
+                  <w:pPr>
+                    <w:spacing w:after="80"/>
+                  </w:pPr>
+                  <w:r>
+                    <w:rPr>
+                      <w:rFonts w:ascii="Calibri" w:cs="Calibri" w:eastAsia="Calibri" w:hAnsi="Calibri"/>
+                      <w:b/>
+                      <w:bCs/>
+                      <w:color w:val="001141"/>
+                      <w:sz w:val="20"/>
+                      <w:szCs w:val="20"/>
+                    </w:rPr>
+                    <w:t xml:space="preserve">Contact Reason Feedback Loop</w:t>
+                  </w:r>
+                </w:p>
+                <w:p>
+                  <w:pPr>
+                    <w:spacing w:after="60"/>
+                  </w:pPr>
+                  <w:r>
+                    <w:rPr>
+                      <w:rFonts w:ascii="Calibri" w:cs="Calibri" w:eastAsia="Calibri" w:hAnsi="Calibri"/>
+                      <w:color w:val="21272A"/>
+                      <w:sz w:val="19"/>
+                      <w:szCs w:val="19"/>
+                    </w:rPr>
+                    <w:t xml:space="preserve">• Top call reasons surfaced daily in CareOps360</w:t>
+                  </w:r>
+                </w:p>
+                <w:p>
+                  <w:pPr>
+                    <w:spacing w:after="60"/>
+                  </w:pPr>
+                  <w:r>
+                    <w:rPr>
+                      <w:rFonts w:ascii="Calibri" w:cs="Calibri" w:eastAsia="Calibri" w:hAnsi="Calibri"/>
+                      <w:color w:val="21272A"/>
+                      <w:sz w:val="19"/>
+                      <w:szCs w:val="19"/>
+                    </w:rPr>
+                    <w:t xml:space="preserve">• Root cause analysis drives upstream process fixes</w:t>
+                  </w:r>
+                </w:p>
+                <w:p>
+                  <w:pPr>
+                    <w:spacing w:after="60"/>
+                  </w:pPr>
+                  <w:r>
+                    <w:rPr>
+                      <w:rFonts w:ascii="Calibri" w:cs="Calibri" w:eastAsia="Calibri" w:hAnsi="Calibri"/>
+                      <w:color w:val="21272A"/>
+                      <w:sz w:val="19"/>
+                      <w:szCs w:val="19"/>
+                    </w:rPr>
+                    <w:t xml:space="preserve">• Agent Assist reduces handle time per contact</w:t>
+                  </w:r>
+                </w:p>
+                <w:p>
+                  <w:pPr>
+                    <w:spacing w:after="60"/>
+                  </w:pPr>
+                  <w:r>
+                    <w:rPr>
+                      <w:rFonts w:ascii="Calibri" w:cs="Calibri" w:eastAsia="Calibri" w:hAnsi="Calibri"/>
+                      <w:color w:val="21272A"/>
+                      <w:sz w:val="19"/>
+                      <w:szCs w:val="19"/>
+                    </w:rPr>
+                    <w:t xml:space="preserve">• Monthly member satisfaction trend tracked</w:t>
+                  </w:r>
+                </w:p>
+              </w:tc>
+            </w:tr>
+          </w:tbl>
+          <w:p/>
+        </w:tc>
+      </w:tr>
+    </w:tbl>
+    <w:p>
+      <w:pPr>
+        <w:spacing w:after="40"/>
+      </w:pPr>
+      <w:r>
+        <w:rPr>
+          <w:rFonts w:ascii="Calibri" w:cs="Calibri" w:eastAsia="Calibri" w:hAnsi="Calibri"/>
+        </w:rPr>
+        <w:t xml:space="preserve"/>
+      </w:r>
+    </w:p>
+    <w:p>
+      <w:pPr>
+        <w:spacing w:after="60" w:before="120"/>
+        <w:jc w:val="center"/>
+      </w:pPr>
+      <w:r>
+        <w:drawing>
+          <wp:inline distT="0" distB="0" distL="0" distR="0">
+            <wp:extent cx="6477000" cy="4048125"/>
+            <wp:effectExtent t="0" r="0" b="0" l="0"/>
+            <wp:docPr id="1" name="" descr="" title=""/>
+            <wp:cNvGraphicFramePr>
+              <a:graphicFrameLocks xmlns:a="http://schemas.openxmlformats.org/drawingml/2006/main" noChangeAspect="1"/>
+            </wp:cNvGraphicFramePr>
+            <a:graphic xmlns:a="http://schemas.openxmlformats.org/drawingml/2006/main">
+              <a:graphicData uri="http://schemas.openxmlformats.org/drawingml/2006/picture">
+                <pic:pic xmlns:pic="http://schemas.openxmlformats.org/drawingml/2006/picture">
+                  <pic:nvPicPr>
+                    <pic:cNvPr id="0" name="" descr=""/>
+                    <pic:cNvPicPr>
+                      <a:picLocks noChangeAspect="1" noChangeArrowheads="1"/>
+                    </pic:cNvPicPr>
+                  </pic:nvPicPr>
+                  <pic:blipFill>
+                    <a:blip r:embed="rId14" cstate="none"/>
+                    <a:srcRect/>
+                    <a:stretch>
+                      <a:fillRect/>
+                    </a:stretch>
+                  </pic:blipFill>
+                  <pic:spPr bwMode="auto">
+                    <a:xfrm>
+                      <a:off x="0" y="0"/>
+                      <a:ext cx="6477000" cy="4048125"/>
+                    </a:xfrm>
+                    <a:prstGeom prst="rect">
+                      <a:avLst/>
+                    </a:prstGeom>
+                  </pic:spPr>
+                </pic:pic>
+              </a:graphicData>
+            </a:graphic>
+          </wp:inline>
+        </w:drawing>
+      </w:r>
+    </w:p>
+    <w:p>
+      <w:pPr>
+        <w:spacing w:after="200"/>
+        <w:jc w:val="center"/>
+      </w:pPr>
+      <w:r>
+        <w:rPr>
+          <w:rFonts w:ascii="Calibri" w:cs="Calibri" w:eastAsia="Calibri" w:hAnsi="Calibri"/>
+          <w:i/>
+          <w:iCs/>
+          <w:color w:val="6F6F6F"/>
+          <w:sz w:val="17"/>
+          <w:szCs w:val="17"/>
+        </w:rPr>
+        <w:t xml:space="preserve">Figure 8: CareOps360 Member Services Dashboard — calls, ASA, abandonment rate, FCR, chatbot containment, digital adoption, and top call reasons by category. Illustrative data; live metrics upon go-live.</w:t>
+      </w:r>
+    </w:p>
+    <w:p>
+      <w:r>
+        <w:br w:type="page"/>
+      </w:r>
+    </w:p>
+    <w:p>
+      <w:pPr>
+        <w:pBdr>
+          <w:bottom w:val="single" w:color="0F62FE" w:sz="4" w:space="4"/>
+        </w:pBdr>
+        <w:spacing w:after="80" w:before="240"/>
+      </w:pPr>
+      <w:r>
+        <w:rPr>
+          <w:rFonts w:ascii="Calibri" w:cs="Calibri" w:eastAsia="Calibri" w:hAnsi="Calibri"/>
+          <w:b/>
+          <w:bCs/>
+          <w:color w:val="001141"/>
+          <w:sz w:val="44"/>
+          <w:szCs w:val="44"/>
+        </w:rPr>
+        <w:t xml:space="preserve">Capability Uplift &amp; AI Readiness</w:t>
+      </w:r>
+    </w:p>
+    <w:p>
+      <w:pPr>
+        <w:spacing w:after="200"/>
+      </w:pPr>
+      <w:r>
+        <w:rPr>
+          <w:rFonts w:ascii="Calibri" w:cs="Calibri" w:eastAsia="Calibri" w:hAnsi="Calibri"/>
+          <w:i/>
+          <w:iCs/>
+          <w:color w:val="6F6F6F"/>
+          <w:sz w:val="22"/>
+          <w:szCs w:val="22"/>
+        </w:rPr>
+        <w:t xml:space="preserve">How IBM's Delivery Capability Directly Enables Horizon's Transformation Outcomes</w:t>
+      </w:r>
+    </w:p>
+    <w:tbl>
+      <w:tblPr>
+        <w:tblW w:type="dxa" w:w="9072"/>
+        <w:tblBorders>
+          <w:top w:val="single" w:color="FFFFFF" w:sz="0"/>
+          <w:left w:val="single" w:color="FFFFFF" w:sz="0"/>
+          <w:bottom w:val="single" w:color="FFFFFF" w:sz="0"/>
+          <w:right w:val="single" w:color="FFFFFF" w:sz="0"/>
+          <w:insideH w:val="single" w:color="auto" w:sz="4"/>
+          <w:insideV w:val="single" w:color="auto" w:sz="4"/>
+        </w:tblBorders>
+        <w:tblLayout w:type="fixed"/>
+      </w:tblPr>
+      <w:tblGrid>
+        <w:gridCol w:w="100"/>
+        <w:gridCol w:w="100"/>
+      </w:tblGrid>
+      <w:tr>
+        <w:tc>
+          <w:tcPr>
+            <w:tcW w:type="dxa" w:w="4320"/>
+            <w:tcBorders>
+              <w:top w:val="single" w:color="FFFFFF" w:sz="0"/>
+              <w:left w:val="single" w:color="FFFFFF" w:sz="0"/>
+              <w:bottom w:val="single" w:color="FFFFFF" w:sz="0"/>
+              <w:right w:val="single" w:color="FFFFFF" w:sz="0"/>
+            </w:tcBorders>
+            <w:tcMar>
+              <w:right w:type="dxa" w:w="220"/>
+            </w:tcMar>
+          </w:tcPr>
+          <w:p>
+            <w:pPr>
+              <w:spacing w:after="100" w:before="80"/>
+            </w:pPr>
+            <w:r>
+              <w:rPr>
+                <w:rFonts w:ascii="Calibri" w:cs="Calibri" w:eastAsia="Calibri" w:hAnsi="Calibri"/>
+                <w:b/>
+                <w:bCs/>
+                <w:color w:val="001141"/>
+                <w:sz w:val="26"/>
+                <w:szCs w:val="26"/>
+              </w:rPr>
+              <w:t xml:space="preserve">A Workforce Built for AI-First Delivery</w:t>
+            </w:r>
+          </w:p>
+          <w:p>
+            <w:pPr>
+              <w:spacing w:after="100"/>
+              <w:jc w:val="both"/>
+            </w:pPr>
+            <w:r>
+              <w:rPr>
+                <w:rFonts w:ascii="Calibri" w:cs="Calibri" w:eastAsia="Calibri" w:hAnsi="Calibri"/>
+                <w:color w:val="21272A"/>
+                <w:sz w:val="20"/>
+                <w:szCs w:val="20"/>
+              </w:rPr>
+              <w:t xml:space="preserve">IBM's transformation proposal is backed by a deeply credentialled, continuously upskilling delivery team that brings AI and automation expertise directly into Horizon's operating environment. Capability investment is not a separate training programme — it is embedded into every phase of delivery, with certifications, automation coverage, and AI-readiness metrics tracked in CareOps360.</w:t>
+            </w:r>
+          </w:p>
+          <w:p>
+            <w:pPr>
+              <w:spacing w:after="100"/>
+              <w:jc w:val="both"/>
+            </w:pPr>
+            <w:r>
+              <w:rPr>
+                <w:rFonts w:ascii="Calibri" w:cs="Calibri" w:eastAsia="Calibri" w:hAnsi="Calibri"/>
+                <w:color w:val="21272A"/>
+                <w:sz w:val="20"/>
+                <w:szCs w:val="20"/>
+              </w:rPr>
+              <w:t xml:space="preserve">IBM is evolving the Horizon delivery model from traditional operations to AI-augmented and autonomous operations. Certified AI and ML resources are expanding significantly, automation coverage is scaling across all workflows, and delivery staff are being redeployed from manual tasks to higher-value advisory and engineering roles — directly enabling measurable transformation outcomes.</w:t>
+            </w:r>
+          </w:p>
+          <w:p>
+            <w:pPr>
+              <w:pBdr>
+                <w:left w:val="single" w:color="0F62FE" w:sz="20" w:space="8"/>
+              </w:pBdr>
+              <w:spacing w:after="80" w:before="180"/>
+              <w:ind w:left="120"/>
+            </w:pPr>
+            <w:r>
+              <w:rPr>
+                <w:rFonts w:ascii="Calibri" w:cs="Calibri" w:eastAsia="Calibri" w:hAnsi="Calibri"/>
+                <w:b/>
+                <w:bCs/>
+                <w:color w:val="0F62FE"/>
+                <w:sz w:val="22"/>
+                <w:szCs w:val="22"/>
+              </w:rPr>
+              <w:t xml:space="preserve">The Strategic Capability Narrative</w:t>
+            </w:r>
+          </w:p>
+          <w:p>
+            <w:pPr>
+              <w:spacing w:after="100"/>
+              <w:jc w:val="both"/>
+            </w:pPr>
+            <w:r>
+              <w:rPr>
+                <w:rFonts w:ascii="Calibri" w:cs="Calibri" w:eastAsia="Calibri" w:hAnsi="Calibri"/>
+                <w:color w:val="21272A"/>
+                <w:sz w:val="20"/>
+                <w:szCs w:val="20"/>
+              </w:rPr>
+              <w:t xml:space="preserve">IBM's people strategy for Horizon is threefold: certify deep expertise in AI, healthcare, and IBM platforms; automate the repeatable so people focus on the complex; and redeploy freed capacity toward the strategic programmes that matter most — Digital Front Door, Quote to Cart, ICOE Modernization, and Mainframe Modernization.</w:t>
+            </w:r>
+          </w:p>
+          <w:p>
+            <w:pPr>
+              <w:pBdr>
+                <w:left w:val="single" w:color="0F62FE" w:sz="20" w:space="8"/>
+              </w:pBdr>
+              <w:spacing w:after="80" w:before="180"/>
+              <w:ind w:left="120"/>
+            </w:pPr>
+            <w:r>
+              <w:rPr>
+                <w:rFonts w:ascii="Calibri" w:cs="Calibri" w:eastAsia="Calibri" w:hAnsi="Calibri"/>
+                <w:b/>
+                <w:bCs/>
+                <w:color w:val="0F62FE"/>
+                <w:sz w:val="22"/>
+                <w:szCs w:val="22"/>
+              </w:rPr>
+              <w:t xml:space="preserve">Capability Metrics That Will Be Tracked</w:t>
+            </w:r>
+          </w:p>
+          <w:p>
+            <w:pPr>
+              <w:pStyle w:val="ListParagraph"/>
+              <w:numPr>
+                <w:ilvl w:val="0"/>
+                <w:numId w:val="1"/>
+              </w:numPr>
+              <w:spacing w:after="80"/>
+              <w:ind w:left="360"/>
+            </w:pPr>
+            <w:r>
+              <w:rPr>
+                <w:rFonts w:ascii="Calibri" w:cs="Calibri" w:eastAsia="Calibri" w:hAnsi="Calibri"/>
+                <w:color w:val="21272A"/>
+                <w:sz w:val="20"/>
+                <w:szCs w:val="20"/>
+              </w:rPr>
+              <w:t xml:space="preserve">Total certified professionals on the Horizon engagement — headcount and credential breakdown.</w:t>
+            </w:r>
+          </w:p>
+          <w:p>
+            <w:pPr>
+              <w:pStyle w:val="ListParagraph"/>
+              <w:numPr>
+                <w:ilvl w:val="0"/>
+                <w:numId w:val="1"/>
+              </w:numPr>
+              <w:spacing w:after="80"/>
+              <w:ind w:left="360"/>
+            </w:pPr>
+            <w:r>
+              <w:rPr>
+                <w:rFonts w:ascii="Calibri" w:cs="Calibri" w:eastAsia="Calibri" w:hAnsi="Calibri"/>
+                <w:color w:val="21272A"/>
+                <w:sz w:val="20"/>
+                <w:szCs w:val="20"/>
+              </w:rPr>
+              <w:t xml:space="preserve">AI/ML certifications: target growth trajectory month-over-month.</w:t>
+            </w:r>
+          </w:p>
+          <w:p>
+            <w:pPr>
+              <w:pStyle w:val="ListParagraph"/>
+              <w:numPr>
+                <w:ilvl w:val="0"/>
+                <w:numId w:val="1"/>
+              </w:numPr>
+              <w:spacing w:after="80"/>
+              <w:ind w:left="360"/>
+            </w:pPr>
+            <w:r>
+              <w:rPr>
+                <w:rFonts w:ascii="Calibri" w:cs="Calibri" w:eastAsia="Calibri" w:hAnsi="Calibri"/>
+                <w:color w:val="21272A"/>
+                <w:sz w:val="20"/>
+                <w:szCs w:val="20"/>
+              </w:rPr>
+              <w:t xml:space="preserve">Automation coverage: percentage of delivery processes with automation applied.</w:t>
+            </w:r>
+          </w:p>
+          <w:p>
+            <w:pPr>
+              <w:pStyle w:val="ListParagraph"/>
+              <w:numPr>
+                <w:ilvl w:val="0"/>
+                <w:numId w:val="1"/>
+              </w:numPr>
+              <w:spacing w:after="80"/>
+              <w:ind w:left="360"/>
+            </w:pPr>
+            <w:r>
+              <w:rPr>
+                <w:rFonts w:ascii="Calibri" w:cs="Calibri" w:eastAsia="Calibri" w:hAnsi="Calibri"/>
+                <w:color w:val="21272A"/>
+                <w:sz w:val="20"/>
+                <w:szCs w:val="20"/>
+              </w:rPr>
+              <w:t xml:space="preserve">Workforce AI-enabled percentage: share of team using AI tooling in daily delivery.</w:t>
+            </w:r>
+          </w:p>
+          <w:p>
+            <w:pPr>
+              <w:pStyle w:val="ListParagraph"/>
+              <w:numPr>
+                <w:ilvl w:val="0"/>
+                <w:numId w:val="1"/>
+              </w:numPr>
+              <w:spacing w:after="80"/>
+              <w:ind w:left="360"/>
+            </w:pPr>
+            <w:r>
+              <w:rPr>
+                <w:rFonts w:ascii="Calibri" w:cs="Calibri" w:eastAsia="Calibri" w:hAnsi="Calibri"/>
+                <w:color w:val="21272A"/>
+                <w:sz w:val="20"/>
+                <w:szCs w:val="20"/>
+              </w:rPr>
+              <w:t xml:space="preserve">FTE productivity gain: reduction in manual effort per unit of delivery output.</w:t>
+            </w:r>
+          </w:p>
+          <w:p>
+            <w:pPr>
+              <w:pStyle w:val="ListParagraph"/>
+              <w:numPr>
+                <w:ilvl w:val="0"/>
+                <w:numId w:val="1"/>
+              </w:numPr>
+              <w:spacing w:after="80"/>
+              <w:ind w:left="360"/>
+            </w:pPr>
+            <w:r>
+              <w:rPr>
+                <w:rFonts w:ascii="Calibri" w:cs="Calibri" w:eastAsia="Calibri" w:hAnsi="Calibri"/>
+                <w:color w:val="21272A"/>
+                <w:sz w:val="20"/>
+                <w:szCs w:val="20"/>
+              </w:rPr>
+              <w:t xml:space="preserve">Auto-remediation readiness: target capability milestone for self-healing operations.</w:t>
+            </w:r>
+          </w:p>
+        </w:tc>
+        <w:tc>
+          <w:tcPr>
+            <w:tcW w:type="dxa" w:w="4320"/>
+            <w:tcBorders>
+              <w:top w:val="single" w:color="FFFFFF" w:sz="0"/>
+              <w:left w:val="single" w:color="FFFFFF" w:sz="0"/>
+              <w:bottom w:val="single" w:color="FFFFFF" w:sz="0"/>
+              <w:right w:val="single" w:color="FFFFFF" w:sz="0"/>
+            </w:tcBorders>
+            <w:tcMar>
+              <w:left w:type="dxa" w:w="220"/>
+            </w:tcMar>
+          </w:tcPr>
+          <w:p>
+            <w:pPr>
+              <w:spacing w:after="100" w:before="80"/>
+            </w:pPr>
+            <w:r>
+              <w:rPr>
+                <w:rFonts w:ascii="Calibri" w:cs="Calibri" w:eastAsia="Calibri" w:hAnsi="Calibri"/>
+                <w:b/>
+                <w:bCs/>
+                <w:color w:val="001141"/>
+                <w:sz w:val="26"/>
+                <w:szCs w:val="26"/>
+              </w:rPr>
+              <w:t xml:space="preserve">Capability Dashboard</w:t>
+            </w:r>
+          </w:p>
+          <w:tbl>
+            <w:tblPr>
+              <w:tblW w:type="dxa" w:w="9072"/>
+              <w:tblBorders>
+                <w:top w:val="single" w:color="auto" w:sz="4"/>
+                <w:left w:val="single" w:color="auto" w:sz="4"/>
+                <w:bottom w:val="single" w:color="auto" w:sz="4"/>
+                <w:right w:val="single" w:color="auto" w:sz="4"/>
+                <w:insideH w:val="single" w:color="auto" w:sz="4"/>
+                <w:insideV w:val="single" w:color="auto" w:sz="4"/>
+              </w:tblBorders>
+              <w:tblLayout w:type="fixed"/>
+            </w:tblPr>
+            <w:tblGrid>
+              <w:gridCol w:w="100"/>
+              <w:gridCol w:w="100"/>
+              <w:gridCol w:w="100"/>
+            </w:tblGrid>
+            <w:tr>
+              <w:trPr>
+                <w:tblHeader/>
+              </w:trPr>
+              <w:tc>
+                <w:tcPr>
+                  <w:tcW w:type="dxa" w:w="2400"/>
+                  <w:shd w:fill="001141" w:val="clear"/>
+                  <w:tcMar>
+                    <w:top w:type="dxa" w:w="60"/>
+                    <w:left w:type="dxa" w:w="80"/>
+                    <w:bottom w:type="dxa" w:w="60"/>
+                    <w:right w:type="dxa" w:w="80"/>
+                  </w:tcMar>
+                </w:tcPr>
+                <w:p>
+                  <w:pPr>
+                    <w:spacing w:after="60" w:before="60"/>
+                    <w:jc w:val="center"/>
+                  </w:pPr>
+                  <w:r>
+                    <w:rPr>
+                      <w:rFonts w:ascii="Calibri" w:cs="Calibri" w:eastAsia="Calibri" w:hAnsi="Calibri"/>
+                      <w:b/>
+                      <w:bCs/>
+                      <w:color w:val="FFFFFF"/>
+                      <w:sz w:val="19"/>
+                      <w:szCs w:val="19"/>
+                    </w:rPr>
+                    <w:t xml:space="preserve">Capability Area</w:t>
+                  </w:r>
+                </w:p>
+              </w:tc>
+              <w:tc>
+                <w:tcPr>
+                  <w:tcW w:type="dxa" w:w="2400"/>
+                  <w:shd w:fill="001141" w:val="clear"/>
+                  <w:tcMar>
+                    <w:top w:type="dxa" w:w="60"/>
+                    <w:left w:type="dxa" w:w="80"/>
+                    <w:bottom w:type="dxa" w:w="60"/>
+                    <w:right w:type="dxa" w:w="80"/>
+                  </w:tcMar>
+                </w:tcPr>
+                <w:p>
+                  <w:pPr>
+                    <w:spacing w:after="60" w:before="60"/>
+                    <w:jc w:val="center"/>
+                  </w:pPr>
+                  <w:r>
+                    <w:rPr>
+                      <w:rFonts w:ascii="Calibri" w:cs="Calibri" w:eastAsia="Calibri" w:hAnsi="Calibri"/>
+                      <w:b/>
+                      <w:bCs/>
+                      <w:color w:val="FFFFFF"/>
+                      <w:sz w:val="19"/>
+                      <w:szCs w:val="19"/>
+                    </w:rPr>
+                    <w:t xml:space="preserve">Metric Tracked</w:t>
+                  </w:r>
+                </w:p>
+              </w:tc>
+              <w:tc>
+                <w:tcPr>
+                  <w:tcW w:type="dxa" w:w="2160"/>
+                  <w:shd w:fill="001141" w:val="clear"/>
+                  <w:tcMar>
+                    <w:top w:type="dxa" w:w="60"/>
+                    <w:left w:type="dxa" w:w="80"/>
+                    <w:bottom w:type="dxa" w:w="60"/>
+                    <w:right w:type="dxa" w:w="80"/>
+                  </w:tcMar>
+                </w:tcPr>
+                <w:p>
+                  <w:pPr>
+                    <w:spacing w:after="60" w:before="60"/>
+                    <w:jc w:val="center"/>
+                  </w:pPr>
+                  <w:r>
+                    <w:rPr>
+                      <w:rFonts w:ascii="Calibri" w:cs="Calibri" w:eastAsia="Calibri" w:hAnsi="Calibri"/>
+                      <w:b/>
+                      <w:bCs/>
+                      <w:color w:val="FFFFFF"/>
+                      <w:sz w:val="19"/>
+                      <w:szCs w:val="19"/>
+                    </w:rPr>
+                    <w:t xml:space="preserve">Target</w:t>
+                  </w:r>
+                </w:p>
+              </w:tc>
+            </w:tr>
+            <w:tr>
+              <w:tc>
+                <w:tcPr>
+                  <w:tcW w:type="dxa" w:w="2400"/>
+                  <w:shd w:fill="FFFFFF" w:val="clear"/>
+                  <w:tcMar>
+                    <w:top w:type="dxa" w:w="50"/>
+                    <w:left w:type="dxa" w:w="80"/>
+                    <w:bottom w:type="dxa" w:w="50"/>
+                    <w:right w:type="dxa" w:w="80"/>
+                  </w:tcMar>
+                  <w:vAlign w:val="center"/>
+                </w:tcPr>
+                <w:p>
+                  <w:pPr>
+                    <w:spacing w:after="50" w:before="50"/>
+                  </w:pPr>
+                  <w:r>
+                    <w:rPr>
+                      <w:rFonts w:ascii="Calibri" w:cs="Calibri" w:eastAsia="Calibri" w:hAnsi="Calibri"/>
+                      <w:b/>
+                      <w:bCs/>
+                      <w:color w:val="21272A"/>
+                      <w:sz w:val="19"/>
+                      <w:szCs w:val="19"/>
+                    </w:rPr>
+                    <w:t xml:space="preserve">AI / ML Certifications</w:t>
+                  </w:r>
+                </w:p>
+              </w:tc>
+              <w:tc>
+                <w:tcPr>
+                  <w:tcW w:type="dxa" w:w="2400"/>
+                  <w:shd w:fill="FFFFFF" w:val="clear"/>
+                  <w:tcMar>
+                    <w:top w:type="dxa" w:w="50"/>
+                    <w:left w:type="dxa" w:w="80"/>
+                    <w:bottom w:type="dxa" w:w="50"/>
+                    <w:right w:type="dxa" w:w="80"/>
+                  </w:tcMar>
+                  <w:vAlign w:val="center"/>
+                </w:tcPr>
+                <w:p>
+                  <w:pPr>
+                    <w:spacing w:after="50" w:before="50"/>
+                  </w:pPr>
+                  <w:r>
+                    <w:rPr>
+                      <w:rFonts w:ascii="Calibri" w:cs="Calibri" w:eastAsia="Calibri" w:hAnsi="Calibri"/>
+                      <w:color w:val="21272A"/>
+                      <w:sz w:val="19"/>
+                      <w:szCs w:val="19"/>
+                    </w:rPr>
+                    <w:t xml:space="preserve">Certified professionals</w:t>
+                  </w:r>
+                </w:p>
+              </w:tc>
+              <w:tc>
+                <w:tcPr>
+                  <w:tcW w:type="dxa" w:w="2160"/>
+                  <w:shd w:fill="FFFFFF" w:val="clear"/>
+                  <w:tcMar>
+                    <w:top w:type="dxa" w:w="50"/>
+                    <w:left w:type="dxa" w:w="80"/>
+                    <w:bottom w:type="dxa" w:w="50"/>
+                    <w:right w:type="dxa" w:w="80"/>
+                  </w:tcMar>
+                  <w:vAlign w:val="center"/>
+                </w:tcPr>
+                <w:p>
+                  <w:pPr>
+                    <w:spacing w:after="50" w:before="50"/>
+                  </w:pPr>
+                  <w:r>
+                    <w:rPr>
+                      <w:rFonts w:ascii="Calibri" w:cs="Calibri" w:eastAsia="Calibri" w:hAnsi="Calibri"/>
+                      <w:color w:val="21272A"/>
+                      <w:sz w:val="19"/>
+                      <w:szCs w:val="19"/>
+                    </w:rPr>
+                    <w:t xml:space="preserve">Growth to plan</w:t>
+                  </w:r>
+                </w:p>
+              </w:tc>
+            </w:tr>
+            <w:tr>
+              <w:tc>
+                <w:tcPr>
+                  <w:tcW w:type="dxa" w:w="2400"/>
+                  <w:shd w:fill="EEF4FF" w:val="clear"/>
+                  <w:tcMar>
+                    <w:top w:type="dxa" w:w="50"/>
+                    <w:left w:type="dxa" w:w="80"/>
+                    <w:bottom w:type="dxa" w:w="50"/>
+                    <w:right w:type="dxa" w:w="80"/>
+                  </w:tcMar>
+                  <w:vAlign w:val="center"/>
+                </w:tcPr>
+                <w:p>
+                  <w:pPr>
+                    <w:spacing w:after="50" w:before="50"/>
+                  </w:pPr>
+                  <w:r>
+                    <w:rPr>
+                      <w:rFonts w:ascii="Calibri" w:cs="Calibri" w:eastAsia="Calibri" w:hAnsi="Calibri"/>
+                      <w:b/>
+                      <w:bCs/>
+                      <w:color w:val="21272A"/>
+                      <w:sz w:val="19"/>
+                      <w:szCs w:val="19"/>
+                    </w:rPr>
+                    <w:t xml:space="preserve">Planned Certifications</w:t>
+                  </w:r>
+                </w:p>
+              </w:tc>
+              <w:tc>
+                <w:tcPr>
+                  <w:tcW w:type="dxa" w:w="2400"/>
+                  <w:shd w:fill="EEF4FF" w:val="clear"/>
+                  <w:tcMar>
+                    <w:top w:type="dxa" w:w="50"/>
+                    <w:left w:type="dxa" w:w="80"/>
+                    <w:bottom w:type="dxa" w:w="50"/>
+                    <w:right w:type="dxa" w:w="80"/>
+                  </w:tcMar>
+                  <w:vAlign w:val="center"/>
+                </w:tcPr>
+                <w:p>
+                  <w:pPr>
+                    <w:spacing w:after="50" w:before="50"/>
+                  </w:pPr>
+                  <w:r>
+                    <w:rPr>
+                      <w:rFonts w:ascii="Calibri" w:cs="Calibri" w:eastAsia="Calibri" w:hAnsi="Calibri"/>
+                      <w:color w:val="21272A"/>
+                      <w:sz w:val="19"/>
+                      <w:szCs w:val="19"/>
+                    </w:rPr>
+                    <w:t xml:space="preserve">Next 6–12 month pipeline</w:t>
+                  </w:r>
+                </w:p>
+              </w:tc>
+              <w:tc>
+                <w:tcPr>
+                  <w:tcW w:type="dxa" w:w="2160"/>
+                  <w:shd w:fill="EEF4FF" w:val="clear"/>
+                  <w:tcMar>
+                    <w:top w:type="dxa" w:w="50"/>
+                    <w:left w:type="dxa" w:w="80"/>
+                    <w:bottom w:type="dxa" w:w="50"/>
+                    <w:right w:type="dxa" w:w="80"/>
+                  </w:tcMar>
+                  <w:vAlign w:val="center"/>
+                </w:tcPr>
+                <w:p>
+                  <w:pPr>
+                    <w:spacing w:after="50" w:before="50"/>
+                  </w:pPr>
+                  <w:r>
+                    <w:rPr>
+                      <w:rFonts w:ascii="Calibri" w:cs="Calibri" w:eastAsia="Calibri" w:hAnsi="Calibri"/>
+                      <w:color w:val="21272A"/>
+                      <w:sz w:val="19"/>
+                      <w:szCs w:val="19"/>
+                    </w:rPr>
+                    <w:t xml:space="preserve">Headcount target</w:t>
+                  </w:r>
+                </w:p>
+              </w:tc>
+            </w:tr>
+            <w:tr>
+              <w:tc>
+                <w:tcPr>
+                  <w:tcW w:type="dxa" w:w="2400"/>
+                  <w:shd w:fill="FFFFFF" w:val="clear"/>
+                  <w:tcMar>
+                    <w:top w:type="dxa" w:w="50"/>
+                    <w:left w:type="dxa" w:w="80"/>
+                    <w:bottom w:type="dxa" w:w="50"/>
+                    <w:right w:type="dxa" w:w="80"/>
+                  </w:tcMar>
+                  <w:vAlign w:val="center"/>
+                </w:tcPr>
+                <w:p>
+                  <w:pPr>
+                    <w:spacing w:after="50" w:before="50"/>
+                  </w:pPr>
+                  <w:r>
+                    <w:rPr>
+                      <w:rFonts w:ascii="Calibri" w:cs="Calibri" w:eastAsia="Calibri" w:hAnsi="Calibri"/>
+                      <w:b/>
+                      <w:bCs/>
+                      <w:color w:val="21272A"/>
+                      <w:sz w:val="19"/>
+                      <w:szCs w:val="19"/>
+                    </w:rPr>
+                    <w:t xml:space="preserve">Workforce AI-Enabled</w:t>
+                  </w:r>
+                </w:p>
+              </w:tc>
+              <w:tc>
+                <w:tcPr>
+                  <w:tcW w:type="dxa" w:w="2400"/>
+                  <w:shd w:fill="FFFFFF" w:val="clear"/>
+                  <w:tcMar>
+                    <w:top w:type="dxa" w:w="50"/>
+                    <w:left w:type="dxa" w:w="80"/>
+                    <w:bottom w:type="dxa" w:w="50"/>
+                    <w:right w:type="dxa" w:w="80"/>
+                  </w:tcMar>
+                  <w:vAlign w:val="center"/>
+                </w:tcPr>
+                <w:p>
+                  <w:pPr>
+                    <w:spacing w:after="50" w:before="50"/>
+                  </w:pPr>
+                  <w:r>
+                    <w:rPr>
+                      <w:rFonts w:ascii="Calibri" w:cs="Calibri" w:eastAsia="Calibri" w:hAnsi="Calibri"/>
+                      <w:color w:val="21272A"/>
+                      <w:sz w:val="19"/>
+                      <w:szCs w:val="19"/>
+                    </w:rPr>
+                    <w:t xml:space="preserve">% using AI daily</w:t>
+                  </w:r>
+                </w:p>
+              </w:tc>
+              <w:tc>
+                <w:tcPr>
+                  <w:tcW w:type="dxa" w:w="2160"/>
+                  <w:shd w:fill="FFFFFF" w:val="clear"/>
+                  <w:tcMar>
+                    <w:top w:type="dxa" w:w="50"/>
+                    <w:left w:type="dxa" w:w="80"/>
+                    <w:bottom w:type="dxa" w:w="50"/>
+                    <w:right w:type="dxa" w:w="80"/>
+                  </w:tcMar>
+                  <w:vAlign w:val="center"/>
+                </w:tcPr>
+                <w:p>
+                  <w:pPr>
+                    <w:spacing w:after="50" w:before="50"/>
+                  </w:pPr>
+                  <w:r>
+                    <w:rPr>
+                      <w:rFonts w:ascii="Calibri" w:cs="Calibri" w:eastAsia="Calibri" w:hAnsi="Calibri"/>
+                      <w:color w:val="21272A"/>
+                      <w:sz w:val="19"/>
+                      <w:szCs w:val="19"/>
+                    </w:rPr>
+                    <w:t xml:space="preserve">78% by Month 12</w:t>
+                  </w:r>
+                </w:p>
+              </w:tc>
+            </w:tr>
+            <w:tr>
+              <w:tc>
+                <w:tcPr>
+                  <w:tcW w:type="dxa" w:w="2400"/>
+                  <w:shd w:fill="EEF4FF" w:val="clear"/>
+                  <w:tcMar>
+                    <w:top w:type="dxa" w:w="50"/>
+                    <w:left w:type="dxa" w:w="80"/>
+                    <w:bottom w:type="dxa" w:w="50"/>
+                    <w:right w:type="dxa" w:w="80"/>
+                  </w:tcMar>
+                  <w:vAlign w:val="center"/>
+                </w:tcPr>
+                <w:p>
+                  <w:pPr>
+                    <w:spacing w:after="50" w:before="50"/>
+                  </w:pPr>
+                  <w:r>
+                    <w:rPr>
+                      <w:rFonts w:ascii="Calibri" w:cs="Calibri" w:eastAsia="Calibri" w:hAnsi="Calibri"/>
+                      <w:b/>
+                      <w:bCs/>
+                      <w:color w:val="21272A"/>
+                      <w:sz w:val="19"/>
+                      <w:szCs w:val="19"/>
+                    </w:rPr>
+                    <w:t xml:space="preserve">Automation Coverage</w:t>
+                  </w:r>
+                </w:p>
+              </w:tc>
+              <w:tc>
+                <w:tcPr>
+                  <w:tcW w:type="dxa" w:w="2400"/>
+                  <w:shd w:fill="EEF4FF" w:val="clear"/>
+                  <w:tcMar>
+                    <w:top w:type="dxa" w:w="50"/>
+                    <w:left w:type="dxa" w:w="80"/>
+                    <w:bottom w:type="dxa" w:w="50"/>
+                    <w:right w:type="dxa" w:w="80"/>
+                  </w:tcMar>
+                  <w:vAlign w:val="center"/>
+                </w:tcPr>
+                <w:p>
+                  <w:pPr>
+                    <w:spacing w:after="50" w:before="50"/>
+                  </w:pPr>
+                  <w:r>
+                    <w:rPr>
+                      <w:rFonts w:ascii="Calibri" w:cs="Calibri" w:eastAsia="Calibri" w:hAnsi="Calibri"/>
+                      <w:color w:val="21272A"/>
+                      <w:sz w:val="19"/>
+                      <w:szCs w:val="19"/>
+                    </w:rPr>
+                    <w:t xml:space="preserve">% processes automated</w:t>
+                  </w:r>
+                </w:p>
+              </w:tc>
+              <w:tc>
+                <w:tcPr>
+                  <w:tcW w:type="dxa" w:w="2160"/>
+                  <w:shd w:fill="EEF4FF" w:val="clear"/>
+                  <w:tcMar>
+                    <w:top w:type="dxa" w:w="50"/>
+                    <w:left w:type="dxa" w:w="80"/>
+                    <w:bottom w:type="dxa" w:w="50"/>
+                    <w:right w:type="dxa" w:w="80"/>
+                  </w:tcMar>
+                  <w:vAlign w:val="center"/>
+                </w:tcPr>
+                <w:p>
+                  <w:pPr>
+                    <w:spacing w:after="50" w:before="50"/>
+                  </w:pPr>
+                  <w:r>
+                    <w:rPr>
+                      <w:rFonts w:ascii="Calibri" w:cs="Calibri" w:eastAsia="Calibri" w:hAnsi="Calibri"/>
+                      <w:color w:val="21272A"/>
+                      <w:sz w:val="19"/>
+                      <w:szCs w:val="19"/>
+                    </w:rPr>
+                    <w:t xml:space="preserve">91% by Month 12</w:t>
+                  </w:r>
+                </w:p>
+              </w:tc>
+            </w:tr>
+            <w:tr>
+              <w:tc>
+                <w:tcPr>
+                  <w:tcW w:type="dxa" w:w="2400"/>
+                  <w:shd w:fill="FFFFFF" w:val="clear"/>
+                  <w:tcMar>
+                    <w:top w:type="dxa" w:w="50"/>
+                    <w:left w:type="dxa" w:w="80"/>
+                    <w:bottom w:type="dxa" w:w="50"/>
+                    <w:right w:type="dxa" w:w="80"/>
+                  </w:tcMar>
+                  <w:vAlign w:val="center"/>
+                </w:tcPr>
+                <w:p>
+                  <w:pPr>
+                    <w:spacing w:after="50" w:before="50"/>
+                  </w:pPr>
+                  <w:r>
+                    <w:rPr>
+                      <w:rFonts w:ascii="Calibri" w:cs="Calibri" w:eastAsia="Calibri" w:hAnsi="Calibri"/>
+                      <w:b/>
+                      <w:bCs/>
+                      <w:color w:val="21272A"/>
+                      <w:sz w:val="19"/>
+                      <w:szCs w:val="19"/>
+                    </w:rPr>
+                    <w:t xml:space="preserve">FTE Productivity Gain</w:t>
+                  </w:r>
+                </w:p>
+              </w:tc>
+              <w:tc>
+                <w:tcPr>
+                  <w:tcW w:type="dxa" w:w="2400"/>
+                  <w:shd w:fill="FFFFFF" w:val="clear"/>
+                  <w:tcMar>
+                    <w:top w:type="dxa" w:w="50"/>
+                    <w:left w:type="dxa" w:w="80"/>
+                    <w:bottom w:type="dxa" w:w="50"/>
+                    <w:right w:type="dxa" w:w="80"/>
+                  </w:tcMar>
+                  <w:vAlign w:val="center"/>
+                </w:tcPr>
+                <w:p>
+                  <w:pPr>
+                    <w:spacing w:after="50" w:before="50"/>
+                  </w:pPr>
+                  <w:r>
+                    <w:rPr>
+                      <w:rFonts w:ascii="Calibri" w:cs="Calibri" w:eastAsia="Calibri" w:hAnsi="Calibri"/>
+                      <w:color w:val="21272A"/>
+                      <w:sz w:val="19"/>
+                      <w:szCs w:val="19"/>
+                    </w:rPr>
+                    <w:t xml:space="preserve">Manual effort eliminated</w:t>
+                  </w:r>
+                </w:p>
+              </w:tc>
+              <w:tc>
+                <w:tcPr>
+                  <w:tcW w:type="dxa" w:w="2160"/>
+                  <w:shd w:fill="FFFFFF" w:val="clear"/>
+                  <w:tcMar>
+                    <w:top w:type="dxa" w:w="50"/>
+                    <w:left w:type="dxa" w:w="80"/>
+                    <w:bottom w:type="dxa" w:w="50"/>
+                    <w:right w:type="dxa" w:w="80"/>
+                  </w:tcMar>
+                  <w:vAlign w:val="center"/>
+                </w:tcPr>
+                <w:p>
+                  <w:pPr>
+                    <w:spacing w:after="50" w:before="50"/>
+                  </w:pPr>
+                  <w:r>
+                    <w:rPr>
+                      <w:rFonts w:ascii="Calibri" w:cs="Calibri" w:eastAsia="Calibri" w:hAnsi="Calibri"/>
+                      <w:color w:val="21272A"/>
+                      <w:sz w:val="19"/>
+                      <w:szCs w:val="19"/>
+                    </w:rPr>
+                    <w:t xml:space="preserve">Target agreed</w:t>
+                  </w:r>
+                </w:p>
+              </w:tc>
+            </w:tr>
+            <w:tr>
+              <w:tc>
+                <w:tcPr>
+                  <w:tcW w:type="dxa" w:w="2400"/>
+                  <w:shd w:fill="EEF4FF" w:val="clear"/>
+                  <w:tcMar>
+                    <w:top w:type="dxa" w:w="50"/>
+                    <w:left w:type="dxa" w:w="80"/>
+                    <w:bottom w:type="dxa" w:w="50"/>
+                    <w:right w:type="dxa" w:w="80"/>
+                  </w:tcMar>
+                  <w:vAlign w:val="center"/>
+                </w:tcPr>
+                <w:p>
+                  <w:pPr>
+                    <w:spacing w:after="50" w:before="50"/>
+                  </w:pPr>
+                  <w:r>
+                    <w:rPr>
+                      <w:rFonts w:ascii="Calibri" w:cs="Calibri" w:eastAsia="Calibri" w:hAnsi="Calibri"/>
+                      <w:b/>
+                      <w:bCs/>
+                      <w:color w:val="21272A"/>
+                      <w:sz w:val="19"/>
+                      <w:szCs w:val="19"/>
+                    </w:rPr>
+                    <w:t xml:space="preserve">Auto-Remediation Ready</w:t>
+                  </w:r>
+                </w:p>
+              </w:tc>
+              <w:tc>
+                <w:tcPr>
+                  <w:tcW w:type="dxa" w:w="2400"/>
+                  <w:shd w:fill="EEF4FF" w:val="clear"/>
+                  <w:tcMar>
+                    <w:top w:type="dxa" w:w="50"/>
+                    <w:left w:type="dxa" w:w="80"/>
+                    <w:bottom w:type="dxa" w:w="50"/>
+                    <w:right w:type="dxa" w:w="80"/>
+                  </w:tcMar>
+                  <w:vAlign w:val="center"/>
+                </w:tcPr>
+                <w:p>
+                  <w:pPr>
+                    <w:spacing w:after="50" w:before="50"/>
+                  </w:pPr>
+                  <w:r>
+                    <w:rPr>
+                      <w:rFonts w:ascii="Calibri" w:cs="Calibri" w:eastAsia="Calibri" w:hAnsi="Calibri"/>
+                      <w:color w:val="21272A"/>
+                      <w:sz w:val="19"/>
+                      <w:szCs w:val="19"/>
+                    </w:rPr>
+                    <w:t xml:space="preserve">Self-heal milestone</w:t>
+                  </w:r>
+                </w:p>
+              </w:tc>
+              <w:tc>
+                <w:tcPr>
+                  <w:tcW w:type="dxa" w:w="2160"/>
+                  <w:shd w:fill="EEF4FF" w:val="clear"/>
+                  <w:tcMar>
+                    <w:top w:type="dxa" w:w="50"/>
+                    <w:left w:type="dxa" w:w="80"/>
+                    <w:bottom w:type="dxa" w:w="50"/>
+                    <w:right w:type="dxa" w:w="80"/>
+                  </w:tcMar>
+                  <w:vAlign w:val="center"/>
+                </w:tcPr>
+                <w:p>
+                  <w:pPr>
+                    <w:spacing w:after="50" w:before="50"/>
+                  </w:pPr>
+                  <w:r>
+                    <w:rPr>
+                      <w:rFonts w:ascii="Calibri" w:cs="Calibri" w:eastAsia="Calibri" w:hAnsi="Calibri"/>
+                      <w:color w:val="21272A"/>
+                      <w:sz w:val="19"/>
+                      <w:szCs w:val="19"/>
+                    </w:rPr>
+                    <w:t xml:space="preserve">Achieved Month 6</w:t>
+                  </w:r>
+                </w:p>
+              </w:tc>
+            </w:tr>
+          </w:tbl>
+          <w:p>
+            <w:pPr>
+              <w:spacing w:after="40"/>
+            </w:pPr>
+            <w:r>
+              <w:rPr>
+                <w:rFonts w:ascii="Calibri" w:cs="Calibri" w:eastAsia="Calibri" w:hAnsi="Calibri"/>
+              </w:rPr>
+              <w:t xml:space="preserve"/>
+            </w:r>
+          </w:p>
+          <w:tbl>
+            <w:tblPr>
+              <w:tblW w:type="dxa" w:w="9072"/>
+              <w:tblBorders>
+                <w:top w:val="single" w:color="FFFFFF" w:sz="0"/>
+                <w:left w:val="single" w:color="FFFFFF" w:sz="0"/>
+                <w:bottom w:val="single" w:color="FFFFFF" w:sz="0"/>
+                <w:right w:val="single" w:color="FFFFFF" w:sz="0"/>
+                <w:insideH w:val="single" w:color="auto" w:sz="4"/>
+                <w:insideV w:val="single" w:color="auto" w:sz="4"/>
+              </w:tblBorders>
+              <w:tblLayout w:type="fixed"/>
+            </w:tblPr>
+            <w:tblGrid>
+              <w:gridCol w:w="100"/>
+            </w:tblGrid>
+            <w:tr>
+              <w:tc>
+                <w:tcPr>
+                  <w:tcBorders>
+                    <w:top w:val="single" w:color="0F62FE" w:sz="4"/>
+                    <w:left w:val="single" w:color="0F62FE" w:sz="28"/>
+                    <w:bottom w:val="single" w:color="0F62FE" w:sz="4"/>
+                    <w:right w:val="single" w:color="0F62FE" w:sz="4"/>
+                  </w:tcBorders>
+                  <w:shd w:fill="D0E2FF" w:val="clear"/>
+                  <w:tcMar>
+                    <w:top w:type="dxa" w:w="140"/>
+                    <w:left w:type="dxa" w:w="200"/>
+                    <w:bottom w:type="dxa" w:w="140"/>
+                    <w:right w:type="dxa" w:w="200"/>
+                  </w:tcMar>
+                </w:tcPr>
+                <w:p>
+                  <w:pPr>
+                    <w:spacing w:after="80"/>
+                  </w:pPr>
+                  <w:r>
+                    <w:rPr>
+                      <w:rFonts w:ascii="Calibri" w:cs="Calibri" w:eastAsia="Calibri" w:hAnsi="Calibri"/>
+                      <w:b/>
+                      <w:bCs/>
+                      <w:color w:val="001141"/>
+                      <w:sz w:val="20"/>
+                      <w:szCs w:val="20"/>
+                    </w:rPr>
+                    <w:t xml:space="preserve">IBM Certification Domains at Horizon</w:t>
+                  </w:r>
+                </w:p>
+                <w:p>
+                  <w:pPr>
+                    <w:spacing w:after="60"/>
+                  </w:pPr>
+                  <w:r>
+                    <w:rPr>
+                      <w:rFonts w:ascii="Calibri" w:cs="Calibri" w:eastAsia="Calibri" w:hAnsi="Calibri"/>
+                      <w:color w:val="21272A"/>
+                      <w:sz w:val="19"/>
+                      <w:szCs w:val="19"/>
+                    </w:rPr>
+                    <w:t xml:space="preserve">• AI / Machine Learning — model deployment, AIOps, LLM operations</w:t>
+                  </w:r>
+                </w:p>
+                <w:p>
+                  <w:pPr>
+                    <w:spacing w:after="60"/>
+                  </w:pPr>
+                  <w:r>
+                    <w:rPr>
+                      <w:rFonts w:ascii="Calibri" w:cs="Calibri" w:eastAsia="Calibri" w:hAnsi="Calibri"/>
+                      <w:color w:val="21272A"/>
+                      <w:sz w:val="19"/>
+                      <w:szCs w:val="19"/>
+                    </w:rPr>
+                    <w:t xml:space="preserve">• Healthcare &amp; Payer — BCBS models, CMS compliance, HIPAA</w:t>
+                  </w:r>
+                </w:p>
+                <w:p>
+                  <w:pPr>
+                    <w:spacing w:after="60"/>
+                  </w:pPr>
+                  <w:r>
+                    <w:rPr>
+                      <w:rFonts w:ascii="Calibri" w:cs="Calibri" w:eastAsia="Calibri" w:hAnsi="Calibri"/>
+                      <w:color w:val="21272A"/>
+                      <w:sz w:val="19"/>
+                      <w:szCs w:val="19"/>
+                    </w:rPr>
+                    <w:t xml:space="preserve">• IBM Platform — consulting advantage, cloud architecture, hybrid cloud</w:t>
+                  </w:r>
+                </w:p>
+                <w:p>
+                  <w:pPr>
+                    <w:spacing w:after="60"/>
+                  </w:pPr>
+                  <w:r>
+                    <w:rPr>
+                      <w:rFonts w:ascii="Calibri" w:cs="Calibri" w:eastAsia="Calibri" w:hAnsi="Calibri"/>
+                      <w:color w:val="21272A"/>
+                      <w:sz w:val="19"/>
+                      <w:szCs w:val="19"/>
+                    </w:rPr>
+                    <w:t xml:space="preserve">• Cloud Engineering — AWS, OpenShift, DevSecOps, SRE</w:t>
+                  </w:r>
+                </w:p>
+              </w:tc>
+            </w:tr>
+          </w:tbl>
+          <w:p/>
+        </w:tc>
+      </w:tr>
+    </w:tbl>
+    <w:p>
+      <w:pPr>
+        <w:spacing w:after="40"/>
+      </w:pPr>
+      <w:r>
+        <w:rPr>
+          <w:rFonts w:ascii="Calibri" w:cs="Calibri" w:eastAsia="Calibri" w:hAnsi="Calibri"/>
+        </w:rPr>
+        <w:t xml:space="preserve"/>
+      </w:r>
+    </w:p>
+    <w:p>
+      <w:pPr>
+        <w:spacing w:after="60" w:before="120"/>
+        <w:jc w:val="center"/>
+      </w:pPr>
+      <w:r>
+        <w:drawing>
+          <wp:inline distT="0" distB="0" distL="0" distR="0">
+            <wp:extent cx="6477000" cy="4048125"/>
+            <wp:effectExtent t="0" r="0" b="0" l="0"/>
+            <wp:docPr id="1" name="" descr="" title=""/>
+            <wp:cNvGraphicFramePr>
+              <a:graphicFrameLocks xmlns:a="http://schemas.openxmlformats.org/drawingml/2006/main" noChangeAspect="1"/>
+            </wp:cNvGraphicFramePr>
+            <a:graphic xmlns:a="http://schemas.openxmlformats.org/drawingml/2006/main">
+              <a:graphicData uri="http://schemas.openxmlformats.org/drawingml/2006/picture">
+                <pic:pic xmlns:pic="http://schemas.openxmlformats.org/drawingml/2006/picture">
+                  <pic:nvPicPr>
+                    <pic:cNvPr id="0" name="" descr=""/>
+                    <pic:cNvPicPr>
+                      <a:picLocks noChangeAspect="1" noChangeArrowheads="1"/>
+                    </pic:cNvPicPr>
+                  </pic:nvPicPr>
+                  <pic:blipFill>
+                    <a:blip r:embed="rId15" cstate="none"/>
+                    <a:srcRect/>
+                    <a:stretch>
+                      <a:fillRect/>
+                    </a:stretch>
+                  </pic:blipFill>
+                  <pic:spPr bwMode="auto">
+                    <a:xfrm>
+                      <a:off x="0" y="0"/>
+                      <a:ext cx="6477000" cy="4048125"/>
+                    </a:xfrm>
+                    <a:prstGeom prst="rect">
+                      <a:avLst/>
+                    </a:prstGeom>
+                  </pic:spPr>
+                </pic:pic>
+              </a:graphicData>
+            </a:graphic>
+          </wp:inline>
+        </w:drawing>
+      </w:r>
+    </w:p>
+    <w:p>
+      <w:pPr>
+        <w:spacing w:after="200"/>
+        <w:jc w:val="center"/>
+      </w:pPr>
+      <w:r>
+        <w:rPr>
+          <w:rFonts w:ascii="Calibri" w:cs="Calibri" w:eastAsia="Calibri" w:hAnsi="Calibri"/>
+          <w:i/>
+          <w:iCs/>
+          <w:color w:val="6F6F6F"/>
+          <w:sz w:val="17"/>
+          <w:szCs w:val="17"/>
+        </w:rPr>
+        <w:t xml:space="preserve">Figure 9: CareOps360 Capability Uplift Dashboard — certified resources, planned certifications, automation coverage, workforce AI-enablement, productivity gain, and auto-remediation readiness. Illustrative data; live metrics upon go-live.</w:t>
+      </w:r>
+    </w:p>
     <w:p>
       <w:r>
         <w:br w:type="page"/>
@@ -10383,6 +13635,1362 @@
             </w:tr>
           </w:tbl>
           <w:p/>
+        </w:tc>
+      </w:tr>
+    </w:tbl>
+    <w:p>
+      <w:r>
+        <w:br w:type="page"/>
+      </w:r>
+    </w:p>
+    <w:p>
+      <w:pPr>
+        <w:pBdr>
+          <w:bottom w:val="single" w:color="0F62FE" w:sz="4" w:space="4"/>
+        </w:pBdr>
+        <w:spacing w:after="80" w:before="240"/>
+      </w:pPr>
+      <w:r>
+        <w:rPr>
+          <w:rFonts w:ascii="Calibri" w:cs="Calibri" w:eastAsia="Calibri" w:hAnsi="Calibri"/>
+          <w:b/>
+          <w:bCs/>
+          <w:color w:val="001141"/>
+          <w:sz w:val="44"/>
+          <w:szCs w:val="44"/>
+        </w:rPr>
+        <w:t xml:space="preserve">IBM's Modernization Investment with Horizon</w:t>
+      </w:r>
+    </w:p>
+    <w:p>
+      <w:pPr>
+        <w:spacing w:after="200"/>
+      </w:pPr>
+      <w:r>
+        <w:rPr>
+          <w:rFonts w:ascii="Calibri" w:cs="Calibri" w:eastAsia="Calibri" w:hAnsi="Calibri"/>
+          <w:i/>
+          <w:iCs/>
+          <w:color w:val="6F6F6F"/>
+          <w:sz w:val="22"/>
+          <w:szCs w:val="22"/>
+        </w:rPr>
+        <w:t xml:space="preserve">Co-Investing in Digital Front Door, Quote to Cart, Mainframe Modernization, and ICOE — As a True Partnership</w:t>
+      </w:r>
+    </w:p>
+    <w:tbl>
+      <w:tblPr>
+        <w:tblW w:type="dxa" w:w="9072"/>
+        <w:tblBorders>
+          <w:top w:val="single" w:color="FFFFFF" w:sz="0"/>
+          <w:left w:val="single" w:color="FFFFFF" w:sz="0"/>
+          <w:bottom w:val="single" w:color="FFFFFF" w:sz="0"/>
+          <w:right w:val="single" w:color="FFFFFF" w:sz="0"/>
+          <w:insideH w:val="single" w:color="auto" w:sz="4"/>
+          <w:insideV w:val="single" w:color="auto" w:sz="4"/>
+        </w:tblBorders>
+        <w:tblLayout w:type="fixed"/>
+      </w:tblPr>
+      <w:tblGrid>
+        <w:gridCol w:w="100"/>
+      </w:tblGrid>
+      <w:tr>
+        <w:tc>
+          <w:tcPr>
+            <w:tcBorders>
+              <w:top w:val="single" w:color="FFFFFF" w:sz="0"/>
+              <w:left w:val="single" w:color="0F62FE" w:sz="28"/>
+              <w:bottom w:val="single" w:color="FFFFFF" w:sz="0"/>
+              <w:right w:val="single" w:color="FFFFFF" w:sz="0"/>
+            </w:tcBorders>
+            <w:shd w:fill="D0E2FF" w:val="clear"/>
+            <w:tcMar>
+              <w:top w:type="dxa" w:w="160"/>
+              <w:left w:type="dxa" w:w="280"/>
+              <w:bottom w:type="dxa" w:w="160"/>
+              <w:right w:type="dxa" w:w="280"/>
+            </w:tcMar>
+          </w:tcPr>
+          <w:p>
+            <w:pPr>
+              <w:spacing w:after="80" w:before="80"/>
+              <w:jc w:val="center"/>
+            </w:pPr>
+            <w:r>
+              <w:rPr>
+                <w:rFonts w:ascii="Calibri" w:cs="Calibri" w:eastAsia="Calibri" w:hAnsi="Calibri"/>
+                <w:color w:val="001141"/>
+                <w:sz w:val="23"/>
+                <w:szCs w:val="23"/>
+              </w:rPr>
+              <w:t xml:space="preserve">"IBM will </w:t>
+            </w:r>
+            <w:r>
+              <w:rPr>
+                <w:rFonts w:ascii="Calibri" w:cs="Calibri" w:eastAsia="Calibri" w:hAnsi="Calibri"/>
+                <w:b/>
+                <w:bCs/>
+                <w:color w:val="0F62FE"/>
+                <w:sz w:val="23"/>
+                <w:szCs w:val="23"/>
+              </w:rPr>
+              <w:t xml:space="preserve">invest alongside Horizon</w:t>
+            </w:r>
+            <w:r>
+              <w:rPr>
+                <w:rFonts w:ascii="Calibri" w:cs="Calibri" w:eastAsia="Calibri" w:hAnsi="Calibri"/>
+                <w:color w:val="001141"/>
+                <w:sz w:val="23"/>
+                <w:szCs w:val="23"/>
+              </w:rPr>
+              <w:t xml:space="preserve"> in the modernization programs that define the next decade of Horizon's competitiveness. These are not service-delivery engagements — they are </w:t>
+            </w:r>
+            <w:r>
+              <w:rPr>
+                <w:rFonts w:ascii="Calibri" w:cs="Calibri" w:eastAsia="Calibri" w:hAnsi="Calibri"/>
+                <w:b/>
+                <w:bCs/>
+                <w:color w:val="0F62FE"/>
+                <w:sz w:val="23"/>
+                <w:szCs w:val="23"/>
+              </w:rPr>
+              <w:t xml:space="preserve">strategic co-investments</w:t>
+            </w:r>
+            <w:r>
+              <w:rPr>
+                <w:rFonts w:ascii="Calibri" w:cs="Calibri" w:eastAsia="Calibri" w:hAnsi="Calibri"/>
+                <w:color w:val="001141"/>
+                <w:sz w:val="23"/>
+                <w:szCs w:val="23"/>
+              </w:rPr>
+              <w:t xml:space="preserve"> where IBM brings capital, capability, and commitment to shared outcomes."</w:t>
+            </w:r>
+          </w:p>
+        </w:tc>
+      </w:tr>
+    </w:tbl>
+    <w:p>
+      <w:pPr>
+        <w:spacing w:after="40"/>
+      </w:pPr>
+      <w:r>
+        <w:rPr>
+          <w:rFonts w:ascii="Calibri" w:cs="Calibri" w:eastAsia="Calibri" w:hAnsi="Calibri"/>
+        </w:rPr>
+        <w:t xml:space="preserve"/>
+      </w:r>
+    </w:p>
+    <w:tbl>
+      <w:tblPr>
+        <w:tblW w:type="dxa" w:w="9072"/>
+        <w:tblBorders>
+          <w:top w:val="single" w:color="FFFFFF" w:sz="0"/>
+          <w:left w:val="single" w:color="FFFFFF" w:sz="0"/>
+          <w:bottom w:val="single" w:color="FFFFFF" w:sz="0"/>
+          <w:right w:val="single" w:color="FFFFFF" w:sz="0"/>
+          <w:insideH w:val="single" w:color="auto" w:sz="4"/>
+          <w:insideV w:val="single" w:color="auto" w:sz="4"/>
+        </w:tblBorders>
+        <w:tblLayout w:type="fixed"/>
+      </w:tblPr>
+      <w:tblGrid>
+        <w:gridCol w:w="100"/>
+        <w:gridCol w:w="100"/>
+      </w:tblGrid>
+      <w:tr>
+        <w:tc>
+          <w:tcPr>
+            <w:tcW w:type="dxa" w:w="4320"/>
+            <w:tcBorders>
+              <w:top w:val="single" w:color="FFFFFF" w:sz="0"/>
+              <w:left w:val="single" w:color="FFFFFF" w:sz="0"/>
+              <w:bottom w:val="single" w:color="FFFFFF" w:sz="0"/>
+              <w:right w:val="single" w:color="FFFFFF" w:sz="0"/>
+            </w:tcBorders>
+            <w:tcMar>
+              <w:right w:type="dxa" w:w="220"/>
+            </w:tcMar>
+          </w:tcPr>
+          <w:p>
+            <w:pPr>
+              <w:spacing w:after="100" w:before="80"/>
+            </w:pPr>
+            <w:r>
+              <w:rPr>
+                <w:rFonts w:ascii="Calibri" w:cs="Calibri" w:eastAsia="Calibri" w:hAnsi="Calibri"/>
+                <w:b/>
+                <w:bCs/>
+                <w:color w:val="001141"/>
+                <w:sz w:val="26"/>
+                <w:szCs w:val="26"/>
+              </w:rPr>
+              <w:t xml:space="preserve">Digital Front Door — IBM as Co-Builder</w:t>
+            </w:r>
+          </w:p>
+          <w:p>
+            <w:pPr>
+              <w:spacing w:after="100"/>
+              <w:jc w:val="both"/>
+            </w:pPr>
+            <w:r>
+              <w:rPr>
+                <w:rFonts w:ascii="Calibri" w:cs="Calibri" w:eastAsia="Calibri" w:hAnsi="Calibri"/>
+                <w:color w:val="21272A"/>
+                <w:sz w:val="20"/>
+                <w:szCs w:val="20"/>
+              </w:rPr>
+              <w:t xml:space="preserve">The Digital Front Door is Horizon's most visible member-facing transformation programme. IBM will not merely provide delivery resources — IBM will co-design, co-build, and co-operate the unified digital engagement layer that gives Horizon members a seamless, AI-enhanced experience from plan discovery through care navigation.</w:t>
+            </w:r>
+          </w:p>
+          <w:p>
+            <w:pPr>
+              <w:spacing w:after="100"/>
+              <w:jc w:val="both"/>
+            </w:pPr>
+            <w:r>
+              <w:rPr>
+                <w:rFonts w:ascii="Calibri" w:cs="Calibri" w:eastAsia="Calibri" w:hAnsi="Calibri"/>
+                <w:color w:val="21272A"/>
+                <w:sz w:val="20"/>
+                <w:szCs w:val="20"/>
+              </w:rPr>
+              <w:t xml:space="preserve">This is a programme where IBM brings its healthcare digital accelerators, member experience design patterns, and proven BCBS digital transformation playbook — reducing time to market, compressing risk, and ensuring Horizon is not starting from a blank page.</w:t>
+            </w:r>
+          </w:p>
+          <w:p>
+            <w:pPr>
+              <w:pBdr>
+                <w:left w:val="single" w:color="0F62FE" w:sz="20" w:space="8"/>
+              </w:pBdr>
+              <w:spacing w:after="80" w:before="180"/>
+              <w:ind w:left="120"/>
+            </w:pPr>
+            <w:r>
+              <w:rPr>
+                <w:rFonts w:ascii="Calibri" w:cs="Calibri" w:eastAsia="Calibri" w:hAnsi="Calibri"/>
+                <w:b/>
+                <w:bCs/>
+                <w:color w:val="0F62FE"/>
+                <w:sz w:val="22"/>
+                <w:szCs w:val="22"/>
+              </w:rPr>
+              <w:t xml:space="preserve">Quote to Cart — Compressing the Purchase Cycle</w:t>
+            </w:r>
+          </w:p>
+          <w:p>
+            <w:pPr>
+              <w:spacing w:after="100"/>
+              <w:jc w:val="both"/>
+            </w:pPr>
+            <w:r>
+              <w:rPr>
+                <w:rFonts w:ascii="Calibri" w:cs="Calibri" w:eastAsia="Calibri" w:hAnsi="Calibri"/>
+                <w:color w:val="21272A"/>
+                <w:sz w:val="20"/>
+                <w:szCs w:val="20"/>
+              </w:rPr>
+              <w:t xml:space="preserve">Quote to Cart is Horizon's highest near-term ROI digital initiative. IBM will co-invest in the design and delivery of a fully digital plan comparison, selection, and payment flow that enables prospective and renewing members to transact entirely within a digital channel — compressing the sales cycle from days to minutes and directly reducing broker dependency for straightforward purchases.</w:t>
+            </w:r>
+          </w:p>
+          <w:p>
+            <w:pPr>
+              <w:pBdr>
+                <w:left w:val="single" w:color="0F62FE" w:sz="20" w:space="8"/>
+              </w:pBdr>
+              <w:spacing w:after="80" w:before="180"/>
+              <w:ind w:left="120"/>
+            </w:pPr>
+            <w:r>
+              <w:rPr>
+                <w:rFonts w:ascii="Calibri" w:cs="Calibri" w:eastAsia="Calibri" w:hAnsi="Calibri"/>
+                <w:b/>
+                <w:bCs/>
+                <w:color w:val="0F62FE"/>
+                <w:sz w:val="22"/>
+                <w:szCs w:val="22"/>
+              </w:rPr>
+              <w:t xml:space="preserve">DFD Programme Roadmap</w:t>
+            </w:r>
+          </w:p>
+          <w:tbl>
+            <w:tblPr>
+              <w:tblW w:type="dxa" w:w="9072"/>
+              <w:tblBorders>
+                <w:top w:val="single" w:color="auto" w:sz="4"/>
+                <w:left w:val="single" w:color="auto" w:sz="4"/>
+                <w:bottom w:val="single" w:color="auto" w:sz="4"/>
+                <w:right w:val="single" w:color="auto" w:sz="4"/>
+                <w:insideH w:val="single" w:color="auto" w:sz="4"/>
+                <w:insideV w:val="single" w:color="auto" w:sz="4"/>
+              </w:tblBorders>
+              <w:tblLayout w:type="fixed"/>
+            </w:tblPr>
+            <w:tblGrid>
+              <w:gridCol w:w="100"/>
+              <w:gridCol w:w="100"/>
+              <w:gridCol w:w="100"/>
+            </w:tblGrid>
+            <w:tr>
+              <w:trPr>
+                <w:tblHeader/>
+              </w:trPr>
+              <w:tc>
+                <w:tcPr>
+                  <w:tcW w:type="dxa" w:w="1100"/>
+                  <w:shd w:fill="001141" w:val="clear"/>
+                  <w:tcMar>
+                    <w:top w:type="dxa" w:w="60"/>
+                    <w:left w:type="dxa" w:w="80"/>
+                    <w:bottom w:type="dxa" w:w="60"/>
+                    <w:right w:type="dxa" w:w="80"/>
+                  </w:tcMar>
+                </w:tcPr>
+                <w:p>
+                  <w:pPr>
+                    <w:spacing w:after="60" w:before="60"/>
+                    <w:jc w:val="center"/>
+                  </w:pPr>
+                  <w:r>
+                    <w:rPr>
+                      <w:rFonts w:ascii="Calibri" w:cs="Calibri" w:eastAsia="Calibri" w:hAnsi="Calibri"/>
+                      <w:b/>
+                      <w:bCs/>
+                      <w:color w:val="FFFFFF"/>
+                      <w:sz w:val="19"/>
+                      <w:szCs w:val="19"/>
+                    </w:rPr>
+                    <w:t xml:space="preserve">Phase</w:t>
+                  </w:r>
+                </w:p>
+              </w:tc>
+              <w:tc>
+                <w:tcPr>
+                  <w:tcW w:type="dxa" w:w="3400"/>
+                  <w:shd w:fill="001141" w:val="clear"/>
+                  <w:tcMar>
+                    <w:top w:type="dxa" w:w="60"/>
+                    <w:left w:type="dxa" w:w="80"/>
+                    <w:bottom w:type="dxa" w:w="60"/>
+                    <w:right w:type="dxa" w:w="80"/>
+                  </w:tcMar>
+                </w:tcPr>
+                <w:p>
+                  <w:pPr>
+                    <w:spacing w:after="60" w:before="60"/>
+                    <w:jc w:val="center"/>
+                  </w:pPr>
+                  <w:r>
+                    <w:rPr>
+                      <w:rFonts w:ascii="Calibri" w:cs="Calibri" w:eastAsia="Calibri" w:hAnsi="Calibri"/>
+                      <w:b/>
+                      <w:bCs/>
+                      <w:color w:val="FFFFFF"/>
+                      <w:sz w:val="19"/>
+                      <w:szCs w:val="19"/>
+                    </w:rPr>
+                    <w:t xml:space="preserve">Focus Area</w:t>
+                  </w:r>
+                </w:p>
+              </w:tc>
+              <w:tc>
+                <w:tcPr>
+                  <w:tcW w:type="dxa" w:w="1800"/>
+                  <w:shd w:fill="001141" w:val="clear"/>
+                  <w:tcMar>
+                    <w:top w:type="dxa" w:w="60"/>
+                    <w:left w:type="dxa" w:w="80"/>
+                    <w:bottom w:type="dxa" w:w="60"/>
+                    <w:right w:type="dxa" w:w="80"/>
+                  </w:tcMar>
+                </w:tcPr>
+                <w:p>
+                  <w:pPr>
+                    <w:spacing w:after="60" w:before="60"/>
+                    <w:jc w:val="center"/>
+                  </w:pPr>
+                  <w:r>
+                    <w:rPr>
+                      <w:rFonts w:ascii="Calibri" w:cs="Calibri" w:eastAsia="Calibri" w:hAnsi="Calibri"/>
+                      <w:b/>
+                      <w:bCs/>
+                      <w:color w:val="FFFFFF"/>
+                      <w:sz w:val="19"/>
+                      <w:szCs w:val="19"/>
+                    </w:rPr>
+                    <w:t xml:space="preserve">Status</w:t>
+                  </w:r>
+                </w:p>
+              </w:tc>
+            </w:tr>
+            <w:tr>
+              <w:tc>
+                <w:tcPr>
+                  <w:tcW w:type="dxa" w:w="1100"/>
+                  <w:shd w:fill="FFFFFF" w:val="clear"/>
+                  <w:tcMar>
+                    <w:top w:type="dxa" w:w="50"/>
+                    <w:left w:type="dxa" w:w="80"/>
+                    <w:bottom w:type="dxa" w:w="50"/>
+                    <w:right w:type="dxa" w:w="80"/>
+                  </w:tcMar>
+                  <w:vAlign w:val="center"/>
+                </w:tcPr>
+                <w:p>
+                  <w:pPr>
+                    <w:spacing w:after="50" w:before="50"/>
+                  </w:pPr>
+                  <w:r>
+                    <w:rPr>
+                      <w:rFonts w:ascii="Calibri" w:cs="Calibri" w:eastAsia="Calibri" w:hAnsi="Calibri"/>
+                      <w:b/>
+                      <w:bCs/>
+                      <w:color w:val="21272A"/>
+                      <w:sz w:val="19"/>
+                      <w:szCs w:val="19"/>
+                    </w:rPr>
+                    <w:t xml:space="preserve">Phase 1</w:t>
+                  </w:r>
+                </w:p>
+              </w:tc>
+              <w:tc>
+                <w:tcPr>
+                  <w:tcW w:type="dxa" w:w="3400"/>
+                  <w:shd w:fill="FFFFFF" w:val="clear"/>
+                  <w:tcMar>
+                    <w:top w:type="dxa" w:w="50"/>
+                    <w:left w:type="dxa" w:w="80"/>
+                    <w:bottom w:type="dxa" w:w="50"/>
+                    <w:right w:type="dxa" w:w="80"/>
+                  </w:tcMar>
+                  <w:vAlign w:val="center"/>
+                </w:tcPr>
+                <w:p>
+                  <w:pPr>
+                    <w:spacing w:after="50" w:before="50"/>
+                  </w:pPr>
+                  <w:r>
+                    <w:rPr>
+                      <w:rFonts w:ascii="Calibri" w:cs="Calibri" w:eastAsia="Calibri" w:hAnsi="Calibri"/>
+                      <w:color w:val="21272A"/>
+                      <w:sz w:val="19"/>
+                      <w:szCs w:val="19"/>
+                    </w:rPr>
+                    <w:t xml:space="preserve">Digital Identity &amp; Member Portal</w:t>
+                  </w:r>
+                </w:p>
+              </w:tc>
+              <w:tc>
+                <w:tcPr>
+                  <w:tcW w:type="dxa" w:w="1800"/>
+                  <w:shd w:fill="FFFFFF" w:val="clear"/>
+                  <w:tcMar>
+                    <w:top w:type="dxa" w:w="50"/>
+                    <w:left w:type="dxa" w:w="80"/>
+                    <w:bottom w:type="dxa" w:w="50"/>
+                    <w:right w:type="dxa" w:w="80"/>
+                  </w:tcMar>
+                  <w:vAlign w:val="center"/>
+                </w:tcPr>
+                <w:p>
+                  <w:pPr>
+                    <w:spacing w:after="50" w:before="50"/>
+                  </w:pPr>
+                  <w:r>
+                    <w:rPr>
+                      <w:rFonts w:ascii="Calibri" w:cs="Calibri" w:eastAsia="Calibri" w:hAnsi="Calibri"/>
+                      <w:color w:val="198038"/>
+                      <w:sz w:val="19"/>
+                      <w:szCs w:val="19"/>
+                    </w:rPr>
+                    <w:t xml:space="preserve">Complete</w:t>
+                  </w:r>
+                </w:p>
+              </w:tc>
+            </w:tr>
+            <w:tr>
+              <w:tc>
+                <w:tcPr>
+                  <w:tcW w:type="dxa" w:w="1100"/>
+                  <w:shd w:fill="EEF4FF" w:val="clear"/>
+                  <w:tcMar>
+                    <w:top w:type="dxa" w:w="50"/>
+                    <w:left w:type="dxa" w:w="80"/>
+                    <w:bottom w:type="dxa" w:w="50"/>
+                    <w:right w:type="dxa" w:w="80"/>
+                  </w:tcMar>
+                  <w:vAlign w:val="center"/>
+                </w:tcPr>
+                <w:p>
+                  <w:pPr>
+                    <w:spacing w:after="50" w:before="50"/>
+                  </w:pPr>
+                  <w:r>
+                    <w:rPr>
+                      <w:rFonts w:ascii="Calibri" w:cs="Calibri" w:eastAsia="Calibri" w:hAnsi="Calibri"/>
+                      <w:b/>
+                      <w:bCs/>
+                      <w:color w:val="21272A"/>
+                      <w:sz w:val="19"/>
+                      <w:szCs w:val="19"/>
+                    </w:rPr>
+                    <w:t xml:space="preserve">Phase 2</w:t>
+                  </w:r>
+                </w:p>
+              </w:tc>
+              <w:tc>
+                <w:tcPr>
+                  <w:tcW w:type="dxa" w:w="3400"/>
+                  <w:shd w:fill="EEF4FF" w:val="clear"/>
+                  <w:tcMar>
+                    <w:top w:type="dxa" w:w="50"/>
+                    <w:left w:type="dxa" w:w="80"/>
+                    <w:bottom w:type="dxa" w:w="50"/>
+                    <w:right w:type="dxa" w:w="80"/>
+                  </w:tcMar>
+                  <w:vAlign w:val="center"/>
+                </w:tcPr>
+                <w:p>
+                  <w:pPr>
+                    <w:spacing w:after="50" w:before="50"/>
+                  </w:pPr>
+                  <w:r>
+                    <w:rPr>
+                      <w:rFonts w:ascii="Calibri" w:cs="Calibri" w:eastAsia="Calibri" w:hAnsi="Calibri"/>
+                      <w:color w:val="21272A"/>
+                      <w:sz w:val="19"/>
+                      <w:szCs w:val="19"/>
+                    </w:rPr>
+                    <w:t xml:space="preserve">Online Enrollment &amp; Self-Service</w:t>
+                  </w:r>
+                </w:p>
+              </w:tc>
+              <w:tc>
+                <w:tcPr>
+                  <w:tcW w:type="dxa" w:w="1800"/>
+                  <w:shd w:fill="EEF4FF" w:val="clear"/>
+                  <w:tcMar>
+                    <w:top w:type="dxa" w:w="50"/>
+                    <w:left w:type="dxa" w:w="80"/>
+                    <w:bottom w:type="dxa" w:w="50"/>
+                    <w:right w:type="dxa" w:w="80"/>
+                  </w:tcMar>
+                  <w:vAlign w:val="center"/>
+                </w:tcPr>
+                <w:p>
+                  <w:pPr>
+                    <w:spacing w:after="50" w:before="50"/>
+                  </w:pPr>
+                  <w:r>
+                    <w:rPr>
+                      <w:rFonts w:ascii="Calibri" w:cs="Calibri" w:eastAsia="Calibri" w:hAnsi="Calibri"/>
+                      <w:color w:val="21272A"/>
+                      <w:sz w:val="19"/>
+                      <w:szCs w:val="19"/>
+                    </w:rPr>
+                    <w:t xml:space="preserve">In Progress</w:t>
+                  </w:r>
+                </w:p>
+              </w:tc>
+            </w:tr>
+            <w:tr>
+              <w:tc>
+                <w:tcPr>
+                  <w:tcW w:type="dxa" w:w="1100"/>
+                  <w:shd w:fill="FFFFFF" w:val="clear"/>
+                  <w:tcMar>
+                    <w:top w:type="dxa" w:w="50"/>
+                    <w:left w:type="dxa" w:w="80"/>
+                    <w:bottom w:type="dxa" w:w="50"/>
+                    <w:right w:type="dxa" w:w="80"/>
+                  </w:tcMar>
+                  <w:vAlign w:val="center"/>
+                </w:tcPr>
+                <w:p>
+                  <w:pPr>
+                    <w:spacing w:after="50" w:before="50"/>
+                  </w:pPr>
+                  <w:r>
+                    <w:rPr>
+                      <w:rFonts w:ascii="Calibri" w:cs="Calibri" w:eastAsia="Calibri" w:hAnsi="Calibri"/>
+                      <w:b/>
+                      <w:bCs/>
+                      <w:color w:val="21272A"/>
+                      <w:sz w:val="19"/>
+                      <w:szCs w:val="19"/>
+                    </w:rPr>
+                    <w:t xml:space="preserve">Phase 3</w:t>
+                  </w:r>
+                </w:p>
+              </w:tc>
+              <w:tc>
+                <w:tcPr>
+                  <w:tcW w:type="dxa" w:w="3400"/>
+                  <w:shd w:fill="FFFFFF" w:val="clear"/>
+                  <w:tcMar>
+                    <w:top w:type="dxa" w:w="50"/>
+                    <w:left w:type="dxa" w:w="80"/>
+                    <w:bottom w:type="dxa" w:w="50"/>
+                    <w:right w:type="dxa" w:w="80"/>
+                  </w:tcMar>
+                  <w:vAlign w:val="center"/>
+                </w:tcPr>
+                <w:p>
+                  <w:pPr>
+                    <w:spacing w:after="50" w:before="50"/>
+                  </w:pPr>
+                  <w:r>
+                    <w:rPr>
+                      <w:rFonts w:ascii="Calibri" w:cs="Calibri" w:eastAsia="Calibri" w:hAnsi="Calibri"/>
+                      <w:color w:val="21272A"/>
+                      <w:sz w:val="19"/>
+                      <w:szCs w:val="19"/>
+                    </w:rPr>
+                    <w:t xml:space="preserve">Quote to Cart &amp; Payment Rails</w:t>
+                  </w:r>
+                </w:p>
+              </w:tc>
+              <w:tc>
+                <w:tcPr>
+                  <w:tcW w:type="dxa" w:w="1800"/>
+                  <w:shd w:fill="FFFFFF" w:val="clear"/>
+                  <w:tcMar>
+                    <w:top w:type="dxa" w:w="50"/>
+                    <w:left w:type="dxa" w:w="80"/>
+                    <w:bottom w:type="dxa" w:w="50"/>
+                    <w:right w:type="dxa" w:w="80"/>
+                  </w:tcMar>
+                  <w:vAlign w:val="center"/>
+                </w:tcPr>
+                <w:p>
+                  <w:pPr>
+                    <w:spacing w:after="50" w:before="50"/>
+                  </w:pPr>
+                  <w:r>
+                    <w:rPr>
+                      <w:rFonts w:ascii="Calibri" w:cs="Calibri" w:eastAsia="Calibri" w:hAnsi="Calibri"/>
+                      <w:color w:val="21272A"/>
+                      <w:sz w:val="19"/>
+                      <w:szCs w:val="19"/>
+                    </w:rPr>
+                    <w:t xml:space="preserve">In Progress</w:t>
+                  </w:r>
+                </w:p>
+              </w:tc>
+            </w:tr>
+            <w:tr>
+              <w:tc>
+                <w:tcPr>
+                  <w:tcW w:type="dxa" w:w="1100"/>
+                  <w:shd w:fill="EEF4FF" w:val="clear"/>
+                  <w:tcMar>
+                    <w:top w:type="dxa" w:w="50"/>
+                    <w:left w:type="dxa" w:w="80"/>
+                    <w:bottom w:type="dxa" w:w="50"/>
+                    <w:right w:type="dxa" w:w="80"/>
+                  </w:tcMar>
+                  <w:vAlign w:val="center"/>
+                </w:tcPr>
+                <w:p>
+                  <w:pPr>
+                    <w:spacing w:after="50" w:before="50"/>
+                  </w:pPr>
+                  <w:r>
+                    <w:rPr>
+                      <w:rFonts w:ascii="Calibri" w:cs="Calibri" w:eastAsia="Calibri" w:hAnsi="Calibri"/>
+                      <w:b/>
+                      <w:bCs/>
+                      <w:color w:val="21272A"/>
+                      <w:sz w:val="19"/>
+                      <w:szCs w:val="19"/>
+                    </w:rPr>
+                    <w:t xml:space="preserve">Phase 4</w:t>
+                  </w:r>
+                </w:p>
+              </w:tc>
+              <w:tc>
+                <w:tcPr>
+                  <w:tcW w:type="dxa" w:w="3400"/>
+                  <w:shd w:fill="EEF4FF" w:val="clear"/>
+                  <w:tcMar>
+                    <w:top w:type="dxa" w:w="50"/>
+                    <w:left w:type="dxa" w:w="80"/>
+                    <w:bottom w:type="dxa" w:w="50"/>
+                    <w:right w:type="dxa" w:w="80"/>
+                  </w:tcMar>
+                  <w:vAlign w:val="center"/>
+                </w:tcPr>
+                <w:p>
+                  <w:pPr>
+                    <w:spacing w:after="50" w:before="50"/>
+                  </w:pPr>
+                  <w:r>
+                    <w:rPr>
+                      <w:rFonts w:ascii="Calibri" w:cs="Calibri" w:eastAsia="Calibri" w:hAnsi="Calibri"/>
+                      <w:color w:val="21272A"/>
+                      <w:sz w:val="19"/>
+                      <w:szCs w:val="19"/>
+                    </w:rPr>
+                    <w:t xml:space="preserve">AI Personalisation Engine</w:t>
+                  </w:r>
+                </w:p>
+              </w:tc>
+              <w:tc>
+                <w:tcPr>
+                  <w:tcW w:type="dxa" w:w="1800"/>
+                  <w:shd w:fill="EEF4FF" w:val="clear"/>
+                  <w:tcMar>
+                    <w:top w:type="dxa" w:w="50"/>
+                    <w:left w:type="dxa" w:w="80"/>
+                    <w:bottom w:type="dxa" w:w="50"/>
+                    <w:right w:type="dxa" w:w="80"/>
+                  </w:tcMar>
+                  <w:vAlign w:val="center"/>
+                </w:tcPr>
+                <w:p>
+                  <w:pPr>
+                    <w:spacing w:after="50" w:before="50"/>
+                  </w:pPr>
+                  <w:r>
+                    <w:rPr>
+                      <w:rFonts w:ascii="Calibri" w:cs="Calibri" w:eastAsia="Calibri" w:hAnsi="Calibri"/>
+                      <w:color w:val="21272A"/>
+                      <w:sz w:val="19"/>
+                      <w:szCs w:val="19"/>
+                    </w:rPr>
+                    <w:t xml:space="preserve">Q3 2026</w:t>
+                  </w:r>
+                </w:p>
+              </w:tc>
+            </w:tr>
+            <w:tr>
+              <w:tc>
+                <w:tcPr>
+                  <w:tcW w:type="dxa" w:w="1100"/>
+                  <w:shd w:fill="FFFFFF" w:val="clear"/>
+                  <w:tcMar>
+                    <w:top w:type="dxa" w:w="50"/>
+                    <w:left w:type="dxa" w:w="80"/>
+                    <w:bottom w:type="dxa" w:w="50"/>
+                    <w:right w:type="dxa" w:w="80"/>
+                  </w:tcMar>
+                  <w:vAlign w:val="center"/>
+                </w:tcPr>
+                <w:p>
+                  <w:pPr>
+                    <w:spacing w:after="50" w:before="50"/>
+                  </w:pPr>
+                  <w:r>
+                    <w:rPr>
+                      <w:rFonts w:ascii="Calibri" w:cs="Calibri" w:eastAsia="Calibri" w:hAnsi="Calibri"/>
+                      <w:b/>
+                      <w:bCs/>
+                      <w:color w:val="21272A"/>
+                      <w:sz w:val="19"/>
+                      <w:szCs w:val="19"/>
+                    </w:rPr>
+                    <w:t xml:space="preserve">Phase 5</w:t>
+                  </w:r>
+                </w:p>
+              </w:tc>
+              <w:tc>
+                <w:tcPr>
+                  <w:tcW w:type="dxa" w:w="3400"/>
+                  <w:shd w:fill="FFFFFF" w:val="clear"/>
+                  <w:tcMar>
+                    <w:top w:type="dxa" w:w="50"/>
+                    <w:left w:type="dxa" w:w="80"/>
+                    <w:bottom w:type="dxa" w:w="50"/>
+                    <w:right w:type="dxa" w:w="80"/>
+                  </w:tcMar>
+                  <w:vAlign w:val="center"/>
+                </w:tcPr>
+                <w:p>
+                  <w:pPr>
+                    <w:spacing w:after="50" w:before="50"/>
+                  </w:pPr>
+                  <w:r>
+                    <w:rPr>
+                      <w:rFonts w:ascii="Calibri" w:cs="Calibri" w:eastAsia="Calibri" w:hAnsi="Calibri"/>
+                      <w:color w:val="21272A"/>
+                      <w:sz w:val="19"/>
+                      <w:szCs w:val="19"/>
+                    </w:rPr>
+                    <w:t xml:space="preserve">Autonomous Member CX</w:t>
+                  </w:r>
+                </w:p>
+              </w:tc>
+              <w:tc>
+                <w:tcPr>
+                  <w:tcW w:type="dxa" w:w="1800"/>
+                  <w:shd w:fill="FFFFFF" w:val="clear"/>
+                  <w:tcMar>
+                    <w:top w:type="dxa" w:w="50"/>
+                    <w:left w:type="dxa" w:w="80"/>
+                    <w:bottom w:type="dxa" w:w="50"/>
+                    <w:right w:type="dxa" w:w="80"/>
+                  </w:tcMar>
+                  <w:vAlign w:val="center"/>
+                </w:tcPr>
+                <w:p>
+                  <w:pPr>
+                    <w:spacing w:after="50" w:before="50"/>
+                  </w:pPr>
+                  <w:r>
+                    <w:rPr>
+                      <w:rFonts w:ascii="Calibri" w:cs="Calibri" w:eastAsia="Calibri" w:hAnsi="Calibri"/>
+                      <w:color w:val="21272A"/>
+                      <w:sz w:val="19"/>
+                      <w:szCs w:val="19"/>
+                    </w:rPr>
+                    <w:t xml:space="preserve">2027</w:t>
+                  </w:r>
+                </w:p>
+              </w:tc>
+            </w:tr>
+          </w:tbl>
+          <w:p/>
+        </w:tc>
+        <w:tc>
+          <w:tcPr>
+            <w:tcW w:type="dxa" w:w="4320"/>
+            <w:tcBorders>
+              <w:top w:val="single" w:color="FFFFFF" w:sz="0"/>
+              <w:left w:val="single" w:color="FFFFFF" w:sz="0"/>
+              <w:bottom w:val="single" w:color="FFFFFF" w:sz="0"/>
+              <w:right w:val="single" w:color="FFFFFF" w:sz="0"/>
+            </w:tcBorders>
+            <w:tcMar>
+              <w:left w:type="dxa" w:w="220"/>
+            </w:tcMar>
+          </w:tcPr>
+          <w:p>
+            <w:pPr>
+              <w:spacing w:after="100" w:before="80"/>
+            </w:pPr>
+            <w:r>
+              <w:rPr>
+                <w:rFonts w:ascii="Calibri" w:cs="Calibri" w:eastAsia="Calibri" w:hAnsi="Calibri"/>
+                <w:b/>
+                <w:bCs/>
+                <w:color w:val="001141"/>
+                <w:sz w:val="26"/>
+                <w:szCs w:val="26"/>
+              </w:rPr>
+              <w:t xml:space="preserve">Mainframe Modernization — IBM as Risk Sharer</w:t>
+            </w:r>
+          </w:p>
+          <w:p>
+            <w:pPr>
+              <w:spacing w:after="100"/>
+              <w:jc w:val="both"/>
+            </w:pPr>
+            <w:r>
+              <w:rPr>
+                <w:rFonts w:ascii="Calibri" w:cs="Calibri" w:eastAsia="Calibri" w:hAnsi="Calibri"/>
+                <w:color w:val="21272A"/>
+                <w:sz w:val="20"/>
+                <w:szCs w:val="20"/>
+              </w:rPr>
+              <w:t xml:space="preserve">Horizon's mainframe infrastructure is mission-critical — hosting eligibility processing, claims engine logic, financial settlement, and benefit adjudication. IBM understands that modernizing this estate is not merely a technical programme — it is a strategic risk management exercise that must be executed with surgical precision.</w:t>
+            </w:r>
+          </w:p>
+          <w:p>
+            <w:pPr>
+              <w:spacing w:after="100"/>
+              <w:jc w:val="both"/>
+            </w:pPr>
+            <w:r>
+              <w:rPr>
+                <w:rFonts w:ascii="Calibri" w:cs="Calibri" w:eastAsia="Calibri" w:hAnsi="Calibri"/>
+                <w:color w:val="21272A"/>
+                <w:sz w:val="20"/>
+                <w:szCs w:val="20"/>
+              </w:rPr>
+              <w:t xml:space="preserve">IBM proposes a phased, parallel-run migration approach — wrapping mainframe workloads with modern APIs before cloud rehosting, running parallel environments until transaction equivalence is validated, and only cutting over when all stakeholders have confidence. IBM brings AI-assisted COBOL-to-Java conversion tooling that compresses the code conversion timeline by 40–60% compared to manual approaches.</w:t>
+            </w:r>
+          </w:p>
+          <w:p>
+            <w:pPr>
+              <w:pBdr>
+                <w:left w:val="single" w:color="0F62FE" w:sz="20" w:space="8"/>
+              </w:pBdr>
+              <w:spacing w:after="80" w:before="180"/>
+              <w:ind w:left="120"/>
+            </w:pPr>
+            <w:r>
+              <w:rPr>
+                <w:rFonts w:ascii="Calibri" w:cs="Calibri" w:eastAsia="Calibri" w:hAnsi="Calibri"/>
+                <w:b/>
+                <w:bCs/>
+                <w:color w:val="0F62FE"/>
+                <w:sz w:val="22"/>
+                <w:szCs w:val="22"/>
+              </w:rPr>
+              <w:t xml:space="preserve">ICOE Modernization — IBM as Architecture Partner</w:t>
+            </w:r>
+          </w:p>
+          <w:p>
+            <w:pPr>
+              <w:spacing w:after="100"/>
+              <w:jc w:val="both"/>
+            </w:pPr>
+            <w:r>
+              <w:rPr>
+                <w:rFonts w:ascii="Calibri" w:cs="Calibri" w:eastAsia="Calibri" w:hAnsi="Calibri"/>
+                <w:color w:val="21272A"/>
+                <w:sz w:val="20"/>
+                <w:szCs w:val="20"/>
+              </w:rPr>
+              <w:t xml:space="preserve">The Integration Centre of Excellence Modernization is IBM's commitment to restructure the delivery organisation to match Horizon's evolving platform landscape. This means product-centric engineering squads, DevSecOps pipelines, API management simplification, and observability-first SRE practices — all delivered as a sustained organisational evolution, not a one-time project.</w:t>
+            </w:r>
+          </w:p>
+          <w:p>
+            <w:pPr>
+              <w:pBdr>
+                <w:left w:val="single" w:color="0F62FE" w:sz="20" w:space="8"/>
+              </w:pBdr>
+              <w:spacing w:after="80" w:before="180"/>
+              <w:ind w:left="120"/>
+            </w:pPr>
+            <w:r>
+              <w:rPr>
+                <w:rFonts w:ascii="Calibri" w:cs="Calibri" w:eastAsia="Calibri" w:hAnsi="Calibri"/>
+                <w:b/>
+                <w:bCs/>
+                <w:color w:val="0F62FE"/>
+                <w:sz w:val="22"/>
+                <w:szCs w:val="22"/>
+              </w:rPr>
+              <w:t xml:space="preserve">Other Strategic Programs IBM Will Co-Invest In</w:t>
+            </w:r>
+          </w:p>
+          <w:p>
+            <w:pPr>
+              <w:pStyle w:val="ListParagraph"/>
+              <w:numPr>
+                <w:ilvl w:val="0"/>
+                <w:numId w:val="1"/>
+              </w:numPr>
+              <w:spacing w:after="80"/>
+              <w:ind w:left="360"/>
+            </w:pPr>
+            <w:r>
+              <w:rPr>
+                <w:rFonts w:ascii="Calibri" w:cs="Calibri" w:eastAsia="Calibri" w:hAnsi="Calibri"/>
+                <w:b/>
+                <w:bCs/>
+                <w:color w:val="0F62FE"/>
+                <w:sz w:val="20"/>
+                <w:szCs w:val="20"/>
+              </w:rPr>
+              <w:t xml:space="preserve">CoreEnroll Membership Modernization: </w:t>
+            </w:r>
+            <w:r>
+              <w:rPr>
+                <w:rFonts w:ascii="Calibri" w:cs="Calibri" w:eastAsia="Calibri" w:hAnsi="Calibri"/>
+                <w:color w:val="21272A"/>
+                <w:sz w:val="20"/>
+                <w:szCs w:val="20"/>
+              </w:rPr>
+              <w:t xml:space="preserve">Legacy enrollment platform to cloud-native migration with 50% eligibility processing speed improvement target.</w:t>
+            </w:r>
+          </w:p>
+          <w:p>
+            <w:pPr>
+              <w:pStyle w:val="ListParagraph"/>
+              <w:numPr>
+                <w:ilvl w:val="0"/>
+                <w:numId w:val="1"/>
+              </w:numPr>
+              <w:spacing w:after="80"/>
+              <w:ind w:left="360"/>
+            </w:pPr>
+            <w:r>
+              <w:rPr>
+                <w:rFonts w:ascii="Calibri" w:cs="Calibri" w:eastAsia="Calibri" w:hAnsi="Calibri"/>
+                <w:b/>
+                <w:bCs/>
+                <w:color w:val="0F62FE"/>
+                <w:sz w:val="20"/>
+                <w:szCs w:val="20"/>
+              </w:rPr>
+              <w:t xml:space="preserve">RateVault Fee Schedule Management: </w:t>
+            </w:r>
+            <w:r>
+              <w:rPr>
+                <w:rFonts w:ascii="Calibri" w:cs="Calibri" w:eastAsia="Calibri" w:hAnsi="Calibri"/>
+                <w:color w:val="21272A"/>
+                <w:sz w:val="20"/>
+                <w:szCs w:val="20"/>
+              </w:rPr>
+              <w:t xml:space="preserve">.NET framework upgrade and LTS compliance delivering 25% rate processing efficiency improvement.</w:t>
+            </w:r>
+          </w:p>
+          <w:p>
+            <w:pPr>
+              <w:pStyle w:val="ListParagraph"/>
+              <w:numPr>
+                <w:ilvl w:val="0"/>
+                <w:numId w:val="1"/>
+              </w:numPr>
+              <w:spacing w:after="80"/>
+              <w:ind w:left="360"/>
+            </w:pPr>
+            <w:r>
+              <w:rPr>
+                <w:rFonts w:ascii="Calibri" w:cs="Calibri" w:eastAsia="Calibri" w:hAnsi="Calibri"/>
+                <w:b/>
+                <w:bCs/>
+                <w:color w:val="0F62FE"/>
+                <w:sz w:val="20"/>
+                <w:szCs w:val="20"/>
+              </w:rPr>
+              <w:t xml:space="preserve">Document Generation (HLGS): </w:t>
+            </w:r>
+            <w:r>
+              <w:rPr>
+                <w:rFonts w:ascii="Calibri" w:cs="Calibri" w:eastAsia="Calibri" w:hAnsi="Calibri"/>
+                <w:color w:val="21272A"/>
+                <w:sz w:val="20"/>
+                <w:szCs w:val="20"/>
+              </w:rPr>
+              <w:t xml:space="preserve">Modernization of Horizon's Letter Generation System to support digital-first member communications.</w:t>
+            </w:r>
+          </w:p>
+          <w:p>
+            <w:pPr>
+              <w:pStyle w:val="ListParagraph"/>
+              <w:numPr>
+                <w:ilvl w:val="0"/>
+                <w:numId w:val="1"/>
+              </w:numPr>
+              <w:spacing w:after="80"/>
+              <w:ind w:left="360"/>
+            </w:pPr>
+            <w:r>
+              <w:rPr>
+                <w:rFonts w:ascii="Calibri" w:cs="Calibri" w:eastAsia="Calibri" w:hAnsi="Calibri"/>
+                <w:b/>
+                <w:bCs/>
+                <w:color w:val="0F62FE"/>
+                <w:sz w:val="20"/>
+                <w:szCs w:val="20"/>
+              </w:rPr>
+              <w:t xml:space="preserve">GroupRate Application Modernization: </w:t>
+            </w:r>
+            <w:r>
+              <w:rPr>
+                <w:rFonts w:ascii="Calibri" w:cs="Calibri" w:eastAsia="Calibri" w:hAnsi="Calibri"/>
+                <w:color w:val="21272A"/>
+                <w:sz w:val="20"/>
+                <w:szCs w:val="20"/>
+              </w:rPr>
+              <w:t xml:space="preserve">Shared codebase modernization for group rate management across Horizon's commercial portfolio.</w:t>
+            </w:r>
+          </w:p>
+          <w:p>
+            <w:pPr>
+              <w:spacing w:after="40"/>
+            </w:pPr>
+            <w:r>
+              <w:rPr>
+                <w:rFonts w:ascii="Calibri" w:cs="Calibri" w:eastAsia="Calibri" w:hAnsi="Calibri"/>
+              </w:rPr>
+              <w:t xml:space="preserve"/>
+            </w:r>
+          </w:p>
+          <w:tbl>
+            <w:tblPr>
+              <w:tblW w:type="dxa" w:w="9072"/>
+              <w:tblBorders>
+                <w:top w:val="single" w:color="FFFFFF" w:sz="0"/>
+                <w:left w:val="single" w:color="FFFFFF" w:sz="0"/>
+                <w:bottom w:val="single" w:color="FFFFFF" w:sz="0"/>
+                <w:right w:val="single" w:color="FFFFFF" w:sz="0"/>
+                <w:insideH w:val="single" w:color="auto" w:sz="4"/>
+                <w:insideV w:val="single" w:color="auto" w:sz="4"/>
+              </w:tblBorders>
+              <w:tblLayout w:type="fixed"/>
+            </w:tblPr>
+            <w:tblGrid>
+              <w:gridCol w:w="100"/>
+            </w:tblGrid>
+            <w:tr>
+              <w:tc>
+                <w:tcPr>
+                  <w:tcBorders>
+                    <w:top w:val="single" w:color="FFFFFF" w:sz="0"/>
+                    <w:left w:val="single" w:color="198038" w:sz="28"/>
+                    <w:bottom w:val="single" w:color="FFFFFF" w:sz="0"/>
+                    <w:right w:val="single" w:color="FFFFFF" w:sz="0"/>
+                  </w:tcBorders>
+                  <w:shd w:fill="DEFBE6" w:val="clear"/>
+                  <w:tcMar>
+                    <w:top w:type="dxa" w:w="160"/>
+                    <w:left w:type="dxa" w:w="280"/>
+                    <w:bottom w:type="dxa" w:w="160"/>
+                    <w:right w:type="dxa" w:w="280"/>
+                  </w:tcMar>
+                </w:tcPr>
+                <w:p>
+                  <w:pPr>
+                    <w:spacing w:after="80" w:before="80"/>
+                    <w:jc w:val="both"/>
+                  </w:pPr>
+                  <w:r>
+                    <w:rPr>
+                      <w:rFonts w:ascii="Calibri" w:cs="Calibri" w:eastAsia="Calibri" w:hAnsi="Calibri"/>
+                      <w:b/>
+                      <w:bCs/>
+                      <w:color w:val="001141"/>
+                      <w:sz w:val="21"/>
+                      <w:szCs w:val="21"/>
+                    </w:rPr>
+                    <w:t xml:space="preserve">IBM's commitment: </w:t>
+                  </w:r>
+                  <w:r>
+                    <w:rPr>
+                      <w:rFonts w:ascii="Calibri" w:cs="Calibri" w:eastAsia="Calibri" w:hAnsi="Calibri"/>
+                      <w:color w:val="21272A"/>
+                      <w:sz w:val="21"/>
+                      <w:szCs w:val="21"/>
+                    </w:rPr>
+                    <w:t xml:space="preserve">Every modernization investment IBM makes at Horizon compounds Horizon's long-term competitive capability — not IBM's dependency. The goal is a Horizon that operates better, faster, and smarter with every programme completed.</w:t>
+                  </w:r>
+                </w:p>
+              </w:tc>
+            </w:tr>
+          </w:tbl>
+          <w:p/>
+        </w:tc>
+      </w:tr>
+    </w:tbl>
+    <w:p>
+      <w:pPr>
+        <w:spacing w:after="40"/>
+      </w:pPr>
+      <w:r>
+        <w:rPr>
+          <w:rFonts w:ascii="Calibri" w:cs="Calibri" w:eastAsia="Calibri" w:hAnsi="Calibri"/>
+        </w:rPr>
+        <w:t xml:space="preserve"/>
+      </w:r>
+    </w:p>
+    <w:tbl>
+      <w:tblPr>
+        <w:tblW w:type="dxa" w:w="9072"/>
+        <w:tblBorders>
+          <w:top w:val="single" w:color="FFFFFF" w:sz="0"/>
+          <w:left w:val="single" w:color="FFFFFF" w:sz="0"/>
+          <w:bottom w:val="single" w:color="FFFFFF" w:sz="0"/>
+          <w:right w:val="single" w:color="FFFFFF" w:sz="0"/>
+          <w:insideH w:val="single" w:color="auto" w:sz="4"/>
+          <w:insideV w:val="single" w:color="auto" w:sz="4"/>
+        </w:tblBorders>
+        <w:tblLayout w:type="fixed"/>
+      </w:tblPr>
+      <w:tblGrid>
+        <w:gridCol w:w="100"/>
+        <w:gridCol w:w="100"/>
+        <w:gridCol w:w="100"/>
+        <w:gridCol w:w="100"/>
+      </w:tblGrid>
+      <w:tr>
+        <w:tc>
+          <w:tcPr>
+            <w:tcW w:type="dxa" w:w="2268"/>
+            <w:tcBorders>
+              <w:top w:val="single" w:color="FFFFFF" w:sz="0"/>
+              <w:left w:val="single" w:color="FFFFFF" w:sz="0"/>
+              <w:bottom w:val="single" w:color="FFFFFF" w:sz="0"/>
+              <w:right w:val="single" w:color="C6C6C6" w:sz="6"/>
+            </w:tcBorders>
+            <w:shd w:fill="F4F4F4" w:val="clear"/>
+            <w:tcMar>
+              <w:top w:type="dxa" w:w="120"/>
+              <w:left w:type="dxa" w:w="80"/>
+              <w:bottom w:type="dxa" w:w="120"/>
+              <w:right w:type="dxa" w:w="80"/>
+            </w:tcMar>
+          </w:tcPr>
+          <w:p>
+            <w:pPr>
+              <w:jc w:val="center"/>
+            </w:pPr>
+            <w:r>
+              <w:rPr>
+                <w:rFonts w:ascii="Calibri" w:cs="Calibri" w:eastAsia="Calibri" w:hAnsi="Calibri"/>
+                <w:b/>
+                <w:bCs/>
+                <w:color w:val="0F62FE"/>
+                <w:sz w:val="48"/>
+                <w:szCs w:val="48"/>
+              </w:rPr>
+              <w:t xml:space="preserve">5</w:t>
+            </w:r>
+          </w:p>
+          <w:p>
+            <w:pPr>
+              <w:spacing w:after="40"/>
+              <w:jc w:val="center"/>
+            </w:pPr>
+            <w:r>
+              <w:rPr>
+                <w:rFonts w:ascii="Calibri" w:cs="Calibri" w:eastAsia="Calibri" w:hAnsi="Calibri"/>
+                <w:color w:val="21272A"/>
+                <w:sz w:val="17"/>
+                <w:szCs w:val="17"/>
+              </w:rPr>
+              <w:t xml:space="preserve">DFD Programme Phases</w:t>
+            </w:r>
+          </w:p>
+        </w:tc>
+        <w:tc>
+          <w:tcPr>
+            <w:tcW w:type="dxa" w:w="2268"/>
+            <w:tcBorders>
+              <w:top w:val="single" w:color="FFFFFF" w:sz="0"/>
+              <w:left w:val="single" w:color="FFFFFF" w:sz="0"/>
+              <w:bottom w:val="single" w:color="FFFFFF" w:sz="0"/>
+              <w:right w:val="single" w:color="C6C6C6" w:sz="6"/>
+            </w:tcBorders>
+            <w:shd w:fill="F4F4F4" w:val="clear"/>
+            <w:tcMar>
+              <w:top w:type="dxa" w:w="120"/>
+              <w:left w:type="dxa" w:w="80"/>
+              <w:bottom w:type="dxa" w:w="120"/>
+              <w:right w:type="dxa" w:w="80"/>
+            </w:tcMar>
+          </w:tcPr>
+          <w:p>
+            <w:pPr>
+              <w:jc w:val="center"/>
+            </w:pPr>
+            <w:r>
+              <w:rPr>
+                <w:rFonts w:ascii="Calibri" w:cs="Calibri" w:eastAsia="Calibri" w:hAnsi="Calibri"/>
+                <w:b/>
+                <w:bCs/>
+                <w:color w:val="009D9A"/>
+                <w:sz w:val="48"/>
+                <w:szCs w:val="48"/>
+              </w:rPr>
+              <w:t xml:space="preserve">COBOL→Java</w:t>
+            </w:r>
+          </w:p>
+          <w:p>
+            <w:pPr>
+              <w:spacing w:after="40"/>
+              <w:jc w:val="center"/>
+            </w:pPr>
+            <w:r>
+              <w:rPr>
+                <w:rFonts w:ascii="Calibri" w:cs="Calibri" w:eastAsia="Calibri" w:hAnsi="Calibri"/>
+                <w:color w:val="21272A"/>
+                <w:sz w:val="17"/>
+                <w:szCs w:val="17"/>
+              </w:rPr>
+              <w:t xml:space="preserve">AI-Assisted Code Conversion</w:t>
+            </w:r>
+          </w:p>
+        </w:tc>
+        <w:tc>
+          <w:tcPr>
+            <w:tcW w:type="dxa" w:w="2268"/>
+            <w:tcBorders>
+              <w:top w:val="single" w:color="FFFFFF" w:sz="0"/>
+              <w:left w:val="single" w:color="FFFFFF" w:sz="0"/>
+              <w:bottom w:val="single" w:color="FFFFFF" w:sz="0"/>
+              <w:right w:val="single" w:color="C6C6C6" w:sz="6"/>
+            </w:tcBorders>
+            <w:shd w:fill="F4F4F4" w:val="clear"/>
+            <w:tcMar>
+              <w:top w:type="dxa" w:w="120"/>
+              <w:left w:type="dxa" w:w="80"/>
+              <w:bottom w:type="dxa" w:w="120"/>
+              <w:right w:type="dxa" w:w="80"/>
+            </w:tcMar>
+          </w:tcPr>
+          <w:p>
+            <w:pPr>
+              <w:jc w:val="center"/>
+            </w:pPr>
+            <w:r>
+              <w:rPr>
+                <w:rFonts w:ascii="Calibri" w:cs="Calibri" w:eastAsia="Calibri" w:hAnsi="Calibri"/>
+                <w:b/>
+                <w:bCs/>
+                <w:color w:val="001141"/>
+                <w:sz w:val="48"/>
+                <w:szCs w:val="48"/>
+              </w:rPr>
+              <w:t xml:space="preserve">60+</w:t>
+            </w:r>
+          </w:p>
+          <w:p>
+            <w:pPr>
+              <w:spacing w:after="40"/>
+              <w:jc w:val="center"/>
+            </w:pPr>
+            <w:r>
+              <w:rPr>
+                <w:rFonts w:ascii="Calibri" w:cs="Calibri" w:eastAsia="Calibri" w:hAnsi="Calibri"/>
+                <w:color w:val="21272A"/>
+                <w:sz w:val="17"/>
+                <w:szCs w:val="17"/>
+              </w:rPr>
+              <w:t xml:space="preserve">Modernization Initiatives</w:t>
+            </w:r>
+          </w:p>
+        </w:tc>
+        <w:tc>
+          <w:tcPr>
+            <w:tcW w:type="dxa" w:w="2268"/>
+            <w:tcBorders>
+              <w:top w:val="single" w:color="FFFFFF" w:sz="0"/>
+              <w:left w:val="single" w:color="FFFFFF" w:sz="0"/>
+              <w:bottom w:val="single" w:color="FFFFFF" w:sz="0"/>
+              <w:right w:val="single" w:color="C6C6C6" w:sz="6"/>
+            </w:tcBorders>
+            <w:shd w:fill="F4F4F4" w:val="clear"/>
+            <w:tcMar>
+              <w:top w:type="dxa" w:w="120"/>
+              <w:left w:type="dxa" w:w="80"/>
+              <w:bottom w:type="dxa" w:w="120"/>
+              <w:right w:type="dxa" w:w="80"/>
+            </w:tcMar>
+          </w:tcPr>
+          <w:p>
+            <w:pPr>
+              <w:jc w:val="center"/>
+            </w:pPr>
+            <w:r>
+              <w:rPr>
+                <w:rFonts w:ascii="Calibri" w:cs="Calibri" w:eastAsia="Calibri" w:hAnsi="Calibri"/>
+                <w:b/>
+                <w:bCs/>
+                <w:color w:val="198038"/>
+                <w:sz w:val="48"/>
+                <w:szCs w:val="48"/>
+              </w:rPr>
+              <w:t xml:space="preserve">Zero</w:t>
+            </w:r>
+          </w:p>
+          <w:p>
+            <w:pPr>
+              <w:spacing w:after="40"/>
+              <w:jc w:val="center"/>
+            </w:pPr>
+            <w:r>
+              <w:rPr>
+                <w:rFonts w:ascii="Calibri" w:cs="Calibri" w:eastAsia="Calibri" w:hAnsi="Calibri"/>
+                <w:color w:val="21272A"/>
+                <w:sz w:val="17"/>
+                <w:szCs w:val="17"/>
+              </w:rPr>
+              <w:t xml:space="preserve">Disruption Commitment</w:t>
+            </w:r>
+          </w:p>
         </w:tc>
       </w:tr>
     </w:tbl>

--- a/IBM_Horizon_AI_Transformation_Proposal_Apr2026.docx
+++ b/IBM_Horizon_AI_Transformation_Proposal_Apr2026.docx
@@ -1052,7 +1052,7 @@
                 <w:sz w:val="20"/>
                 <w:szCs w:val="20"/>
               </w:rPr>
-              <w:t xml:space="preserve">Zero-Disruption Transition — Risk-free phased transition protecting operational continuity.</w:t>
+              <w:t xml:space="preserve">Zero-Disruption Delivery — Risk-free phased transition protecting operational continuity.</w:t>
             </w:r>
           </w:p>
           <w:p>
@@ -1072,7 +1072,7 @@
                 <w:sz w:val="20"/>
                 <w:szCs w:val="20"/>
               </w:rPr>
-              <w:t xml:space="preserve">Continuous Innovation Engine — Horizon Innovation Council driving sustained value beyond steady state.</w:t>
+              <w:t xml:space="preserve">Continuous Innovation Engine — Horizon Transformation Office driving sustained value beyond steady state.</w:t>
             </w:r>
           </w:p>
           <w:p>
@@ -1203,6 +1203,34 @@
                       <w:szCs w:val="19"/>
                     </w:rPr>
                     <w:t xml:space="preserve">• Leader in Enterprise Software Quality &amp; Testing</w:t>
+                  </w:r>
+                </w:p>
+                <w:p>
+                  <w:pPr>
+                    <w:spacing w:after="60"/>
+                  </w:pPr>
+                  <w:r>
+                    <w:rPr>
+                      <w:rFonts w:ascii="Calibri" w:cs="Calibri" w:eastAsia="Calibri" w:hAnsi="Calibri"/>
+                      <w:color w:val="21272A"/>
+                      <w:sz w:val="19"/>
+                      <w:szCs w:val="19"/>
+                    </w:rPr>
+                    <w:t xml:space="preserve">• Enterprise partnerships with AWS, Salesforce and IBM Technology</w:t>
+                  </w:r>
+                </w:p>
+                <w:p>
+                  <w:pPr>
+                    <w:spacing w:after="60"/>
+                  </w:pPr>
+                  <w:r>
+                    <w:rPr>
+                      <w:rFonts w:ascii="Calibri" w:cs="Calibri" w:eastAsia="Calibri" w:hAnsi="Calibri"/>
+                      <w:color w:val="21272A"/>
+                      <w:sz w:val="19"/>
+                      <w:szCs w:val="19"/>
+                    </w:rPr>
+                    <w:t xml:space="preserve">• IBM's client-0 success story which saved IBM ~3.4B USD</w:t>
                   </w:r>
                 </w:p>
               </w:tc>
@@ -1640,7 +1668,7 @@
                 <w:sz w:val="20"/>
                 <w:szCs w:val="20"/>
               </w:rPr>
-              <w:t xml:space="preserve">AI tools to drive application modernisation across the portfolio.</w:t>
+              <w:t xml:space="preserve">AI tools to drive Agile application modernization across the portfolio.</w:t>
             </w:r>
           </w:p>
           <w:p>
@@ -3425,7 +3453,7 @@
                       <w:sz w:val="19"/>
                       <w:szCs w:val="19"/>
                     </w:rPr>
-                    <w:t xml:space="preserve">• HIPAA-compliant — no PHI in demonstration mode</w:t>
+                    <w:t xml:space="preserve">• HIPAA-compliant — no PHI data in the command center</w:t>
                   </w:r>
                 </w:p>
                 <w:p>
@@ -3970,7 +3998,6 @@
             <w:tblGrid>
               <w:gridCol w:w="100"/>
               <w:gridCol w:w="100"/>
-              <w:gridCol w:w="100"/>
             </w:tblGrid>
             <w:tr>
               <w:trPr>
@@ -3978,7 +4005,7 @@
               </w:trPr>
               <w:tc>
                 <w:tcPr>
-                  <w:tcW w:type="dxa" w:w="2800"/>
+                  <w:tcW w:type="dxa" w:w="4000"/>
                   <w:shd w:fill="001141" w:val="clear"/>
                   <w:tcMar>
                     <w:top w:type="dxa" w:w="60"/>
@@ -4007,7 +4034,7 @@
               </w:tc>
               <w:tc>
                 <w:tcPr>
-                  <w:tcW w:type="dxa" w:w="1800"/>
+                  <w:tcW w:type="dxa" w:w="2960"/>
                   <w:shd w:fill="001141" w:val="clear"/>
                   <w:tcMar>
                     <w:top w:type="dxa" w:w="60"/>
@@ -4030,35 +4057,6 @@
                       <w:sz w:val="19"/>
                       <w:szCs w:val="19"/>
                     </w:rPr>
-                    <w:t xml:space="preserve">Baseline</w:t>
-                  </w:r>
-                </w:p>
-              </w:tc>
-              <w:tc>
-                <w:tcPr>
-                  <w:tcW w:type="dxa" w:w="2400"/>
-                  <w:shd w:fill="001141" w:val="clear"/>
-                  <w:tcMar>
-                    <w:top w:type="dxa" w:w="60"/>
-                    <w:left w:type="dxa" w:w="80"/>
-                    <w:bottom w:type="dxa" w:w="60"/>
-                    <w:right w:type="dxa" w:w="80"/>
-                  </w:tcMar>
-                </w:tcPr>
-                <w:p>
-                  <w:pPr>
-                    <w:spacing w:after="60" w:before="60"/>
-                    <w:jc w:val="center"/>
-                  </w:pPr>
-                  <w:r>
-                    <w:rPr>
-                      <w:rFonts w:ascii="Calibri" w:cs="Calibri" w:eastAsia="Calibri" w:hAnsi="Calibri"/>
-                      <w:b/>
-                      <w:bCs/>
-                      <w:color w:val="FFFFFF"/>
-                      <w:sz w:val="19"/>
-                      <w:szCs w:val="19"/>
-                    </w:rPr>
                     <w:t xml:space="preserve">With AIOps</w:t>
                   </w:r>
                 </w:p>
@@ -4067,7 +4065,7 @@
             <w:tr>
               <w:tc>
                 <w:tcPr>
-                  <w:tcW w:type="dxa" w:w="2800"/>
+                  <w:tcW w:type="dxa" w:w="4000"/>
                   <w:shd w:fill="FFFFFF" w:val="clear"/>
                   <w:tcMar>
                     <w:top w:type="dxa" w:w="50"/>
@@ -4096,7 +4094,7 @@
               </w:tc>
               <w:tc>
                 <w:tcPr>
-                  <w:tcW w:type="dxa" w:w="1800"/>
+                  <w:tcW w:type="dxa" w:w="2960"/>
                   <w:shd w:fill="FFFFFF" w:val="clear"/>
                   <w:tcMar>
                     <w:top w:type="dxa" w:w="50"/>
@@ -4117,13 +4115,73 @@
                       <w:sz w:val="19"/>
                       <w:szCs w:val="19"/>
                     </w:rPr>
-                    <w:t xml:space="preserve">4.2 hrs</w:t>
+                    <w:t xml:space="preserve">&lt; 1.8 hrs</w:t>
+                  </w:r>
+                </w:p>
+              </w:tc>
+            </w:tr>
+            <w:tr>
+              <w:tc>
+                <w:tcPr>
+                  <w:tcW w:type="dxa" w:w="4000"/>
+                  <w:shd w:fill="EEF4FF" w:val="clear"/>
+                  <w:tcMar>
+                    <w:top w:type="dxa" w:w="50"/>
+                    <w:left w:type="dxa" w:w="80"/>
+                    <w:bottom w:type="dxa" w:w="50"/>
+                    <w:right w:type="dxa" w:w="80"/>
+                  </w:tcMar>
+                  <w:vAlign w:val="center"/>
+                </w:tcPr>
+                <w:p>
+                  <w:pPr>
+                    <w:spacing w:after="50" w:before="50"/>
+                  </w:pPr>
+                  <w:r>
+                    <w:rPr>
+                      <w:rFonts w:ascii="Calibri" w:cs="Calibri" w:eastAsia="Calibri" w:hAnsi="Calibri"/>
+                      <w:b/>
+                      <w:bCs/>
+                      <w:color w:val="21272A"/>
+                      <w:sz w:val="19"/>
+                      <w:szCs w:val="19"/>
+                    </w:rPr>
+                    <w:t xml:space="preserve">Alert Noise per Shift</w:t>
                   </w:r>
                 </w:p>
               </w:tc>
               <w:tc>
                 <w:tcPr>
-                  <w:tcW w:type="dxa" w:w="2400"/>
+                  <w:tcW w:type="dxa" w:w="2960"/>
+                  <w:shd w:fill="EEF4FF" w:val="clear"/>
+                  <w:tcMar>
+                    <w:top w:type="dxa" w:w="50"/>
+                    <w:left w:type="dxa" w:w="80"/>
+                    <w:bottom w:type="dxa" w:w="50"/>
+                    <w:right w:type="dxa" w:w="80"/>
+                  </w:tcMar>
+                  <w:vAlign w:val="center"/>
+                </w:tcPr>
+                <w:p>
+                  <w:pPr>
+                    <w:spacing w:after="50" w:before="50"/>
+                  </w:pPr>
+                  <w:r>
+                    <w:rPr>
+                      <w:rFonts w:ascii="Calibri" w:cs="Calibri" w:eastAsia="Calibri" w:hAnsi="Calibri"/>
+                      <w:color w:val="21272A"/>
+                      <w:sz w:val="19"/>
+                      <w:szCs w:val="19"/>
+                    </w:rPr>
+                    <w:t xml:space="preserve">&gt; 60% Reduced</w:t>
+                  </w:r>
+                </w:p>
+              </w:tc>
+            </w:tr>
+            <w:tr>
+              <w:tc>
+                <w:tcPr>
+                  <w:tcW w:type="dxa" w:w="4000"/>
                   <w:shd w:fill="FFFFFF" w:val="clear"/>
                   <w:tcMar>
                     <w:top w:type="dxa" w:w="50"/>
@@ -4140,11 +4198,40 @@
                   <w:r>
                     <w:rPr>
                       <w:rFonts w:ascii="Calibri" w:cs="Calibri" w:eastAsia="Calibri" w:hAnsi="Calibri"/>
+                      <w:b/>
+                      <w:bCs/>
                       <w:color w:val="21272A"/>
                       <w:sz w:val="19"/>
                       <w:szCs w:val="19"/>
                     </w:rPr>
-                    <w:t xml:space="preserve">&lt; 1.8 hrs</w:t>
+                    <w:t xml:space="preserve">P3/P4 Auto-Resolution</w:t>
+                  </w:r>
+                </w:p>
+              </w:tc>
+              <w:tc>
+                <w:tcPr>
+                  <w:tcW w:type="dxa" w:w="2960"/>
+                  <w:shd w:fill="FFFFFF" w:val="clear"/>
+                  <w:tcMar>
+                    <w:top w:type="dxa" w:w="50"/>
+                    <w:left w:type="dxa" w:w="80"/>
+                    <w:bottom w:type="dxa" w:w="50"/>
+                    <w:right w:type="dxa" w:w="80"/>
+                  </w:tcMar>
+                  <w:vAlign w:val="center"/>
+                </w:tcPr>
+                <w:p>
+                  <w:pPr>
+                    <w:spacing w:after="50" w:before="50"/>
+                  </w:pPr>
+                  <w:r>
+                    <w:rPr>
+                      <w:rFonts w:ascii="Calibri" w:cs="Calibri" w:eastAsia="Calibri" w:hAnsi="Calibri"/>
+                      <w:color w:val="21272A"/>
+                      <w:sz w:val="19"/>
+                      <w:szCs w:val="19"/>
+                    </w:rPr>
+                    <w:t xml:space="preserve">&gt; 74%</w:t>
                   </w:r>
                 </w:p>
               </w:tc>
@@ -4152,7 +4239,7 @@
             <w:tr>
               <w:tc>
                 <w:tcPr>
-                  <w:tcW w:type="dxa" w:w="2800"/>
+                  <w:tcW w:type="dxa" w:w="4000"/>
                   <w:shd w:fill="EEF4FF" w:val="clear"/>
                   <w:tcMar>
                     <w:top w:type="dxa" w:w="50"/>
@@ -4175,13 +4262,13 @@
                       <w:sz w:val="19"/>
                       <w:szCs w:val="19"/>
                     </w:rPr>
-                    <w:t xml:space="preserve">Alert Noise per Shift</w:t>
+                    <w:t xml:space="preserve">Change Failure Rate</w:t>
                   </w:r>
                 </w:p>
               </w:tc>
               <w:tc>
                 <w:tcPr>
-                  <w:tcW w:type="dxa" w:w="1800"/>
+                  <w:tcW w:type="dxa" w:w="2960"/>
                   <w:shd w:fill="EEF4FF" w:val="clear"/>
                   <w:tcMar>
                     <w:top w:type="dxa" w:w="50"/>
@@ -4202,13 +4289,73 @@
                       <w:sz w:val="19"/>
                       <w:szCs w:val="19"/>
                     </w:rPr>
-                    <w:t xml:space="preserve">High</w:t>
+                    <w:t xml:space="preserve">40% Reduction</w:t>
+                  </w:r>
+                </w:p>
+              </w:tc>
+            </w:tr>
+            <w:tr>
+              <w:tc>
+                <w:tcPr>
+                  <w:tcW w:type="dxa" w:w="4000"/>
+                  <w:shd w:fill="FFFFFF" w:val="clear"/>
+                  <w:tcMar>
+                    <w:top w:type="dxa" w:w="50"/>
+                    <w:left w:type="dxa" w:w="80"/>
+                    <w:bottom w:type="dxa" w:w="50"/>
+                    <w:right w:type="dxa" w:w="80"/>
+                  </w:tcMar>
+                  <w:vAlign w:val="center"/>
+                </w:tcPr>
+                <w:p>
+                  <w:pPr>
+                    <w:spacing w:after="50" w:before="50"/>
+                  </w:pPr>
+                  <w:r>
+                    <w:rPr>
+                      <w:rFonts w:ascii="Calibri" w:cs="Calibri" w:eastAsia="Calibri" w:hAnsi="Calibri"/>
+                      <w:b/>
+                      <w:bCs/>
+                      <w:color w:val="21272A"/>
+                      <w:sz w:val="19"/>
+                      <w:szCs w:val="19"/>
+                    </w:rPr>
+                    <w:t xml:space="preserve">System Availability</w:t>
                   </w:r>
                 </w:p>
               </w:tc>
               <w:tc>
                 <w:tcPr>
-                  <w:tcW w:type="dxa" w:w="2400"/>
+                  <w:tcW w:type="dxa" w:w="2960"/>
+                  <w:shd w:fill="FFFFFF" w:val="clear"/>
+                  <w:tcMar>
+                    <w:top w:type="dxa" w:w="50"/>
+                    <w:left w:type="dxa" w:w="80"/>
+                    <w:bottom w:type="dxa" w:w="50"/>
+                    <w:right w:type="dxa" w:w="80"/>
+                  </w:tcMar>
+                  <w:vAlign w:val="center"/>
+                </w:tcPr>
+                <w:p>
+                  <w:pPr>
+                    <w:spacing w:after="50" w:before="50"/>
+                  </w:pPr>
+                  <w:r>
+                    <w:rPr>
+                      <w:rFonts w:ascii="Calibri" w:cs="Calibri" w:eastAsia="Calibri" w:hAnsi="Calibri"/>
+                      <w:color w:val="21272A"/>
+                      <w:sz w:val="19"/>
+                      <w:szCs w:val="19"/>
+                    </w:rPr>
+                    <w:t xml:space="preserve">99.95%</w:t>
+                  </w:r>
+                </w:p>
+              </w:tc>
+            </w:tr>
+            <w:tr>
+              <w:tc>
+                <w:tcPr>
+                  <w:tcW w:type="dxa" w:w="4000"/>
                   <w:shd w:fill="EEF4FF" w:val="clear"/>
                   <w:tcMar>
                     <w:top w:type="dxa" w:w="50"/>
@@ -4225,104 +4372,19 @@
                   <w:r>
                     <w:rPr>
                       <w:rFonts w:ascii="Calibri" w:cs="Calibri" w:eastAsia="Calibri" w:hAnsi="Calibri"/>
-                      <w:color w:val="21272A"/>
-                      <w:sz w:val="19"/>
-                      <w:szCs w:val="19"/>
-                    </w:rPr>
-                    <w:t xml:space="preserve">&gt; 60% Reduced</w:t>
-                  </w:r>
-                </w:p>
-              </w:tc>
-            </w:tr>
-            <w:tr>
-              <w:tc>
-                <w:tcPr>
-                  <w:tcW w:type="dxa" w:w="2800"/>
-                  <w:shd w:fill="FFFFFF" w:val="clear"/>
-                  <w:tcMar>
-                    <w:top w:type="dxa" w:w="50"/>
-                    <w:left w:type="dxa" w:w="80"/>
-                    <w:bottom w:type="dxa" w:w="50"/>
-                    <w:right w:type="dxa" w:w="80"/>
-                  </w:tcMar>
-                  <w:vAlign w:val="center"/>
-                </w:tcPr>
-                <w:p>
-                  <w:pPr>
-                    <w:spacing w:after="50" w:before="50"/>
-                  </w:pPr>
-                  <w:r>
-                    <w:rPr>
-                      <w:rFonts w:ascii="Calibri" w:cs="Calibri" w:eastAsia="Calibri" w:hAnsi="Calibri"/>
                       <w:b/>
                       <w:bCs/>
                       <w:color w:val="21272A"/>
                       <w:sz w:val="19"/>
                       <w:szCs w:val="19"/>
                     </w:rPr>
-                    <w:t xml:space="preserve">P3/P4 Auto-Resolution</w:t>
+                    <w:t xml:space="preserve">Ops Manual Triage Hours</w:t>
                   </w:r>
                 </w:p>
               </w:tc>
               <w:tc>
                 <w:tcPr>
-                  <w:tcW w:type="dxa" w:w="1800"/>
-                  <w:shd w:fill="FFFFFF" w:val="clear"/>
-                  <w:tcMar>
-                    <w:top w:type="dxa" w:w="50"/>
-                    <w:left w:type="dxa" w:w="80"/>
-                    <w:bottom w:type="dxa" w:w="50"/>
-                    <w:right w:type="dxa" w:w="80"/>
-                  </w:tcMar>
-                  <w:vAlign w:val="center"/>
-                </w:tcPr>
-                <w:p>
-                  <w:pPr>
-                    <w:spacing w:after="50" w:before="50"/>
-                  </w:pPr>
-                  <w:r>
-                    <w:rPr>
-                      <w:rFonts w:ascii="Calibri" w:cs="Calibri" w:eastAsia="Calibri" w:hAnsi="Calibri"/>
-                      <w:color w:val="21272A"/>
-                      <w:sz w:val="19"/>
-                      <w:szCs w:val="19"/>
-                    </w:rPr>
-                    <w:t xml:space="preserve">&lt; 10%</w:t>
-                  </w:r>
-                </w:p>
-              </w:tc>
-              <w:tc>
-                <w:tcPr>
-                  <w:tcW w:type="dxa" w:w="2400"/>
-                  <w:shd w:fill="FFFFFF" w:val="clear"/>
-                  <w:tcMar>
-                    <w:top w:type="dxa" w:w="50"/>
-                    <w:left w:type="dxa" w:w="80"/>
-                    <w:bottom w:type="dxa" w:w="50"/>
-                    <w:right w:type="dxa" w:w="80"/>
-                  </w:tcMar>
-                  <w:vAlign w:val="center"/>
-                </w:tcPr>
-                <w:p>
-                  <w:pPr>
-                    <w:spacing w:after="50" w:before="50"/>
-                  </w:pPr>
-                  <w:r>
-                    <w:rPr>
-                      <w:rFonts w:ascii="Calibri" w:cs="Calibri" w:eastAsia="Calibri" w:hAnsi="Calibri"/>
-                      <w:color w:val="21272A"/>
-                      <w:sz w:val="19"/>
-                      <w:szCs w:val="19"/>
-                    </w:rPr>
-                    <w:t xml:space="preserve">&gt; 74%</w:t>
-                  </w:r>
-                </w:p>
-              </w:tc>
-            </w:tr>
-            <w:tr>
-              <w:tc>
-                <w:tcPr>
-                  <w:tcW w:type="dxa" w:w="2800"/>
+                  <w:tcW w:type="dxa" w:w="2960"/>
                   <w:shd w:fill="EEF4FF" w:val="clear"/>
                   <w:tcMar>
                     <w:top w:type="dxa" w:w="50"/>
@@ -4339,232 +4401,6 @@
                   <w:r>
                     <w:rPr>
                       <w:rFonts w:ascii="Calibri" w:cs="Calibri" w:eastAsia="Calibri" w:hAnsi="Calibri"/>
-                      <w:b/>
-                      <w:bCs/>
-                      <w:color w:val="21272A"/>
-                      <w:sz w:val="19"/>
-                      <w:szCs w:val="19"/>
-                    </w:rPr>
-                    <w:t xml:space="preserve">Change Failure Rate</w:t>
-                  </w:r>
-                </w:p>
-              </w:tc>
-              <w:tc>
-                <w:tcPr>
-                  <w:tcW w:type="dxa" w:w="1800"/>
-                  <w:shd w:fill="EEF4FF" w:val="clear"/>
-                  <w:tcMar>
-                    <w:top w:type="dxa" w:w="50"/>
-                    <w:left w:type="dxa" w:w="80"/>
-                    <w:bottom w:type="dxa" w:w="50"/>
-                    <w:right w:type="dxa" w:w="80"/>
-                  </w:tcMar>
-                  <w:vAlign w:val="center"/>
-                </w:tcPr>
-                <w:p>
-                  <w:pPr>
-                    <w:spacing w:after="50" w:before="50"/>
-                  </w:pPr>
-                  <w:r>
-                    <w:rPr>
-                      <w:rFonts w:ascii="Calibri" w:cs="Calibri" w:eastAsia="Calibri" w:hAnsi="Calibri"/>
-                      <w:color w:val="21272A"/>
-                      <w:sz w:val="19"/>
-                      <w:szCs w:val="19"/>
-                    </w:rPr>
-                    <w:t xml:space="preserve">Baseline</w:t>
-                  </w:r>
-                </w:p>
-              </w:tc>
-              <w:tc>
-                <w:tcPr>
-                  <w:tcW w:type="dxa" w:w="2400"/>
-                  <w:shd w:fill="EEF4FF" w:val="clear"/>
-                  <w:tcMar>
-                    <w:top w:type="dxa" w:w="50"/>
-                    <w:left w:type="dxa" w:w="80"/>
-                    <w:bottom w:type="dxa" w:w="50"/>
-                    <w:right w:type="dxa" w:w="80"/>
-                  </w:tcMar>
-                  <w:vAlign w:val="center"/>
-                </w:tcPr>
-                <w:p>
-                  <w:pPr>
-                    <w:spacing w:after="50" w:before="50"/>
-                  </w:pPr>
-                  <w:r>
-                    <w:rPr>
-                      <w:rFonts w:ascii="Calibri" w:cs="Calibri" w:eastAsia="Calibri" w:hAnsi="Calibri"/>
-                      <w:color w:val="21272A"/>
-                      <w:sz w:val="19"/>
-                      <w:szCs w:val="19"/>
-                    </w:rPr>
-                    <w:t xml:space="preserve">40% Reduction</w:t>
-                  </w:r>
-                </w:p>
-              </w:tc>
-            </w:tr>
-            <w:tr>
-              <w:tc>
-                <w:tcPr>
-                  <w:tcW w:type="dxa" w:w="2800"/>
-                  <w:shd w:fill="FFFFFF" w:val="clear"/>
-                  <w:tcMar>
-                    <w:top w:type="dxa" w:w="50"/>
-                    <w:left w:type="dxa" w:w="80"/>
-                    <w:bottom w:type="dxa" w:w="50"/>
-                    <w:right w:type="dxa" w:w="80"/>
-                  </w:tcMar>
-                  <w:vAlign w:val="center"/>
-                </w:tcPr>
-                <w:p>
-                  <w:pPr>
-                    <w:spacing w:after="50" w:before="50"/>
-                  </w:pPr>
-                  <w:r>
-                    <w:rPr>
-                      <w:rFonts w:ascii="Calibri" w:cs="Calibri" w:eastAsia="Calibri" w:hAnsi="Calibri"/>
-                      <w:b/>
-                      <w:bCs/>
-                      <w:color w:val="21272A"/>
-                      <w:sz w:val="19"/>
-                      <w:szCs w:val="19"/>
-                    </w:rPr>
-                    <w:t xml:space="preserve">System Availability</w:t>
-                  </w:r>
-                </w:p>
-              </w:tc>
-              <w:tc>
-                <w:tcPr>
-                  <w:tcW w:type="dxa" w:w="1800"/>
-                  <w:shd w:fill="FFFFFF" w:val="clear"/>
-                  <w:tcMar>
-                    <w:top w:type="dxa" w:w="50"/>
-                    <w:left w:type="dxa" w:w="80"/>
-                    <w:bottom w:type="dxa" w:w="50"/>
-                    <w:right w:type="dxa" w:w="80"/>
-                  </w:tcMar>
-                  <w:vAlign w:val="center"/>
-                </w:tcPr>
-                <w:p>
-                  <w:pPr>
-                    <w:spacing w:after="50" w:before="50"/>
-                  </w:pPr>
-                  <w:r>
-                    <w:rPr>
-                      <w:rFonts w:ascii="Calibri" w:cs="Calibri" w:eastAsia="Calibri" w:hAnsi="Calibri"/>
-                      <w:color w:val="21272A"/>
-                      <w:sz w:val="19"/>
-                      <w:szCs w:val="19"/>
-                    </w:rPr>
-                    <w:t xml:space="preserve">99.7%</w:t>
-                  </w:r>
-                </w:p>
-              </w:tc>
-              <w:tc>
-                <w:tcPr>
-                  <w:tcW w:type="dxa" w:w="2400"/>
-                  <w:shd w:fill="FFFFFF" w:val="clear"/>
-                  <w:tcMar>
-                    <w:top w:type="dxa" w:w="50"/>
-                    <w:left w:type="dxa" w:w="80"/>
-                    <w:bottom w:type="dxa" w:w="50"/>
-                    <w:right w:type="dxa" w:w="80"/>
-                  </w:tcMar>
-                  <w:vAlign w:val="center"/>
-                </w:tcPr>
-                <w:p>
-                  <w:pPr>
-                    <w:spacing w:after="50" w:before="50"/>
-                  </w:pPr>
-                  <w:r>
-                    <w:rPr>
-                      <w:rFonts w:ascii="Calibri" w:cs="Calibri" w:eastAsia="Calibri" w:hAnsi="Calibri"/>
-                      <w:color w:val="21272A"/>
-                      <w:sz w:val="19"/>
-                      <w:szCs w:val="19"/>
-                    </w:rPr>
-                    <w:t xml:space="preserve">99.95%</w:t>
-                  </w:r>
-                </w:p>
-              </w:tc>
-            </w:tr>
-            <w:tr>
-              <w:tc>
-                <w:tcPr>
-                  <w:tcW w:type="dxa" w:w="2800"/>
-                  <w:shd w:fill="EEF4FF" w:val="clear"/>
-                  <w:tcMar>
-                    <w:top w:type="dxa" w:w="50"/>
-                    <w:left w:type="dxa" w:w="80"/>
-                    <w:bottom w:type="dxa" w:w="50"/>
-                    <w:right w:type="dxa" w:w="80"/>
-                  </w:tcMar>
-                  <w:vAlign w:val="center"/>
-                </w:tcPr>
-                <w:p>
-                  <w:pPr>
-                    <w:spacing w:after="50" w:before="50"/>
-                  </w:pPr>
-                  <w:r>
-                    <w:rPr>
-                      <w:rFonts w:ascii="Calibri" w:cs="Calibri" w:eastAsia="Calibri" w:hAnsi="Calibri"/>
-                      <w:b/>
-                      <w:bCs/>
-                      <w:color w:val="21272A"/>
-                      <w:sz w:val="19"/>
-                      <w:szCs w:val="19"/>
-                    </w:rPr>
-                    <w:t xml:space="preserve">Ops Manual Triage Hours</w:t>
-                  </w:r>
-                </w:p>
-              </w:tc>
-              <w:tc>
-                <w:tcPr>
-                  <w:tcW w:type="dxa" w:w="1800"/>
-                  <w:shd w:fill="EEF4FF" w:val="clear"/>
-                  <w:tcMar>
-                    <w:top w:type="dxa" w:w="50"/>
-                    <w:left w:type="dxa" w:w="80"/>
-                    <w:bottom w:type="dxa" w:w="50"/>
-                    <w:right w:type="dxa" w:w="80"/>
-                  </w:tcMar>
-                  <w:vAlign w:val="center"/>
-                </w:tcPr>
-                <w:p>
-                  <w:pPr>
-                    <w:spacing w:after="50" w:before="50"/>
-                  </w:pPr>
-                  <w:r>
-                    <w:rPr>
-                      <w:rFonts w:ascii="Calibri" w:cs="Calibri" w:eastAsia="Calibri" w:hAnsi="Calibri"/>
-                      <w:color w:val="21272A"/>
-                      <w:sz w:val="19"/>
-                      <w:szCs w:val="19"/>
-                    </w:rPr>
-                    <w:t xml:space="preserve">Full load</w:t>
-                  </w:r>
-                </w:p>
-              </w:tc>
-              <w:tc>
-                <w:tcPr>
-                  <w:tcW w:type="dxa" w:w="2400"/>
-                  <w:shd w:fill="EEF4FF" w:val="clear"/>
-                  <w:tcMar>
-                    <w:top w:type="dxa" w:w="50"/>
-                    <w:left w:type="dxa" w:w="80"/>
-                    <w:bottom w:type="dxa" w:w="50"/>
-                    <w:right w:type="dxa" w:w="80"/>
-                  </w:tcMar>
-                  <w:vAlign w:val="center"/>
-                </w:tcPr>
-                <w:p>
-                  <w:pPr>
-                    <w:spacing w:after="50" w:before="50"/>
-                  </w:pPr>
-                  <w:r>
-                    <w:rPr>
-                      <w:rFonts w:ascii="Calibri" w:cs="Calibri" w:eastAsia="Calibri" w:hAnsi="Calibri"/>
                       <w:color w:val="21272A"/>
                       <w:sz w:val="19"/>
                       <w:szCs w:val="19"/>
@@ -4603,7 +4439,7 @@
                 <w:sz w:val="22"/>
                 <w:szCs w:val="22"/>
               </w:rPr>
-              <w:t xml:space="preserve">Built on Horizon's AWS Stack</w:t>
+              <w:t xml:space="preserve">Built for Horizon's AWS Stack</w:t>
             </w:r>
           </w:p>
           <w:p>
@@ -4765,7 +4601,7 @@
                       <w:sz w:val="22"/>
                       <w:szCs w:val="22"/>
                     </w:rPr>
-                    <w:t xml:space="preserve">✓  ARB Approval Secured</w:t>
+                    <w:t xml:space="preserve">✓  Horizon's ARB Approval Secured</w:t>
                   </w:r>
                 </w:p>
                 <w:p>
@@ -4813,7 +4649,7 @@
                       <w:sz w:val="22"/>
                       <w:szCs w:val="22"/>
                     </w:rPr>
-                    <w:t xml:space="preserve">✓  GenAI Board Approved</w:t>
+                    <w:t xml:space="preserve">✓  Horizon's GenAI Board Approved</w:t>
                   </w:r>
                 </w:p>
                 <w:p>
@@ -4948,7 +4784,7 @@
           <w:sz w:val="22"/>
           <w:szCs w:val="22"/>
         </w:rPr>
-        <w:t xml:space="preserve">ICOE Modernization, Mainframe Migration &amp; Application Rationalization</w:t>
+        <w:t xml:space="preserve">Integration Modernization, Mainframe Migration &amp; Application Rationalization</w:t>
       </w:r>
     </w:p>
     <w:tbl>
@@ -4995,7 +4831,7 @@
                 <w:sz w:val="26"/>
                 <w:szCs w:val="26"/>
               </w:rPr>
-              <w:t xml:space="preserve">ICOE Modernization</w:t>
+              <w:t xml:space="preserve">Integration Modernization</w:t>
             </w:r>
           </w:p>
           <w:p>
@@ -5010,7 +4846,7 @@
                 <w:sz w:val="20"/>
                 <w:szCs w:val="20"/>
               </w:rPr>
-              <w:t xml:space="preserve">IBM's Integration Centre of Excellence (ICOE) Modernization program restructures IBM's delivery organization to align with Horizon's evolving platform landscape — introducing DevSecOps pipelines, product-centric engineering squads, and shared services for API management, identity, and data integration.</w:t>
+              <w:t xml:space="preserve">IBM's Integration Modernization program restructures IBM's delivery organization to align with Horizon's evolving platform landscape — introducing DevSecOps pipelines, product-centric engineering squads, and shared services for API management, identity, and data integration.</w:t>
             </w:r>
           </w:p>
           <w:p>
@@ -5176,7 +5012,7 @@
                 <w:sz w:val="20"/>
                 <w:szCs w:val="20"/>
               </w:rPr>
-              <w:t xml:space="preserve">IBM will conduct a structured assessment of Horizon's ~500 application portfolio using the BUILD ONCE, BENEFIT (BOB) framework — identifying candidates for decommission, consolidation, cloud migration, or AI-augmented modernization.</w:t>
+              <w:t xml:space="preserve">IBM will conduct a structured assessment of Horizon's ~500 application portfolio using Texture and other IBM assets and accelerators like ICCA — identifying candidates for decommission, consolidation, cloud migration, or AI-augmented modernization.</w:t>
             </w:r>
           </w:p>
         </w:tc>
@@ -6042,7 +5878,7 @@
                 <w:sz w:val="48"/>
                 <w:szCs w:val="48"/>
               </w:rPr>
-              <w:t xml:space="preserve">n-2</w:t>
+              <w:t xml:space="preserve">n-1</w:t>
             </w:r>
           </w:p>
           <w:p>
@@ -10426,7 +10262,7 @@
                       <w:sz w:val="19"/>
                       <w:szCs w:val="19"/>
                     </w:rPr>
-                    <w:t xml:space="preserve">• Predictive surge detection alerts leadership 72+ hours ahead</w:t>
+                    <w:t xml:space="preserve">• Predictive surge detection alerts leadership ahead</w:t>
                   </w:r>
                 </w:p>
                 <w:p>
@@ -12934,7 +12770,7 @@
                 <w:sz w:val="23"/>
                 <w:szCs w:val="23"/>
               </w:rPr>
-              <w:t xml:space="preserve"> that brings together AI-first operating platform capability, deep healthcare payer domain expertise, proven global delivery scale, and a willingness to </w:t>
+              <w:t xml:space="preserve"> that brings together AI-first operating platform capability, Horizon's institutional knowledge, deep healthcare payer domain expertise, proven global delivery scale, and a willingness to </w:t>
             </w:r>
             <w:r>
               <w:rPr>
@@ -14476,7 +14312,7 @@
                 <w:sz w:val="26"/>
                 <w:szCs w:val="26"/>
               </w:rPr>
-              <w:t xml:space="preserve">Mainframe Modernization — IBM as Risk Sharer</w:t>
+              <w:t xml:space="preserve">Mainframe Modernization — IBM as a Partner with AWS</w:t>
             </w:r>
           </w:p>
           <w:p>
@@ -14542,150 +14378,6 @@
                 <w:szCs w:val="20"/>
               </w:rPr>
               <w:t xml:space="preserve">The Integration Centre of Excellence Modernization is IBM's commitment to restructure the delivery organisation to match Horizon's evolving platform landscape. This means product-centric engineering squads, DevSecOps pipelines, API management simplification, and observability-first SRE practices — all delivered as a sustained organisational evolution, not a one-time project.</w:t>
-            </w:r>
-          </w:p>
-          <w:p>
-            <w:pPr>
-              <w:pBdr>
-                <w:left w:val="single" w:color="0F62FE" w:sz="20" w:space="8"/>
-              </w:pBdr>
-              <w:spacing w:after="80" w:before="180"/>
-              <w:ind w:left="120"/>
-            </w:pPr>
-            <w:r>
-              <w:rPr>
-                <w:rFonts w:ascii="Calibri" w:cs="Calibri" w:eastAsia="Calibri" w:hAnsi="Calibri"/>
-                <w:b/>
-                <w:bCs/>
-                <w:color w:val="0F62FE"/>
-                <w:sz w:val="22"/>
-                <w:szCs w:val="22"/>
-              </w:rPr>
-              <w:t xml:space="preserve">Other Strategic Programs IBM Will Co-Invest In</w:t>
-            </w:r>
-          </w:p>
-          <w:p>
-            <w:pPr>
-              <w:pStyle w:val="ListParagraph"/>
-              <w:numPr>
-                <w:ilvl w:val="0"/>
-                <w:numId w:val="1"/>
-              </w:numPr>
-              <w:spacing w:after="80"/>
-              <w:ind w:left="360"/>
-            </w:pPr>
-            <w:r>
-              <w:rPr>
-                <w:rFonts w:ascii="Calibri" w:cs="Calibri" w:eastAsia="Calibri" w:hAnsi="Calibri"/>
-                <w:b/>
-                <w:bCs/>
-                <w:color w:val="0F62FE"/>
-                <w:sz w:val="20"/>
-                <w:szCs w:val="20"/>
-              </w:rPr>
-              <w:t xml:space="preserve">CoreEnroll Membership Modernization: </w:t>
-            </w:r>
-            <w:r>
-              <w:rPr>
-                <w:rFonts w:ascii="Calibri" w:cs="Calibri" w:eastAsia="Calibri" w:hAnsi="Calibri"/>
-                <w:color w:val="21272A"/>
-                <w:sz w:val="20"/>
-                <w:szCs w:val="20"/>
-              </w:rPr>
-              <w:t xml:space="preserve">Legacy enrollment platform to cloud-native migration with 50% eligibility processing speed improvement target.</w:t>
-            </w:r>
-          </w:p>
-          <w:p>
-            <w:pPr>
-              <w:pStyle w:val="ListParagraph"/>
-              <w:numPr>
-                <w:ilvl w:val="0"/>
-                <w:numId w:val="1"/>
-              </w:numPr>
-              <w:spacing w:after="80"/>
-              <w:ind w:left="360"/>
-            </w:pPr>
-            <w:r>
-              <w:rPr>
-                <w:rFonts w:ascii="Calibri" w:cs="Calibri" w:eastAsia="Calibri" w:hAnsi="Calibri"/>
-                <w:b/>
-                <w:bCs/>
-                <w:color w:val="0F62FE"/>
-                <w:sz w:val="20"/>
-                <w:szCs w:val="20"/>
-              </w:rPr>
-              <w:t xml:space="preserve">RateVault Fee Schedule Management: </w:t>
-            </w:r>
-            <w:r>
-              <w:rPr>
-                <w:rFonts w:ascii="Calibri" w:cs="Calibri" w:eastAsia="Calibri" w:hAnsi="Calibri"/>
-                <w:color w:val="21272A"/>
-                <w:sz w:val="20"/>
-                <w:szCs w:val="20"/>
-              </w:rPr>
-              <w:t xml:space="preserve">.NET framework upgrade and LTS compliance delivering 25% rate processing efficiency improvement.</w:t>
-            </w:r>
-          </w:p>
-          <w:p>
-            <w:pPr>
-              <w:pStyle w:val="ListParagraph"/>
-              <w:numPr>
-                <w:ilvl w:val="0"/>
-                <w:numId w:val="1"/>
-              </w:numPr>
-              <w:spacing w:after="80"/>
-              <w:ind w:left="360"/>
-            </w:pPr>
-            <w:r>
-              <w:rPr>
-                <w:rFonts w:ascii="Calibri" w:cs="Calibri" w:eastAsia="Calibri" w:hAnsi="Calibri"/>
-                <w:b/>
-                <w:bCs/>
-                <w:color w:val="0F62FE"/>
-                <w:sz w:val="20"/>
-                <w:szCs w:val="20"/>
-              </w:rPr>
-              <w:t xml:space="preserve">Document Generation (HLGS): </w:t>
-            </w:r>
-            <w:r>
-              <w:rPr>
-                <w:rFonts w:ascii="Calibri" w:cs="Calibri" w:eastAsia="Calibri" w:hAnsi="Calibri"/>
-                <w:color w:val="21272A"/>
-                <w:sz w:val="20"/>
-                <w:szCs w:val="20"/>
-              </w:rPr>
-              <w:t xml:space="preserve">Modernization of Horizon's Letter Generation System to support digital-first member communications.</w:t>
-            </w:r>
-          </w:p>
-          <w:p>
-            <w:pPr>
-              <w:pStyle w:val="ListParagraph"/>
-              <w:numPr>
-                <w:ilvl w:val="0"/>
-                <w:numId w:val="1"/>
-              </w:numPr>
-              <w:spacing w:after="80"/>
-              <w:ind w:left="360"/>
-            </w:pPr>
-            <w:r>
-              <w:rPr>
-                <w:rFonts w:ascii="Calibri" w:cs="Calibri" w:eastAsia="Calibri" w:hAnsi="Calibri"/>
-                <w:b/>
-                <w:bCs/>
-                <w:color w:val="0F62FE"/>
-                <w:sz w:val="20"/>
-                <w:szCs w:val="20"/>
-              </w:rPr>
-              <w:t xml:space="preserve">GroupRate Application Modernization: </w:t>
-            </w:r>
-            <w:r>
-              <w:rPr>
-                <w:rFonts w:ascii="Calibri" w:cs="Calibri" w:eastAsia="Calibri" w:hAnsi="Calibri"/>
-                <w:color w:val="21272A"/>
-                <w:sz w:val="20"/>
-                <w:szCs w:val="20"/>
-              </w:rPr>
-              <w:t xml:space="preserve">Shared codebase modernization for group rate management across Horizon's commercial portfolio.</w:t>
             </w:r>
           </w:p>
           <w:p>
@@ -14793,12 +14485,11 @@
         <w:gridCol w:w="100"/>
         <w:gridCol w:w="100"/>
         <w:gridCol w:w="100"/>
-        <w:gridCol w:w="100"/>
       </w:tblGrid>
       <w:tr>
         <w:tc>
           <w:tcPr>
-            <w:tcW w:type="dxa" w:w="2268"/>
+            <w:tcW w:type="dxa" w:w="3024"/>
             <w:tcBorders>
               <w:top w:val="single" w:color="FFFFFF" w:sz="0"/>
               <w:left w:val="single" w:color="FFFFFF" w:sz="0"/>
@@ -14826,7 +14517,7 @@
                 <w:sz w:val="48"/>
                 <w:szCs w:val="48"/>
               </w:rPr>
-              <w:t xml:space="preserve">5</w:t>
+              <w:t xml:space="preserve">ICA + AIOps</w:t>
             </w:r>
           </w:p>
           <w:p>
@@ -14841,13 +14532,13 @@
                 <w:sz w:val="17"/>
                 <w:szCs w:val="17"/>
               </w:rPr>
-              <w:t xml:space="preserve">DFD Programme Phases</w:t>
+              <w:t xml:space="preserve">AI-Infused Delivery</w:t>
             </w:r>
           </w:p>
         </w:tc>
         <w:tc>
           <w:tcPr>
-            <w:tcW w:type="dxa" w:w="2268"/>
+            <w:tcW w:type="dxa" w:w="3024"/>
             <w:tcBorders>
               <w:top w:val="single" w:color="FFFFFF" w:sz="0"/>
               <w:left w:val="single" w:color="FFFFFF" w:sz="0"/>
@@ -14871,11 +14562,11 @@
                 <w:rFonts w:ascii="Calibri" w:cs="Calibri" w:eastAsia="Calibri" w:hAnsi="Calibri"/>
                 <w:b/>
                 <w:bCs/>
-                <w:color w:val="009D9A"/>
+                <w:color w:val="001141"/>
                 <w:sz w:val="48"/>
                 <w:szCs w:val="48"/>
               </w:rPr>
-              <w:t xml:space="preserve">COBOL→Java</w:t>
+              <w:t xml:space="preserve">60+</w:t>
             </w:r>
           </w:p>
           <w:p>
@@ -14890,62 +14581,13 @@
                 <w:sz w:val="17"/>
                 <w:szCs w:val="17"/>
               </w:rPr>
-              <w:t xml:space="preserve">AI-Assisted Code Conversion</w:t>
+              <w:t xml:space="preserve">Modernization Initiatives</w:t>
             </w:r>
           </w:p>
         </w:tc>
         <w:tc>
           <w:tcPr>
-            <w:tcW w:type="dxa" w:w="2268"/>
-            <w:tcBorders>
-              <w:top w:val="single" w:color="FFFFFF" w:sz="0"/>
-              <w:left w:val="single" w:color="FFFFFF" w:sz="0"/>
-              <w:bottom w:val="single" w:color="FFFFFF" w:sz="0"/>
-              <w:right w:val="single" w:color="C6C6C6" w:sz="6"/>
-            </w:tcBorders>
-            <w:shd w:fill="F4F4F4" w:val="clear"/>
-            <w:tcMar>
-              <w:top w:type="dxa" w:w="120"/>
-              <w:left w:type="dxa" w:w="80"/>
-              <w:bottom w:type="dxa" w:w="120"/>
-              <w:right w:type="dxa" w:w="80"/>
-            </w:tcMar>
-          </w:tcPr>
-          <w:p>
-            <w:pPr>
-              <w:jc w:val="center"/>
-            </w:pPr>
-            <w:r>
-              <w:rPr>
-                <w:rFonts w:ascii="Calibri" w:cs="Calibri" w:eastAsia="Calibri" w:hAnsi="Calibri"/>
-                <w:b/>
-                <w:bCs/>
-                <w:color w:val="001141"/>
-                <w:sz w:val="48"/>
-                <w:szCs w:val="48"/>
-              </w:rPr>
-              <w:t xml:space="preserve">60+</w:t>
-            </w:r>
-          </w:p>
-          <w:p>
-            <w:pPr>
-              <w:spacing w:after="40"/>
-              <w:jc w:val="center"/>
-            </w:pPr>
-            <w:r>
-              <w:rPr>
-                <w:rFonts w:ascii="Calibri" w:cs="Calibri" w:eastAsia="Calibri" w:hAnsi="Calibri"/>
-                <w:color w:val="21272A"/>
-                <w:sz w:val="17"/>
-                <w:szCs w:val="17"/>
-              </w:rPr>
-              <w:t xml:space="preserve">Modernization Initiatives</w:t>
-            </w:r>
-          </w:p>
-        </w:tc>
-        <w:tc>
-          <w:tcPr>
-            <w:tcW w:type="dxa" w:w="2268"/>
+            <w:tcW w:type="dxa" w:w="3024"/>
             <w:tcBorders>
               <w:top w:val="single" w:color="FFFFFF" w:sz="0"/>
               <w:left w:val="single" w:color="FFFFFF" w:sz="0"/>
